--- a/public/assets/documents/template-word/template_correspondencia.docx
+++ b/public/assets/documents/template-word/template_correspondencia.docx
@@ -77,12 +77,37 @@
                             <w:pPr>
                               <w:jc w:val="right"/>
                             </w:pPr>
+                            <w:proofErr w:type="spellStart"/>
                             <w:r>
                               <w:rPr>
                                 <w:rFonts w:ascii="Noto Sans" w:eastAsia="Noto Sans" w:hAnsi="Noto Sans" w:cs="Noto Sans"/>
                                 <w:lang w:val="en-US"/>
                               </w:rPr>
-                              <w:t>Fecha de emisión:</w:t>
+                              <w:t>Fecha</w:t>
+                            </w:r>
+                            <w:proofErr w:type="spellEnd"/>
+                            <w:r>
+                              <w:rPr>
+                                <w:rFonts w:ascii="Noto Sans" w:eastAsia="Noto Sans" w:hAnsi="Noto Sans" w:cs="Noto Sans"/>
+                                <w:lang w:val="en-US"/>
+                              </w:rPr>
+                              <w:t xml:space="preserve"> de </w:t>
+                            </w:r>
+                            <w:proofErr w:type="spellStart"/>
+                            <w:r>
+                              <w:rPr>
+                                <w:rFonts w:ascii="Noto Sans" w:eastAsia="Noto Sans" w:hAnsi="Noto Sans" w:cs="Noto Sans"/>
+                                <w:lang w:val="en-US"/>
+                              </w:rPr>
+                              <w:t>emisión</w:t>
+                            </w:r>
+                            <w:proofErr w:type="spellEnd"/>
+                            <w:r>
+                              <w:rPr>
+                                <w:rFonts w:ascii="Noto Sans" w:eastAsia="Noto Sans" w:hAnsi="Noto Sans" w:cs="Noto Sans"/>
+                                <w:lang w:val="en-US"/>
+                              </w:rPr>
+                              <w:t>:</w:t>
                             </w:r>
                           </w:p>
                         </w:txbxContent>
@@ -152,19 +177,7 @@
           <w:sz w:val="28"/>
           <w:szCs w:val="28"/>
         </w:rPr>
-        <w:t>Control de gestió</w:t>
-      </w:r>
-      <w:bookmarkStart w:id="0" w:name="_GoBack"/>
-      <w:bookmarkEnd w:id="0"/>
-      <w:r>
-        <w:rPr>
-          <w:rFonts w:ascii="Noto Sans" w:eastAsia="Noto Sans" w:hAnsi="Noto Sans" w:cs="Noto Sans"/>
-          <w:b/>
-          <w:color w:val="13322B"/>
-          <w:sz w:val="28"/>
-          <w:szCs w:val="28"/>
-        </w:rPr>
-        <w:t>n</w:t>
+        <w:t>Control de gestión</w:t>
       </w:r>
     </w:p>
     <w:tbl>
@@ -204,6 +217,7 @@
                 <w:lang w:val="en-US"/>
               </w:rPr>
             </w:pPr>
+            <w:proofErr w:type="spellStart"/>
             <w:r>
               <w:rPr>
                 <w:rFonts w:ascii="Noto Sans" w:eastAsia="Noto Sans" w:hAnsi="Noto Sans" w:cs="Noto Sans"/>
@@ -213,6 +227,7 @@
               </w:rPr>
               <w:t>Tipo</w:t>
             </w:r>
+            <w:proofErr w:type="spellEnd"/>
           </w:p>
         </w:tc>
         <w:tc>
@@ -233,6 +248,7 @@
                 <w:lang w:val="en-US"/>
               </w:rPr>
             </w:pPr>
+            <w:proofErr w:type="spellStart"/>
             <w:r>
               <w:rPr>
                 <w:rFonts w:ascii="Noto Sans" w:eastAsia="Noto Sans" w:hAnsi="Noto Sans" w:cs="Noto Sans"/>
@@ -242,6 +258,7 @@
               </w:rPr>
               <w:t>Descripción</w:t>
             </w:r>
+            <w:proofErr w:type="spellEnd"/>
           </w:p>
         </w:tc>
         <w:tc>
@@ -262,6 +279,7 @@
                 <w:lang w:val="en-US"/>
               </w:rPr>
             </w:pPr>
+            <w:proofErr w:type="spellStart"/>
             <w:r>
               <w:rPr>
                 <w:rFonts w:ascii="Noto Sans" w:eastAsia="Noto Sans" w:hAnsi="Noto Sans" w:cs="Noto Sans"/>
@@ -271,6 +289,7 @@
               </w:rPr>
               <w:t>Tipo</w:t>
             </w:r>
+            <w:proofErr w:type="spellEnd"/>
           </w:p>
         </w:tc>
         <w:tc>
@@ -290,6 +309,7 @@
                 <w:lang w:val="en-US"/>
               </w:rPr>
             </w:pPr>
+            <w:proofErr w:type="spellStart"/>
             <w:r>
               <w:rPr>
                 <w:rFonts w:ascii="Noto Sans" w:eastAsia="Noto Sans" w:hAnsi="Noto Sans" w:cs="Noto Sans"/>
@@ -299,6 +319,7 @@
               </w:rPr>
               <w:t>Descripción</w:t>
             </w:r>
+            <w:proofErr w:type="spellEnd"/>
           </w:p>
         </w:tc>
       </w:tr>
@@ -333,6 +354,7 @@
               </w:rPr>
               <w:t xml:space="preserve">No. </w:t>
             </w:r>
+            <w:proofErr w:type="spellStart"/>
             <w:r>
               <w:rPr>
                 <w:rFonts w:ascii="Noto Sans" w:eastAsia="Noto Sans" w:hAnsi="Noto Sans" w:cs="Noto Sans"/>
@@ -354,6 +376,7 @@
               </w:rPr>
               <w:t>no</w:t>
             </w:r>
+            <w:proofErr w:type="spellEnd"/>
             <w:r>
               <w:rPr>
                 <w:u w:val="single"/>
@@ -403,13 +426,31 @@
                 <w:lang w:val="en-US"/>
               </w:rPr>
             </w:pPr>
+            <w:proofErr w:type="spellStart"/>
             <w:r>
               <w:rPr>
                 <w:rFonts w:ascii="Noto Sans" w:eastAsia="Noto Sans" w:hAnsi="Noto Sans" w:cs="Noto Sans"/>
                 <w:lang w:val="en-US"/>
               </w:rPr>
-              <w:t>Fecha inicio</w:t>
-            </w:r>
+              <w:t>Fecha</w:t>
+            </w:r>
+            <w:proofErr w:type="spellEnd"/>
+            <w:r>
+              <w:rPr>
+                <w:rFonts w:ascii="Noto Sans" w:eastAsia="Noto Sans" w:hAnsi="Noto Sans" w:cs="Noto Sans"/>
+                <w:lang w:val="en-US"/>
+              </w:rPr>
+              <w:t xml:space="preserve"> </w:t>
+            </w:r>
+            <w:proofErr w:type="spellStart"/>
+            <w:r>
+              <w:rPr>
+                <w:rFonts w:ascii="Noto Sans" w:eastAsia="Noto Sans" w:hAnsi="Noto Sans" w:cs="Noto Sans"/>
+                <w:lang w:val="en-US"/>
+              </w:rPr>
+              <w:t>inicio</w:t>
+            </w:r>
+            <w:proofErr w:type="spellEnd"/>
           </w:p>
         </w:tc>
         <w:tc>
@@ -506,12 +547,21 @@
                 <w:lang w:val="en-US"/>
               </w:rPr>
             </w:pPr>
+            <w:proofErr w:type="spellStart"/>
             <w:r>
               <w:rPr>
                 <w:rFonts w:ascii="Noto Sans" w:eastAsia="Noto Sans" w:hAnsi="Noto Sans" w:cs="Noto Sans"/>
                 <w:lang w:val="en-US"/>
               </w:rPr>
-              <w:t xml:space="preserve">Fecha </w:t>
+              <w:t>Fecha</w:t>
+            </w:r>
+            <w:proofErr w:type="spellEnd"/>
+            <w:r>
+              <w:rPr>
+                <w:rFonts w:ascii="Noto Sans" w:eastAsia="Noto Sans" w:hAnsi="Noto Sans" w:cs="Noto Sans"/>
+                <w:lang w:val="en-US"/>
+              </w:rPr>
+              <w:t xml:space="preserve"> </w:t>
             </w:r>
             <w:r>
               <w:rPr>
@@ -572,8 +622,17 @@
                 <w:rFonts w:ascii="Noto Sans" w:eastAsia="Noto Sans" w:hAnsi="Noto Sans" w:cs="Noto Sans"/>
                 <w:lang w:val="en-US"/>
               </w:rPr>
-              <w:t>Fol. Gestión</w:t>
-            </w:r>
+              <w:t xml:space="preserve">Fol. </w:t>
+            </w:r>
+            <w:proofErr w:type="spellStart"/>
+            <w:r>
+              <w:rPr>
+                <w:rFonts w:ascii="Noto Sans" w:eastAsia="Noto Sans" w:hAnsi="Noto Sans" w:cs="Noto Sans"/>
+                <w:lang w:val="en-US"/>
+              </w:rPr>
+              <w:t>Gestión</w:t>
+            </w:r>
+            <w:proofErr w:type="spellEnd"/>
           </w:p>
         </w:tc>
         <w:tc>
@@ -616,20 +675,31 @@
                 <w:lang w:val="en-US"/>
               </w:rPr>
             </w:pPr>
+            <w:proofErr w:type="spellStart"/>
             <w:r>
               <w:rPr>
                 <w:rFonts w:ascii="Noto Sans" w:eastAsia="Noto Sans" w:hAnsi="Noto Sans" w:cs="Noto Sans"/>
                 <w:lang w:val="en-US"/>
               </w:rPr>
-              <w:t xml:space="preserve">Fecha </w:t>
-            </w:r>
+              <w:t>Fecha</w:t>
+            </w:r>
+            <w:proofErr w:type="spellEnd"/>
             <w:r>
               <w:rPr>
                 <w:rFonts w:ascii="Noto Sans" w:eastAsia="Noto Sans" w:hAnsi="Noto Sans" w:cs="Noto Sans"/>
                 <w:lang w:val="en-US"/>
               </w:rPr>
-              <w:t>captura</w:t>
-            </w:r>
+              <w:t xml:space="preserve"> </w:t>
+            </w:r>
+            <w:r>
+              <w:rPr>
+                <w:rFonts w:ascii="Noto Sans" w:eastAsia="Noto Sans" w:hAnsi="Noto Sans" w:cs="Noto Sans"/>
+                <w:lang w:val="en-US"/>
+              </w:rPr>
+              <w:t>doc.</w:t>
+            </w:r>
+            <w:bookmarkStart w:id="0" w:name="_GoBack"/>
+            <w:bookmarkEnd w:id="0"/>
           </w:p>
         </w:tc>
         <w:tc>
@@ -678,6 +748,7 @@
                 <w:lang w:val="en-US"/>
               </w:rPr>
             </w:pPr>
+            <w:proofErr w:type="spellStart"/>
             <w:r>
               <w:rPr>
                 <w:rFonts w:ascii="Noto Sans" w:eastAsia="Noto Sans" w:hAnsi="Noto Sans" w:cs="Noto Sans"/>
@@ -685,6 +756,7 @@
               </w:rPr>
               <w:t>Unidad</w:t>
             </w:r>
+            <w:proofErr w:type="spellEnd"/>
           </w:p>
         </w:tc>
         <w:tc>
@@ -742,6 +814,7 @@
                 <w:lang w:val="en-US"/>
               </w:rPr>
             </w:pPr>
+            <w:proofErr w:type="spellStart"/>
             <w:r>
               <w:rPr>
                 <w:rFonts w:ascii="Noto Sans" w:eastAsia="Noto Sans" w:hAnsi="Noto Sans" w:cs="Noto Sans"/>
@@ -749,6 +822,7 @@
               </w:rPr>
               <w:t>Coordinación</w:t>
             </w:r>
+            <w:proofErr w:type="spellEnd"/>
           </w:p>
         </w:tc>
         <w:tc>
@@ -798,12 +872,21 @@
                 <w:lang w:val="en-US"/>
               </w:rPr>
             </w:pPr>
+            <w:proofErr w:type="spellStart"/>
             <w:r>
               <w:rPr>
                 <w:rFonts w:ascii="Noto Sans" w:eastAsia="Noto Sans" w:hAnsi="Noto Sans" w:cs="Noto Sans"/>
                 <w:lang w:val="en-US"/>
               </w:rPr>
-              <w:t>Turnado a</w:t>
+              <w:t>Turnado</w:t>
+            </w:r>
+            <w:proofErr w:type="spellEnd"/>
+            <w:r>
+              <w:rPr>
+                <w:rFonts w:ascii="Noto Sans" w:eastAsia="Noto Sans" w:hAnsi="Noto Sans" w:cs="Noto Sans"/>
+                <w:lang w:val="en-US"/>
+              </w:rPr>
+              <w:t xml:space="preserve"> a</w:t>
             </w:r>
           </w:p>
         </w:tc>
@@ -854,12 +937,21 @@
                 <w:lang w:val="en-US"/>
               </w:rPr>
             </w:pPr>
+            <w:proofErr w:type="spellStart"/>
             <w:r>
               <w:rPr>
                 <w:rFonts w:ascii="Noto Sans" w:eastAsia="Noto Sans" w:hAnsi="Noto Sans" w:cs="Noto Sans"/>
                 <w:lang w:val="en-US"/>
               </w:rPr>
-              <w:t>Copia a</w:t>
+              <w:t>Copia</w:t>
+            </w:r>
+            <w:proofErr w:type="spellEnd"/>
+            <w:r>
+              <w:rPr>
+                <w:rFonts w:ascii="Noto Sans" w:eastAsia="Noto Sans" w:hAnsi="Noto Sans" w:cs="Noto Sans"/>
+                <w:lang w:val="en-US"/>
+              </w:rPr>
+              <w:t xml:space="preserve"> a</w:t>
             </w:r>
           </w:p>
         </w:tc>
@@ -2763,6 +2855,7 @@
                 <w:lang w:val="en-US"/>
               </w:rPr>
             </w:pPr>
+            <w:proofErr w:type="spellStart"/>
             <w:r>
               <w:rPr>
                 <w:rFonts w:ascii="Noto Sans" w:eastAsia="Noto Sans" w:hAnsi="Noto Sans" w:cs="Noto Sans"/>
@@ -2770,6 +2863,7 @@
               </w:rPr>
               <w:t>Trámite</w:t>
             </w:r>
+            <w:proofErr w:type="spellEnd"/>
           </w:p>
         </w:tc>
         <w:tc>
@@ -2819,6 +2913,7 @@
                 <w:lang w:val="en-US"/>
               </w:rPr>
             </w:pPr>
+            <w:proofErr w:type="spellStart"/>
             <w:r>
               <w:rPr>
                 <w:rFonts w:ascii="Noto Sans" w:eastAsia="Noto Sans" w:hAnsi="Noto Sans" w:cs="Noto Sans"/>
@@ -2826,6 +2921,7 @@
               </w:rPr>
               <w:t>Código</w:t>
             </w:r>
+            <w:proofErr w:type="spellEnd"/>
           </w:p>
         </w:tc>
         <w:tc>
@@ -2875,6 +2971,7 @@
                 <w:lang w:val="en-US"/>
               </w:rPr>
             </w:pPr>
+            <w:proofErr w:type="spellStart"/>
             <w:r>
               <w:rPr>
                 <w:rFonts w:ascii="Noto Sans" w:eastAsia="Noto Sans" w:hAnsi="Noto Sans" w:cs="Noto Sans"/>
@@ -2882,6 +2979,7 @@
               </w:rPr>
               <w:t>Remitente</w:t>
             </w:r>
+            <w:proofErr w:type="spellEnd"/>
           </w:p>
         </w:tc>
         <w:tc>
@@ -2931,6 +3029,7 @@
                 <w:lang w:val="en-US"/>
               </w:rPr>
             </w:pPr>
+            <w:proofErr w:type="spellStart"/>
             <w:r>
               <w:rPr>
                 <w:rFonts w:ascii="Noto Sans" w:eastAsia="Noto Sans" w:hAnsi="Noto Sans" w:cs="Noto Sans"/>
@@ -2938,6 +3037,7 @@
               </w:rPr>
               <w:t>Puesto</w:t>
             </w:r>
+            <w:proofErr w:type="spellEnd"/>
           </w:p>
         </w:tc>
         <w:tc>
@@ -2995,6 +3095,7 @@
                 <w:lang w:val="en-US"/>
               </w:rPr>
             </w:pPr>
+            <w:proofErr w:type="spellStart"/>
             <w:r>
               <w:rPr>
                 <w:rFonts w:ascii="Noto Sans" w:eastAsia="Noto Sans" w:hAnsi="Noto Sans" w:cs="Noto Sans"/>
@@ -3002,6 +3103,7 @@
               </w:rPr>
               <w:t>Asunto</w:t>
             </w:r>
+            <w:proofErr w:type="spellEnd"/>
           </w:p>
         </w:tc>
         <w:tc>
@@ -3139,6 +3241,7 @@
                 <w:lang w:val="en-US"/>
               </w:rPr>
             </w:pPr>
+            <w:proofErr w:type="spellStart"/>
             <w:r>
               <w:rPr>
                 <w:rFonts w:ascii="Noto Sans" w:eastAsia="Noto Sans" w:hAnsi="Noto Sans" w:cs="Noto Sans"/>
@@ -3146,6 +3249,7 @@
               </w:rPr>
               <w:t>Observaciones</w:t>
             </w:r>
+            <w:proofErr w:type="spellEnd"/>
           </w:p>
         </w:tc>
         <w:tc>
@@ -3219,6 +3323,7 @@
                 <w:lang w:val="en-US"/>
               </w:rPr>
             </w:pPr>
+            <w:proofErr w:type="spellStart"/>
             <w:r>
               <w:rPr>
                 <w:rFonts w:ascii="Noto Sans" w:eastAsia="Noto Sans" w:hAnsi="Noto Sans" w:cs="Noto Sans"/>
@@ -3226,6 +3331,7 @@
               </w:rPr>
               <w:t>Usuario</w:t>
             </w:r>
+            <w:proofErr w:type="spellEnd"/>
           </w:p>
         </w:tc>
         <w:tc>
@@ -3437,8 +3543,19 @@
                                 <w:szCs w:val="20"/>
                                 <w:lang w:val="en-US"/>
                               </w:rPr>
-                              <w:t>Responsible de Control de Gestión</w:t>
+                              <w:t xml:space="preserve">Responsible de Control de </w:t>
                             </w:r>
+                            <w:proofErr w:type="spellStart"/>
+                            <w:r>
+                              <w:rPr>
+                                <w:rFonts w:ascii="Montserrat" w:eastAsia="Noto Sans" w:hAnsi="Montserrat" w:cs="Noto Sans"/>
+                                <w:sz w:val="20"/>
+                                <w:szCs w:val="20"/>
+                                <w:lang w:val="en-US"/>
+                              </w:rPr>
+                              <w:t>Gestión</w:t>
+                            </w:r>
+                            <w:proofErr w:type="spellEnd"/>
                           </w:p>
                           <w:p>
                             <w:pPr>
@@ -3522,7 +3639,7 @@
                                     </pic:cNvPicPr>
                                   </pic:nvPicPr>
                                   <pic:blipFill>
-                                    <a:blip r:embed="rId7">
+                                    <a:blip r:embed="rId8">
                                       <a:extLst>
                                         <a:ext uri="{28A0092B-C50C-407E-A947-70E740481C1C}">
                                           <a14:useLocalDpi xmlns:a14="http://schemas.microsoft.com/office/drawing/2010/main" val="0"/>
@@ -3630,8 +3747,8 @@
       </w:r>
     </w:p>
     <w:sectPr>
-      <w:headerReference w:type="default" r:id="rId8"/>
-      <w:footerReference w:type="default" r:id="rId9"/>
+      <w:headerReference w:type="default" r:id="rId9"/>
+      <w:footerReference w:type="default" r:id="rId10"/>
       <w:pgSz w:w="12240" w:h="15840"/>
       <w:pgMar w:top="720" w:right="720" w:bottom="720" w:left="720" w:header="708" w:footer="708" w:gutter="0"/>
       <w:pgBorders w:offsetFrom="page">
@@ -5293,7 +5410,7 @@
 </file>
 
 <file path=customXml/itemProps1.xml><?xml version="1.0" encoding="utf-8"?>
-<ds:datastoreItem xmlns:ds="http://schemas.openxmlformats.org/officeDocument/2006/customXml" ds:itemID="{E27D529D-7EDA-4A1C-9308-C13305EE97A8}">
+<ds:datastoreItem xmlns:ds="http://schemas.openxmlformats.org/officeDocument/2006/customXml" ds:itemID="{049E4DBC-48B3-404C-813D-B5FDEFA4364B}">
   <ds:schemaRefs>
     <ds:schemaRef ds:uri="http://schemas.openxmlformats.org/officeDocument/2006/bibliography"/>
   </ds:schemaRefs>

--- a/public/assets/documents/template-word/template_correspondencia.docx
+++ b/public/assets/documents/template-word/template_correspondencia.docx
@@ -1,6 +1,6 @@
 
 <file path=word/document.xml><?xml version="1.0" encoding="utf-8"?>
-<w:document xmlns:wpc="http://schemas.microsoft.com/office/word/2010/wordprocessingCanvas" xmlns:cx="http://schemas.microsoft.com/office/drawing/2014/chartex" xmlns:cx1="http://schemas.microsoft.com/office/drawing/2015/9/8/chartex" xmlns:mc="http://schemas.openxmlformats.org/markup-compatibility/2006" xmlns:o="urn:schemas-microsoft-com:office:office" xmlns:r="http://schemas.openxmlformats.org/officeDocument/2006/relationships" xmlns:m="http://schemas.openxmlformats.org/officeDocument/2006/math" xmlns:v="urn:schemas-microsoft-com:vml" xmlns:wp14="http://schemas.microsoft.com/office/word/2010/wordprocessingDrawing" xmlns:wp="http://schemas.openxmlformats.org/drawingml/2006/wordprocessingDrawing" xmlns:w10="urn:schemas-microsoft-com:office:word" xmlns:w="http://schemas.openxmlformats.org/wordprocessingml/2006/main" xmlns:w14="http://schemas.microsoft.com/office/word/2010/wordml" xmlns:w15="http://schemas.microsoft.com/office/word/2012/wordml" xmlns:w16se="http://schemas.microsoft.com/office/word/2015/wordml/symex" xmlns:wpg="http://schemas.microsoft.com/office/word/2010/wordprocessingGroup" xmlns:wpi="http://schemas.microsoft.com/office/word/2010/wordprocessingInk" xmlns:wne="http://schemas.microsoft.com/office/word/2006/wordml" xmlns:wps="http://schemas.microsoft.com/office/word/2010/wordprocessingShape" mc:Ignorable="w14 w15 w16se wp14">
+<w:document xmlns:wpc="http://schemas.microsoft.com/office/word/2010/wordprocessingCanvas" xmlns:cx="http://schemas.microsoft.com/office/drawing/2014/chartex" xmlns:cx1="http://schemas.microsoft.com/office/drawing/2015/9/8/chartex" xmlns:cx2="http://schemas.microsoft.com/office/drawing/2015/10/21/chartex" xmlns:cx3="http://schemas.microsoft.com/office/drawing/2016/5/9/chartex" xmlns:cx4="http://schemas.microsoft.com/office/drawing/2016/5/10/chartex" xmlns:cx5="http://schemas.microsoft.com/office/drawing/2016/5/11/chartex" xmlns:cx6="http://schemas.microsoft.com/office/drawing/2016/5/12/chartex" xmlns:cx7="http://schemas.microsoft.com/office/drawing/2016/5/13/chartex" xmlns:cx8="http://schemas.microsoft.com/office/drawing/2016/5/14/chartex" xmlns:mc="http://schemas.openxmlformats.org/markup-compatibility/2006" xmlns:aink="http://schemas.microsoft.com/office/drawing/2016/ink" xmlns:am3d="http://schemas.microsoft.com/office/drawing/2017/model3d" xmlns:o="urn:schemas-microsoft-com:office:office" xmlns:oel="http://schemas.microsoft.com/office/2019/extlst" xmlns:r="http://schemas.openxmlformats.org/officeDocument/2006/relationships" xmlns:m="http://schemas.openxmlformats.org/officeDocument/2006/math" xmlns:v="urn:schemas-microsoft-com:vml" xmlns:wp14="http://schemas.microsoft.com/office/word/2010/wordprocessingDrawing" xmlns:wp="http://schemas.openxmlformats.org/drawingml/2006/wordprocessingDrawing" xmlns:w10="urn:schemas-microsoft-com:office:word" xmlns:w="http://schemas.openxmlformats.org/wordprocessingml/2006/main" xmlns:w14="http://schemas.microsoft.com/office/word/2010/wordml" xmlns:w15="http://schemas.microsoft.com/office/word/2012/wordml" xmlns:w16cex="http://schemas.microsoft.com/office/word/2018/wordml/cex" xmlns:w16cid="http://schemas.microsoft.com/office/word/2016/wordml/cid" xmlns:w16="http://schemas.microsoft.com/office/word/2018/wordml" xmlns:w16du="http://schemas.microsoft.com/office/word/2023/wordml/word16du" xmlns:w16sdtdh="http://schemas.microsoft.com/office/word/2020/wordml/sdtdatahash" xmlns:w16sdtfl="http://schemas.microsoft.com/office/word/2024/wordml/sdtformatlock" xmlns:w16se="http://schemas.microsoft.com/office/word/2015/wordml/symex" xmlns:wpg="http://schemas.microsoft.com/office/word/2010/wordprocessingGroup" xmlns:wpi="http://schemas.microsoft.com/office/word/2010/wordprocessingInk" xmlns:wne="http://schemas.microsoft.com/office/word/2006/wordml" xmlns:wps="http://schemas.microsoft.com/office/word/2010/wordprocessingShape" mc:Ignorable="w14 w15 w16se w16cid w16 w16cex w16sdtdh w16sdtfl w16du wp14">
   <w:body>
     <w:p>
       <w:pPr>
@@ -77,37 +77,12 @@
                             <w:pPr>
                               <w:jc w:val="right"/>
                             </w:pPr>
-                            <w:proofErr w:type="spellStart"/>
                             <w:r>
                               <w:rPr>
                                 <w:rFonts w:ascii="Noto Sans" w:eastAsia="Noto Sans" w:hAnsi="Noto Sans" w:cs="Noto Sans"/>
                                 <w:lang w:val="en-US"/>
                               </w:rPr>
-                              <w:t>Fecha</w:t>
-                            </w:r>
-                            <w:proofErr w:type="spellEnd"/>
-                            <w:r>
-                              <w:rPr>
-                                <w:rFonts w:ascii="Noto Sans" w:eastAsia="Noto Sans" w:hAnsi="Noto Sans" w:cs="Noto Sans"/>
-                                <w:lang w:val="en-US"/>
-                              </w:rPr>
-                              <w:t xml:space="preserve"> de </w:t>
-                            </w:r>
-                            <w:proofErr w:type="spellStart"/>
-                            <w:r>
-                              <w:rPr>
-                                <w:rFonts w:ascii="Noto Sans" w:eastAsia="Noto Sans" w:hAnsi="Noto Sans" w:cs="Noto Sans"/>
-                                <w:lang w:val="en-US"/>
-                              </w:rPr>
-                              <w:t>emisión</w:t>
-                            </w:r>
-                            <w:proofErr w:type="spellEnd"/>
-                            <w:r>
-                              <w:rPr>
-                                <w:rFonts w:ascii="Noto Sans" w:eastAsia="Noto Sans" w:hAnsi="Noto Sans" w:cs="Noto Sans"/>
-                                <w:lang w:val="en-US"/>
-                              </w:rPr>
-                              <w:t>:</w:t>
+                              <w:t>Fecha de emisión:</w:t>
                             </w:r>
                           </w:p>
                         </w:txbxContent>
@@ -133,7 +108,7 @@
                 <v:stroke joinstyle="miter"/>
                 <v:path gradientshapeok="t" o:connecttype="rect"/>
               </v:shapetype>
-              <v:shape id="Cuadro de texto 2" o:spid="_x0000_s1026" type="#_x0000_t202" style="position:absolute;margin-left:333.15pt;margin-top:23.6pt;width:133.5pt;height:21pt;z-index:251662336;visibility:visible;mso-wrap-style:square;mso-width-percent:0;mso-height-percent:0;mso-wrap-distance-left:9pt;mso-wrap-distance-top:3.6pt;mso-wrap-distance-right:9pt;mso-wrap-distance-bottom:3.6pt;mso-position-horizontal:absolute;mso-position-horizontal-relative:margin;mso-position-vertical:absolute;mso-position-vertical-relative:text;mso-width-percent:0;mso-height-percent:0;mso-width-relative:margin;mso-height-relative:margin;v-text-anchor:top" o:gfxdata="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" filled="f" stroked="f">
+              <v:shape id="Cuadro de texto 2" o:spid="_x0000_s1026" type="#_x0000_t202" style="position:absolute;margin-left:333.15pt;margin-top:23.6pt;width:133.5pt;height:21pt;z-index:251662336;visibility:visible;mso-wrap-style:square;mso-width-percent:0;mso-height-percent:0;mso-wrap-distance-left:9pt;mso-wrap-distance-top:3.6pt;mso-wrap-distance-right:9pt;mso-wrap-distance-bottom:3.6pt;mso-position-horizontal:absolute;mso-position-horizontal-relative:margin;mso-position-vertical:absolute;mso-position-vertical-relative:text;mso-width-percent:0;mso-height-percent:0;mso-width-relative:margin;mso-height-relative:margin;v-text-anchor:top" o:gfxdata="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" filled="f" stroked="f">
                 <v:textbox>
                   <w:txbxContent>
                     <w:p>
@@ -189,10 +164,10 @@
         <w:tblLook w:val="04A0" w:firstRow="1" w:lastRow="0" w:firstColumn="1" w:lastColumn="0" w:noHBand="0" w:noVBand="1"/>
       </w:tblPr>
       <w:tblGrid>
-        <w:gridCol w:w="1684"/>
-        <w:gridCol w:w="5427"/>
-        <w:gridCol w:w="1958"/>
-        <w:gridCol w:w="1568"/>
+        <w:gridCol w:w="1740"/>
+        <w:gridCol w:w="5384"/>
+        <w:gridCol w:w="1946"/>
+        <w:gridCol w:w="1567"/>
       </w:tblGrid>
       <w:tr>
         <w:trPr>
@@ -217,7 +192,6 @@
                 <w:lang w:val="en-US"/>
               </w:rPr>
             </w:pPr>
-            <w:proofErr w:type="spellStart"/>
             <w:r>
               <w:rPr>
                 <w:rFonts w:ascii="Noto Sans" w:eastAsia="Noto Sans" w:hAnsi="Noto Sans" w:cs="Noto Sans"/>
@@ -227,7 +201,6 @@
               </w:rPr>
               <w:t>Tipo</w:t>
             </w:r>
-            <w:proofErr w:type="spellEnd"/>
           </w:p>
         </w:tc>
         <w:tc>
@@ -248,7 +221,6 @@
                 <w:lang w:val="en-US"/>
               </w:rPr>
             </w:pPr>
-            <w:proofErr w:type="spellStart"/>
             <w:r>
               <w:rPr>
                 <w:rFonts w:ascii="Noto Sans" w:eastAsia="Noto Sans" w:hAnsi="Noto Sans" w:cs="Noto Sans"/>
@@ -258,7 +230,6 @@
               </w:rPr>
               <w:t>Descripción</w:t>
             </w:r>
-            <w:proofErr w:type="spellEnd"/>
           </w:p>
         </w:tc>
         <w:tc>
@@ -279,7 +250,6 @@
                 <w:lang w:val="en-US"/>
               </w:rPr>
             </w:pPr>
-            <w:proofErr w:type="spellStart"/>
             <w:r>
               <w:rPr>
                 <w:rFonts w:ascii="Noto Sans" w:eastAsia="Noto Sans" w:hAnsi="Noto Sans" w:cs="Noto Sans"/>
@@ -289,7 +259,6 @@
               </w:rPr>
               <w:t>Tipo</w:t>
             </w:r>
-            <w:proofErr w:type="spellEnd"/>
           </w:p>
         </w:tc>
         <w:tc>
@@ -309,7 +278,6 @@
                 <w:lang w:val="en-US"/>
               </w:rPr>
             </w:pPr>
-            <w:proofErr w:type="spellStart"/>
             <w:r>
               <w:rPr>
                 <w:rFonts w:ascii="Noto Sans" w:eastAsia="Noto Sans" w:hAnsi="Noto Sans" w:cs="Noto Sans"/>
@@ -319,7 +287,6 @@
               </w:rPr>
               <w:t>Descripción</w:t>
             </w:r>
-            <w:proofErr w:type="spellEnd"/>
           </w:p>
         </w:tc>
       </w:tr>
@@ -354,7 +321,6 @@
               </w:rPr>
               <w:t xml:space="preserve">No. </w:t>
             </w:r>
-            <w:proofErr w:type="spellStart"/>
             <w:r>
               <w:rPr>
                 <w:rFonts w:ascii="Noto Sans" w:eastAsia="Noto Sans" w:hAnsi="Noto Sans" w:cs="Noto Sans"/>
@@ -376,7 +342,6 @@
               </w:rPr>
               <w:t>no</w:t>
             </w:r>
-            <w:proofErr w:type="spellEnd"/>
             <w:r>
               <w:rPr>
                 <w:u w:val="single"/>
@@ -426,31 +391,13 @@
                 <w:lang w:val="en-US"/>
               </w:rPr>
             </w:pPr>
-            <w:proofErr w:type="spellStart"/>
             <w:r>
               <w:rPr>
                 <w:rFonts w:ascii="Noto Sans" w:eastAsia="Noto Sans" w:hAnsi="Noto Sans" w:cs="Noto Sans"/>
                 <w:lang w:val="en-US"/>
               </w:rPr>
-              <w:t>Fecha</w:t>
-            </w:r>
-            <w:proofErr w:type="spellEnd"/>
-            <w:r>
-              <w:rPr>
-                <w:rFonts w:ascii="Noto Sans" w:eastAsia="Noto Sans" w:hAnsi="Noto Sans" w:cs="Noto Sans"/>
-                <w:lang w:val="en-US"/>
-              </w:rPr>
-              <w:t xml:space="preserve"> </w:t>
-            </w:r>
-            <w:proofErr w:type="spellStart"/>
-            <w:r>
-              <w:rPr>
-                <w:rFonts w:ascii="Noto Sans" w:eastAsia="Noto Sans" w:hAnsi="Noto Sans" w:cs="Noto Sans"/>
-                <w:lang w:val="en-US"/>
-              </w:rPr>
-              <w:t>inicio</w:t>
-            </w:r>
-            <w:proofErr w:type="spellEnd"/>
+              <w:t>Fecha inicio</w:t>
+            </w:r>
           </w:p>
         </w:tc>
         <w:tc>
@@ -547,21 +494,12 @@
                 <w:lang w:val="en-US"/>
               </w:rPr>
             </w:pPr>
-            <w:proofErr w:type="spellStart"/>
             <w:r>
               <w:rPr>
                 <w:rFonts w:ascii="Noto Sans" w:eastAsia="Noto Sans" w:hAnsi="Noto Sans" w:cs="Noto Sans"/>
                 <w:lang w:val="en-US"/>
               </w:rPr>
-              <w:t>Fecha</w:t>
-            </w:r>
-            <w:proofErr w:type="spellEnd"/>
-            <w:r>
-              <w:rPr>
-                <w:rFonts w:ascii="Noto Sans" w:eastAsia="Noto Sans" w:hAnsi="Noto Sans" w:cs="Noto Sans"/>
-                <w:lang w:val="en-US"/>
-              </w:rPr>
-              <w:t xml:space="preserve"> </w:t>
+              <w:t xml:space="preserve">Fecha </w:t>
             </w:r>
             <w:r>
               <w:rPr>
@@ -622,17 +560,8 @@
                 <w:rFonts w:ascii="Noto Sans" w:eastAsia="Noto Sans" w:hAnsi="Noto Sans" w:cs="Noto Sans"/>
                 <w:lang w:val="en-US"/>
               </w:rPr>
-              <w:t xml:space="preserve">Fol. </w:t>
-            </w:r>
-            <w:proofErr w:type="spellStart"/>
-            <w:r>
-              <w:rPr>
-                <w:rFonts w:ascii="Noto Sans" w:eastAsia="Noto Sans" w:hAnsi="Noto Sans" w:cs="Noto Sans"/>
-                <w:lang w:val="en-US"/>
-              </w:rPr>
-              <w:t>Gestión</w:t>
-            </w:r>
-            <w:proofErr w:type="spellEnd"/>
+              <w:t>Fol. Gestión</w:t>
+            </w:r>
           </w:p>
         </w:tc>
         <w:tc>
@@ -675,31 +604,20 @@
                 <w:lang w:val="en-US"/>
               </w:rPr>
             </w:pPr>
-            <w:proofErr w:type="spellStart"/>
             <w:r>
               <w:rPr>
                 <w:rFonts w:ascii="Noto Sans" w:eastAsia="Noto Sans" w:hAnsi="Noto Sans" w:cs="Noto Sans"/>
                 <w:lang w:val="en-US"/>
               </w:rPr>
-              <w:t>Fecha</w:t>
-            </w:r>
-            <w:proofErr w:type="spellEnd"/>
+              <w:t xml:space="preserve">Fecha </w:t>
+            </w:r>
             <w:r>
               <w:rPr>
                 <w:rFonts w:ascii="Noto Sans" w:eastAsia="Noto Sans" w:hAnsi="Noto Sans" w:cs="Noto Sans"/>
                 <w:lang w:val="en-US"/>
               </w:rPr>
-              <w:t xml:space="preserve"> </w:t>
-            </w:r>
-            <w:r>
-              <w:rPr>
-                <w:rFonts w:ascii="Noto Sans" w:eastAsia="Noto Sans" w:hAnsi="Noto Sans" w:cs="Noto Sans"/>
-                <w:lang w:val="en-US"/>
-              </w:rPr>
               <w:t>doc.</w:t>
             </w:r>
-            <w:bookmarkStart w:id="0" w:name="_GoBack"/>
-            <w:bookmarkEnd w:id="0"/>
           </w:p>
         </w:tc>
         <w:tc>
@@ -748,7 +666,6 @@
                 <w:lang w:val="en-US"/>
               </w:rPr>
             </w:pPr>
-            <w:proofErr w:type="spellStart"/>
             <w:r>
               <w:rPr>
                 <w:rFonts w:ascii="Noto Sans" w:eastAsia="Noto Sans" w:hAnsi="Noto Sans" w:cs="Noto Sans"/>
@@ -756,7 +673,6 @@
               </w:rPr>
               <w:t>Unidad</w:t>
             </w:r>
-            <w:proofErr w:type="spellEnd"/>
           </w:p>
         </w:tc>
         <w:tc>
@@ -814,7 +730,6 @@
                 <w:lang w:val="en-US"/>
               </w:rPr>
             </w:pPr>
-            <w:proofErr w:type="spellStart"/>
             <w:r>
               <w:rPr>
                 <w:rFonts w:ascii="Noto Sans" w:eastAsia="Noto Sans" w:hAnsi="Noto Sans" w:cs="Noto Sans"/>
@@ -822,7 +737,6 @@
               </w:rPr>
               <w:t>Coordinación</w:t>
             </w:r>
-            <w:proofErr w:type="spellEnd"/>
           </w:p>
         </w:tc>
         <w:tc>
@@ -872,21 +786,12 @@
                 <w:lang w:val="en-US"/>
               </w:rPr>
             </w:pPr>
-            <w:proofErr w:type="spellStart"/>
             <w:r>
               <w:rPr>
                 <w:rFonts w:ascii="Noto Sans" w:eastAsia="Noto Sans" w:hAnsi="Noto Sans" w:cs="Noto Sans"/>
                 <w:lang w:val="en-US"/>
               </w:rPr>
-              <w:t>Turnado</w:t>
-            </w:r>
-            <w:proofErr w:type="spellEnd"/>
-            <w:r>
-              <w:rPr>
-                <w:rFonts w:ascii="Noto Sans" w:eastAsia="Noto Sans" w:hAnsi="Noto Sans" w:cs="Noto Sans"/>
-                <w:lang w:val="en-US"/>
-              </w:rPr>
-              <w:t xml:space="preserve"> a</w:t>
+              <w:t>Turnado a</w:t>
             </w:r>
           </w:p>
         </w:tc>
@@ -937,21 +842,12 @@
                 <w:lang w:val="en-US"/>
               </w:rPr>
             </w:pPr>
-            <w:proofErr w:type="spellStart"/>
             <w:r>
               <w:rPr>
                 <w:rFonts w:ascii="Noto Sans" w:eastAsia="Noto Sans" w:hAnsi="Noto Sans" w:cs="Noto Sans"/>
                 <w:lang w:val="en-US"/>
               </w:rPr>
-              <w:t>Copia</w:t>
-            </w:r>
-            <w:proofErr w:type="spellEnd"/>
-            <w:r>
-              <w:rPr>
-                <w:rFonts w:ascii="Noto Sans" w:eastAsia="Noto Sans" w:hAnsi="Noto Sans" w:cs="Noto Sans"/>
-                <w:lang w:val="en-US"/>
-              </w:rPr>
-              <w:t xml:space="preserve"> a</w:t>
+              <w:t>Copia a</w:t>
             </w:r>
           </w:p>
         </w:tc>
@@ -1409,7 +1305,7 @@
                 <w:sz w:val="16"/>
                 <w:lang w:val="en-US"/>
               </w:rPr>
-              <w:t>COORDINACIÓN TÉCNICA DE NÓMINA IMSS-BIENESTAR Y HRAES</w:t>
+              <w:t>COORDINACIÓN TÉCNICA DE NÓMINA</w:t>
             </w:r>
           </w:p>
           <w:p>
@@ -2855,7 +2751,6 @@
                 <w:lang w:val="en-US"/>
               </w:rPr>
             </w:pPr>
-            <w:proofErr w:type="spellStart"/>
             <w:r>
               <w:rPr>
                 <w:rFonts w:ascii="Noto Sans" w:eastAsia="Noto Sans" w:hAnsi="Noto Sans" w:cs="Noto Sans"/>
@@ -2863,7 +2758,6 @@
               </w:rPr>
               <w:t>Trámite</w:t>
             </w:r>
-            <w:proofErr w:type="spellEnd"/>
           </w:p>
         </w:tc>
         <w:tc>
@@ -2913,7 +2807,6 @@
                 <w:lang w:val="en-US"/>
               </w:rPr>
             </w:pPr>
-            <w:proofErr w:type="spellStart"/>
             <w:r>
               <w:rPr>
                 <w:rFonts w:ascii="Noto Sans" w:eastAsia="Noto Sans" w:hAnsi="Noto Sans" w:cs="Noto Sans"/>
@@ -2921,7 +2814,6 @@
               </w:rPr>
               <w:t>Código</w:t>
             </w:r>
-            <w:proofErr w:type="spellEnd"/>
           </w:p>
         </w:tc>
         <w:tc>
@@ -2971,7 +2863,6 @@
                 <w:lang w:val="en-US"/>
               </w:rPr>
             </w:pPr>
-            <w:proofErr w:type="spellStart"/>
             <w:r>
               <w:rPr>
                 <w:rFonts w:ascii="Noto Sans" w:eastAsia="Noto Sans" w:hAnsi="Noto Sans" w:cs="Noto Sans"/>
@@ -2979,7 +2870,6 @@
               </w:rPr>
               <w:t>Remitente</w:t>
             </w:r>
-            <w:proofErr w:type="spellEnd"/>
           </w:p>
         </w:tc>
         <w:tc>
@@ -3029,7 +2919,6 @@
                 <w:lang w:val="en-US"/>
               </w:rPr>
             </w:pPr>
-            <w:proofErr w:type="spellStart"/>
             <w:r>
               <w:rPr>
                 <w:rFonts w:ascii="Noto Sans" w:eastAsia="Noto Sans" w:hAnsi="Noto Sans" w:cs="Noto Sans"/>
@@ -3037,7 +2926,6 @@
               </w:rPr>
               <w:t>Puesto</w:t>
             </w:r>
-            <w:proofErr w:type="spellEnd"/>
           </w:p>
         </w:tc>
         <w:tc>
@@ -3095,7 +2983,6 @@
                 <w:lang w:val="en-US"/>
               </w:rPr>
             </w:pPr>
-            <w:proofErr w:type="spellStart"/>
             <w:r>
               <w:rPr>
                 <w:rFonts w:ascii="Noto Sans" w:eastAsia="Noto Sans" w:hAnsi="Noto Sans" w:cs="Noto Sans"/>
@@ -3103,7 +2990,6 @@
               </w:rPr>
               <w:t>Asunto</w:t>
             </w:r>
-            <w:proofErr w:type="spellEnd"/>
           </w:p>
         </w:tc>
         <w:tc>
@@ -3241,7 +3127,6 @@
                 <w:lang w:val="en-US"/>
               </w:rPr>
             </w:pPr>
-            <w:proofErr w:type="spellStart"/>
             <w:r>
               <w:rPr>
                 <w:rFonts w:ascii="Noto Sans" w:eastAsia="Noto Sans" w:hAnsi="Noto Sans" w:cs="Noto Sans"/>
@@ -3249,7 +3134,6 @@
               </w:rPr>
               <w:t>Observaciones</w:t>
             </w:r>
-            <w:proofErr w:type="spellEnd"/>
           </w:p>
         </w:tc>
         <w:tc>
@@ -3323,7 +3207,6 @@
                 <w:lang w:val="en-US"/>
               </w:rPr>
             </w:pPr>
-            <w:proofErr w:type="spellStart"/>
             <w:r>
               <w:rPr>
                 <w:rFonts w:ascii="Noto Sans" w:eastAsia="Noto Sans" w:hAnsi="Noto Sans" w:cs="Noto Sans"/>
@@ -3331,7 +3214,6 @@
               </w:rPr>
               <w:t>Usuario</w:t>
             </w:r>
-            <w:proofErr w:type="spellEnd"/>
           </w:p>
         </w:tc>
         <w:tc>
@@ -3382,6 +3264,7 @@
           <w:szCs w:val="16"/>
           <w:lang w:eastAsia="es-MX"/>
         </w:rPr>
+        <w:lastRenderedPageBreak/>
         <mc:AlternateContent>
           <mc:Choice Requires="wps">
             <w:drawing>
@@ -3543,19 +3426,8 @@
                                 <w:szCs w:val="20"/>
                                 <w:lang w:val="en-US"/>
                               </w:rPr>
-                              <w:t xml:space="preserve">Responsible de Control de </w:t>
+                              <w:t>Responsible de Control de Gestión</w:t>
                             </w:r>
-                            <w:proofErr w:type="spellStart"/>
-                            <w:r>
-                              <w:rPr>
-                                <w:rFonts w:ascii="Montserrat" w:eastAsia="Noto Sans" w:hAnsi="Montserrat" w:cs="Noto Sans"/>
-                                <w:sz w:val="20"/>
-                                <w:szCs w:val="20"/>
-                                <w:lang w:val="en-US"/>
-                              </w:rPr>
-                              <w:t>Gestión</w:t>
-                            </w:r>
-                            <w:proofErr w:type="spellEnd"/>
                           </w:p>
                           <w:p>
                             <w:pPr>
@@ -3598,7 +3470,7 @@
           </mc:Choice>
           <mc:Fallback>
             <w:pict>
-              <v:shape w14:anchorId="773414AD" id="_x0000_s1027" type="#_x0000_t202" style="position:absolute;margin-left:-36pt;margin-top:20.95pt;width:612pt;height:45.65pt;z-index:251735040;visibility:visible;mso-wrap-style:square;mso-width-percent:0;mso-height-percent:0;mso-wrap-distance-left:9pt;mso-wrap-distance-top:3.6pt;mso-wrap-distance-right:9pt;mso-wrap-distance-bottom:3.6pt;mso-position-horizontal:absolute;mso-position-horizontal-relative:margin;mso-position-vertical:absolute;mso-position-vertical-relative:text;mso-width-percent:0;mso-height-percent:0;mso-width-relative:margin;mso-height-relative:margin;v-text-anchor:top" o:gfxdata="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" filled="f" stroked="f">
+              <v:shape w14:anchorId="773414AD" id="_x0000_s1027" type="#_x0000_t202" style="position:absolute;margin-left:-36pt;margin-top:20.95pt;width:612pt;height:45.65pt;z-index:251735040;visibility:visible;mso-wrap-style:square;mso-width-percent:0;mso-height-percent:0;mso-wrap-distance-left:9pt;mso-wrap-distance-top:3.6pt;mso-wrap-distance-right:9pt;mso-wrap-distance-bottom:3.6pt;mso-position-horizontal:absolute;mso-position-horizontal-relative:margin;mso-position-vertical:absolute;mso-position-vertical-relative:text;mso-width-percent:0;mso-height-percent:0;mso-width-relative:margin;mso-height-relative:margin;v-text-anchor:top" o:gfxdata="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" filled="f" stroked="f">
                 <v:textbox>
                   <w:txbxContent>
                     <w:p>
@@ -3639,7 +3511,7 @@
                                     </pic:cNvPicPr>
                                   </pic:nvPicPr>
                                   <pic:blipFill>
-                                    <a:blip r:embed="rId8">
+                                    <a:blip r:embed="rId7">
                                       <a:extLst>
                                         <a:ext uri="{28A0092B-C50C-407E-A947-70E740481C1C}">
                                           <a14:useLocalDpi xmlns:a14="http://schemas.microsoft.com/office/drawing/2010/main" val="0"/>
@@ -3747,8 +3619,8 @@
       </w:r>
     </w:p>
     <w:sectPr>
-      <w:headerReference w:type="default" r:id="rId9"/>
-      <w:footerReference w:type="default" r:id="rId10"/>
+      <w:headerReference w:type="default" r:id="rId8"/>
+      <w:footerReference w:type="default" r:id="rId9"/>
       <w:pgSz w:w="12240" w:h="15840"/>
       <w:pgMar w:top="720" w:right="720" w:bottom="720" w:left="720" w:header="708" w:footer="708" w:gutter="0"/>
       <w:pgBorders w:offsetFrom="page">
@@ -3764,7 +3636,7 @@
 </file>
 
 <file path=word/endnotes.xml><?xml version="1.0" encoding="utf-8"?>
-<w:endnotes xmlns:wpc="http://schemas.microsoft.com/office/word/2010/wordprocessingCanvas" xmlns:cx="http://schemas.microsoft.com/office/drawing/2014/chartex" xmlns:cx1="http://schemas.microsoft.com/office/drawing/2015/9/8/chartex" xmlns:mc="http://schemas.openxmlformats.org/markup-compatibility/2006" xmlns:o="urn:schemas-microsoft-com:office:office" xmlns:r="http://schemas.openxmlformats.org/officeDocument/2006/relationships" xmlns:m="http://schemas.openxmlformats.org/officeDocument/2006/math" xmlns:v="urn:schemas-microsoft-com:vml" xmlns:wp14="http://schemas.microsoft.com/office/word/2010/wordprocessingDrawing" xmlns:wp="http://schemas.openxmlformats.org/drawingml/2006/wordprocessingDrawing" xmlns:w10="urn:schemas-microsoft-com:office:word" xmlns:w="http://schemas.openxmlformats.org/wordprocessingml/2006/main" xmlns:w14="http://schemas.microsoft.com/office/word/2010/wordml" xmlns:w15="http://schemas.microsoft.com/office/word/2012/wordml" xmlns:w16se="http://schemas.microsoft.com/office/word/2015/wordml/symex" xmlns:wpg="http://schemas.microsoft.com/office/word/2010/wordprocessingGroup" xmlns:wpi="http://schemas.microsoft.com/office/word/2010/wordprocessingInk" xmlns:wne="http://schemas.microsoft.com/office/word/2006/wordml" xmlns:wps="http://schemas.microsoft.com/office/word/2010/wordprocessingShape" mc:Ignorable="w14 w15 w16se wp14">
+<w:endnotes xmlns:wpc="http://schemas.microsoft.com/office/word/2010/wordprocessingCanvas" xmlns:cx="http://schemas.microsoft.com/office/drawing/2014/chartex" xmlns:cx1="http://schemas.microsoft.com/office/drawing/2015/9/8/chartex" xmlns:cx2="http://schemas.microsoft.com/office/drawing/2015/10/21/chartex" xmlns:cx3="http://schemas.microsoft.com/office/drawing/2016/5/9/chartex" xmlns:cx4="http://schemas.microsoft.com/office/drawing/2016/5/10/chartex" xmlns:cx5="http://schemas.microsoft.com/office/drawing/2016/5/11/chartex" xmlns:cx6="http://schemas.microsoft.com/office/drawing/2016/5/12/chartex" xmlns:cx7="http://schemas.microsoft.com/office/drawing/2016/5/13/chartex" xmlns:cx8="http://schemas.microsoft.com/office/drawing/2016/5/14/chartex" xmlns:mc="http://schemas.openxmlformats.org/markup-compatibility/2006" xmlns:aink="http://schemas.microsoft.com/office/drawing/2016/ink" xmlns:am3d="http://schemas.microsoft.com/office/drawing/2017/model3d" xmlns:o="urn:schemas-microsoft-com:office:office" xmlns:oel="http://schemas.microsoft.com/office/2019/extlst" xmlns:r="http://schemas.openxmlformats.org/officeDocument/2006/relationships" xmlns:m="http://schemas.openxmlformats.org/officeDocument/2006/math" xmlns:v="urn:schemas-microsoft-com:vml" xmlns:wp14="http://schemas.microsoft.com/office/word/2010/wordprocessingDrawing" xmlns:wp="http://schemas.openxmlformats.org/drawingml/2006/wordprocessingDrawing" xmlns:w10="urn:schemas-microsoft-com:office:word" xmlns:w="http://schemas.openxmlformats.org/wordprocessingml/2006/main" xmlns:w14="http://schemas.microsoft.com/office/word/2010/wordml" xmlns:w15="http://schemas.microsoft.com/office/word/2012/wordml" xmlns:w16cex="http://schemas.microsoft.com/office/word/2018/wordml/cex" xmlns:w16cid="http://schemas.microsoft.com/office/word/2016/wordml/cid" xmlns:w16="http://schemas.microsoft.com/office/word/2018/wordml" xmlns:w16du="http://schemas.microsoft.com/office/word/2023/wordml/word16du" xmlns:w16sdtdh="http://schemas.microsoft.com/office/word/2020/wordml/sdtdatahash" xmlns:w16sdtfl="http://schemas.microsoft.com/office/word/2024/wordml/sdtformatlock" xmlns:w16se="http://schemas.microsoft.com/office/word/2015/wordml/symex" xmlns:wpg="http://schemas.microsoft.com/office/word/2010/wordprocessingGroup" xmlns:wpi="http://schemas.microsoft.com/office/word/2010/wordprocessingInk" xmlns:wne="http://schemas.microsoft.com/office/word/2006/wordml" xmlns:wps="http://schemas.microsoft.com/office/word/2010/wordprocessingShape" mc:Ignorable="w14 w15 w16se w16cid w16 w16cex w16sdtdh w16sdtfl w16du wp14">
   <w:endnote w:type="separator" w:id="-1">
     <w:p>
       <w:pPr>
@@ -3789,7 +3661,7 @@
 </file>
 
 <file path=word/footer1.xml><?xml version="1.0" encoding="utf-8"?>
-<w:ftr xmlns:wpc="http://schemas.microsoft.com/office/word/2010/wordprocessingCanvas" xmlns:cx="http://schemas.microsoft.com/office/drawing/2014/chartex" xmlns:cx1="http://schemas.microsoft.com/office/drawing/2015/9/8/chartex" xmlns:mc="http://schemas.openxmlformats.org/markup-compatibility/2006" xmlns:o="urn:schemas-microsoft-com:office:office" xmlns:r="http://schemas.openxmlformats.org/officeDocument/2006/relationships" xmlns:m="http://schemas.openxmlformats.org/officeDocument/2006/math" xmlns:v="urn:schemas-microsoft-com:vml" xmlns:wp14="http://schemas.microsoft.com/office/word/2010/wordprocessingDrawing" xmlns:wp="http://schemas.openxmlformats.org/drawingml/2006/wordprocessingDrawing" xmlns:w10="urn:schemas-microsoft-com:office:word" xmlns:w="http://schemas.openxmlformats.org/wordprocessingml/2006/main" xmlns:w14="http://schemas.microsoft.com/office/word/2010/wordml" xmlns:w15="http://schemas.microsoft.com/office/word/2012/wordml" xmlns:w16se="http://schemas.microsoft.com/office/word/2015/wordml/symex" xmlns:wpg="http://schemas.microsoft.com/office/word/2010/wordprocessingGroup" xmlns:wpi="http://schemas.microsoft.com/office/word/2010/wordprocessingInk" xmlns:wne="http://schemas.microsoft.com/office/word/2006/wordml" xmlns:wps="http://schemas.microsoft.com/office/word/2010/wordprocessingShape" mc:Ignorable="w14 w15 w16se wp14">
+<w:ftr xmlns:wpc="http://schemas.microsoft.com/office/word/2010/wordprocessingCanvas" xmlns:cx="http://schemas.microsoft.com/office/drawing/2014/chartex" xmlns:cx1="http://schemas.microsoft.com/office/drawing/2015/9/8/chartex" xmlns:cx2="http://schemas.microsoft.com/office/drawing/2015/10/21/chartex" xmlns:cx3="http://schemas.microsoft.com/office/drawing/2016/5/9/chartex" xmlns:cx4="http://schemas.microsoft.com/office/drawing/2016/5/10/chartex" xmlns:cx5="http://schemas.microsoft.com/office/drawing/2016/5/11/chartex" xmlns:cx6="http://schemas.microsoft.com/office/drawing/2016/5/12/chartex" xmlns:cx7="http://schemas.microsoft.com/office/drawing/2016/5/13/chartex" xmlns:cx8="http://schemas.microsoft.com/office/drawing/2016/5/14/chartex" xmlns:mc="http://schemas.openxmlformats.org/markup-compatibility/2006" xmlns:aink="http://schemas.microsoft.com/office/drawing/2016/ink" xmlns:am3d="http://schemas.microsoft.com/office/drawing/2017/model3d" xmlns:o="urn:schemas-microsoft-com:office:office" xmlns:oel="http://schemas.microsoft.com/office/2019/extlst" xmlns:r="http://schemas.openxmlformats.org/officeDocument/2006/relationships" xmlns:m="http://schemas.openxmlformats.org/officeDocument/2006/math" xmlns:v="urn:schemas-microsoft-com:vml" xmlns:wp14="http://schemas.microsoft.com/office/word/2010/wordprocessingDrawing" xmlns:wp="http://schemas.openxmlformats.org/drawingml/2006/wordprocessingDrawing" xmlns:w10="urn:schemas-microsoft-com:office:word" xmlns:w="http://schemas.openxmlformats.org/wordprocessingml/2006/main" xmlns:w14="http://schemas.microsoft.com/office/word/2010/wordml" xmlns:w15="http://schemas.microsoft.com/office/word/2012/wordml" xmlns:w16cex="http://schemas.microsoft.com/office/word/2018/wordml/cex" xmlns:w16cid="http://schemas.microsoft.com/office/word/2016/wordml/cid" xmlns:w16="http://schemas.microsoft.com/office/word/2018/wordml" xmlns:w16du="http://schemas.microsoft.com/office/word/2023/wordml/word16du" xmlns:w16sdtdh="http://schemas.microsoft.com/office/word/2020/wordml/sdtdatahash" xmlns:w16sdtfl="http://schemas.microsoft.com/office/word/2024/wordml/sdtformatlock" xmlns:w16se="http://schemas.microsoft.com/office/word/2015/wordml/symex" xmlns:wpg="http://schemas.microsoft.com/office/word/2010/wordprocessingGroup" xmlns:wpi="http://schemas.microsoft.com/office/word/2010/wordprocessingInk" xmlns:wne="http://schemas.microsoft.com/office/word/2006/wordml" xmlns:wps="http://schemas.microsoft.com/office/word/2010/wordprocessingShape" mc:Ignorable="w14 w15 w16se w16cid w16 w16cex w16sdtdh w16sdtfl w16du wp14">
   <w:p>
     <w:pPr>
       <w:pStyle w:val="Piedepgina"/>
@@ -3879,7 +3751,7 @@
 </file>
 
 <file path=word/footnotes.xml><?xml version="1.0" encoding="utf-8"?>
-<w:footnotes xmlns:wpc="http://schemas.microsoft.com/office/word/2010/wordprocessingCanvas" xmlns:cx="http://schemas.microsoft.com/office/drawing/2014/chartex" xmlns:cx1="http://schemas.microsoft.com/office/drawing/2015/9/8/chartex" xmlns:mc="http://schemas.openxmlformats.org/markup-compatibility/2006" xmlns:o="urn:schemas-microsoft-com:office:office" xmlns:r="http://schemas.openxmlformats.org/officeDocument/2006/relationships" xmlns:m="http://schemas.openxmlformats.org/officeDocument/2006/math" xmlns:v="urn:schemas-microsoft-com:vml" xmlns:wp14="http://schemas.microsoft.com/office/word/2010/wordprocessingDrawing" xmlns:wp="http://schemas.openxmlformats.org/drawingml/2006/wordprocessingDrawing" xmlns:w10="urn:schemas-microsoft-com:office:word" xmlns:w="http://schemas.openxmlformats.org/wordprocessingml/2006/main" xmlns:w14="http://schemas.microsoft.com/office/word/2010/wordml" xmlns:w15="http://schemas.microsoft.com/office/word/2012/wordml" xmlns:w16se="http://schemas.microsoft.com/office/word/2015/wordml/symex" xmlns:wpg="http://schemas.microsoft.com/office/word/2010/wordprocessingGroup" xmlns:wpi="http://schemas.microsoft.com/office/word/2010/wordprocessingInk" xmlns:wne="http://schemas.microsoft.com/office/word/2006/wordml" xmlns:wps="http://schemas.microsoft.com/office/word/2010/wordprocessingShape" mc:Ignorable="w14 w15 w16se wp14">
+<w:footnotes xmlns:wpc="http://schemas.microsoft.com/office/word/2010/wordprocessingCanvas" xmlns:cx="http://schemas.microsoft.com/office/drawing/2014/chartex" xmlns:cx1="http://schemas.microsoft.com/office/drawing/2015/9/8/chartex" xmlns:cx2="http://schemas.microsoft.com/office/drawing/2015/10/21/chartex" xmlns:cx3="http://schemas.microsoft.com/office/drawing/2016/5/9/chartex" xmlns:cx4="http://schemas.microsoft.com/office/drawing/2016/5/10/chartex" xmlns:cx5="http://schemas.microsoft.com/office/drawing/2016/5/11/chartex" xmlns:cx6="http://schemas.microsoft.com/office/drawing/2016/5/12/chartex" xmlns:cx7="http://schemas.microsoft.com/office/drawing/2016/5/13/chartex" xmlns:cx8="http://schemas.microsoft.com/office/drawing/2016/5/14/chartex" xmlns:mc="http://schemas.openxmlformats.org/markup-compatibility/2006" xmlns:aink="http://schemas.microsoft.com/office/drawing/2016/ink" xmlns:am3d="http://schemas.microsoft.com/office/drawing/2017/model3d" xmlns:o="urn:schemas-microsoft-com:office:office" xmlns:oel="http://schemas.microsoft.com/office/2019/extlst" xmlns:r="http://schemas.openxmlformats.org/officeDocument/2006/relationships" xmlns:m="http://schemas.openxmlformats.org/officeDocument/2006/math" xmlns:v="urn:schemas-microsoft-com:vml" xmlns:wp14="http://schemas.microsoft.com/office/word/2010/wordprocessingDrawing" xmlns:wp="http://schemas.openxmlformats.org/drawingml/2006/wordprocessingDrawing" xmlns:w10="urn:schemas-microsoft-com:office:word" xmlns:w="http://schemas.openxmlformats.org/wordprocessingml/2006/main" xmlns:w14="http://schemas.microsoft.com/office/word/2010/wordml" xmlns:w15="http://schemas.microsoft.com/office/word/2012/wordml" xmlns:w16cex="http://schemas.microsoft.com/office/word/2018/wordml/cex" xmlns:w16cid="http://schemas.microsoft.com/office/word/2016/wordml/cid" xmlns:w16="http://schemas.microsoft.com/office/word/2018/wordml" xmlns:w16du="http://schemas.microsoft.com/office/word/2023/wordml/word16du" xmlns:w16sdtdh="http://schemas.microsoft.com/office/word/2020/wordml/sdtdatahash" xmlns:w16sdtfl="http://schemas.microsoft.com/office/word/2024/wordml/sdtformatlock" xmlns:w16se="http://schemas.microsoft.com/office/word/2015/wordml/symex" xmlns:wpg="http://schemas.microsoft.com/office/word/2010/wordprocessingGroup" xmlns:wpi="http://schemas.microsoft.com/office/word/2010/wordprocessingInk" xmlns:wne="http://schemas.microsoft.com/office/word/2006/wordml" xmlns:wps="http://schemas.microsoft.com/office/word/2010/wordprocessingShape" mc:Ignorable="w14 w15 w16se w16cid w16 w16cex w16sdtdh w16sdtfl w16du wp14">
   <w:footnote w:type="separator" w:id="-1">
     <w:p>
       <w:pPr>
@@ -3904,7 +3776,7 @@
 </file>
 
 <file path=word/header1.xml><?xml version="1.0" encoding="utf-8"?>
-<w:hdr xmlns:wpc="http://schemas.microsoft.com/office/word/2010/wordprocessingCanvas" xmlns:cx="http://schemas.microsoft.com/office/drawing/2014/chartex" xmlns:cx1="http://schemas.microsoft.com/office/drawing/2015/9/8/chartex" xmlns:mc="http://schemas.openxmlformats.org/markup-compatibility/2006" xmlns:o="urn:schemas-microsoft-com:office:office" xmlns:r="http://schemas.openxmlformats.org/officeDocument/2006/relationships" xmlns:m="http://schemas.openxmlformats.org/officeDocument/2006/math" xmlns:v="urn:schemas-microsoft-com:vml" xmlns:wp14="http://schemas.microsoft.com/office/word/2010/wordprocessingDrawing" xmlns:wp="http://schemas.openxmlformats.org/drawingml/2006/wordprocessingDrawing" xmlns:w10="urn:schemas-microsoft-com:office:word" xmlns:w="http://schemas.openxmlformats.org/wordprocessingml/2006/main" xmlns:w14="http://schemas.microsoft.com/office/word/2010/wordml" xmlns:w15="http://schemas.microsoft.com/office/word/2012/wordml" xmlns:w16se="http://schemas.microsoft.com/office/word/2015/wordml/symex" xmlns:wpg="http://schemas.microsoft.com/office/word/2010/wordprocessingGroup" xmlns:wpi="http://schemas.microsoft.com/office/word/2010/wordprocessingInk" xmlns:wne="http://schemas.microsoft.com/office/word/2006/wordml" xmlns:wps="http://schemas.microsoft.com/office/word/2010/wordprocessingShape" mc:Ignorable="w14 w15 w16se wp14">
+<w:hdr xmlns:wpc="http://schemas.microsoft.com/office/word/2010/wordprocessingCanvas" xmlns:cx="http://schemas.microsoft.com/office/drawing/2014/chartex" xmlns:cx1="http://schemas.microsoft.com/office/drawing/2015/9/8/chartex" xmlns:cx2="http://schemas.microsoft.com/office/drawing/2015/10/21/chartex" xmlns:cx3="http://schemas.microsoft.com/office/drawing/2016/5/9/chartex" xmlns:cx4="http://schemas.microsoft.com/office/drawing/2016/5/10/chartex" xmlns:cx5="http://schemas.microsoft.com/office/drawing/2016/5/11/chartex" xmlns:cx6="http://schemas.microsoft.com/office/drawing/2016/5/12/chartex" xmlns:cx7="http://schemas.microsoft.com/office/drawing/2016/5/13/chartex" xmlns:cx8="http://schemas.microsoft.com/office/drawing/2016/5/14/chartex" xmlns:mc="http://schemas.openxmlformats.org/markup-compatibility/2006" xmlns:aink="http://schemas.microsoft.com/office/drawing/2016/ink" xmlns:am3d="http://schemas.microsoft.com/office/drawing/2017/model3d" xmlns:o="urn:schemas-microsoft-com:office:office" xmlns:oel="http://schemas.microsoft.com/office/2019/extlst" xmlns:r="http://schemas.openxmlformats.org/officeDocument/2006/relationships" xmlns:m="http://schemas.openxmlformats.org/officeDocument/2006/math" xmlns:v="urn:schemas-microsoft-com:vml" xmlns:wp14="http://schemas.microsoft.com/office/word/2010/wordprocessingDrawing" xmlns:wp="http://schemas.openxmlformats.org/drawingml/2006/wordprocessingDrawing" xmlns:w10="urn:schemas-microsoft-com:office:word" xmlns:w="http://schemas.openxmlformats.org/wordprocessingml/2006/main" xmlns:w14="http://schemas.microsoft.com/office/word/2010/wordml" xmlns:w15="http://schemas.microsoft.com/office/word/2012/wordml" xmlns:w16cex="http://schemas.microsoft.com/office/word/2018/wordml/cex" xmlns:w16cid="http://schemas.microsoft.com/office/word/2016/wordml/cid" xmlns:w16="http://schemas.microsoft.com/office/word/2018/wordml" xmlns:w16du="http://schemas.microsoft.com/office/word/2023/wordml/word16du" xmlns:w16sdtdh="http://schemas.microsoft.com/office/word/2020/wordml/sdtdatahash" xmlns:w16sdtfl="http://schemas.microsoft.com/office/word/2024/wordml/sdtformatlock" xmlns:w16se="http://schemas.microsoft.com/office/word/2015/wordml/symex" xmlns:wpg="http://schemas.microsoft.com/office/word/2010/wordprocessingGroup" xmlns:wpi="http://schemas.microsoft.com/office/word/2010/wordprocessingInk" xmlns:wne="http://schemas.microsoft.com/office/word/2006/wordml" xmlns:wps="http://schemas.microsoft.com/office/word/2010/wordprocessingShape" mc:Ignorable="w14 w15 w16se w16cid w16 w16cex w16sdtdh w16sdtfl w16du wp14">
   <w:p>
     <w:pPr>
       <w:pStyle w:val="Encabezado"/>
@@ -4133,7 +4005,7 @@
 </file>
 
 <file path=word/styles.xml><?xml version="1.0" encoding="utf-8"?>
-<w:styles xmlns:mc="http://schemas.openxmlformats.org/markup-compatibility/2006" xmlns:r="http://schemas.openxmlformats.org/officeDocument/2006/relationships" xmlns:w="http://schemas.openxmlformats.org/wordprocessingml/2006/main" xmlns:w14="http://schemas.microsoft.com/office/word/2010/wordml" xmlns:w15="http://schemas.microsoft.com/office/word/2012/wordml" xmlns:w16se="http://schemas.microsoft.com/office/word/2015/wordml/symex" mc:Ignorable="w14 w15 w16se">
+<w:styles xmlns:mc="http://schemas.openxmlformats.org/markup-compatibility/2006" xmlns:r="http://schemas.openxmlformats.org/officeDocument/2006/relationships" xmlns:w="http://schemas.openxmlformats.org/wordprocessingml/2006/main" xmlns:w14="http://schemas.microsoft.com/office/word/2010/wordml" xmlns:w15="http://schemas.microsoft.com/office/word/2012/wordml" xmlns:w16cex="http://schemas.microsoft.com/office/word/2018/wordml/cex" xmlns:w16cid="http://schemas.microsoft.com/office/word/2016/wordml/cid" xmlns:w16="http://schemas.microsoft.com/office/word/2018/wordml" xmlns:w16du="http://schemas.microsoft.com/office/word/2023/wordml/word16du" xmlns:w16sdtdh="http://schemas.microsoft.com/office/word/2020/wordml/sdtdatahash" xmlns:w16sdtfl="http://schemas.microsoft.com/office/word/2024/wordml/sdtformatlock" xmlns:w16se="http://schemas.microsoft.com/office/word/2015/wordml/symex" mc:Ignorable="w14 w15 w16se w16cid w16 w16cex w16sdtdh w16sdtfl w16du">
   <w:docDefaults>
     <w:rPrDefault>
       <w:rPr>
@@ -4151,7 +4023,7 @@
       </w:pPr>
     </w:pPrDefault>
   </w:docDefaults>
-  <w:latentStyles w:defLockedState="0" w:defUIPriority="99" w:defSemiHidden="0" w:defUnhideWhenUsed="0" w:defQFormat="0" w:count="371">
+  <w:latentStyles w:defLockedState="0" w:defUIPriority="99" w:defSemiHidden="0" w:defUnhideWhenUsed="0" w:defQFormat="0" w:count="376">
     <w:lsdException w:name="Normal" w:uiPriority="0" w:qFormat="1"/>
     <w:lsdException w:name="heading 1" w:uiPriority="9" w:qFormat="1"/>
     <w:lsdException w:name="heading 2" w:semiHidden="1" w:uiPriority="9" w:unhideWhenUsed="1" w:qFormat="1"/>
@@ -4523,6 +4395,11 @@
     <w:lsdException w:name="List Table 5 Dark Accent 6" w:uiPriority="50"/>
     <w:lsdException w:name="List Table 6 Colorful Accent 6" w:uiPriority="51"/>
     <w:lsdException w:name="List Table 7 Colorful Accent 6" w:uiPriority="52"/>
+    <w:lsdException w:name="Mention" w:semiHidden="1" w:unhideWhenUsed="1"/>
+    <w:lsdException w:name="Smart Hyperlink" w:semiHidden="1" w:unhideWhenUsed="1"/>
+    <w:lsdException w:name="Hashtag" w:semiHidden="1" w:unhideWhenUsed="1"/>
+    <w:lsdException w:name="Unresolved Mention" w:semiHidden="1" w:unhideWhenUsed="1"/>
+    <w:lsdException w:name="Smart Link" w:semiHidden="1" w:unhideWhenUsed="1"/>
   </w:latentStyles>
   <w:style w:type="paragraph" w:default="1" w:styleId="Normal">
     <w:name w:val="Normal"/>

--- a/public/assets/documents/template-word/template_correspondencia.docx
+++ b/public/assets/documents/template-word/template_correspondencia.docx
@@ -698,8 +698,6 @@
               </w:rPr>
               <w:t>doc.</w:t>
             </w:r>
-            <w:bookmarkStart w:id="0" w:name="_GoBack"/>
-            <w:bookmarkEnd w:id="0"/>
           </w:p>
         </w:tc>
         <w:tc>
@@ -1409,8 +1407,17 @@
                 <w:sz w:val="16"/>
                 <w:lang w:val="en-US"/>
               </w:rPr>
-              <w:t>COORDINACIÓN TÉCNICA DE NÓMINA IMSS-BIENESTAR Y HRAES</w:t>
-            </w:r>
+              <w:t xml:space="preserve">COORDINACIÓN TÉCNICA </w:t>
+            </w:r>
+            <w:r>
+              <w:rPr>
+                <w:sz w:val="16"/>
+                <w:lang w:val="en-US"/>
+              </w:rPr>
+              <w:t>DE NÓMINA</w:t>
+            </w:r>
+            <w:bookmarkStart w:id="0" w:name="_GoBack"/>
+            <w:bookmarkEnd w:id="0"/>
           </w:p>
           <w:p>
             <w:pPr>
@@ -5410,7 +5417,7 @@
 </file>
 
 <file path=customXml/itemProps1.xml><?xml version="1.0" encoding="utf-8"?>
-<ds:datastoreItem xmlns:ds="http://schemas.openxmlformats.org/officeDocument/2006/customXml" ds:itemID="{049E4DBC-48B3-404C-813D-B5FDEFA4364B}">
+<ds:datastoreItem xmlns:ds="http://schemas.openxmlformats.org/officeDocument/2006/customXml" ds:itemID="{9B3D9103-2512-4361-A790-2F28DF08DE05}">
   <ds:schemaRefs>
     <ds:schemaRef ds:uri="http://schemas.openxmlformats.org/officeDocument/2006/bibliography"/>
   </ds:schemaRefs>

--- a/public/assets/documents/template-word/template_correspondencia.docx
+++ b/public/assets/documents/template-word/template_correspondencia.docx
@@ -1,6 +1,6 @@
 
 <file path=word/document.xml><?xml version="1.0" encoding="utf-8"?>
-<w:document xmlns:wpc="http://schemas.microsoft.com/office/word/2010/wordprocessingCanvas" xmlns:cx="http://schemas.microsoft.com/office/drawing/2014/chartex" xmlns:cx1="http://schemas.microsoft.com/office/drawing/2015/9/8/chartex" xmlns:cx2="http://schemas.microsoft.com/office/drawing/2015/10/21/chartex" xmlns:cx3="http://schemas.microsoft.com/office/drawing/2016/5/9/chartex" xmlns:cx4="http://schemas.microsoft.com/office/drawing/2016/5/10/chartex" xmlns:cx5="http://schemas.microsoft.com/office/drawing/2016/5/11/chartex" xmlns:cx6="http://schemas.microsoft.com/office/drawing/2016/5/12/chartex" xmlns:cx7="http://schemas.microsoft.com/office/drawing/2016/5/13/chartex" xmlns:cx8="http://schemas.microsoft.com/office/drawing/2016/5/14/chartex" xmlns:mc="http://schemas.openxmlformats.org/markup-compatibility/2006" xmlns:aink="http://schemas.microsoft.com/office/drawing/2016/ink" xmlns:am3d="http://schemas.microsoft.com/office/drawing/2017/model3d" xmlns:o="urn:schemas-microsoft-com:office:office" xmlns:oel="http://schemas.microsoft.com/office/2019/extlst" xmlns:r="http://schemas.openxmlformats.org/officeDocument/2006/relationships" xmlns:m="http://schemas.openxmlformats.org/officeDocument/2006/math" xmlns:v="urn:schemas-microsoft-com:vml" xmlns:wp14="http://schemas.microsoft.com/office/word/2010/wordprocessingDrawing" xmlns:wp="http://schemas.openxmlformats.org/drawingml/2006/wordprocessingDrawing" xmlns:w10="urn:schemas-microsoft-com:office:word" xmlns:w="http://schemas.openxmlformats.org/wordprocessingml/2006/main" xmlns:w14="http://schemas.microsoft.com/office/word/2010/wordml" xmlns:w15="http://schemas.microsoft.com/office/word/2012/wordml" xmlns:w16cex="http://schemas.microsoft.com/office/word/2018/wordml/cex" xmlns:w16cid="http://schemas.microsoft.com/office/word/2016/wordml/cid" xmlns:w16="http://schemas.microsoft.com/office/word/2018/wordml" xmlns:w16du="http://schemas.microsoft.com/office/word/2023/wordml/word16du" xmlns:w16sdtdh="http://schemas.microsoft.com/office/word/2020/wordml/sdtdatahash" xmlns:w16sdtfl="http://schemas.microsoft.com/office/word/2024/wordml/sdtformatlock" xmlns:w16se="http://schemas.microsoft.com/office/word/2015/wordml/symex" xmlns:wpg="http://schemas.microsoft.com/office/word/2010/wordprocessingGroup" xmlns:wpi="http://schemas.microsoft.com/office/word/2010/wordprocessingInk" xmlns:wne="http://schemas.microsoft.com/office/word/2006/wordml" xmlns:wps="http://schemas.microsoft.com/office/word/2010/wordprocessingShape" mc:Ignorable="w14 w15 w16se w16cid w16 w16cex w16sdtdh w16sdtfl w16du wp14">
+<w:document xmlns:wpc="http://schemas.microsoft.com/office/word/2010/wordprocessingCanvas" xmlns:cx="http://schemas.microsoft.com/office/drawing/2014/chartex" xmlns:cx1="http://schemas.microsoft.com/office/drawing/2015/9/8/chartex" xmlns:mc="http://schemas.openxmlformats.org/markup-compatibility/2006" xmlns:o="urn:schemas-microsoft-com:office:office" xmlns:r="http://schemas.openxmlformats.org/officeDocument/2006/relationships" xmlns:m="http://schemas.openxmlformats.org/officeDocument/2006/math" xmlns:v="urn:schemas-microsoft-com:vml" xmlns:wp14="http://schemas.microsoft.com/office/word/2010/wordprocessingDrawing" xmlns:wp="http://schemas.openxmlformats.org/drawingml/2006/wordprocessingDrawing" xmlns:w10="urn:schemas-microsoft-com:office:word" xmlns:w="http://schemas.openxmlformats.org/wordprocessingml/2006/main" xmlns:w14="http://schemas.microsoft.com/office/word/2010/wordml" xmlns:w15="http://schemas.microsoft.com/office/word/2012/wordml" xmlns:w16se="http://schemas.microsoft.com/office/word/2015/wordml/symex" xmlns:wpg="http://schemas.microsoft.com/office/word/2010/wordprocessingGroup" xmlns:wpi="http://schemas.microsoft.com/office/word/2010/wordprocessingInk" xmlns:wne="http://schemas.microsoft.com/office/word/2006/wordml" xmlns:wps="http://schemas.microsoft.com/office/word/2010/wordprocessingShape" mc:Ignorable="w14 w15 w16se wp14">
   <w:body>
     <w:p>
       <w:pPr>
@@ -77,12 +77,37 @@
                             <w:pPr>
                               <w:jc w:val="right"/>
                             </w:pPr>
+                            <w:proofErr w:type="spellStart"/>
                             <w:r>
                               <w:rPr>
                                 <w:rFonts w:ascii="Noto Sans" w:eastAsia="Noto Sans" w:hAnsi="Noto Sans" w:cs="Noto Sans"/>
                                 <w:lang w:val="en-US"/>
                               </w:rPr>
-                              <w:t>Fecha de emisión:</w:t>
+                              <w:t>Fecha</w:t>
+                            </w:r>
+                            <w:proofErr w:type="spellEnd"/>
+                            <w:r>
+                              <w:rPr>
+                                <w:rFonts w:ascii="Noto Sans" w:eastAsia="Noto Sans" w:hAnsi="Noto Sans" w:cs="Noto Sans"/>
+                                <w:lang w:val="en-US"/>
+                              </w:rPr>
+                              <w:t xml:space="preserve"> de </w:t>
+                            </w:r>
+                            <w:proofErr w:type="spellStart"/>
+                            <w:r>
+                              <w:rPr>
+                                <w:rFonts w:ascii="Noto Sans" w:eastAsia="Noto Sans" w:hAnsi="Noto Sans" w:cs="Noto Sans"/>
+                                <w:lang w:val="en-US"/>
+                              </w:rPr>
+                              <w:t>emisión</w:t>
+                            </w:r>
+                            <w:proofErr w:type="spellEnd"/>
+                            <w:r>
+                              <w:rPr>
+                                <w:rFonts w:ascii="Noto Sans" w:eastAsia="Noto Sans" w:hAnsi="Noto Sans" w:cs="Noto Sans"/>
+                                <w:lang w:val="en-US"/>
+                              </w:rPr>
+                              <w:t>:</w:t>
                             </w:r>
                           </w:p>
                         </w:txbxContent>
@@ -108,7 +133,7 @@
                 <v:stroke joinstyle="miter"/>
                 <v:path gradientshapeok="t" o:connecttype="rect"/>
               </v:shapetype>
-              <v:shape id="Cuadro de texto 2" o:spid="_x0000_s1026" type="#_x0000_t202" style="position:absolute;margin-left:333.15pt;margin-top:23.6pt;width:133.5pt;height:21pt;z-index:251662336;visibility:visible;mso-wrap-style:square;mso-width-percent:0;mso-height-percent:0;mso-wrap-distance-left:9pt;mso-wrap-distance-top:3.6pt;mso-wrap-distance-right:9pt;mso-wrap-distance-bottom:3.6pt;mso-position-horizontal:absolute;mso-position-horizontal-relative:margin;mso-position-vertical:absolute;mso-position-vertical-relative:text;mso-width-percent:0;mso-height-percent:0;mso-width-relative:margin;mso-height-relative:margin;v-text-anchor:top" o:gfxdata="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" filled="f" stroked="f">
+              <v:shape id="Cuadro de texto 2" o:spid="_x0000_s1026" type="#_x0000_t202" style="position:absolute;margin-left:333.15pt;margin-top:23.6pt;width:133.5pt;height:21pt;z-index:251662336;visibility:visible;mso-wrap-style:square;mso-width-percent:0;mso-height-percent:0;mso-wrap-distance-left:9pt;mso-wrap-distance-top:3.6pt;mso-wrap-distance-right:9pt;mso-wrap-distance-bottom:3.6pt;mso-position-horizontal:absolute;mso-position-horizontal-relative:margin;mso-position-vertical:absolute;mso-position-vertical-relative:text;mso-width-percent:0;mso-height-percent:0;mso-width-relative:margin;mso-height-relative:margin;v-text-anchor:top" o:gfxdata="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" filled="f" stroked="f">
                 <v:textbox>
                   <w:txbxContent>
                     <w:p>
@@ -164,10 +189,10 @@
         <w:tblLook w:val="04A0" w:firstRow="1" w:lastRow="0" w:firstColumn="1" w:lastColumn="0" w:noHBand="0" w:noVBand="1"/>
       </w:tblPr>
       <w:tblGrid>
-        <w:gridCol w:w="1740"/>
-        <w:gridCol w:w="5384"/>
-        <w:gridCol w:w="1946"/>
-        <w:gridCol w:w="1567"/>
+        <w:gridCol w:w="1684"/>
+        <w:gridCol w:w="5427"/>
+        <w:gridCol w:w="1958"/>
+        <w:gridCol w:w="1568"/>
       </w:tblGrid>
       <w:tr>
         <w:trPr>
@@ -192,6 +217,7 @@
                 <w:lang w:val="en-US"/>
               </w:rPr>
             </w:pPr>
+            <w:proofErr w:type="spellStart"/>
             <w:r>
               <w:rPr>
                 <w:rFonts w:ascii="Noto Sans" w:eastAsia="Noto Sans" w:hAnsi="Noto Sans" w:cs="Noto Sans"/>
@@ -201,6 +227,7 @@
               </w:rPr>
               <w:t>Tipo</w:t>
             </w:r>
+            <w:proofErr w:type="spellEnd"/>
           </w:p>
         </w:tc>
         <w:tc>
@@ -221,6 +248,7 @@
                 <w:lang w:val="en-US"/>
               </w:rPr>
             </w:pPr>
+            <w:proofErr w:type="spellStart"/>
             <w:r>
               <w:rPr>
                 <w:rFonts w:ascii="Noto Sans" w:eastAsia="Noto Sans" w:hAnsi="Noto Sans" w:cs="Noto Sans"/>
@@ -230,6 +258,7 @@
               </w:rPr>
               <w:t>Descripción</w:t>
             </w:r>
+            <w:proofErr w:type="spellEnd"/>
           </w:p>
         </w:tc>
         <w:tc>
@@ -250,6 +279,7 @@
                 <w:lang w:val="en-US"/>
               </w:rPr>
             </w:pPr>
+            <w:proofErr w:type="spellStart"/>
             <w:r>
               <w:rPr>
                 <w:rFonts w:ascii="Noto Sans" w:eastAsia="Noto Sans" w:hAnsi="Noto Sans" w:cs="Noto Sans"/>
@@ -259,6 +289,7 @@
               </w:rPr>
               <w:t>Tipo</w:t>
             </w:r>
+            <w:proofErr w:type="spellEnd"/>
           </w:p>
         </w:tc>
         <w:tc>
@@ -278,6 +309,7 @@
                 <w:lang w:val="en-US"/>
               </w:rPr>
             </w:pPr>
+            <w:proofErr w:type="spellStart"/>
             <w:r>
               <w:rPr>
                 <w:rFonts w:ascii="Noto Sans" w:eastAsia="Noto Sans" w:hAnsi="Noto Sans" w:cs="Noto Sans"/>
@@ -287,6 +319,7 @@
               </w:rPr>
               <w:t>Descripción</w:t>
             </w:r>
+            <w:proofErr w:type="spellEnd"/>
           </w:p>
         </w:tc>
       </w:tr>
@@ -321,6 +354,7 @@
               </w:rPr>
               <w:t xml:space="preserve">No. </w:t>
             </w:r>
+            <w:proofErr w:type="spellStart"/>
             <w:r>
               <w:rPr>
                 <w:rFonts w:ascii="Noto Sans" w:eastAsia="Noto Sans" w:hAnsi="Noto Sans" w:cs="Noto Sans"/>
@@ -342,6 +376,7 @@
               </w:rPr>
               <w:t>no</w:t>
             </w:r>
+            <w:proofErr w:type="spellEnd"/>
             <w:r>
               <w:rPr>
                 <w:u w:val="single"/>
@@ -391,13 +426,31 @@
                 <w:lang w:val="en-US"/>
               </w:rPr>
             </w:pPr>
+            <w:proofErr w:type="spellStart"/>
             <w:r>
               <w:rPr>
                 <w:rFonts w:ascii="Noto Sans" w:eastAsia="Noto Sans" w:hAnsi="Noto Sans" w:cs="Noto Sans"/>
                 <w:lang w:val="en-US"/>
               </w:rPr>
-              <w:t>Fecha inicio</w:t>
-            </w:r>
+              <w:t>Fecha</w:t>
+            </w:r>
+            <w:proofErr w:type="spellEnd"/>
+            <w:r>
+              <w:rPr>
+                <w:rFonts w:ascii="Noto Sans" w:eastAsia="Noto Sans" w:hAnsi="Noto Sans" w:cs="Noto Sans"/>
+                <w:lang w:val="en-US"/>
+              </w:rPr>
+              <w:t xml:space="preserve"> </w:t>
+            </w:r>
+            <w:proofErr w:type="spellStart"/>
+            <w:r>
+              <w:rPr>
+                <w:rFonts w:ascii="Noto Sans" w:eastAsia="Noto Sans" w:hAnsi="Noto Sans" w:cs="Noto Sans"/>
+                <w:lang w:val="en-US"/>
+              </w:rPr>
+              <w:t>inicio</w:t>
+            </w:r>
+            <w:proofErr w:type="spellEnd"/>
           </w:p>
         </w:tc>
         <w:tc>
@@ -494,12 +547,21 @@
                 <w:lang w:val="en-US"/>
               </w:rPr>
             </w:pPr>
+            <w:proofErr w:type="spellStart"/>
             <w:r>
               <w:rPr>
                 <w:rFonts w:ascii="Noto Sans" w:eastAsia="Noto Sans" w:hAnsi="Noto Sans" w:cs="Noto Sans"/>
                 <w:lang w:val="en-US"/>
               </w:rPr>
-              <w:t xml:space="preserve">Fecha </w:t>
+              <w:t>Fecha</w:t>
+            </w:r>
+            <w:proofErr w:type="spellEnd"/>
+            <w:r>
+              <w:rPr>
+                <w:rFonts w:ascii="Noto Sans" w:eastAsia="Noto Sans" w:hAnsi="Noto Sans" w:cs="Noto Sans"/>
+                <w:lang w:val="en-US"/>
+              </w:rPr>
+              <w:t xml:space="preserve"> </w:t>
             </w:r>
             <w:r>
               <w:rPr>
@@ -560,8 +622,17 @@
                 <w:rFonts w:ascii="Noto Sans" w:eastAsia="Noto Sans" w:hAnsi="Noto Sans" w:cs="Noto Sans"/>
                 <w:lang w:val="en-US"/>
               </w:rPr>
-              <w:t>Fol. Gestión</w:t>
-            </w:r>
+              <w:t xml:space="preserve">Fol. </w:t>
+            </w:r>
+            <w:proofErr w:type="spellStart"/>
+            <w:r>
+              <w:rPr>
+                <w:rFonts w:ascii="Noto Sans" w:eastAsia="Noto Sans" w:hAnsi="Noto Sans" w:cs="Noto Sans"/>
+                <w:lang w:val="en-US"/>
+              </w:rPr>
+              <w:t>Gestión</w:t>
+            </w:r>
+            <w:proofErr w:type="spellEnd"/>
           </w:p>
         </w:tc>
         <w:tc>
@@ -604,20 +675,31 @@
                 <w:lang w:val="en-US"/>
               </w:rPr>
             </w:pPr>
+            <w:proofErr w:type="spellStart"/>
             <w:r>
               <w:rPr>
                 <w:rFonts w:ascii="Noto Sans" w:eastAsia="Noto Sans" w:hAnsi="Noto Sans" w:cs="Noto Sans"/>
                 <w:lang w:val="en-US"/>
               </w:rPr>
-              <w:t xml:space="preserve">Fecha </w:t>
-            </w:r>
+              <w:t>Fecha</w:t>
+            </w:r>
+            <w:proofErr w:type="spellEnd"/>
             <w:r>
               <w:rPr>
                 <w:rFonts w:ascii="Noto Sans" w:eastAsia="Noto Sans" w:hAnsi="Noto Sans" w:cs="Noto Sans"/>
                 <w:lang w:val="en-US"/>
               </w:rPr>
+              <w:t xml:space="preserve"> </w:t>
+            </w:r>
+            <w:r>
+              <w:rPr>
+                <w:rFonts w:ascii="Noto Sans" w:eastAsia="Noto Sans" w:hAnsi="Noto Sans" w:cs="Noto Sans"/>
+                <w:lang w:val="en-US"/>
+              </w:rPr>
               <w:t>doc.</w:t>
             </w:r>
+            <w:bookmarkStart w:id="0" w:name="_GoBack"/>
+            <w:bookmarkEnd w:id="0"/>
           </w:p>
         </w:tc>
         <w:tc>
@@ -666,6 +748,7 @@
                 <w:lang w:val="en-US"/>
               </w:rPr>
             </w:pPr>
+            <w:proofErr w:type="spellStart"/>
             <w:r>
               <w:rPr>
                 <w:rFonts w:ascii="Noto Sans" w:eastAsia="Noto Sans" w:hAnsi="Noto Sans" w:cs="Noto Sans"/>
@@ -673,6 +756,7 @@
               </w:rPr>
               <w:t>Unidad</w:t>
             </w:r>
+            <w:proofErr w:type="spellEnd"/>
           </w:p>
         </w:tc>
         <w:tc>
@@ -730,6 +814,7 @@
                 <w:lang w:val="en-US"/>
               </w:rPr>
             </w:pPr>
+            <w:proofErr w:type="spellStart"/>
             <w:r>
               <w:rPr>
                 <w:rFonts w:ascii="Noto Sans" w:eastAsia="Noto Sans" w:hAnsi="Noto Sans" w:cs="Noto Sans"/>
@@ -737,6 +822,7 @@
               </w:rPr>
               <w:t>Coordinación</w:t>
             </w:r>
+            <w:proofErr w:type="spellEnd"/>
           </w:p>
         </w:tc>
         <w:tc>
@@ -786,12 +872,21 @@
                 <w:lang w:val="en-US"/>
               </w:rPr>
             </w:pPr>
+            <w:proofErr w:type="spellStart"/>
             <w:r>
               <w:rPr>
                 <w:rFonts w:ascii="Noto Sans" w:eastAsia="Noto Sans" w:hAnsi="Noto Sans" w:cs="Noto Sans"/>
                 <w:lang w:val="en-US"/>
               </w:rPr>
-              <w:t>Turnado a</w:t>
+              <w:t>Turnado</w:t>
+            </w:r>
+            <w:proofErr w:type="spellEnd"/>
+            <w:r>
+              <w:rPr>
+                <w:rFonts w:ascii="Noto Sans" w:eastAsia="Noto Sans" w:hAnsi="Noto Sans" w:cs="Noto Sans"/>
+                <w:lang w:val="en-US"/>
+              </w:rPr>
+              <w:t xml:space="preserve"> a</w:t>
             </w:r>
           </w:p>
         </w:tc>
@@ -842,12 +937,21 @@
                 <w:lang w:val="en-US"/>
               </w:rPr>
             </w:pPr>
+            <w:proofErr w:type="spellStart"/>
             <w:r>
               <w:rPr>
                 <w:rFonts w:ascii="Noto Sans" w:eastAsia="Noto Sans" w:hAnsi="Noto Sans" w:cs="Noto Sans"/>
                 <w:lang w:val="en-US"/>
               </w:rPr>
-              <w:t>Copia a</w:t>
+              <w:t>Copia</w:t>
+            </w:r>
+            <w:proofErr w:type="spellEnd"/>
+            <w:r>
+              <w:rPr>
+                <w:rFonts w:ascii="Noto Sans" w:eastAsia="Noto Sans" w:hAnsi="Noto Sans" w:cs="Noto Sans"/>
+                <w:lang w:val="en-US"/>
+              </w:rPr>
+              <w:t xml:space="preserve"> a</w:t>
             </w:r>
           </w:p>
         </w:tc>
@@ -1305,7 +1409,7 @@
                 <w:sz w:val="16"/>
                 <w:lang w:val="en-US"/>
               </w:rPr>
-              <w:t>COORDINACIÓN TÉCNICA DE NÓMINA</w:t>
+              <w:t>COORDINACIÓN TÉCNICA DE NÓMINA IMSS-BIENESTAR Y HRAES</w:t>
             </w:r>
           </w:p>
           <w:p>
@@ -2751,6 +2855,7 @@
                 <w:lang w:val="en-US"/>
               </w:rPr>
             </w:pPr>
+            <w:proofErr w:type="spellStart"/>
             <w:r>
               <w:rPr>
                 <w:rFonts w:ascii="Noto Sans" w:eastAsia="Noto Sans" w:hAnsi="Noto Sans" w:cs="Noto Sans"/>
@@ -2758,6 +2863,7 @@
               </w:rPr>
               <w:t>Trámite</w:t>
             </w:r>
+            <w:proofErr w:type="spellEnd"/>
           </w:p>
         </w:tc>
         <w:tc>
@@ -2807,6 +2913,7 @@
                 <w:lang w:val="en-US"/>
               </w:rPr>
             </w:pPr>
+            <w:proofErr w:type="spellStart"/>
             <w:r>
               <w:rPr>
                 <w:rFonts w:ascii="Noto Sans" w:eastAsia="Noto Sans" w:hAnsi="Noto Sans" w:cs="Noto Sans"/>
@@ -2814,6 +2921,7 @@
               </w:rPr>
               <w:t>Código</w:t>
             </w:r>
+            <w:proofErr w:type="spellEnd"/>
           </w:p>
         </w:tc>
         <w:tc>
@@ -2863,6 +2971,7 @@
                 <w:lang w:val="en-US"/>
               </w:rPr>
             </w:pPr>
+            <w:proofErr w:type="spellStart"/>
             <w:r>
               <w:rPr>
                 <w:rFonts w:ascii="Noto Sans" w:eastAsia="Noto Sans" w:hAnsi="Noto Sans" w:cs="Noto Sans"/>
@@ -2870,6 +2979,7 @@
               </w:rPr>
               <w:t>Remitente</w:t>
             </w:r>
+            <w:proofErr w:type="spellEnd"/>
           </w:p>
         </w:tc>
         <w:tc>
@@ -2919,6 +3029,7 @@
                 <w:lang w:val="en-US"/>
               </w:rPr>
             </w:pPr>
+            <w:proofErr w:type="spellStart"/>
             <w:r>
               <w:rPr>
                 <w:rFonts w:ascii="Noto Sans" w:eastAsia="Noto Sans" w:hAnsi="Noto Sans" w:cs="Noto Sans"/>
@@ -2926,6 +3037,7 @@
               </w:rPr>
               <w:t>Puesto</w:t>
             </w:r>
+            <w:proofErr w:type="spellEnd"/>
           </w:p>
         </w:tc>
         <w:tc>
@@ -2983,6 +3095,7 @@
                 <w:lang w:val="en-US"/>
               </w:rPr>
             </w:pPr>
+            <w:proofErr w:type="spellStart"/>
             <w:r>
               <w:rPr>
                 <w:rFonts w:ascii="Noto Sans" w:eastAsia="Noto Sans" w:hAnsi="Noto Sans" w:cs="Noto Sans"/>
@@ -2990,6 +3103,7 @@
               </w:rPr>
               <w:t>Asunto</w:t>
             </w:r>
+            <w:proofErr w:type="spellEnd"/>
           </w:p>
         </w:tc>
         <w:tc>
@@ -3127,6 +3241,7 @@
                 <w:lang w:val="en-US"/>
               </w:rPr>
             </w:pPr>
+            <w:proofErr w:type="spellStart"/>
             <w:r>
               <w:rPr>
                 <w:rFonts w:ascii="Noto Sans" w:eastAsia="Noto Sans" w:hAnsi="Noto Sans" w:cs="Noto Sans"/>
@@ -3134,6 +3249,7 @@
               </w:rPr>
               <w:t>Observaciones</w:t>
             </w:r>
+            <w:proofErr w:type="spellEnd"/>
           </w:p>
         </w:tc>
         <w:tc>
@@ -3207,6 +3323,7 @@
                 <w:lang w:val="en-US"/>
               </w:rPr>
             </w:pPr>
+            <w:proofErr w:type="spellStart"/>
             <w:r>
               <w:rPr>
                 <w:rFonts w:ascii="Noto Sans" w:eastAsia="Noto Sans" w:hAnsi="Noto Sans" w:cs="Noto Sans"/>
@@ -3214,6 +3331,7 @@
               </w:rPr>
               <w:t>Usuario</w:t>
             </w:r>
+            <w:proofErr w:type="spellEnd"/>
           </w:p>
         </w:tc>
         <w:tc>
@@ -3264,7 +3382,6 @@
           <w:szCs w:val="16"/>
           <w:lang w:eastAsia="es-MX"/>
         </w:rPr>
-        <w:lastRenderedPageBreak/>
         <mc:AlternateContent>
           <mc:Choice Requires="wps">
             <w:drawing>
@@ -3426,8 +3543,19 @@
                                 <w:szCs w:val="20"/>
                                 <w:lang w:val="en-US"/>
                               </w:rPr>
-                              <w:t>Responsible de Control de Gestión</w:t>
+                              <w:t xml:space="preserve">Responsible de Control de </w:t>
                             </w:r>
+                            <w:proofErr w:type="spellStart"/>
+                            <w:r>
+                              <w:rPr>
+                                <w:rFonts w:ascii="Montserrat" w:eastAsia="Noto Sans" w:hAnsi="Montserrat" w:cs="Noto Sans"/>
+                                <w:sz w:val="20"/>
+                                <w:szCs w:val="20"/>
+                                <w:lang w:val="en-US"/>
+                              </w:rPr>
+                              <w:t>Gestión</w:t>
+                            </w:r>
+                            <w:proofErr w:type="spellEnd"/>
                           </w:p>
                           <w:p>
                             <w:pPr>
@@ -3470,7 +3598,7 @@
           </mc:Choice>
           <mc:Fallback>
             <w:pict>
-              <v:shape w14:anchorId="773414AD" id="_x0000_s1027" type="#_x0000_t202" style="position:absolute;margin-left:-36pt;margin-top:20.95pt;width:612pt;height:45.65pt;z-index:251735040;visibility:visible;mso-wrap-style:square;mso-width-percent:0;mso-height-percent:0;mso-wrap-distance-left:9pt;mso-wrap-distance-top:3.6pt;mso-wrap-distance-right:9pt;mso-wrap-distance-bottom:3.6pt;mso-position-horizontal:absolute;mso-position-horizontal-relative:margin;mso-position-vertical:absolute;mso-position-vertical-relative:text;mso-width-percent:0;mso-height-percent:0;mso-width-relative:margin;mso-height-relative:margin;v-text-anchor:top" o:gfxdata="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" filled="f" stroked="f">
+              <v:shape w14:anchorId="773414AD" id="_x0000_s1027" type="#_x0000_t202" style="position:absolute;margin-left:-36pt;margin-top:20.95pt;width:612pt;height:45.65pt;z-index:251735040;visibility:visible;mso-wrap-style:square;mso-width-percent:0;mso-height-percent:0;mso-wrap-distance-left:9pt;mso-wrap-distance-top:3.6pt;mso-wrap-distance-right:9pt;mso-wrap-distance-bottom:3.6pt;mso-position-horizontal:absolute;mso-position-horizontal-relative:margin;mso-position-vertical:absolute;mso-position-vertical-relative:text;mso-width-percent:0;mso-height-percent:0;mso-width-relative:margin;mso-height-relative:margin;v-text-anchor:top" o:gfxdata="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" filled="f" stroked="f">
                 <v:textbox>
                   <w:txbxContent>
                     <w:p>
@@ -3511,7 +3639,7 @@
                                     </pic:cNvPicPr>
                                   </pic:nvPicPr>
                                   <pic:blipFill>
-                                    <a:blip r:embed="rId7">
+                                    <a:blip r:embed="rId8">
                                       <a:extLst>
                                         <a:ext uri="{28A0092B-C50C-407E-A947-70E740481C1C}">
                                           <a14:useLocalDpi xmlns:a14="http://schemas.microsoft.com/office/drawing/2010/main" val="0"/>
@@ -3619,8 +3747,8 @@
       </w:r>
     </w:p>
     <w:sectPr>
-      <w:headerReference w:type="default" r:id="rId8"/>
-      <w:footerReference w:type="default" r:id="rId9"/>
+      <w:headerReference w:type="default" r:id="rId9"/>
+      <w:footerReference w:type="default" r:id="rId10"/>
       <w:pgSz w:w="12240" w:h="15840"/>
       <w:pgMar w:top="720" w:right="720" w:bottom="720" w:left="720" w:header="708" w:footer="708" w:gutter="0"/>
       <w:pgBorders w:offsetFrom="page">
@@ -3636,7 +3764,7 @@
 </file>
 
 <file path=word/endnotes.xml><?xml version="1.0" encoding="utf-8"?>
-<w:endnotes xmlns:wpc="http://schemas.microsoft.com/office/word/2010/wordprocessingCanvas" xmlns:cx="http://schemas.microsoft.com/office/drawing/2014/chartex" xmlns:cx1="http://schemas.microsoft.com/office/drawing/2015/9/8/chartex" xmlns:cx2="http://schemas.microsoft.com/office/drawing/2015/10/21/chartex" xmlns:cx3="http://schemas.microsoft.com/office/drawing/2016/5/9/chartex" xmlns:cx4="http://schemas.microsoft.com/office/drawing/2016/5/10/chartex" xmlns:cx5="http://schemas.microsoft.com/office/drawing/2016/5/11/chartex" xmlns:cx6="http://schemas.microsoft.com/office/drawing/2016/5/12/chartex" xmlns:cx7="http://schemas.microsoft.com/office/drawing/2016/5/13/chartex" xmlns:cx8="http://schemas.microsoft.com/office/drawing/2016/5/14/chartex" xmlns:mc="http://schemas.openxmlformats.org/markup-compatibility/2006" xmlns:aink="http://schemas.microsoft.com/office/drawing/2016/ink" xmlns:am3d="http://schemas.microsoft.com/office/drawing/2017/model3d" xmlns:o="urn:schemas-microsoft-com:office:office" xmlns:oel="http://schemas.microsoft.com/office/2019/extlst" xmlns:r="http://schemas.openxmlformats.org/officeDocument/2006/relationships" xmlns:m="http://schemas.openxmlformats.org/officeDocument/2006/math" xmlns:v="urn:schemas-microsoft-com:vml" xmlns:wp14="http://schemas.microsoft.com/office/word/2010/wordprocessingDrawing" xmlns:wp="http://schemas.openxmlformats.org/drawingml/2006/wordprocessingDrawing" xmlns:w10="urn:schemas-microsoft-com:office:word" xmlns:w="http://schemas.openxmlformats.org/wordprocessingml/2006/main" xmlns:w14="http://schemas.microsoft.com/office/word/2010/wordml" xmlns:w15="http://schemas.microsoft.com/office/word/2012/wordml" xmlns:w16cex="http://schemas.microsoft.com/office/word/2018/wordml/cex" xmlns:w16cid="http://schemas.microsoft.com/office/word/2016/wordml/cid" xmlns:w16="http://schemas.microsoft.com/office/word/2018/wordml" xmlns:w16du="http://schemas.microsoft.com/office/word/2023/wordml/word16du" xmlns:w16sdtdh="http://schemas.microsoft.com/office/word/2020/wordml/sdtdatahash" xmlns:w16sdtfl="http://schemas.microsoft.com/office/word/2024/wordml/sdtformatlock" xmlns:w16se="http://schemas.microsoft.com/office/word/2015/wordml/symex" xmlns:wpg="http://schemas.microsoft.com/office/word/2010/wordprocessingGroup" xmlns:wpi="http://schemas.microsoft.com/office/word/2010/wordprocessingInk" xmlns:wne="http://schemas.microsoft.com/office/word/2006/wordml" xmlns:wps="http://schemas.microsoft.com/office/word/2010/wordprocessingShape" mc:Ignorable="w14 w15 w16se w16cid w16 w16cex w16sdtdh w16sdtfl w16du wp14">
+<w:endnotes xmlns:wpc="http://schemas.microsoft.com/office/word/2010/wordprocessingCanvas" xmlns:cx="http://schemas.microsoft.com/office/drawing/2014/chartex" xmlns:cx1="http://schemas.microsoft.com/office/drawing/2015/9/8/chartex" xmlns:mc="http://schemas.openxmlformats.org/markup-compatibility/2006" xmlns:o="urn:schemas-microsoft-com:office:office" xmlns:r="http://schemas.openxmlformats.org/officeDocument/2006/relationships" xmlns:m="http://schemas.openxmlformats.org/officeDocument/2006/math" xmlns:v="urn:schemas-microsoft-com:vml" xmlns:wp14="http://schemas.microsoft.com/office/word/2010/wordprocessingDrawing" xmlns:wp="http://schemas.openxmlformats.org/drawingml/2006/wordprocessingDrawing" xmlns:w10="urn:schemas-microsoft-com:office:word" xmlns:w="http://schemas.openxmlformats.org/wordprocessingml/2006/main" xmlns:w14="http://schemas.microsoft.com/office/word/2010/wordml" xmlns:w15="http://schemas.microsoft.com/office/word/2012/wordml" xmlns:w16se="http://schemas.microsoft.com/office/word/2015/wordml/symex" xmlns:wpg="http://schemas.microsoft.com/office/word/2010/wordprocessingGroup" xmlns:wpi="http://schemas.microsoft.com/office/word/2010/wordprocessingInk" xmlns:wne="http://schemas.microsoft.com/office/word/2006/wordml" xmlns:wps="http://schemas.microsoft.com/office/word/2010/wordprocessingShape" mc:Ignorable="w14 w15 w16se wp14">
   <w:endnote w:type="separator" w:id="-1">
     <w:p>
       <w:pPr>
@@ -3661,7 +3789,7 @@
 </file>
 
 <file path=word/footer1.xml><?xml version="1.0" encoding="utf-8"?>
-<w:ftr xmlns:wpc="http://schemas.microsoft.com/office/word/2010/wordprocessingCanvas" xmlns:cx="http://schemas.microsoft.com/office/drawing/2014/chartex" xmlns:cx1="http://schemas.microsoft.com/office/drawing/2015/9/8/chartex" xmlns:cx2="http://schemas.microsoft.com/office/drawing/2015/10/21/chartex" xmlns:cx3="http://schemas.microsoft.com/office/drawing/2016/5/9/chartex" xmlns:cx4="http://schemas.microsoft.com/office/drawing/2016/5/10/chartex" xmlns:cx5="http://schemas.microsoft.com/office/drawing/2016/5/11/chartex" xmlns:cx6="http://schemas.microsoft.com/office/drawing/2016/5/12/chartex" xmlns:cx7="http://schemas.microsoft.com/office/drawing/2016/5/13/chartex" xmlns:cx8="http://schemas.microsoft.com/office/drawing/2016/5/14/chartex" xmlns:mc="http://schemas.openxmlformats.org/markup-compatibility/2006" xmlns:aink="http://schemas.microsoft.com/office/drawing/2016/ink" xmlns:am3d="http://schemas.microsoft.com/office/drawing/2017/model3d" xmlns:o="urn:schemas-microsoft-com:office:office" xmlns:oel="http://schemas.microsoft.com/office/2019/extlst" xmlns:r="http://schemas.openxmlformats.org/officeDocument/2006/relationships" xmlns:m="http://schemas.openxmlformats.org/officeDocument/2006/math" xmlns:v="urn:schemas-microsoft-com:vml" xmlns:wp14="http://schemas.microsoft.com/office/word/2010/wordprocessingDrawing" xmlns:wp="http://schemas.openxmlformats.org/drawingml/2006/wordprocessingDrawing" xmlns:w10="urn:schemas-microsoft-com:office:word" xmlns:w="http://schemas.openxmlformats.org/wordprocessingml/2006/main" xmlns:w14="http://schemas.microsoft.com/office/word/2010/wordml" xmlns:w15="http://schemas.microsoft.com/office/word/2012/wordml" xmlns:w16cex="http://schemas.microsoft.com/office/word/2018/wordml/cex" xmlns:w16cid="http://schemas.microsoft.com/office/word/2016/wordml/cid" xmlns:w16="http://schemas.microsoft.com/office/word/2018/wordml" xmlns:w16du="http://schemas.microsoft.com/office/word/2023/wordml/word16du" xmlns:w16sdtdh="http://schemas.microsoft.com/office/word/2020/wordml/sdtdatahash" xmlns:w16sdtfl="http://schemas.microsoft.com/office/word/2024/wordml/sdtformatlock" xmlns:w16se="http://schemas.microsoft.com/office/word/2015/wordml/symex" xmlns:wpg="http://schemas.microsoft.com/office/word/2010/wordprocessingGroup" xmlns:wpi="http://schemas.microsoft.com/office/word/2010/wordprocessingInk" xmlns:wne="http://schemas.microsoft.com/office/word/2006/wordml" xmlns:wps="http://schemas.microsoft.com/office/word/2010/wordprocessingShape" mc:Ignorable="w14 w15 w16se w16cid w16 w16cex w16sdtdh w16sdtfl w16du wp14">
+<w:ftr xmlns:wpc="http://schemas.microsoft.com/office/word/2010/wordprocessingCanvas" xmlns:cx="http://schemas.microsoft.com/office/drawing/2014/chartex" xmlns:cx1="http://schemas.microsoft.com/office/drawing/2015/9/8/chartex" xmlns:mc="http://schemas.openxmlformats.org/markup-compatibility/2006" xmlns:o="urn:schemas-microsoft-com:office:office" xmlns:r="http://schemas.openxmlformats.org/officeDocument/2006/relationships" xmlns:m="http://schemas.openxmlformats.org/officeDocument/2006/math" xmlns:v="urn:schemas-microsoft-com:vml" xmlns:wp14="http://schemas.microsoft.com/office/word/2010/wordprocessingDrawing" xmlns:wp="http://schemas.openxmlformats.org/drawingml/2006/wordprocessingDrawing" xmlns:w10="urn:schemas-microsoft-com:office:word" xmlns:w="http://schemas.openxmlformats.org/wordprocessingml/2006/main" xmlns:w14="http://schemas.microsoft.com/office/word/2010/wordml" xmlns:w15="http://schemas.microsoft.com/office/word/2012/wordml" xmlns:w16se="http://schemas.microsoft.com/office/word/2015/wordml/symex" xmlns:wpg="http://schemas.microsoft.com/office/word/2010/wordprocessingGroup" xmlns:wpi="http://schemas.microsoft.com/office/word/2010/wordprocessingInk" xmlns:wne="http://schemas.microsoft.com/office/word/2006/wordml" xmlns:wps="http://schemas.microsoft.com/office/word/2010/wordprocessingShape" mc:Ignorable="w14 w15 w16se wp14">
   <w:p>
     <w:pPr>
       <w:pStyle w:val="Piedepgina"/>
@@ -3751,7 +3879,7 @@
 </file>
 
 <file path=word/footnotes.xml><?xml version="1.0" encoding="utf-8"?>
-<w:footnotes xmlns:wpc="http://schemas.microsoft.com/office/word/2010/wordprocessingCanvas" xmlns:cx="http://schemas.microsoft.com/office/drawing/2014/chartex" xmlns:cx1="http://schemas.microsoft.com/office/drawing/2015/9/8/chartex" xmlns:cx2="http://schemas.microsoft.com/office/drawing/2015/10/21/chartex" xmlns:cx3="http://schemas.microsoft.com/office/drawing/2016/5/9/chartex" xmlns:cx4="http://schemas.microsoft.com/office/drawing/2016/5/10/chartex" xmlns:cx5="http://schemas.microsoft.com/office/drawing/2016/5/11/chartex" xmlns:cx6="http://schemas.microsoft.com/office/drawing/2016/5/12/chartex" xmlns:cx7="http://schemas.microsoft.com/office/drawing/2016/5/13/chartex" xmlns:cx8="http://schemas.microsoft.com/office/drawing/2016/5/14/chartex" xmlns:mc="http://schemas.openxmlformats.org/markup-compatibility/2006" xmlns:aink="http://schemas.microsoft.com/office/drawing/2016/ink" xmlns:am3d="http://schemas.microsoft.com/office/drawing/2017/model3d" xmlns:o="urn:schemas-microsoft-com:office:office" xmlns:oel="http://schemas.microsoft.com/office/2019/extlst" xmlns:r="http://schemas.openxmlformats.org/officeDocument/2006/relationships" xmlns:m="http://schemas.openxmlformats.org/officeDocument/2006/math" xmlns:v="urn:schemas-microsoft-com:vml" xmlns:wp14="http://schemas.microsoft.com/office/word/2010/wordprocessingDrawing" xmlns:wp="http://schemas.openxmlformats.org/drawingml/2006/wordprocessingDrawing" xmlns:w10="urn:schemas-microsoft-com:office:word" xmlns:w="http://schemas.openxmlformats.org/wordprocessingml/2006/main" xmlns:w14="http://schemas.microsoft.com/office/word/2010/wordml" xmlns:w15="http://schemas.microsoft.com/office/word/2012/wordml" xmlns:w16cex="http://schemas.microsoft.com/office/word/2018/wordml/cex" xmlns:w16cid="http://schemas.microsoft.com/office/word/2016/wordml/cid" xmlns:w16="http://schemas.microsoft.com/office/word/2018/wordml" xmlns:w16du="http://schemas.microsoft.com/office/word/2023/wordml/word16du" xmlns:w16sdtdh="http://schemas.microsoft.com/office/word/2020/wordml/sdtdatahash" xmlns:w16sdtfl="http://schemas.microsoft.com/office/word/2024/wordml/sdtformatlock" xmlns:w16se="http://schemas.microsoft.com/office/word/2015/wordml/symex" xmlns:wpg="http://schemas.microsoft.com/office/word/2010/wordprocessingGroup" xmlns:wpi="http://schemas.microsoft.com/office/word/2010/wordprocessingInk" xmlns:wne="http://schemas.microsoft.com/office/word/2006/wordml" xmlns:wps="http://schemas.microsoft.com/office/word/2010/wordprocessingShape" mc:Ignorable="w14 w15 w16se w16cid w16 w16cex w16sdtdh w16sdtfl w16du wp14">
+<w:footnotes xmlns:wpc="http://schemas.microsoft.com/office/word/2010/wordprocessingCanvas" xmlns:cx="http://schemas.microsoft.com/office/drawing/2014/chartex" xmlns:cx1="http://schemas.microsoft.com/office/drawing/2015/9/8/chartex" xmlns:mc="http://schemas.openxmlformats.org/markup-compatibility/2006" xmlns:o="urn:schemas-microsoft-com:office:office" xmlns:r="http://schemas.openxmlformats.org/officeDocument/2006/relationships" xmlns:m="http://schemas.openxmlformats.org/officeDocument/2006/math" xmlns:v="urn:schemas-microsoft-com:vml" xmlns:wp14="http://schemas.microsoft.com/office/word/2010/wordprocessingDrawing" xmlns:wp="http://schemas.openxmlformats.org/drawingml/2006/wordprocessingDrawing" xmlns:w10="urn:schemas-microsoft-com:office:word" xmlns:w="http://schemas.openxmlformats.org/wordprocessingml/2006/main" xmlns:w14="http://schemas.microsoft.com/office/word/2010/wordml" xmlns:w15="http://schemas.microsoft.com/office/word/2012/wordml" xmlns:w16se="http://schemas.microsoft.com/office/word/2015/wordml/symex" xmlns:wpg="http://schemas.microsoft.com/office/word/2010/wordprocessingGroup" xmlns:wpi="http://schemas.microsoft.com/office/word/2010/wordprocessingInk" xmlns:wne="http://schemas.microsoft.com/office/word/2006/wordml" xmlns:wps="http://schemas.microsoft.com/office/word/2010/wordprocessingShape" mc:Ignorable="w14 w15 w16se wp14">
   <w:footnote w:type="separator" w:id="-1">
     <w:p>
       <w:pPr>
@@ -3776,7 +3904,7 @@
 </file>
 
 <file path=word/header1.xml><?xml version="1.0" encoding="utf-8"?>
-<w:hdr xmlns:wpc="http://schemas.microsoft.com/office/word/2010/wordprocessingCanvas" xmlns:cx="http://schemas.microsoft.com/office/drawing/2014/chartex" xmlns:cx1="http://schemas.microsoft.com/office/drawing/2015/9/8/chartex" xmlns:cx2="http://schemas.microsoft.com/office/drawing/2015/10/21/chartex" xmlns:cx3="http://schemas.microsoft.com/office/drawing/2016/5/9/chartex" xmlns:cx4="http://schemas.microsoft.com/office/drawing/2016/5/10/chartex" xmlns:cx5="http://schemas.microsoft.com/office/drawing/2016/5/11/chartex" xmlns:cx6="http://schemas.microsoft.com/office/drawing/2016/5/12/chartex" xmlns:cx7="http://schemas.microsoft.com/office/drawing/2016/5/13/chartex" xmlns:cx8="http://schemas.microsoft.com/office/drawing/2016/5/14/chartex" xmlns:mc="http://schemas.openxmlformats.org/markup-compatibility/2006" xmlns:aink="http://schemas.microsoft.com/office/drawing/2016/ink" xmlns:am3d="http://schemas.microsoft.com/office/drawing/2017/model3d" xmlns:o="urn:schemas-microsoft-com:office:office" xmlns:oel="http://schemas.microsoft.com/office/2019/extlst" xmlns:r="http://schemas.openxmlformats.org/officeDocument/2006/relationships" xmlns:m="http://schemas.openxmlformats.org/officeDocument/2006/math" xmlns:v="urn:schemas-microsoft-com:vml" xmlns:wp14="http://schemas.microsoft.com/office/word/2010/wordprocessingDrawing" xmlns:wp="http://schemas.openxmlformats.org/drawingml/2006/wordprocessingDrawing" xmlns:w10="urn:schemas-microsoft-com:office:word" xmlns:w="http://schemas.openxmlformats.org/wordprocessingml/2006/main" xmlns:w14="http://schemas.microsoft.com/office/word/2010/wordml" xmlns:w15="http://schemas.microsoft.com/office/word/2012/wordml" xmlns:w16cex="http://schemas.microsoft.com/office/word/2018/wordml/cex" xmlns:w16cid="http://schemas.microsoft.com/office/word/2016/wordml/cid" xmlns:w16="http://schemas.microsoft.com/office/word/2018/wordml" xmlns:w16du="http://schemas.microsoft.com/office/word/2023/wordml/word16du" xmlns:w16sdtdh="http://schemas.microsoft.com/office/word/2020/wordml/sdtdatahash" xmlns:w16sdtfl="http://schemas.microsoft.com/office/word/2024/wordml/sdtformatlock" xmlns:w16se="http://schemas.microsoft.com/office/word/2015/wordml/symex" xmlns:wpg="http://schemas.microsoft.com/office/word/2010/wordprocessingGroup" xmlns:wpi="http://schemas.microsoft.com/office/word/2010/wordprocessingInk" xmlns:wne="http://schemas.microsoft.com/office/word/2006/wordml" xmlns:wps="http://schemas.microsoft.com/office/word/2010/wordprocessingShape" mc:Ignorable="w14 w15 w16se w16cid w16 w16cex w16sdtdh w16sdtfl w16du wp14">
+<w:hdr xmlns:wpc="http://schemas.microsoft.com/office/word/2010/wordprocessingCanvas" xmlns:cx="http://schemas.microsoft.com/office/drawing/2014/chartex" xmlns:cx1="http://schemas.microsoft.com/office/drawing/2015/9/8/chartex" xmlns:mc="http://schemas.openxmlformats.org/markup-compatibility/2006" xmlns:o="urn:schemas-microsoft-com:office:office" xmlns:r="http://schemas.openxmlformats.org/officeDocument/2006/relationships" xmlns:m="http://schemas.openxmlformats.org/officeDocument/2006/math" xmlns:v="urn:schemas-microsoft-com:vml" xmlns:wp14="http://schemas.microsoft.com/office/word/2010/wordprocessingDrawing" xmlns:wp="http://schemas.openxmlformats.org/drawingml/2006/wordprocessingDrawing" xmlns:w10="urn:schemas-microsoft-com:office:word" xmlns:w="http://schemas.openxmlformats.org/wordprocessingml/2006/main" xmlns:w14="http://schemas.microsoft.com/office/word/2010/wordml" xmlns:w15="http://schemas.microsoft.com/office/word/2012/wordml" xmlns:w16se="http://schemas.microsoft.com/office/word/2015/wordml/symex" xmlns:wpg="http://schemas.microsoft.com/office/word/2010/wordprocessingGroup" xmlns:wpi="http://schemas.microsoft.com/office/word/2010/wordprocessingInk" xmlns:wne="http://schemas.microsoft.com/office/word/2006/wordml" xmlns:wps="http://schemas.microsoft.com/office/word/2010/wordprocessingShape" mc:Ignorable="w14 w15 w16se wp14">
   <w:p>
     <w:pPr>
       <w:pStyle w:val="Encabezado"/>
@@ -4005,7 +4133,7 @@
 </file>
 
 <file path=word/styles.xml><?xml version="1.0" encoding="utf-8"?>
-<w:styles xmlns:mc="http://schemas.openxmlformats.org/markup-compatibility/2006" xmlns:r="http://schemas.openxmlformats.org/officeDocument/2006/relationships" xmlns:w="http://schemas.openxmlformats.org/wordprocessingml/2006/main" xmlns:w14="http://schemas.microsoft.com/office/word/2010/wordml" xmlns:w15="http://schemas.microsoft.com/office/word/2012/wordml" xmlns:w16cex="http://schemas.microsoft.com/office/word/2018/wordml/cex" xmlns:w16cid="http://schemas.microsoft.com/office/word/2016/wordml/cid" xmlns:w16="http://schemas.microsoft.com/office/word/2018/wordml" xmlns:w16du="http://schemas.microsoft.com/office/word/2023/wordml/word16du" xmlns:w16sdtdh="http://schemas.microsoft.com/office/word/2020/wordml/sdtdatahash" xmlns:w16sdtfl="http://schemas.microsoft.com/office/word/2024/wordml/sdtformatlock" xmlns:w16se="http://schemas.microsoft.com/office/word/2015/wordml/symex" mc:Ignorable="w14 w15 w16se w16cid w16 w16cex w16sdtdh w16sdtfl w16du">
+<w:styles xmlns:mc="http://schemas.openxmlformats.org/markup-compatibility/2006" xmlns:r="http://schemas.openxmlformats.org/officeDocument/2006/relationships" xmlns:w="http://schemas.openxmlformats.org/wordprocessingml/2006/main" xmlns:w14="http://schemas.microsoft.com/office/word/2010/wordml" xmlns:w15="http://schemas.microsoft.com/office/word/2012/wordml" xmlns:w16se="http://schemas.microsoft.com/office/word/2015/wordml/symex" mc:Ignorable="w14 w15 w16se">
   <w:docDefaults>
     <w:rPrDefault>
       <w:rPr>
@@ -4023,7 +4151,7 @@
       </w:pPr>
     </w:pPrDefault>
   </w:docDefaults>
-  <w:latentStyles w:defLockedState="0" w:defUIPriority="99" w:defSemiHidden="0" w:defUnhideWhenUsed="0" w:defQFormat="0" w:count="376">
+  <w:latentStyles w:defLockedState="0" w:defUIPriority="99" w:defSemiHidden="0" w:defUnhideWhenUsed="0" w:defQFormat="0" w:count="371">
     <w:lsdException w:name="Normal" w:uiPriority="0" w:qFormat="1"/>
     <w:lsdException w:name="heading 1" w:uiPriority="9" w:qFormat="1"/>
     <w:lsdException w:name="heading 2" w:semiHidden="1" w:uiPriority="9" w:unhideWhenUsed="1" w:qFormat="1"/>
@@ -4395,11 +4523,6 @@
     <w:lsdException w:name="List Table 5 Dark Accent 6" w:uiPriority="50"/>
     <w:lsdException w:name="List Table 6 Colorful Accent 6" w:uiPriority="51"/>
     <w:lsdException w:name="List Table 7 Colorful Accent 6" w:uiPriority="52"/>
-    <w:lsdException w:name="Mention" w:semiHidden="1" w:unhideWhenUsed="1"/>
-    <w:lsdException w:name="Smart Hyperlink" w:semiHidden="1" w:unhideWhenUsed="1"/>
-    <w:lsdException w:name="Hashtag" w:semiHidden="1" w:unhideWhenUsed="1"/>
-    <w:lsdException w:name="Unresolved Mention" w:semiHidden="1" w:unhideWhenUsed="1"/>
-    <w:lsdException w:name="Smart Link" w:semiHidden="1" w:unhideWhenUsed="1"/>
   </w:latentStyles>
   <w:style w:type="paragraph" w:default="1" w:styleId="Normal">
     <w:name w:val="Normal"/>

--- a/public/assets/documents/template-word/template_correspondencia.docx
+++ b/public/assets/documents/template-word/template_correspondencia.docx
@@ -37,7 +37,7 @@
         <mc:AlternateContent>
           <mc:Choice Requires="wps">
             <w:drawing>
-              <wp:anchor distT="45720" distB="45720" distL="114300" distR="114300" simplePos="0" relativeHeight="251816960" behindDoc="0" locked="0" layoutInCell="1" allowOverlap="1" wp14:anchorId="36088516" wp14:editId="7CB821B8">
+              <wp:anchor distT="45720" distB="45720" distL="114300" distR="114300" simplePos="0" relativeHeight="251816960" behindDoc="0" locked="0" layoutInCell="1" allowOverlap="1" wp14:anchorId="36088516" wp14:editId="26458F9D">
                 <wp:simplePos x="0" y="0"/>
                 <wp:positionH relativeFrom="column">
                   <wp:posOffset>4632528</wp:posOffset>
@@ -155,7 +155,7 @@
         <mc:AlternateContent>
           <mc:Choice Requires="wps">
             <w:drawing>
-              <wp:anchor distT="45720" distB="45720" distL="114300" distR="114300" simplePos="0" relativeHeight="251735040" behindDoc="0" locked="0" layoutInCell="1" allowOverlap="1" wp14:anchorId="773414AD" wp14:editId="34EBAD86">
+              <wp:anchor distT="45720" distB="45720" distL="114300" distR="114300" simplePos="0" relativeHeight="251735040" behindDoc="0" locked="0" layoutInCell="1" allowOverlap="1" wp14:anchorId="773414AD" wp14:editId="37616DD9">
                 <wp:simplePos x="0" y="0"/>
                 <wp:positionH relativeFrom="page">
                   <wp:posOffset>0</wp:posOffset>
@@ -1397,7 +1397,7 @@
               <mc:AlternateContent>
                 <mc:Choice Requires="wps">
                   <w:drawing>
-                    <wp:anchor distT="0" distB="0" distL="114300" distR="114300" simplePos="0" relativeHeight="251782144" behindDoc="0" locked="0" layoutInCell="1" allowOverlap="1" wp14:anchorId="2A078012" wp14:editId="7A100230">
+                    <wp:anchor distT="0" distB="0" distL="114300" distR="114300" simplePos="0" relativeHeight="251782144" behindDoc="0" locked="0" layoutInCell="1" allowOverlap="1" wp14:anchorId="2A078012" wp14:editId="32B3DB10">
                       <wp:simplePos x="0" y="0"/>
                       <wp:positionH relativeFrom="column">
                         <wp:posOffset>-13335</wp:posOffset>
@@ -1636,7 +1636,7 @@
                 <w:sz w:val="16"/>
                 <w:lang w:val="en-US"/>
               </w:rPr>
-              <w:t>NO DEFINIDA</w:t>
+              <w:t>HRAES</w:t>
             </w:r>
           </w:p>
           <w:p>
@@ -1655,7 +1655,7 @@
               <mc:AlternateContent>
                 <mc:Choice Requires="wps">
                   <w:drawing>
-                    <wp:anchor distT="0" distB="0" distL="114300" distR="114300" simplePos="0" relativeHeight="251773952" behindDoc="0" locked="0" layoutInCell="1" allowOverlap="1" wp14:anchorId="07DD25F4" wp14:editId="14B95C30">
+                    <wp:anchor distT="0" distB="0" distL="114300" distR="114300" simplePos="0" relativeHeight="251773952" behindDoc="0" locked="0" layoutInCell="1" allowOverlap="1" wp14:anchorId="07DD25F4" wp14:editId="2697852E">
                       <wp:simplePos x="0" y="0"/>
                       <wp:positionH relativeFrom="column">
                         <wp:posOffset>-13335</wp:posOffset>
@@ -1894,7 +1894,7 @@
                 <w:sz w:val="16"/>
                 <w:lang w:val="en-US"/>
               </w:rPr>
-              <w:t>OFICINA CENTRAL</w:t>
+              <w:t>NO CONCURRENTES</w:t>
             </w:r>
           </w:p>
           <w:p>
@@ -1913,7 +1913,7 @@
               <mc:AlternateContent>
                 <mc:Choice Requires="wps">
                   <w:drawing>
-                    <wp:anchor distT="0" distB="0" distL="114300" distR="114300" simplePos="0" relativeHeight="251792384" behindDoc="0" locked="0" layoutInCell="1" allowOverlap="1" wp14:anchorId="33F4608B" wp14:editId="35FCF760">
+                    <wp:anchor distT="0" distB="0" distL="114300" distR="114300" simplePos="0" relativeHeight="251792384" behindDoc="0" locked="0" layoutInCell="1" allowOverlap="1" wp14:anchorId="33F4608B" wp14:editId="27C9D7AF">
                       <wp:simplePos x="0" y="0"/>
                       <wp:positionH relativeFrom="column">
                         <wp:posOffset>3414395</wp:posOffset>
@@ -2041,7 +2041,7 @@
                 <w:sz w:val="16"/>
                 <w:lang w:val="en-US"/>
               </w:rPr>
-              <w:t>UNIDAD DE TRANSPARENCIA</w:t>
+              <w:t>NO DEFINIDA</w:t>
             </w:r>
           </w:p>
           <w:p>
@@ -2060,7 +2060,7 @@
               <mc:AlternateContent>
                 <mc:Choice Requires="wps">
                   <w:drawing>
-                    <wp:anchor distT="0" distB="0" distL="114300" distR="114300" simplePos="0" relativeHeight="251771904" behindDoc="0" locked="0" layoutInCell="1" allowOverlap="1" wp14:anchorId="7706690B" wp14:editId="3DAE9E4A">
+                    <wp:anchor distT="0" distB="0" distL="114300" distR="114300" simplePos="0" relativeHeight="251771904" behindDoc="0" locked="0" layoutInCell="1" allowOverlap="1" wp14:anchorId="7706690B" wp14:editId="5364A8E1">
                       <wp:simplePos x="0" y="0"/>
                       <wp:positionH relativeFrom="column">
                         <wp:posOffset>-22860</wp:posOffset>
@@ -2299,7 +2299,7 @@
                 <w:sz w:val="16"/>
                 <w:lang w:val="en-US"/>
               </w:rPr>
-              <w:t>ZONA CENTRO</w:t>
+              <w:t>OFICINA CENTRAL</w:t>
             </w:r>
           </w:p>
           <w:p>
@@ -2318,7 +2318,7 @@
               <mc:AlternateContent>
                 <mc:Choice Requires="wps">
                   <w:drawing>
-                    <wp:anchor distT="0" distB="0" distL="114300" distR="114300" simplePos="0" relativeHeight="251790336" behindDoc="0" locked="0" layoutInCell="1" allowOverlap="1" wp14:anchorId="377C40B0" wp14:editId="3C525441">
+                    <wp:anchor distT="0" distB="0" distL="114300" distR="114300" simplePos="0" relativeHeight="251790336" behindDoc="0" locked="0" layoutInCell="1" allowOverlap="1" wp14:anchorId="377C40B0" wp14:editId="4C9468E7">
                       <wp:simplePos x="0" y="0"/>
                       <wp:positionH relativeFrom="column">
                         <wp:posOffset>3416935</wp:posOffset>
@@ -2446,7 +2446,7 @@
                 <w:sz w:val="16"/>
                 <w:lang w:val="en-US"/>
               </w:rPr>
-              <w:t>ZONA NORESTE</w:t>
+              <w:t>UNIDAD DE TRANSPARENCIA</w:t>
             </w:r>
           </w:p>
           <w:p>
@@ -2465,7 +2465,7 @@
               <mc:AlternateContent>
                 <mc:Choice Requires="wps">
                   <w:drawing>
-                    <wp:anchor distT="0" distB="0" distL="114300" distR="114300" simplePos="0" relativeHeight="251769856" behindDoc="0" locked="0" layoutInCell="1" allowOverlap="1" wp14:anchorId="0177D8CD" wp14:editId="41AC7A9F">
+                    <wp:anchor distT="0" distB="0" distL="114300" distR="114300" simplePos="0" relativeHeight="251769856" behindDoc="0" locked="0" layoutInCell="1" allowOverlap="1" wp14:anchorId="0177D8CD" wp14:editId="1A3C39F4">
                       <wp:simplePos x="0" y="0"/>
                       <wp:positionH relativeFrom="column">
                         <wp:posOffset>-20955</wp:posOffset>
@@ -2704,7 +2704,7 @@
                 <w:sz w:val="16"/>
                 <w:lang w:val="en-US"/>
               </w:rPr>
-              <w:t>ZONA NOROESTE</w:t>
+              <w:t>ZONA CENTRO</w:t>
             </w:r>
           </w:p>
           <w:p>
@@ -2723,7 +2723,7 @@
               <mc:AlternateContent>
                 <mc:Choice Requires="wps">
                   <w:drawing>
-                    <wp:anchor distT="0" distB="0" distL="114300" distR="114300" simplePos="0" relativeHeight="251767808" behindDoc="0" locked="0" layoutInCell="1" allowOverlap="1" wp14:anchorId="071BF789" wp14:editId="0A5B0222">
+                    <wp:anchor distT="0" distB="0" distL="114300" distR="114300" simplePos="0" relativeHeight="251767808" behindDoc="0" locked="0" layoutInCell="1" allowOverlap="1" wp14:anchorId="071BF789" wp14:editId="47983098">
                       <wp:simplePos x="0" y="0"/>
                       <wp:positionH relativeFrom="column">
                         <wp:posOffset>-19050</wp:posOffset>
@@ -2962,7 +2962,7 @@
                 <w:sz w:val="16"/>
                 <w:lang w:val="en-US"/>
               </w:rPr>
-              <w:t>ZONA SURESTE</w:t>
+              <w:t>ZONA NORESTE</w:t>
             </w:r>
           </w:p>
           <w:p>
@@ -2981,7 +2981,7 @@
               <mc:AlternateContent>
                 <mc:Choice Requires="wps">
                   <w:drawing>
-                    <wp:anchor distT="0" distB="0" distL="114300" distR="114300" simplePos="0" relativeHeight="251765760" behindDoc="0" locked="0" layoutInCell="1" allowOverlap="1" wp14:anchorId="4FA9D3A1" wp14:editId="0214173D">
+                    <wp:anchor distT="0" distB="0" distL="114300" distR="114300" simplePos="0" relativeHeight="251765760" behindDoc="0" locked="0" layoutInCell="1" allowOverlap="1" wp14:anchorId="4FA9D3A1" wp14:editId="1F807E4F">
                       <wp:simplePos x="0" y="0"/>
                       <wp:positionH relativeFrom="column">
                         <wp:posOffset>-20955</wp:posOffset>
@@ -3213,14 +3213,21 @@
                 <w:sz w:val="16"/>
                 <w:lang w:val="en-US"/>
               </w:rPr>
-              <w:t xml:space="preserve">                                                                                       </w:t>
-            </w:r>
-            <w:r>
-              <w:rPr>
-                <w:sz w:val="16"/>
-                <w:lang w:val="en-US"/>
-              </w:rPr>
-              <w:t>ZONA SUROESTE</w:t>
+              <w:t xml:space="preserve">                                                                                      </w:t>
+            </w:r>
+            <w:r>
+              <w:rPr>
+                <w:sz w:val="16"/>
+                <w:lang w:val="en-US"/>
+              </w:rPr>
+              <w:t xml:space="preserve"> </w:t>
+            </w:r>
+            <w:r>
+              <w:rPr>
+                <w:sz w:val="16"/>
+                <w:lang w:val="en-US"/>
+              </w:rPr>
+              <w:t>ZONA NOROESTE</w:t>
             </w:r>
           </w:p>
           <w:p>
@@ -3239,7 +3246,118 @@
               <mc:AlternateContent>
                 <mc:Choice Requires="wps">
                   <w:drawing>
-                    <wp:anchor distT="0" distB="0" distL="114300" distR="114300" simplePos="0" relativeHeight="251763712" behindDoc="0" locked="0" layoutInCell="1" allowOverlap="1" wp14:anchorId="0AFB179F" wp14:editId="58C6ABD4">
+                    <wp:anchor distT="0" distB="0" distL="114300" distR="114300" simplePos="0" relativeHeight="251821056" behindDoc="0" locked="0" layoutInCell="1" allowOverlap="1" wp14:anchorId="1E8AA75F" wp14:editId="468FDC84">
+                      <wp:simplePos x="0" y="0"/>
+                      <wp:positionH relativeFrom="column">
+                        <wp:posOffset>3416300</wp:posOffset>
+                      </wp:positionH>
+                      <wp:positionV relativeFrom="paragraph">
+                        <wp:posOffset>34290</wp:posOffset>
+                      </wp:positionV>
+                      <wp:extent cx="65405" cy="58420"/>
+                      <wp:effectExtent l="0" t="0" r="10795" b="17780"/>
+                      <wp:wrapNone/>
+                      <wp:docPr id="923727645" name="Rectángulo 923727645"/>
+                      <wp:cNvGraphicFramePr/>
+                      <a:graphic xmlns:a="http://schemas.openxmlformats.org/drawingml/2006/main">
+                        <a:graphicData uri="http://schemas.microsoft.com/office/word/2010/wordprocessingShape">
+                          <wps:wsp>
+                            <wps:cNvSpPr/>
+                            <wps:spPr>
+                              <a:xfrm>
+                                <a:off x="0" y="0"/>
+                                <a:ext cx="65405" cy="58420"/>
+                              </a:xfrm>
+                              <a:prstGeom prst="rect">
+                                <a:avLst/>
+                              </a:prstGeom>
+                              <a:noFill/>
+                              <a:ln>
+                                <a:solidFill>
+                                  <a:schemeClr val="bg1">
+                                    <a:lumMod val="50000"/>
+                                  </a:schemeClr>
+                                </a:solidFill>
+                                <a:prstDash val="sysDash"/>
+                              </a:ln>
+                            </wps:spPr>
+                            <wps:style>
+                              <a:lnRef idx="2">
+                                <a:schemeClr val="accent1">
+                                  <a:shade val="50000"/>
+                                </a:schemeClr>
+                              </a:lnRef>
+                              <a:fillRef idx="1">
+                                <a:schemeClr val="accent1"/>
+                              </a:fillRef>
+                              <a:effectRef idx="0">
+                                <a:schemeClr val="accent1"/>
+                              </a:effectRef>
+                              <a:fontRef idx="minor">
+                                <a:schemeClr val="lt1"/>
+                              </a:fontRef>
+                            </wps:style>
+                            <wps:txbx>
+                              <w:txbxContent>
+                                <w:p>
+                                  <w:pPr>
+                                    <w:jc w:val="center"/>
+                                  </w:pPr>
+                                  <w:r>
+                                    <w:t>V</w:t>
+                                  </w:r>
+                                </w:p>
+                              </w:txbxContent>
+                            </wps:txbx>
+                            <wps:bodyPr rot="0" spcFirstLastPara="0" vertOverflow="overflow" horzOverflow="overflow" vert="horz" wrap="square" lIns="91440" tIns="45720" rIns="91440" bIns="45720" numCol="1" spcCol="0" rtlCol="0" fromWordArt="0" anchor="ctr" anchorCtr="0" forceAA="0" compatLnSpc="1">
+                              <a:prstTxWarp prst="textNoShape">
+                                <a:avLst/>
+                              </a:prstTxWarp>
+                              <a:noAutofit/>
+                            </wps:bodyPr>
+                          </wps:wsp>
+                        </a:graphicData>
+                      </a:graphic>
+                      <wp14:sizeRelH relativeFrom="margin">
+                        <wp14:pctWidth>0</wp14:pctWidth>
+                      </wp14:sizeRelH>
+                      <wp14:sizeRelV relativeFrom="margin">
+                        <wp14:pctHeight>0</wp14:pctHeight>
+                      </wp14:sizeRelV>
+                    </wp:anchor>
+                  </w:drawing>
+                </mc:Choice>
+                <mc:Fallback>
+                  <w:pict>
+                    <v:rect w14:anchorId="1E8AA75F" id="Rectángulo 923727645" o:spid="_x0000_s1042" style="position:absolute;margin-left:269pt;margin-top:2.7pt;width:5.15pt;height:4.6pt;z-index:251821056;visibility:visible;mso-wrap-style:square;mso-width-percent:0;mso-height-percent:0;mso-wrap-distance-left:9pt;mso-wrap-distance-top:0;mso-wrap-distance-right:9pt;mso-wrap-distance-bottom:0;mso-position-horizontal:absolute;mso-position-horizontal-relative:text;mso-position-vertical:absolute;mso-position-vertical-relative:text;mso-width-percent:0;mso-height-percent:0;mso-width-relative:margin;mso-height-relative:margin;v-text-anchor:middle" o:gfxdata="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" filled="f" strokecolor="#7f7f7f [1612]" strokeweight="1pt">
+                      <v:stroke dashstyle="3 1"/>
+                      <v:textbox>
+                        <w:txbxContent>
+                          <w:p>
+                            <w:pPr>
+                              <w:jc w:val="center"/>
+                            </w:pPr>
+                            <w:r>
+                              <w:t>V</w:t>
+                            </w:r>
+                          </w:p>
+                        </w:txbxContent>
+                      </v:textbox>
+                    </v:rect>
+                  </w:pict>
+                </mc:Fallback>
+              </mc:AlternateContent>
+            </w:r>
+            <w:r>
+              <w:rPr>
+                <w:noProof/>
+                <w:sz w:val="16"/>
+                <w:lang w:eastAsia="es-MX"/>
+              </w:rPr>
+              <mc:AlternateContent>
+                <mc:Choice Requires="wps">
+                  <w:drawing>
+                    <wp:anchor distT="0" distB="0" distL="114300" distR="114300" simplePos="0" relativeHeight="251763712" behindDoc="0" locked="0" layoutInCell="1" allowOverlap="1" wp14:anchorId="0AFB179F" wp14:editId="0B75003D">
                       <wp:simplePos x="0" y="0"/>
                       <wp:positionH relativeFrom="column">
                         <wp:posOffset>-13970</wp:posOffset>
@@ -3322,7 +3440,7 @@
                 </mc:Choice>
                 <mc:Fallback>
                   <w:pict>
-                    <v:rect w14:anchorId="0AFB179F" id="Rectángulo 2035734295" o:spid="_x0000_s1042" style="position:absolute;margin-left:-1.1pt;margin-top:2.9pt;width:5.15pt;height:4.6pt;z-index:251763712;visibility:visible;mso-wrap-style:square;mso-width-percent:0;mso-height-percent:0;mso-wrap-distance-left:9pt;mso-wrap-distance-top:0;mso-wrap-distance-right:9pt;mso-wrap-distance-bottom:0;mso-position-horizontal:absolute;mso-position-horizontal-relative:text;mso-position-vertical:absolute;mso-position-vertical-relative:text;mso-width-percent:0;mso-height-percent:0;mso-width-relative:margin;mso-height-relative:margin;v-text-anchor:middle" o:gfxdata="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" filled="f" strokecolor="#7f7f7f [1612]" strokeweight="1pt">
+                    <v:rect w14:anchorId="0AFB179F" id="Rectángulo 2035734295" o:spid="_x0000_s1043" style="position:absolute;margin-left:-1.1pt;margin-top:2.9pt;width:5.15pt;height:4.6pt;z-index:251763712;visibility:visible;mso-wrap-style:square;mso-width-percent:0;mso-height-percent:0;mso-wrap-distance-left:9pt;mso-wrap-distance-top:0;mso-wrap-distance-right:9pt;mso-wrap-distance-bottom:0;mso-position-horizontal:absolute;mso-position-horizontal-relative:text;mso-position-vertical:absolute;mso-position-vertical-relative:text;mso-width-percent:0;mso-height-percent:0;mso-width-relative:margin;mso-height-relative:margin;v-text-anchor:middle" o:gfxdata="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" filled="f" strokecolor="#7f7f7f [1612]" strokeweight="1pt">
                       <v:stroke dashstyle="3 1"/>
                       <v:textbox>
                         <w:txbxContent>
@@ -3362,6 +3480,20 @@
               </w:rPr>
               <w:t xml:space="preserve"> </w:t>
             </w:r>
+            <w:r>
+              <w:rPr>
+                <w:sz w:val="16"/>
+                <w:lang w:val="en-US"/>
+              </w:rPr>
+              <w:t xml:space="preserve">                                                                                                                  </w:t>
+            </w:r>
+            <w:r>
+              <w:rPr>
+                <w:sz w:val="16"/>
+                <w:lang w:val="en-US"/>
+              </w:rPr>
+              <w:t>ZONA SURESTE</w:t>
+            </w:r>
           </w:p>
           <w:p>
             <w:pPr>
@@ -3379,7 +3511,118 @@
               <mc:AlternateContent>
                 <mc:Choice Requires="wps">
                   <w:drawing>
-                    <wp:anchor distT="0" distB="0" distL="114300" distR="114300" simplePos="0" relativeHeight="251761664" behindDoc="0" locked="0" layoutInCell="1" allowOverlap="1" wp14:anchorId="561E5EC4" wp14:editId="1859AAE9">
+                    <wp:anchor distT="0" distB="0" distL="114300" distR="114300" simplePos="0" relativeHeight="251819008" behindDoc="0" locked="0" layoutInCell="1" allowOverlap="1" wp14:anchorId="033CF376" wp14:editId="1DFD6B82">
+                      <wp:simplePos x="0" y="0"/>
+                      <wp:positionH relativeFrom="column">
+                        <wp:posOffset>3416300</wp:posOffset>
+                      </wp:positionH>
+                      <wp:positionV relativeFrom="paragraph">
+                        <wp:posOffset>31115</wp:posOffset>
+                      </wp:positionV>
+                      <wp:extent cx="65405" cy="58420"/>
+                      <wp:effectExtent l="0" t="0" r="10795" b="17780"/>
+                      <wp:wrapNone/>
+                      <wp:docPr id="1907203394" name="Rectángulo 1907203394"/>
+                      <wp:cNvGraphicFramePr/>
+                      <a:graphic xmlns:a="http://schemas.openxmlformats.org/drawingml/2006/main">
+                        <a:graphicData uri="http://schemas.microsoft.com/office/word/2010/wordprocessingShape">
+                          <wps:wsp>
+                            <wps:cNvSpPr/>
+                            <wps:spPr>
+                              <a:xfrm>
+                                <a:off x="0" y="0"/>
+                                <a:ext cx="65405" cy="58420"/>
+                              </a:xfrm>
+                              <a:prstGeom prst="rect">
+                                <a:avLst/>
+                              </a:prstGeom>
+                              <a:noFill/>
+                              <a:ln>
+                                <a:solidFill>
+                                  <a:schemeClr val="bg1">
+                                    <a:lumMod val="50000"/>
+                                  </a:schemeClr>
+                                </a:solidFill>
+                                <a:prstDash val="sysDash"/>
+                              </a:ln>
+                            </wps:spPr>
+                            <wps:style>
+                              <a:lnRef idx="2">
+                                <a:schemeClr val="accent1">
+                                  <a:shade val="50000"/>
+                                </a:schemeClr>
+                              </a:lnRef>
+                              <a:fillRef idx="1">
+                                <a:schemeClr val="accent1"/>
+                              </a:fillRef>
+                              <a:effectRef idx="0">
+                                <a:schemeClr val="accent1"/>
+                              </a:effectRef>
+                              <a:fontRef idx="minor">
+                                <a:schemeClr val="lt1"/>
+                              </a:fontRef>
+                            </wps:style>
+                            <wps:txbx>
+                              <w:txbxContent>
+                                <w:p>
+                                  <w:pPr>
+                                    <w:jc w:val="center"/>
+                                  </w:pPr>
+                                  <w:r>
+                                    <w:t>V</w:t>
+                                  </w:r>
+                                </w:p>
+                              </w:txbxContent>
+                            </wps:txbx>
+                            <wps:bodyPr rot="0" spcFirstLastPara="0" vertOverflow="overflow" horzOverflow="overflow" vert="horz" wrap="square" lIns="91440" tIns="45720" rIns="91440" bIns="45720" numCol="1" spcCol="0" rtlCol="0" fromWordArt="0" anchor="ctr" anchorCtr="0" forceAA="0" compatLnSpc="1">
+                              <a:prstTxWarp prst="textNoShape">
+                                <a:avLst/>
+                              </a:prstTxWarp>
+                              <a:noAutofit/>
+                            </wps:bodyPr>
+                          </wps:wsp>
+                        </a:graphicData>
+                      </a:graphic>
+                      <wp14:sizeRelH relativeFrom="margin">
+                        <wp14:pctWidth>0</wp14:pctWidth>
+                      </wp14:sizeRelH>
+                      <wp14:sizeRelV relativeFrom="margin">
+                        <wp14:pctHeight>0</wp14:pctHeight>
+                      </wp14:sizeRelV>
+                    </wp:anchor>
+                  </w:drawing>
+                </mc:Choice>
+                <mc:Fallback>
+                  <w:pict>
+                    <v:rect w14:anchorId="033CF376" id="Rectángulo 1907203394" o:spid="_x0000_s1044" style="position:absolute;margin-left:269pt;margin-top:2.45pt;width:5.15pt;height:4.6pt;z-index:251819008;visibility:visible;mso-wrap-style:square;mso-width-percent:0;mso-height-percent:0;mso-wrap-distance-left:9pt;mso-wrap-distance-top:0;mso-wrap-distance-right:9pt;mso-wrap-distance-bottom:0;mso-position-horizontal:absolute;mso-position-horizontal-relative:text;mso-position-vertical:absolute;mso-position-vertical-relative:text;mso-width-percent:0;mso-height-percent:0;mso-width-relative:margin;mso-height-relative:margin;v-text-anchor:middle" o:gfxdata="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" filled="f" strokecolor="#7f7f7f [1612]" strokeweight="1pt">
+                      <v:stroke dashstyle="3 1"/>
+                      <v:textbox>
+                        <w:txbxContent>
+                          <w:p>
+                            <w:pPr>
+                              <w:jc w:val="center"/>
+                            </w:pPr>
+                            <w:r>
+                              <w:t>V</w:t>
+                            </w:r>
+                          </w:p>
+                        </w:txbxContent>
+                      </v:textbox>
+                    </v:rect>
+                  </w:pict>
+                </mc:Fallback>
+              </mc:AlternateContent>
+            </w:r>
+            <w:r>
+              <w:rPr>
+                <w:noProof/>
+                <w:sz w:val="16"/>
+                <w:lang w:eastAsia="es-MX"/>
+              </w:rPr>
+              <mc:AlternateContent>
+                <mc:Choice Requires="wps">
+                  <w:drawing>
+                    <wp:anchor distT="0" distB="0" distL="114300" distR="114300" simplePos="0" relativeHeight="251761664" behindDoc="0" locked="0" layoutInCell="1" allowOverlap="1" wp14:anchorId="561E5EC4" wp14:editId="5B837CEF">
                       <wp:simplePos x="0" y="0"/>
                       <wp:positionH relativeFrom="column">
                         <wp:posOffset>-15240</wp:posOffset>
@@ -3462,7 +3705,7 @@
                 </mc:Choice>
                 <mc:Fallback>
                   <w:pict>
-                    <v:rect w14:anchorId="561E5EC4" id="Rectángulo 1694944956" o:spid="_x0000_s1043" style="position:absolute;margin-left:-1.2pt;margin-top:2.3pt;width:5.15pt;height:4.6pt;z-index:251761664;visibility:visible;mso-wrap-style:square;mso-width-percent:0;mso-height-percent:0;mso-wrap-distance-left:9pt;mso-wrap-distance-top:0;mso-wrap-distance-right:9pt;mso-wrap-distance-bottom:0;mso-position-horizontal:absolute;mso-position-horizontal-relative:text;mso-position-vertical:absolute;mso-position-vertical-relative:text;mso-width-percent:0;mso-height-percent:0;mso-width-relative:margin;mso-height-relative:margin;v-text-anchor:middle" o:gfxdata="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" filled="f" strokecolor="#7f7f7f [1612]" strokeweight="1pt">
+                    <v:rect w14:anchorId="561E5EC4" id="Rectángulo 1694944956" o:spid="_x0000_s1045" style="position:absolute;margin-left:-1.2pt;margin-top:2.3pt;width:5.15pt;height:4.6pt;z-index:251761664;visibility:visible;mso-wrap-style:square;mso-width-percent:0;mso-height-percent:0;mso-wrap-distance-left:9pt;mso-wrap-distance-top:0;mso-wrap-distance-right:9pt;mso-wrap-distance-bottom:0;mso-position-horizontal:absolute;mso-position-horizontal-relative:text;mso-position-vertical:absolute;mso-position-vertical-relative:text;mso-width-percent:0;mso-height-percent:0;mso-width-relative:margin;mso-height-relative:margin;v-text-anchor:middle" o:gfxdata="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" filled="f" strokecolor="#7f7f7f [1612]" strokeweight="1pt">
                       <v:stroke dashstyle="3 1"/>
                       <v:textbox>
                         <w:txbxContent>
@@ -3495,6 +3738,20 @@
               </w:rPr>
               <w:t>DIVISIÓN DE INTEGRACIÓN Y VALIDACIÓN DE NÓMINA</w:t>
             </w:r>
+            <w:r>
+              <w:rPr>
+                <w:sz w:val="16"/>
+                <w:lang w:val="en-US"/>
+              </w:rPr>
+              <w:t xml:space="preserve">                                                 </w:t>
+            </w:r>
+            <w:r>
+              <w:rPr>
+                <w:sz w:val="16"/>
+                <w:lang w:val="en-US"/>
+              </w:rPr>
+              <w:t>ZONA SUROESTE</w:t>
+            </w:r>
           </w:p>
           <w:p>
             <w:pPr>
@@ -3512,7 +3769,7 @@
               <mc:AlternateContent>
                 <mc:Choice Requires="wps">
                   <w:drawing>
-                    <wp:anchor distT="0" distB="0" distL="114300" distR="114300" simplePos="0" relativeHeight="251814912" behindDoc="0" locked="0" layoutInCell="1" allowOverlap="1" wp14:anchorId="0AA4F859" wp14:editId="5AC5E9D7">
+                    <wp:anchor distT="0" distB="0" distL="114300" distR="114300" simplePos="0" relativeHeight="251814912" behindDoc="0" locked="0" layoutInCell="1" allowOverlap="1" wp14:anchorId="0AA4F859" wp14:editId="318660A9">
                       <wp:simplePos x="0" y="0"/>
                       <wp:positionH relativeFrom="column">
                         <wp:posOffset>-17145</wp:posOffset>
@@ -3595,7 +3852,7 @@
                 </mc:Choice>
                 <mc:Fallback>
                   <w:pict>
-                    <v:rect w14:anchorId="0AA4F859" id="Rectángulo 1754441215" o:spid="_x0000_s1044" style="position:absolute;margin-left:-1.35pt;margin-top:1.85pt;width:5.15pt;height:4.6pt;z-index:251814912;visibility:visible;mso-wrap-style:square;mso-width-percent:0;mso-height-percent:0;mso-wrap-distance-left:9pt;mso-wrap-distance-top:0;mso-wrap-distance-right:9pt;mso-wrap-distance-bottom:0;mso-position-horizontal:absolute;mso-position-horizontal-relative:text;mso-position-vertical:absolute;mso-position-vertical-relative:text;mso-width-percent:0;mso-height-percent:0;mso-width-relative:margin;mso-height-relative:margin;v-text-anchor:middle" o:gfxdata="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" filled="f" strokecolor="#7f7f7f [1612]" strokeweight="1pt">
+                    <v:rect w14:anchorId="0AA4F859" id="Rectángulo 1754441215" o:spid="_x0000_s1046" style="position:absolute;margin-left:-1.35pt;margin-top:1.85pt;width:5.15pt;height:4.6pt;z-index:251814912;visibility:visible;mso-wrap-style:square;mso-width-percent:0;mso-height-percent:0;mso-wrap-distance-left:9pt;mso-wrap-distance-top:0;mso-wrap-distance-right:9pt;mso-wrap-distance-bottom:0;mso-position-horizontal:absolute;mso-position-horizontal-relative:text;mso-position-vertical:absolute;mso-position-vertical-relative:text;mso-width-percent:0;mso-height-percent:0;mso-width-relative:margin;mso-height-relative:margin;v-text-anchor:middle" o:gfxdata="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" filled="f" strokecolor="#7f7f7f [1612]" strokeweight="1pt">
                       <v:stroke dashstyle="3 1"/>
                       <v:textbox>
                         <w:txbxContent>
@@ -3728,7 +3985,7 @@
                 </mc:Choice>
                 <mc:Fallback>
                   <w:pict>
-                    <v:rect w14:anchorId="59ED2FCA" id="Rectángulo 2057059190" o:spid="_x0000_s1045" style="position:absolute;margin-left:-1.35pt;margin-top:2.05pt;width:5.15pt;height:4.6pt;z-index:251812864;visibility:visible;mso-wrap-style:square;mso-width-percent:0;mso-height-percent:0;mso-wrap-distance-left:9pt;mso-wrap-distance-top:0;mso-wrap-distance-right:9pt;mso-wrap-distance-bottom:0;mso-position-horizontal:absolute;mso-position-horizontal-relative:text;mso-position-vertical:absolute;mso-position-vertical-relative:text;mso-width-percent:0;mso-height-percent:0;mso-width-relative:margin;mso-height-relative:margin;v-text-anchor:middle" o:gfxdata="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" filled="f" strokecolor="#7f7f7f [1612]" strokeweight="1pt">
+                    <v:rect w14:anchorId="59ED2FCA" id="Rectángulo 2057059190" o:spid="_x0000_s1047" style="position:absolute;margin-left:-1.35pt;margin-top:2.05pt;width:5.15pt;height:4.6pt;z-index:251812864;visibility:visible;mso-wrap-style:square;mso-width-percent:0;mso-height-percent:0;mso-wrap-distance-left:9pt;mso-wrap-distance-top:0;mso-wrap-distance-right:9pt;mso-wrap-distance-bottom:0;mso-position-horizontal:absolute;mso-position-horizontal-relative:text;mso-position-vertical:absolute;mso-position-vertical-relative:text;mso-width-percent:0;mso-height-percent:0;mso-width-relative:margin;mso-height-relative:margin;v-text-anchor:middle" o:gfxdata="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" filled="f" strokecolor="#7f7f7f [1612]" strokeweight="1pt">
                       <v:stroke dashstyle="3 1"/>
                       <v:textbox>
                         <w:txbxContent>
@@ -3861,7 +4118,7 @@
                 </mc:Choice>
                 <mc:Fallback>
                   <w:pict>
-                    <v:rect w14:anchorId="0AB177A5" id="Rectángulo 1388137436" o:spid="_x0000_s1046" style="position:absolute;margin-left:-.95pt;margin-top:2.15pt;width:5.15pt;height:4.6pt;z-index:251810816;visibility:visible;mso-wrap-style:square;mso-width-percent:0;mso-height-percent:0;mso-wrap-distance-left:9pt;mso-wrap-distance-top:0;mso-wrap-distance-right:9pt;mso-wrap-distance-bottom:0;mso-position-horizontal:absolute;mso-position-horizontal-relative:text;mso-position-vertical:absolute;mso-position-vertical-relative:text;mso-width-percent:0;mso-height-percent:0;mso-width-relative:margin;mso-height-relative:margin;v-text-anchor:middle" o:gfxdata="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" filled="f" strokecolor="#7f7f7f [1612]" strokeweight="1pt">
+                    <v:rect w14:anchorId="0AB177A5" id="Rectángulo 1388137436" o:spid="_x0000_s1048" style="position:absolute;margin-left:-.95pt;margin-top:2.15pt;width:5.15pt;height:4.6pt;z-index:251810816;visibility:visible;mso-wrap-style:square;mso-width-percent:0;mso-height-percent:0;mso-wrap-distance-left:9pt;mso-wrap-distance-top:0;mso-wrap-distance-right:9pt;mso-wrap-distance-bottom:0;mso-position-horizontal:absolute;mso-position-horizontal-relative:text;mso-position-vertical:absolute;mso-position-vertical-relative:text;mso-width-percent:0;mso-height-percent:0;mso-width-relative:margin;mso-height-relative:margin;v-text-anchor:middle" o:gfxdata="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" filled="f" strokecolor="#7f7f7f [1612]" strokeweight="1pt">
                       <v:stroke dashstyle="3 1"/>
                       <v:textbox>
                         <w:txbxContent>
@@ -4016,7 +4273,7 @@
                 </mc:Choice>
                 <mc:Fallback>
                   <w:pict>
-                    <v:rect w14:anchorId="1ECFA0FB" id="Rectángulo 1683414218" o:spid="_x0000_s1047" style="position:absolute;margin-left:-1.35pt;margin-top:3.15pt;width:5.15pt;height:4.6pt;z-index:251808768;visibility:visible;mso-wrap-style:square;mso-width-percent:0;mso-height-percent:0;mso-wrap-distance-left:9pt;mso-wrap-distance-top:0;mso-wrap-distance-right:9pt;mso-wrap-distance-bottom:0;mso-position-horizontal:absolute;mso-position-horizontal-relative:text;mso-position-vertical:absolute;mso-position-vertical-relative:text;mso-width-percent:0;mso-height-percent:0;mso-width-relative:margin;mso-height-relative:margin;v-text-anchor:middle" o:gfxdata="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" filled="f" strokecolor="#7f7f7f [1612]" strokeweight="1pt">
+                    <v:rect w14:anchorId="1ECFA0FB" id="Rectángulo 1683414218" o:spid="_x0000_s1049" style="position:absolute;margin-left:-1.35pt;margin-top:3.15pt;width:5.15pt;height:4.6pt;z-index:251808768;visibility:visible;mso-wrap-style:square;mso-width-percent:0;mso-height-percent:0;mso-wrap-distance-left:9pt;mso-wrap-distance-top:0;mso-wrap-distance-right:9pt;mso-wrap-distance-bottom:0;mso-position-horizontal:absolute;mso-position-horizontal-relative:text;mso-position-vertical:absolute;mso-position-vertical-relative:text;mso-width-percent:0;mso-height-percent:0;mso-width-relative:margin;mso-height-relative:margin;v-text-anchor:middle" o:gfxdata="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" filled="f" strokecolor="#7f7f7f [1612]" strokeweight="1pt">
                       <v:stroke dashstyle="3 1"/>
                       <v:textbox>
                         <w:txbxContent>
@@ -4149,7 +4406,7 @@
                 </mc:Choice>
                 <mc:Fallback>
                   <w:pict>
-                    <v:rect w14:anchorId="2F5FBCA5" id="Rectángulo 2086507525" o:spid="_x0000_s1048" style="position:absolute;margin-left:-1.45pt;margin-top:3.15pt;width:5.15pt;height:4.6pt;z-index:251806720;visibility:visible;mso-wrap-style:square;mso-width-percent:0;mso-height-percent:0;mso-wrap-distance-left:9pt;mso-wrap-distance-top:0;mso-wrap-distance-right:9pt;mso-wrap-distance-bottom:0;mso-position-horizontal:absolute;mso-position-horizontal-relative:text;mso-position-vertical:absolute;mso-position-vertical-relative:text;mso-width-percent:0;mso-height-percent:0;mso-width-relative:margin;mso-height-relative:margin;v-text-anchor:middle" o:gfxdata="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" filled="f" strokecolor="#7f7f7f [1612]" strokeweight="1pt">
+                    <v:rect w14:anchorId="2F5FBCA5" id="Rectángulo 2086507525" o:spid="_x0000_s1050" style="position:absolute;margin-left:-1.45pt;margin-top:3.15pt;width:5.15pt;height:4.6pt;z-index:251806720;visibility:visible;mso-wrap-style:square;mso-width-percent:0;mso-height-percent:0;mso-wrap-distance-left:9pt;mso-wrap-distance-top:0;mso-wrap-distance-right:9pt;mso-wrap-distance-bottom:0;mso-position-horizontal:absolute;mso-position-horizontal-relative:text;mso-position-vertical:absolute;mso-position-vertical-relative:text;mso-width-percent:0;mso-height-percent:0;mso-width-relative:margin;mso-height-relative:margin;v-text-anchor:middle" o:gfxdata="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" filled="f" strokecolor="#7f7f7f [1612]" strokeweight="1pt">
                       <v:stroke dashstyle="3 1"/>
                       <v:textbox>
                         <w:txbxContent>
@@ -4181,272 +4438,6 @@
                 <w:lang w:val="en-US"/>
               </w:rPr>
               <w:t>DIVISIÓN DE SISTEMAS DE INFORMACIÓN DE PERSONAL</w:t>
-            </w:r>
-          </w:p>
-          <w:p>
-            <w:pPr>
-              <w:rPr>
-                <w:sz w:val="16"/>
-                <w:lang w:val="en-US"/>
-              </w:rPr>
-            </w:pPr>
-            <w:r>
-              <w:rPr>
-                <w:noProof/>
-                <w:sz w:val="16"/>
-                <w:lang w:eastAsia="es-MX"/>
-              </w:rPr>
-              <mc:AlternateContent>
-                <mc:Choice Requires="wps">
-                  <w:drawing>
-                    <wp:anchor distT="0" distB="0" distL="114300" distR="114300" simplePos="0" relativeHeight="251804672" behindDoc="0" locked="0" layoutInCell="1" allowOverlap="1" wp14:anchorId="1EF2D3D1" wp14:editId="6B175FCA">
-                      <wp:simplePos x="0" y="0"/>
-                      <wp:positionH relativeFrom="column">
-                        <wp:posOffset>-13335</wp:posOffset>
-                      </wp:positionH>
-                      <wp:positionV relativeFrom="paragraph">
-                        <wp:posOffset>37465</wp:posOffset>
-                      </wp:positionV>
-                      <wp:extent cx="65405" cy="58420"/>
-                      <wp:effectExtent l="0" t="0" r="10795" b="17780"/>
-                      <wp:wrapNone/>
-                      <wp:docPr id="319891865" name="Rectángulo 319891865"/>
-                      <wp:cNvGraphicFramePr/>
-                      <a:graphic xmlns:a="http://schemas.openxmlformats.org/drawingml/2006/main">
-                        <a:graphicData uri="http://schemas.microsoft.com/office/word/2010/wordprocessingShape">
-                          <wps:wsp>
-                            <wps:cNvSpPr/>
-                            <wps:spPr>
-                              <a:xfrm>
-                                <a:off x="0" y="0"/>
-                                <a:ext cx="65405" cy="58420"/>
-                              </a:xfrm>
-                              <a:prstGeom prst="rect">
-                                <a:avLst/>
-                              </a:prstGeom>
-                              <a:noFill/>
-                              <a:ln>
-                                <a:solidFill>
-                                  <a:schemeClr val="bg1">
-                                    <a:lumMod val="50000"/>
-                                  </a:schemeClr>
-                                </a:solidFill>
-                                <a:prstDash val="sysDash"/>
-                              </a:ln>
-                            </wps:spPr>
-                            <wps:style>
-                              <a:lnRef idx="2">
-                                <a:schemeClr val="accent1">
-                                  <a:shade val="50000"/>
-                                </a:schemeClr>
-                              </a:lnRef>
-                              <a:fillRef idx="1">
-                                <a:schemeClr val="accent1"/>
-                              </a:fillRef>
-                              <a:effectRef idx="0">
-                                <a:schemeClr val="accent1"/>
-                              </a:effectRef>
-                              <a:fontRef idx="minor">
-                                <a:schemeClr val="lt1"/>
-                              </a:fontRef>
-                            </wps:style>
-                            <wps:txbx>
-                              <w:txbxContent>
-                                <w:p>
-                                  <w:pPr>
-                                    <w:jc w:val="center"/>
-                                  </w:pPr>
-                                  <w:r>
-                                    <w:t>V</w:t>
-                                  </w:r>
-                                </w:p>
-                              </w:txbxContent>
-                            </wps:txbx>
-                            <wps:bodyPr rot="0" spcFirstLastPara="0" vertOverflow="overflow" horzOverflow="overflow" vert="horz" wrap="square" lIns="91440" tIns="45720" rIns="91440" bIns="45720" numCol="1" spcCol="0" rtlCol="0" fromWordArt="0" anchor="ctr" anchorCtr="0" forceAA="0" compatLnSpc="1">
-                              <a:prstTxWarp prst="textNoShape">
-                                <a:avLst/>
-                              </a:prstTxWarp>
-                              <a:noAutofit/>
-                            </wps:bodyPr>
-                          </wps:wsp>
-                        </a:graphicData>
-                      </a:graphic>
-                      <wp14:sizeRelH relativeFrom="margin">
-                        <wp14:pctWidth>0</wp14:pctWidth>
-                      </wp14:sizeRelH>
-                      <wp14:sizeRelV relativeFrom="margin">
-                        <wp14:pctHeight>0</wp14:pctHeight>
-                      </wp14:sizeRelV>
-                    </wp:anchor>
-                  </w:drawing>
-                </mc:Choice>
-                <mc:Fallback>
-                  <w:pict>
-                    <v:rect w14:anchorId="1EF2D3D1" id="Rectángulo 319891865" o:spid="_x0000_s1049" style="position:absolute;margin-left:-1.05pt;margin-top:2.95pt;width:5.15pt;height:4.6pt;z-index:251804672;visibility:visible;mso-wrap-style:square;mso-width-percent:0;mso-height-percent:0;mso-wrap-distance-left:9pt;mso-wrap-distance-top:0;mso-wrap-distance-right:9pt;mso-wrap-distance-bottom:0;mso-position-horizontal:absolute;mso-position-horizontal-relative:text;mso-position-vertical:absolute;mso-position-vertical-relative:text;mso-width-percent:0;mso-height-percent:0;mso-width-relative:margin;mso-height-relative:margin;v-text-anchor:middle" o:gfxdata="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" filled="f" strokecolor="#7f7f7f [1612]" strokeweight="1pt">
-                      <v:stroke dashstyle="3 1"/>
-                      <v:textbox>
-                        <w:txbxContent>
-                          <w:p>
-                            <w:pPr>
-                              <w:jc w:val="center"/>
-                            </w:pPr>
-                            <w:r>
-                              <w:t>V</w:t>
-                            </w:r>
-                          </w:p>
-                        </w:txbxContent>
-                      </v:textbox>
-                    </v:rect>
-                  </w:pict>
-                </mc:Fallback>
-              </mc:AlternateContent>
-            </w:r>
-            <w:r>
-              <w:rPr>
-                <w:sz w:val="16"/>
-                <w:lang w:val="en-US"/>
-              </w:rPr>
-              <w:t xml:space="preserve">     </w:t>
-            </w:r>
-            <w:r>
-              <w:rPr>
-                <w:sz w:val="16"/>
-                <w:lang w:val="en-US"/>
-              </w:rPr>
-              <w:t>HRAES</w:t>
-            </w:r>
-          </w:p>
-          <w:p>
-            <w:pPr>
-              <w:rPr>
-                <w:sz w:val="16"/>
-                <w:lang w:val="en-US"/>
-              </w:rPr>
-            </w:pPr>
-            <w:r>
-              <w:rPr>
-                <w:noProof/>
-                <w:sz w:val="16"/>
-                <w:lang w:eastAsia="es-MX"/>
-              </w:rPr>
-              <mc:AlternateContent>
-                <mc:Choice Requires="wps">
-                  <w:drawing>
-                    <wp:anchor distT="0" distB="0" distL="114300" distR="114300" simplePos="0" relativeHeight="251802624" behindDoc="0" locked="0" layoutInCell="1" allowOverlap="1" wp14:anchorId="624F089F" wp14:editId="5C83C071">
-                      <wp:simplePos x="0" y="0"/>
-                      <wp:positionH relativeFrom="column">
-                        <wp:posOffset>-13970</wp:posOffset>
-                      </wp:positionH>
-                      <wp:positionV relativeFrom="paragraph">
-                        <wp:posOffset>28575</wp:posOffset>
-                      </wp:positionV>
-                      <wp:extent cx="65405" cy="58420"/>
-                      <wp:effectExtent l="0" t="0" r="10795" b="17780"/>
-                      <wp:wrapNone/>
-                      <wp:docPr id="594887960" name="Rectángulo 594887960"/>
-                      <wp:cNvGraphicFramePr/>
-                      <a:graphic xmlns:a="http://schemas.openxmlformats.org/drawingml/2006/main">
-                        <a:graphicData uri="http://schemas.microsoft.com/office/word/2010/wordprocessingShape">
-                          <wps:wsp>
-                            <wps:cNvSpPr/>
-                            <wps:spPr>
-                              <a:xfrm>
-                                <a:off x="0" y="0"/>
-                                <a:ext cx="65405" cy="58420"/>
-                              </a:xfrm>
-                              <a:prstGeom prst="rect">
-                                <a:avLst/>
-                              </a:prstGeom>
-                              <a:noFill/>
-                              <a:ln>
-                                <a:solidFill>
-                                  <a:schemeClr val="bg1">
-                                    <a:lumMod val="50000"/>
-                                  </a:schemeClr>
-                                </a:solidFill>
-                                <a:prstDash val="sysDash"/>
-                              </a:ln>
-                            </wps:spPr>
-                            <wps:style>
-                              <a:lnRef idx="2">
-                                <a:schemeClr val="accent1">
-                                  <a:shade val="50000"/>
-                                </a:schemeClr>
-                              </a:lnRef>
-                              <a:fillRef idx="1">
-                                <a:schemeClr val="accent1"/>
-                              </a:fillRef>
-                              <a:effectRef idx="0">
-                                <a:schemeClr val="accent1"/>
-                              </a:effectRef>
-                              <a:fontRef idx="minor">
-                                <a:schemeClr val="lt1"/>
-                              </a:fontRef>
-                            </wps:style>
-                            <wps:txbx>
-                              <w:txbxContent>
-                                <w:p>
-                                  <w:pPr>
-                                    <w:jc w:val="center"/>
-                                  </w:pPr>
-                                  <w:r>
-                                    <w:t>V</w:t>
-                                  </w:r>
-                                </w:p>
-                              </w:txbxContent>
-                            </wps:txbx>
-                            <wps:bodyPr rot="0" spcFirstLastPara="0" vertOverflow="overflow" horzOverflow="overflow" vert="horz" wrap="square" lIns="91440" tIns="45720" rIns="91440" bIns="45720" numCol="1" spcCol="0" rtlCol="0" fromWordArt="0" anchor="ctr" anchorCtr="0" forceAA="0" compatLnSpc="1">
-                              <a:prstTxWarp prst="textNoShape">
-                                <a:avLst/>
-                              </a:prstTxWarp>
-                              <a:noAutofit/>
-                            </wps:bodyPr>
-                          </wps:wsp>
-                        </a:graphicData>
-                      </a:graphic>
-                      <wp14:sizeRelH relativeFrom="margin">
-                        <wp14:pctWidth>0</wp14:pctWidth>
-                      </wp14:sizeRelH>
-                      <wp14:sizeRelV relativeFrom="margin">
-                        <wp14:pctHeight>0</wp14:pctHeight>
-                      </wp14:sizeRelV>
-                    </wp:anchor>
-                  </w:drawing>
-                </mc:Choice>
-                <mc:Fallback>
-                  <w:pict>
-                    <v:rect w14:anchorId="624F089F" id="Rectángulo 594887960" o:spid="_x0000_s1050" style="position:absolute;margin-left:-1.1pt;margin-top:2.25pt;width:5.15pt;height:4.6pt;z-index:251802624;visibility:visible;mso-wrap-style:square;mso-width-percent:0;mso-height-percent:0;mso-wrap-distance-left:9pt;mso-wrap-distance-top:0;mso-wrap-distance-right:9pt;mso-wrap-distance-bottom:0;mso-position-horizontal:absolute;mso-position-horizontal-relative:text;mso-position-vertical:absolute;mso-position-vertical-relative:text;mso-width-percent:0;mso-height-percent:0;mso-width-relative:margin;mso-height-relative:margin;v-text-anchor:middle" o:gfxdata="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" filled="f" strokecolor="#7f7f7f [1612]" strokeweight="1pt">
-                      <v:stroke dashstyle="3 1"/>
-                      <v:textbox>
-                        <w:txbxContent>
-                          <w:p>
-                            <w:pPr>
-                              <w:jc w:val="center"/>
-                            </w:pPr>
-                            <w:r>
-                              <w:t>V</w:t>
-                            </w:r>
-                          </w:p>
-                        </w:txbxContent>
-                      </v:textbox>
-                    </v:rect>
-                  </w:pict>
-                </mc:Fallback>
-              </mc:AlternateContent>
-            </w:r>
-            <w:r>
-              <w:rPr>
-                <w:sz w:val="16"/>
-                <w:lang w:val="en-US"/>
-              </w:rPr>
-              <w:t xml:space="preserve">     </w:t>
-            </w:r>
-            <w:r>
-              <w:rPr>
-                <w:sz w:val="16"/>
-                <w:lang w:val="en-US"/>
-              </w:rPr>
-              <w:t>NO CONCURRENTES</w:t>
             </w:r>
           </w:p>
         </w:tc>
@@ -5161,23 +5152,23 @@
         <w:lang w:eastAsia="es-MX"/>
       </w:rPr>
       <w:drawing>
-        <wp:anchor distT="0" distB="0" distL="114300" distR="114300" simplePos="0" relativeHeight="251665408" behindDoc="0" locked="0" layoutInCell="1" allowOverlap="1" wp14:anchorId="31FEE677" wp14:editId="64B7F846">
+        <wp:anchor distT="0" distB="0" distL="114300" distR="114300" simplePos="0" relativeHeight="251665408" behindDoc="0" locked="0" layoutInCell="1" allowOverlap="1" wp14:anchorId="31FEE677" wp14:editId="065F3A38">
           <wp:simplePos x="0" y="0"/>
           <wp:positionH relativeFrom="column">
-            <wp:posOffset>2263140</wp:posOffset>
+            <wp:posOffset>2326640</wp:posOffset>
           </wp:positionH>
           <wp:positionV relativeFrom="paragraph">
-            <wp:posOffset>-163830</wp:posOffset>
+            <wp:posOffset>-259715</wp:posOffset>
           </wp:positionV>
-          <wp:extent cx="331470" cy="962025"/>
-          <wp:effectExtent l="8572" t="0" r="953" b="952"/>
+          <wp:extent cx="398145" cy="1155700"/>
+          <wp:effectExtent l="2223" t="0" r="4127" b="4128"/>
           <wp:wrapThrough wrapText="bothSides">
             <wp:wrapPolygon edited="0">
-              <wp:start x="559" y="21792"/>
-              <wp:lineTo x="20421" y="21792"/>
-              <wp:lineTo x="20421" y="406"/>
-              <wp:lineTo x="559" y="406"/>
-              <wp:lineTo x="559" y="21792"/>
+              <wp:start x="121" y="21642"/>
+              <wp:lineTo x="20790" y="21642"/>
+              <wp:lineTo x="20790" y="279"/>
+              <wp:lineTo x="121" y="279"/>
+              <wp:lineTo x="121" y="21642"/>
             </wp:wrapPolygon>
           </wp:wrapThrough>
           <wp:docPr id="13" name="Imagen 13"/>
@@ -5205,7 +5196,7 @@
                 <pic:spPr bwMode="auto">
                   <a:xfrm rot="5400000">
                     <a:off x="0" y="0"/>
-                    <a:ext cx="331470" cy="962025"/>
+                    <a:ext cx="398145" cy="1155700"/>
                   </a:xfrm>
                   <a:prstGeom prst="rect">
                     <a:avLst/>
@@ -5976,6 +5967,7 @@
   <w:style w:type="character" w:default="1" w:styleId="Fuentedeprrafopredeter">
     <w:name w:val="Default Paragraph Font"/>
     <w:uiPriority w:val="1"/>
+    <w:semiHidden/>
     <w:unhideWhenUsed/>
   </w:style>
   <w:style w:type="table" w:default="1" w:styleId="Tablanormal">

--- a/public/assets/documents/template-word/template_correspondencia.docx
+++ b/public/assets/documents/template-word/template_correspondencia.docx
@@ -291,7 +291,16 @@
                                 <w:szCs w:val="20"/>
                                 <w:lang w:val="en-US"/>
                               </w:rPr>
-                              <w:t>Lic. Berenice Morales Ruiz</w:t>
+                              <w:t xml:space="preserve">Lic. </w:t>
+                            </w:r>
+                            <w:r>
+                              <w:rPr>
+                                <w:rFonts w:ascii="Montserrat" w:eastAsia="Noto Sans" w:hAnsi="Montserrat" w:cs="Noto Sans"/>
+                                <w:sz w:val="20"/>
+                                <w:szCs w:val="20"/>
+                                <w:lang w:val="en-US"/>
+                              </w:rPr>
+                              <w:t>Laura Selene Lugo Rodriguez</w:t>
                             </w:r>
                           </w:p>
                           <w:p>
@@ -368,7 +377,11 @@
           </mc:Choice>
           <mc:Fallback>
             <w:pict>
-              <v:shape w14:anchorId="773414AD" id="_x0000_s1027" type="#_x0000_t202" style="position:absolute;left:0;text-align:left;margin-left:0;margin-top:591.2pt;width:612pt;height:45.65pt;z-index:251735040;visibility:visible;mso-wrap-style:square;mso-width-percent:0;mso-height-percent:0;mso-wrap-distance-left:9pt;mso-wrap-distance-top:3.6pt;mso-wrap-distance-right:9pt;mso-wrap-distance-bottom:3.6pt;mso-position-horizontal:absolute;mso-position-horizontal-relative:page;mso-position-vertical:absolute;mso-position-vertical-relative:text;mso-width-percent:0;mso-height-percent:0;mso-width-relative:margin;mso-height-relative:margin;v-text-anchor:top" o:gfxdata="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" filled="f" stroked="f">
+              <v:shapetype w14:anchorId="773414AD" id="_x0000_t202" coordsize="21600,21600" o:spt="202" path="m,l,21600r21600,l21600,xe">
+                <v:stroke joinstyle="miter"/>
+                <v:path gradientshapeok="t" o:connecttype="rect"/>
+              </v:shapetype>
+              <v:shape id="_x0000_s1027" type="#_x0000_t202" style="position:absolute;left:0;text-align:left;margin-left:0;margin-top:591.2pt;width:612pt;height:45.65pt;z-index:251735040;visibility:visible;mso-wrap-style:square;mso-width-percent:0;mso-height-percent:0;mso-wrap-distance-left:9pt;mso-wrap-distance-top:3.6pt;mso-wrap-distance-right:9pt;mso-wrap-distance-bottom:3.6pt;mso-position-horizontal:absolute;mso-position-horizontal-relative:page;mso-position-vertical:absolute;mso-position-vertical-relative:text;mso-width-percent:0;mso-height-percent:0;mso-width-relative:margin;mso-height-relative:margin;v-text-anchor:top" o:gfxdata="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" filled="f" stroked="f">
                 <v:textbox>
                   <w:txbxContent>
                     <w:p>
@@ -460,7 +473,16 @@
                           <w:szCs w:val="20"/>
                           <w:lang w:val="en-US"/>
                         </w:rPr>
-                        <w:t>Lic. Berenice Morales Ruiz</w:t>
+                        <w:t xml:space="preserve">Lic. </w:t>
+                      </w:r>
+                      <w:r>
+                        <w:rPr>
+                          <w:rFonts w:ascii="Montserrat" w:eastAsia="Noto Sans" w:hAnsi="Montserrat" w:cs="Noto Sans"/>
+                          <w:sz w:val="20"/>
+                          <w:szCs w:val="20"/>
+                          <w:lang w:val="en-US"/>
+                        </w:rPr>
+                        <w:t>Laura Selene Lugo Rodriguez</w:t>
                       </w:r>
                     </w:p>
                     <w:p>

--- a/public/assets/documents/template-word/template_correspondencia.docx
+++ b/public/assets/documents/template-word/template_correspondencia.docx
@@ -291,7 +291,16 @@
                                 <w:szCs w:val="20"/>
                                 <w:lang w:val="en-US"/>
                               </w:rPr>
-                              <w:t>Lic. Berenice Morales Ruiz</w:t>
+                              <w:t xml:space="preserve">Lic. </w:t>
+                            </w:r>
+                            <w:r>
+                              <w:rPr>
+                                <w:rFonts w:ascii="Montserrat" w:eastAsia="Noto Sans" w:hAnsi="Montserrat" w:cs="Noto Sans"/>
+                                <w:sz w:val="20"/>
+                                <w:szCs w:val="20"/>
+                                <w:lang w:val="en-US"/>
+                              </w:rPr>
+                              <w:t>Laura Selene Lugo Rodriguez</w:t>
                             </w:r>
                           </w:p>
                           <w:p>
@@ -460,7 +469,16 @@
                           <w:szCs w:val="20"/>
                           <w:lang w:val="en-US"/>
                         </w:rPr>
-                        <w:t>Lic. Berenice Morales Ruiz</w:t>
+                        <w:t xml:space="preserve">Lic. </w:t>
+                      </w:r>
+                      <w:r>
+                        <w:rPr>
+                          <w:rFonts w:ascii="Montserrat" w:eastAsia="Noto Sans" w:hAnsi="Montserrat" w:cs="Noto Sans"/>
+                          <w:sz w:val="20"/>
+                          <w:szCs w:val="20"/>
+                          <w:lang w:val="en-US"/>
+                        </w:rPr>
+                        <w:t>Laura Selene Lugo Rodriguez</w:t>
                       </w:r>
                     </w:p>
                     <w:p>

--- a/public/assets/documents/template-word/template_correspondencia.docx
+++ b/public/assets/documents/template-word/template_correspondencia.docx
@@ -322,9 +322,8 @@
                                 <w:szCs w:val="20"/>
                                 <w:lang w:val="en-US"/>
                               </w:rPr>
-                              <w:t xml:space="preserve">Responsible de Control de </w:t>
+                              <w:t>Respons</w:t>
                             </w:r>
-                            <w:proofErr w:type="spellStart"/>
                             <w:r>
                               <w:rPr>
                                 <w:rFonts w:ascii="Montserrat" w:eastAsia="Noto Sans" w:hAnsi="Montserrat" w:cs="Noto Sans"/>
@@ -332,9 +331,17 @@
                                 <w:szCs w:val="20"/>
                                 <w:lang w:val="en-US"/>
                               </w:rPr>
-                              <w:t>Gestión</w:t>
+                              <w:t>a</w:t>
                             </w:r>
-                            <w:proofErr w:type="spellEnd"/>
+                            <w:r>
+                              <w:rPr>
+                                <w:rFonts w:ascii="Montserrat" w:eastAsia="Noto Sans" w:hAnsi="Montserrat" w:cs="Noto Sans"/>
+                                <w:sz w:val="20"/>
+                                <w:szCs w:val="20"/>
+                                <w:lang w:val="en-US"/>
+                              </w:rPr>
+                              <w:t>ble de Control de Gestión</w:t>
+                            </w:r>
                           </w:p>
                           <w:p>
                             <w:pPr>
@@ -377,7 +384,11 @@
           </mc:Choice>
           <mc:Fallback>
             <w:pict>
-              <v:shape w14:anchorId="773414AD" id="_x0000_s1027" type="#_x0000_t202" style="position:absolute;left:0;text-align:left;margin-left:0;margin-top:591.2pt;width:612pt;height:45.65pt;z-index:251735040;visibility:visible;mso-wrap-style:square;mso-width-percent:0;mso-height-percent:0;mso-wrap-distance-left:9pt;mso-wrap-distance-top:3.6pt;mso-wrap-distance-right:9pt;mso-wrap-distance-bottom:3.6pt;mso-position-horizontal:absolute;mso-position-horizontal-relative:page;mso-position-vertical:absolute;mso-position-vertical-relative:text;mso-width-percent:0;mso-height-percent:0;mso-width-relative:margin;mso-height-relative:margin;v-text-anchor:top" o:gfxdata="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" filled="f" stroked="f">
+              <v:shapetype w14:anchorId="773414AD" id="_x0000_t202" coordsize="21600,21600" o:spt="202" path="m,l,21600r21600,l21600,xe">
+                <v:stroke joinstyle="miter"/>
+                <v:path gradientshapeok="t" o:connecttype="rect"/>
+              </v:shapetype>
+              <v:shape id="_x0000_s1027" type="#_x0000_t202" style="position:absolute;left:0;text-align:left;margin-left:0;margin-top:591.2pt;width:612pt;height:45.65pt;z-index:251735040;visibility:visible;mso-wrap-style:square;mso-width-percent:0;mso-height-percent:0;mso-wrap-distance-left:9pt;mso-wrap-distance-top:3.6pt;mso-wrap-distance-right:9pt;mso-wrap-distance-bottom:3.6pt;mso-position-horizontal:absolute;mso-position-horizontal-relative:page;mso-position-vertical:absolute;mso-position-vertical-relative:text;mso-width-percent:0;mso-height-percent:0;mso-width-relative:margin;mso-height-relative:margin;v-text-anchor:top" o:gfxdata="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" filled="f" stroked="f">
                 <v:textbox>
                   <w:txbxContent>
                     <w:p>
@@ -500,9 +511,8 @@
                           <w:szCs w:val="20"/>
                           <w:lang w:val="en-US"/>
                         </w:rPr>
-                        <w:t xml:space="preserve">Responsible de Control de </w:t>
+                        <w:t>Respons</w:t>
                       </w:r>
-                      <w:proofErr w:type="spellStart"/>
                       <w:r>
                         <w:rPr>
                           <w:rFonts w:ascii="Montserrat" w:eastAsia="Noto Sans" w:hAnsi="Montserrat" w:cs="Noto Sans"/>
@@ -510,9 +520,17 @@
                           <w:szCs w:val="20"/>
                           <w:lang w:val="en-US"/>
                         </w:rPr>
-                        <w:t>Gestión</w:t>
+                        <w:t>a</w:t>
                       </w:r>
-                      <w:proofErr w:type="spellEnd"/>
+                      <w:r>
+                        <w:rPr>
+                          <w:rFonts w:ascii="Montserrat" w:eastAsia="Noto Sans" w:hAnsi="Montserrat" w:cs="Noto Sans"/>
+                          <w:sz w:val="20"/>
+                          <w:szCs w:val="20"/>
+                          <w:lang w:val="en-US"/>
+                        </w:rPr>
+                        <w:t>ble de Control de Gestión</w:t>
+                      </w:r>
                     </w:p>
                     <w:p>
                       <w:pPr>
@@ -691,7 +709,6 @@
                 <w:lang w:val="en-US"/>
               </w:rPr>
             </w:pPr>
-            <w:proofErr w:type="spellStart"/>
             <w:r>
               <w:rPr>
                 <w:rFonts w:ascii="Noto Sans" w:eastAsia="Noto Sans" w:hAnsi="Noto Sans" w:cs="Noto Sans"/>
@@ -701,7 +718,6 @@
               </w:rPr>
               <w:t>Descripción</w:t>
             </w:r>
-            <w:proofErr w:type="spellEnd"/>
           </w:p>
         </w:tc>
         <w:tc>
@@ -750,7 +766,6 @@
                 <w:lang w:val="en-US"/>
               </w:rPr>
             </w:pPr>
-            <w:proofErr w:type="spellStart"/>
             <w:r>
               <w:rPr>
                 <w:rFonts w:ascii="Noto Sans" w:eastAsia="Noto Sans" w:hAnsi="Noto Sans" w:cs="Noto Sans"/>
@@ -760,7 +775,6 @@
               </w:rPr>
               <w:t>Descripción</w:t>
             </w:r>
-            <w:proofErr w:type="spellEnd"/>
           </w:p>
         </w:tc>
       </w:tr>
@@ -795,7 +809,6 @@
               </w:rPr>
               <w:t xml:space="preserve">No. </w:t>
             </w:r>
-            <w:proofErr w:type="spellStart"/>
             <w:r>
               <w:rPr>
                 <w:rFonts w:ascii="Noto Sans" w:eastAsia="Noto Sans" w:hAnsi="Noto Sans" w:cs="Noto Sans"/>
@@ -817,7 +830,6 @@
               </w:rPr>
               <w:t>no</w:t>
             </w:r>
-            <w:proofErr w:type="spellEnd"/>
             <w:r>
               <w:rPr>
                 <w:u w:val="single"/>
@@ -867,31 +879,13 @@
                 <w:lang w:val="en-US"/>
               </w:rPr>
             </w:pPr>
-            <w:proofErr w:type="spellStart"/>
             <w:r>
               <w:rPr>
                 <w:rFonts w:ascii="Noto Sans" w:eastAsia="Noto Sans" w:hAnsi="Noto Sans" w:cs="Noto Sans"/>
                 <w:lang w:val="en-US"/>
               </w:rPr>
-              <w:t>Fecha</w:t>
-            </w:r>
-            <w:proofErr w:type="spellEnd"/>
-            <w:r>
-              <w:rPr>
-                <w:rFonts w:ascii="Noto Sans" w:eastAsia="Noto Sans" w:hAnsi="Noto Sans" w:cs="Noto Sans"/>
-                <w:lang w:val="en-US"/>
-              </w:rPr>
-              <w:t xml:space="preserve"> </w:t>
-            </w:r>
-            <w:proofErr w:type="spellStart"/>
-            <w:r>
-              <w:rPr>
-                <w:rFonts w:ascii="Noto Sans" w:eastAsia="Noto Sans" w:hAnsi="Noto Sans" w:cs="Noto Sans"/>
-                <w:lang w:val="en-US"/>
-              </w:rPr>
-              <w:t>inicio</w:t>
-            </w:r>
-            <w:proofErr w:type="spellEnd"/>
+              <w:t>Fecha inicio</w:t>
+            </w:r>
           </w:p>
         </w:tc>
         <w:tc>
@@ -988,21 +982,12 @@
                 <w:lang w:val="en-US"/>
               </w:rPr>
             </w:pPr>
-            <w:proofErr w:type="spellStart"/>
             <w:r>
               <w:rPr>
                 <w:rFonts w:ascii="Noto Sans" w:eastAsia="Noto Sans" w:hAnsi="Noto Sans" w:cs="Noto Sans"/>
                 <w:lang w:val="en-US"/>
               </w:rPr>
-              <w:t>Fecha</w:t>
-            </w:r>
-            <w:proofErr w:type="spellEnd"/>
-            <w:r>
-              <w:rPr>
-                <w:rFonts w:ascii="Noto Sans" w:eastAsia="Noto Sans" w:hAnsi="Noto Sans" w:cs="Noto Sans"/>
-                <w:lang w:val="en-US"/>
-              </w:rPr>
-              <w:t xml:space="preserve"> </w:t>
+              <w:t xml:space="preserve">Fecha </w:t>
             </w:r>
             <w:r>
               <w:rPr>
@@ -1063,17 +1048,8 @@
                 <w:rFonts w:ascii="Noto Sans" w:eastAsia="Noto Sans" w:hAnsi="Noto Sans" w:cs="Noto Sans"/>
                 <w:lang w:val="en-US"/>
               </w:rPr>
-              <w:t xml:space="preserve">Fol. </w:t>
-            </w:r>
-            <w:proofErr w:type="spellStart"/>
-            <w:r>
-              <w:rPr>
-                <w:rFonts w:ascii="Noto Sans" w:eastAsia="Noto Sans" w:hAnsi="Noto Sans" w:cs="Noto Sans"/>
-                <w:lang w:val="en-US"/>
-              </w:rPr>
-              <w:t>Gestión</w:t>
-            </w:r>
-            <w:proofErr w:type="spellEnd"/>
+              <w:t>Fol. Gestión</w:t>
+            </w:r>
           </w:p>
         </w:tc>
         <w:tc>
@@ -1116,21 +1092,12 @@
                 <w:lang w:val="en-US"/>
               </w:rPr>
             </w:pPr>
-            <w:proofErr w:type="spellStart"/>
             <w:r>
               <w:rPr>
                 <w:rFonts w:ascii="Noto Sans" w:eastAsia="Noto Sans" w:hAnsi="Noto Sans" w:cs="Noto Sans"/>
                 <w:lang w:val="en-US"/>
               </w:rPr>
-              <w:t>Fecha</w:t>
-            </w:r>
-            <w:proofErr w:type="spellEnd"/>
-            <w:r>
-              <w:rPr>
-                <w:rFonts w:ascii="Noto Sans" w:eastAsia="Noto Sans" w:hAnsi="Noto Sans" w:cs="Noto Sans"/>
-                <w:lang w:val="en-US"/>
-              </w:rPr>
-              <w:t xml:space="preserve"> </w:t>
+              <w:t xml:space="preserve">Fecha </w:t>
             </w:r>
             <w:r>
               <w:rPr>
@@ -1251,7 +1218,6 @@
                 <w:lang w:val="en-US"/>
               </w:rPr>
             </w:pPr>
-            <w:proofErr w:type="spellStart"/>
             <w:r>
               <w:rPr>
                 <w:rFonts w:ascii="Noto Sans" w:eastAsia="Noto Sans" w:hAnsi="Noto Sans" w:cs="Noto Sans"/>
@@ -1259,7 +1225,6 @@
               </w:rPr>
               <w:t>Coordinación</w:t>
             </w:r>
-            <w:proofErr w:type="spellEnd"/>
           </w:p>
         </w:tc>
         <w:tc>
@@ -1309,21 +1274,12 @@
                 <w:lang w:val="en-US"/>
               </w:rPr>
             </w:pPr>
-            <w:proofErr w:type="spellStart"/>
             <w:r>
               <w:rPr>
                 <w:rFonts w:ascii="Noto Sans" w:eastAsia="Noto Sans" w:hAnsi="Noto Sans" w:cs="Noto Sans"/>
                 <w:lang w:val="en-US"/>
               </w:rPr>
-              <w:t>Turnado</w:t>
-            </w:r>
-            <w:proofErr w:type="spellEnd"/>
-            <w:r>
-              <w:rPr>
-                <w:rFonts w:ascii="Noto Sans" w:eastAsia="Noto Sans" w:hAnsi="Noto Sans" w:cs="Noto Sans"/>
-                <w:lang w:val="en-US"/>
-              </w:rPr>
-              <w:t xml:space="preserve"> a</w:t>
+              <w:t>Turnado a</w:t>
             </w:r>
           </w:p>
         </w:tc>
@@ -4484,7 +4440,6 @@
                 <w:lang w:val="en-US"/>
               </w:rPr>
             </w:pPr>
-            <w:proofErr w:type="spellStart"/>
             <w:r>
               <w:rPr>
                 <w:rFonts w:ascii="Noto Sans" w:eastAsia="Noto Sans" w:hAnsi="Noto Sans" w:cs="Noto Sans"/>
@@ -4492,7 +4447,6 @@
               </w:rPr>
               <w:t>Trámite</w:t>
             </w:r>
-            <w:proofErr w:type="spellEnd"/>
           </w:p>
         </w:tc>
         <w:tc>
@@ -4598,7 +4552,6 @@
                 <w:lang w:val="en-US"/>
               </w:rPr>
             </w:pPr>
-            <w:proofErr w:type="spellStart"/>
             <w:r>
               <w:rPr>
                 <w:rFonts w:ascii="Noto Sans" w:eastAsia="Noto Sans" w:hAnsi="Noto Sans" w:cs="Noto Sans"/>
@@ -4606,7 +4559,6 @@
               </w:rPr>
               <w:t>Remitente</w:t>
             </w:r>
-            <w:proofErr w:type="spellEnd"/>
           </w:p>
         </w:tc>
         <w:tc>
@@ -4656,7 +4608,6 @@
                 <w:lang w:val="en-US"/>
               </w:rPr>
             </w:pPr>
-            <w:proofErr w:type="spellStart"/>
             <w:r>
               <w:rPr>
                 <w:rFonts w:ascii="Noto Sans" w:eastAsia="Noto Sans" w:hAnsi="Noto Sans" w:cs="Noto Sans"/>
@@ -4664,7 +4615,6 @@
               </w:rPr>
               <w:t>Puesto</w:t>
             </w:r>
-            <w:proofErr w:type="spellEnd"/>
           </w:p>
         </w:tc>
         <w:tc>
@@ -4722,7 +4672,6 @@
                 <w:lang w:val="en-US"/>
               </w:rPr>
             </w:pPr>
-            <w:proofErr w:type="spellStart"/>
             <w:r>
               <w:rPr>
                 <w:rFonts w:ascii="Noto Sans" w:eastAsia="Noto Sans" w:hAnsi="Noto Sans" w:cs="Noto Sans"/>
@@ -4730,7 +4679,6 @@
               </w:rPr>
               <w:t>Asunto</w:t>
             </w:r>
-            <w:proofErr w:type="spellEnd"/>
           </w:p>
         </w:tc>
         <w:tc>
@@ -4868,7 +4816,6 @@
                 <w:lang w:val="en-US"/>
               </w:rPr>
             </w:pPr>
-            <w:proofErr w:type="spellStart"/>
             <w:r>
               <w:rPr>
                 <w:rFonts w:ascii="Noto Sans" w:eastAsia="Noto Sans" w:hAnsi="Noto Sans" w:cs="Noto Sans"/>
@@ -4876,7 +4823,6 @@
               </w:rPr>
               <w:t>Observaciones</w:t>
             </w:r>
-            <w:proofErr w:type="spellEnd"/>
           </w:p>
         </w:tc>
         <w:tc>

--- a/public/assets/documents/template-word/template_correspondencia.docx
+++ b/public/assets/documents/template-word/template_correspondencia.docx
@@ -315,6 +315,7 @@
                                 <w:lang w:val="en-US"/>
                               </w:rPr>
                             </w:pPr>
+                            <w:proofErr w:type="spellStart"/>
                             <w:r>
                               <w:rPr>
                                 <w:rFonts w:ascii="Montserrat" w:eastAsia="Noto Sans" w:hAnsi="Montserrat" w:cs="Noto Sans"/>
@@ -340,8 +341,29 @@
                                 <w:szCs w:val="20"/>
                                 <w:lang w:val="en-US"/>
                               </w:rPr>
-                              <w:t>ble de Control de Gestión</w:t>
+                              <w:t>ble</w:t>
                             </w:r>
+                            <w:proofErr w:type="spellEnd"/>
+                            <w:r>
+                              <w:rPr>
+                                <w:rFonts w:ascii="Montserrat" w:eastAsia="Noto Sans" w:hAnsi="Montserrat" w:cs="Noto Sans"/>
+                                <w:sz w:val="20"/>
+                                <w:szCs w:val="20"/>
+                                <w:lang w:val="en-US"/>
+                              </w:rPr>
+                              <w:t xml:space="preserve"> de Control de </w:t>
+                            </w:r>
+                            <w:proofErr w:type="spellStart"/>
+                            <w:r>
+                              <w:rPr>
+                                <w:rFonts w:ascii="Montserrat" w:eastAsia="Noto Sans" w:hAnsi="Montserrat" w:cs="Noto Sans"/>
+                                <w:sz w:val="20"/>
+                                <w:szCs w:val="20"/>
+                                <w:lang w:val="en-US"/>
+                              </w:rPr>
+                              <w:t>Gestión</w:t>
+                            </w:r>
+                            <w:proofErr w:type="spellEnd"/>
                           </w:p>
                           <w:p>
                             <w:pPr>
@@ -384,11 +406,7 @@
           </mc:Choice>
           <mc:Fallback>
             <w:pict>
-              <v:shapetype w14:anchorId="773414AD" id="_x0000_t202" coordsize="21600,21600" o:spt="202" path="m,l,21600r21600,l21600,xe">
-                <v:stroke joinstyle="miter"/>
-                <v:path gradientshapeok="t" o:connecttype="rect"/>
-              </v:shapetype>
-              <v:shape id="_x0000_s1027" type="#_x0000_t202" style="position:absolute;left:0;text-align:left;margin-left:0;margin-top:591.2pt;width:612pt;height:45.65pt;z-index:251735040;visibility:visible;mso-wrap-style:square;mso-width-percent:0;mso-height-percent:0;mso-wrap-distance-left:9pt;mso-wrap-distance-top:3.6pt;mso-wrap-distance-right:9pt;mso-wrap-distance-bottom:3.6pt;mso-position-horizontal:absolute;mso-position-horizontal-relative:page;mso-position-vertical:absolute;mso-position-vertical-relative:text;mso-width-percent:0;mso-height-percent:0;mso-width-relative:margin;mso-height-relative:margin;v-text-anchor:top" o:gfxdata="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" filled="f" stroked="f">
+              <v:shape w14:anchorId="773414AD" id="_x0000_s1027" type="#_x0000_t202" style="position:absolute;left:0;text-align:left;margin-left:0;margin-top:591.2pt;width:612pt;height:45.65pt;z-index:251735040;visibility:visible;mso-wrap-style:square;mso-width-percent:0;mso-height-percent:0;mso-wrap-distance-left:9pt;mso-wrap-distance-top:3.6pt;mso-wrap-distance-right:9pt;mso-wrap-distance-bottom:3.6pt;mso-position-horizontal:absolute;mso-position-horizontal-relative:page;mso-position-vertical:absolute;mso-position-vertical-relative:text;mso-width-percent:0;mso-height-percent:0;mso-width-relative:margin;mso-height-relative:margin;v-text-anchor:top" o:gfxdata="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" filled="f" stroked="f">
                 <v:textbox>
                   <w:txbxContent>
                     <w:p>
@@ -504,6 +522,7 @@
                           <w:lang w:val="en-US"/>
                         </w:rPr>
                       </w:pPr>
+                      <w:proofErr w:type="spellStart"/>
                       <w:r>
                         <w:rPr>
                           <w:rFonts w:ascii="Montserrat" w:eastAsia="Noto Sans" w:hAnsi="Montserrat" w:cs="Noto Sans"/>
@@ -529,8 +548,29 @@
                           <w:szCs w:val="20"/>
                           <w:lang w:val="en-US"/>
                         </w:rPr>
-                        <w:t>ble de Control de Gestión</w:t>
+                        <w:t>ble</w:t>
                       </w:r>
+                      <w:proofErr w:type="spellEnd"/>
+                      <w:r>
+                        <w:rPr>
+                          <w:rFonts w:ascii="Montserrat" w:eastAsia="Noto Sans" w:hAnsi="Montserrat" w:cs="Noto Sans"/>
+                          <w:sz w:val="20"/>
+                          <w:szCs w:val="20"/>
+                          <w:lang w:val="en-US"/>
+                        </w:rPr>
+                        <w:t xml:space="preserve"> de Control de </w:t>
+                      </w:r>
+                      <w:proofErr w:type="spellStart"/>
+                      <w:r>
+                        <w:rPr>
+                          <w:rFonts w:ascii="Montserrat" w:eastAsia="Noto Sans" w:hAnsi="Montserrat" w:cs="Noto Sans"/>
+                          <w:sz w:val="20"/>
+                          <w:szCs w:val="20"/>
+                          <w:lang w:val="en-US"/>
+                        </w:rPr>
+                        <w:t>Gestión</w:t>
+                      </w:r>
+                      <w:proofErr w:type="spellEnd"/>
                     </w:p>
                     <w:p>
                       <w:pPr>
@@ -709,6 +749,7 @@
                 <w:lang w:val="en-US"/>
               </w:rPr>
             </w:pPr>
+            <w:proofErr w:type="spellStart"/>
             <w:r>
               <w:rPr>
                 <w:rFonts w:ascii="Noto Sans" w:eastAsia="Noto Sans" w:hAnsi="Noto Sans" w:cs="Noto Sans"/>
@@ -718,6 +759,7 @@
               </w:rPr>
               <w:t>Descripción</w:t>
             </w:r>
+            <w:proofErr w:type="spellEnd"/>
           </w:p>
         </w:tc>
         <w:tc>
@@ -766,6 +808,7 @@
                 <w:lang w:val="en-US"/>
               </w:rPr>
             </w:pPr>
+            <w:proofErr w:type="spellStart"/>
             <w:r>
               <w:rPr>
                 <w:rFonts w:ascii="Noto Sans" w:eastAsia="Noto Sans" w:hAnsi="Noto Sans" w:cs="Noto Sans"/>
@@ -775,6 +818,7 @@
               </w:rPr>
               <w:t>Descripción</w:t>
             </w:r>
+            <w:proofErr w:type="spellEnd"/>
           </w:p>
         </w:tc>
       </w:tr>
@@ -809,6 +853,7 @@
               </w:rPr>
               <w:t xml:space="preserve">No. </w:t>
             </w:r>
+            <w:proofErr w:type="spellStart"/>
             <w:r>
               <w:rPr>
                 <w:rFonts w:ascii="Noto Sans" w:eastAsia="Noto Sans" w:hAnsi="Noto Sans" w:cs="Noto Sans"/>
@@ -830,6 +875,7 @@
               </w:rPr>
               <w:t>no</w:t>
             </w:r>
+            <w:proofErr w:type="spellEnd"/>
             <w:r>
               <w:rPr>
                 <w:u w:val="single"/>
@@ -879,13 +925,31 @@
                 <w:lang w:val="en-US"/>
               </w:rPr>
             </w:pPr>
-            <w:r>
-              <w:rPr>
-                <w:rFonts w:ascii="Noto Sans" w:eastAsia="Noto Sans" w:hAnsi="Noto Sans" w:cs="Noto Sans"/>
-                <w:lang w:val="en-US"/>
-              </w:rPr>
-              <w:t>Fecha inicio</w:t>
-            </w:r>
+            <w:proofErr w:type="spellStart"/>
+            <w:r>
+              <w:rPr>
+                <w:rFonts w:ascii="Noto Sans" w:eastAsia="Noto Sans" w:hAnsi="Noto Sans" w:cs="Noto Sans"/>
+                <w:lang w:val="en-US"/>
+              </w:rPr>
+              <w:t>Fecha</w:t>
+            </w:r>
+            <w:proofErr w:type="spellEnd"/>
+            <w:r>
+              <w:rPr>
+                <w:rFonts w:ascii="Noto Sans" w:eastAsia="Noto Sans" w:hAnsi="Noto Sans" w:cs="Noto Sans"/>
+                <w:lang w:val="en-US"/>
+              </w:rPr>
+              <w:t xml:space="preserve"> </w:t>
+            </w:r>
+            <w:proofErr w:type="spellStart"/>
+            <w:r>
+              <w:rPr>
+                <w:rFonts w:ascii="Noto Sans" w:eastAsia="Noto Sans" w:hAnsi="Noto Sans" w:cs="Noto Sans"/>
+                <w:lang w:val="en-US"/>
+              </w:rPr>
+              <w:t>inicio</w:t>
+            </w:r>
+            <w:proofErr w:type="spellEnd"/>
           </w:p>
         </w:tc>
         <w:tc>
@@ -982,12 +1046,21 @@
                 <w:lang w:val="en-US"/>
               </w:rPr>
             </w:pPr>
-            <w:r>
-              <w:rPr>
-                <w:rFonts w:ascii="Noto Sans" w:eastAsia="Noto Sans" w:hAnsi="Noto Sans" w:cs="Noto Sans"/>
-                <w:lang w:val="en-US"/>
-              </w:rPr>
-              <w:t xml:space="preserve">Fecha </w:t>
+            <w:proofErr w:type="spellStart"/>
+            <w:r>
+              <w:rPr>
+                <w:rFonts w:ascii="Noto Sans" w:eastAsia="Noto Sans" w:hAnsi="Noto Sans" w:cs="Noto Sans"/>
+                <w:lang w:val="en-US"/>
+              </w:rPr>
+              <w:t>Fecha</w:t>
+            </w:r>
+            <w:proofErr w:type="spellEnd"/>
+            <w:r>
+              <w:rPr>
+                <w:rFonts w:ascii="Noto Sans" w:eastAsia="Noto Sans" w:hAnsi="Noto Sans" w:cs="Noto Sans"/>
+                <w:lang w:val="en-US"/>
+              </w:rPr>
+              <w:t xml:space="preserve"> </w:t>
             </w:r>
             <w:r>
               <w:rPr>
@@ -1048,8 +1121,17 @@
                 <w:rFonts w:ascii="Noto Sans" w:eastAsia="Noto Sans" w:hAnsi="Noto Sans" w:cs="Noto Sans"/>
                 <w:lang w:val="en-US"/>
               </w:rPr>
-              <w:t>Fol. Gestión</w:t>
-            </w:r>
+              <w:t xml:space="preserve">Fol. </w:t>
+            </w:r>
+            <w:proofErr w:type="spellStart"/>
+            <w:r>
+              <w:rPr>
+                <w:rFonts w:ascii="Noto Sans" w:eastAsia="Noto Sans" w:hAnsi="Noto Sans" w:cs="Noto Sans"/>
+                <w:lang w:val="en-US"/>
+              </w:rPr>
+              <w:t>Gestión</w:t>
+            </w:r>
+            <w:proofErr w:type="spellEnd"/>
           </w:p>
         </w:tc>
         <w:tc>
@@ -1092,12 +1174,21 @@
                 <w:lang w:val="en-US"/>
               </w:rPr>
             </w:pPr>
-            <w:r>
-              <w:rPr>
-                <w:rFonts w:ascii="Noto Sans" w:eastAsia="Noto Sans" w:hAnsi="Noto Sans" w:cs="Noto Sans"/>
-                <w:lang w:val="en-US"/>
-              </w:rPr>
-              <w:t xml:space="preserve">Fecha </w:t>
+            <w:proofErr w:type="spellStart"/>
+            <w:r>
+              <w:rPr>
+                <w:rFonts w:ascii="Noto Sans" w:eastAsia="Noto Sans" w:hAnsi="Noto Sans" w:cs="Noto Sans"/>
+                <w:lang w:val="en-US"/>
+              </w:rPr>
+              <w:t>Fecha</w:t>
+            </w:r>
+            <w:proofErr w:type="spellEnd"/>
+            <w:r>
+              <w:rPr>
+                <w:rFonts w:ascii="Noto Sans" w:eastAsia="Noto Sans" w:hAnsi="Noto Sans" w:cs="Noto Sans"/>
+                <w:lang w:val="en-US"/>
+              </w:rPr>
+              <w:t xml:space="preserve"> </w:t>
             </w:r>
             <w:r>
               <w:rPr>
@@ -1218,6 +1309,7 @@
                 <w:lang w:val="en-US"/>
               </w:rPr>
             </w:pPr>
+            <w:proofErr w:type="spellStart"/>
             <w:r>
               <w:rPr>
                 <w:rFonts w:ascii="Noto Sans" w:eastAsia="Noto Sans" w:hAnsi="Noto Sans" w:cs="Noto Sans"/>
@@ -1225,6 +1317,7 @@
               </w:rPr>
               <w:t>Coordinación</w:t>
             </w:r>
+            <w:proofErr w:type="spellEnd"/>
           </w:p>
         </w:tc>
         <w:tc>
@@ -1274,12 +1367,28 @@
                 <w:lang w:val="en-US"/>
               </w:rPr>
             </w:pPr>
-            <w:r>
-              <w:rPr>
-                <w:rFonts w:ascii="Noto Sans" w:eastAsia="Noto Sans" w:hAnsi="Noto Sans" w:cs="Noto Sans"/>
-                <w:lang w:val="en-US"/>
-              </w:rPr>
-              <w:t>Turnado a</w:t>
+            <w:proofErr w:type="spellStart"/>
+            <w:r>
+              <w:rPr>
+                <w:rFonts w:ascii="Noto Sans" w:eastAsia="Noto Sans" w:hAnsi="Noto Sans" w:cs="Noto Sans"/>
+                <w:lang w:val="en-US"/>
+              </w:rPr>
+              <w:t>Turnado</w:t>
+            </w:r>
+            <w:proofErr w:type="spellEnd"/>
+            <w:r>
+              <w:rPr>
+                <w:rFonts w:ascii="Noto Sans" w:eastAsia="Noto Sans" w:hAnsi="Noto Sans" w:cs="Noto Sans"/>
+                <w:lang w:val="en-US"/>
+              </w:rPr>
+              <w:t xml:space="preserve"> a</w:t>
+            </w:r>
+            <w:r>
+              <w:rPr>
+                <w:rFonts w:ascii="Noto Sans" w:eastAsia="Noto Sans" w:hAnsi="Noto Sans" w:cs="Noto Sans"/>
+                <w:lang w:val="en-US"/>
+              </w:rPr>
+              <w:t xml:space="preserve"> (III)</w:t>
             </w:r>
           </w:p>
         </w:tc>
@@ -1333,12 +1442,21 @@
                 <w:lang w:val="en-US"/>
               </w:rPr>
             </w:pPr>
-            <w:r>
-              <w:rPr>
-                <w:rFonts w:ascii="Noto Sans" w:eastAsia="Noto Sans" w:hAnsi="Noto Sans" w:cs="Noto Sans"/>
-                <w:lang w:val="en-US"/>
-              </w:rPr>
-              <w:t>Copia a</w:t>
+            <w:proofErr w:type="spellStart"/>
+            <w:r>
+              <w:rPr>
+                <w:rFonts w:ascii="Noto Sans" w:eastAsia="Noto Sans" w:hAnsi="Noto Sans" w:cs="Noto Sans"/>
+                <w:lang w:val="en-US"/>
+              </w:rPr>
+              <w:t>Turnado</w:t>
+            </w:r>
+            <w:proofErr w:type="spellEnd"/>
+            <w:r>
+              <w:rPr>
+                <w:rFonts w:ascii="Noto Sans" w:eastAsia="Noto Sans" w:hAnsi="Noto Sans" w:cs="Noto Sans"/>
+                <w:lang w:val="en-US"/>
+              </w:rPr>
+              <w:t xml:space="preserve"> a (II)</w:t>
             </w:r>
           </w:p>
         </w:tc>
@@ -1364,3054 +1482,10 @@
             </w:pPr>
             <w:r>
               <w:rPr>
-                <w:noProof/>
                 <w:sz w:val="16"/>
-                <w:lang w:eastAsia="es-MX"/>
-              </w:rPr>
-              <mc:AlternateContent>
-                <mc:Choice Requires="wps">
-                  <w:drawing>
-                    <wp:anchor distT="0" distB="0" distL="114300" distR="114300" simplePos="0" relativeHeight="251782144" behindDoc="0" locked="0" layoutInCell="1" allowOverlap="1" wp14:anchorId="2A078012" wp14:editId="32B3DB10">
-                      <wp:simplePos x="0" y="0"/>
-                      <wp:positionH relativeFrom="column">
-                        <wp:posOffset>-13335</wp:posOffset>
-                      </wp:positionH>
-                      <wp:positionV relativeFrom="paragraph">
-                        <wp:posOffset>27940</wp:posOffset>
-                      </wp:positionV>
-                      <wp:extent cx="65405" cy="58420"/>
-                      <wp:effectExtent l="0" t="0" r="10795" b="17780"/>
-                      <wp:wrapNone/>
-                      <wp:docPr id="784764386" name="Rectángulo 784764386"/>
-                      <wp:cNvGraphicFramePr/>
-                      <a:graphic xmlns:a="http://schemas.openxmlformats.org/drawingml/2006/main">
-                        <a:graphicData uri="http://schemas.microsoft.com/office/word/2010/wordprocessingShape">
-                          <wps:wsp>
-                            <wps:cNvSpPr/>
-                            <wps:spPr>
-                              <a:xfrm>
-                                <a:off x="0" y="0"/>
-                                <a:ext cx="65405" cy="58420"/>
-                              </a:xfrm>
-                              <a:prstGeom prst="rect">
-                                <a:avLst/>
-                              </a:prstGeom>
-                              <a:noFill/>
-                              <a:ln>
-                                <a:solidFill>
-                                  <a:schemeClr val="bg1">
-                                    <a:lumMod val="50000"/>
-                                  </a:schemeClr>
-                                </a:solidFill>
-                                <a:prstDash val="sysDash"/>
-                              </a:ln>
-                            </wps:spPr>
-                            <wps:style>
-                              <a:lnRef idx="2">
-                                <a:schemeClr val="accent1">
-                                  <a:shade val="50000"/>
-                                </a:schemeClr>
-                              </a:lnRef>
-                              <a:fillRef idx="1">
-                                <a:schemeClr val="accent1"/>
-                              </a:fillRef>
-                              <a:effectRef idx="0">
-                                <a:schemeClr val="accent1"/>
-                              </a:effectRef>
-                              <a:fontRef idx="minor">
-                                <a:schemeClr val="lt1"/>
-                              </a:fontRef>
-                            </wps:style>
-                            <wps:txbx>
-                              <w:txbxContent>
-                                <w:p>
-                                  <w:pPr>
-                                    <w:jc w:val="center"/>
-                                  </w:pPr>
-                                  <w:r>
-                                    <w:t>V</w:t>
-                                  </w:r>
-                                </w:p>
-                              </w:txbxContent>
-                            </wps:txbx>
-                            <wps:bodyPr rot="0" spcFirstLastPara="0" vertOverflow="overflow" horzOverflow="overflow" vert="horz" wrap="square" lIns="91440" tIns="45720" rIns="91440" bIns="45720" numCol="1" spcCol="0" rtlCol="0" fromWordArt="0" anchor="ctr" anchorCtr="0" forceAA="0" compatLnSpc="1">
-                              <a:prstTxWarp prst="textNoShape">
-                                <a:avLst/>
-                              </a:prstTxWarp>
-                              <a:noAutofit/>
-                            </wps:bodyPr>
-                          </wps:wsp>
-                        </a:graphicData>
-                      </a:graphic>
-                      <wp14:sizeRelH relativeFrom="margin">
-                        <wp14:pctWidth>0</wp14:pctWidth>
-                      </wp14:sizeRelH>
-                      <wp14:sizeRelV relativeFrom="margin">
-                        <wp14:pctHeight>0</wp14:pctHeight>
-                      </wp14:sizeRelV>
-                    </wp:anchor>
-                  </w:drawing>
-                </mc:Choice>
-                <mc:Fallback>
-                  <w:pict>
-                    <v:rect w14:anchorId="2A078012" id="Rectángulo 784764386" o:spid="_x0000_s1028" style="position:absolute;margin-left:-1.05pt;margin-top:2.2pt;width:5.15pt;height:4.6pt;z-index:251782144;visibility:visible;mso-wrap-style:square;mso-width-percent:0;mso-height-percent:0;mso-wrap-distance-left:9pt;mso-wrap-distance-top:0;mso-wrap-distance-right:9pt;mso-wrap-distance-bottom:0;mso-position-horizontal:absolute;mso-position-horizontal-relative:text;mso-position-vertical:absolute;mso-position-vertical-relative:text;mso-width-percent:0;mso-height-percent:0;mso-width-relative:margin;mso-height-relative:margin;v-text-anchor:middle" o:gfxdata="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" filled="f" strokecolor="#7f7f7f [1612]" strokeweight="1pt">
-                      <v:stroke dashstyle="3 1"/>
-                      <v:textbox>
-                        <w:txbxContent>
-                          <w:p>
-                            <w:pPr>
-                              <w:jc w:val="center"/>
-                            </w:pPr>
-                            <w:r>
-                              <w:t>V</w:t>
-                            </w:r>
-                          </w:p>
-                        </w:txbxContent>
-                      </v:textbox>
-                    </v:rect>
-                  </w:pict>
-                </mc:Fallback>
-              </mc:AlternateContent>
-            </w:r>
-            <w:r>
-              <w:rPr>
-                <w:noProof/>
-                <w:sz w:val="16"/>
-                <w:lang w:eastAsia="es-MX"/>
-              </w:rPr>
-              <mc:AlternateContent>
-                <mc:Choice Requires="wps">
-                  <w:drawing>
-                    <wp:anchor distT="0" distB="0" distL="114300" distR="114300" simplePos="0" relativeHeight="251796480" behindDoc="0" locked="0" layoutInCell="1" allowOverlap="1" wp14:anchorId="2784A6B4" wp14:editId="6F1343E3">
-                      <wp:simplePos x="0" y="0"/>
-                      <wp:positionH relativeFrom="column">
-                        <wp:posOffset>3412490</wp:posOffset>
-                      </wp:positionH>
-                      <wp:positionV relativeFrom="paragraph">
-                        <wp:posOffset>29845</wp:posOffset>
-                      </wp:positionV>
-                      <wp:extent cx="65405" cy="58420"/>
-                      <wp:effectExtent l="0" t="0" r="10795" b="17780"/>
-                      <wp:wrapNone/>
-                      <wp:docPr id="1124108026" name="Rectángulo 1124108026"/>
-                      <wp:cNvGraphicFramePr/>
-                      <a:graphic xmlns:a="http://schemas.openxmlformats.org/drawingml/2006/main">
-                        <a:graphicData uri="http://schemas.microsoft.com/office/word/2010/wordprocessingShape">
-                          <wps:wsp>
-                            <wps:cNvSpPr/>
-                            <wps:spPr>
-                              <a:xfrm>
-                                <a:off x="0" y="0"/>
-                                <a:ext cx="65405" cy="58420"/>
-                              </a:xfrm>
-                              <a:prstGeom prst="rect">
-                                <a:avLst/>
-                              </a:prstGeom>
-                              <a:noFill/>
-                              <a:ln>
-                                <a:solidFill>
-                                  <a:schemeClr val="bg1">
-                                    <a:lumMod val="50000"/>
-                                  </a:schemeClr>
-                                </a:solidFill>
-                                <a:prstDash val="sysDash"/>
-                              </a:ln>
-                            </wps:spPr>
-                            <wps:style>
-                              <a:lnRef idx="2">
-                                <a:schemeClr val="accent1">
-                                  <a:shade val="50000"/>
-                                </a:schemeClr>
-                              </a:lnRef>
-                              <a:fillRef idx="1">
-                                <a:schemeClr val="accent1"/>
-                              </a:fillRef>
-                              <a:effectRef idx="0">
-                                <a:schemeClr val="accent1"/>
-                              </a:effectRef>
-                              <a:fontRef idx="minor">
-                                <a:schemeClr val="lt1"/>
-                              </a:fontRef>
-                            </wps:style>
-                            <wps:txbx>
-                              <w:txbxContent>
-                                <w:p>
-                                  <w:pPr>
-                                    <w:jc w:val="center"/>
-                                  </w:pPr>
-                                  <w:r>
-                                    <w:t>V</w:t>
-                                  </w:r>
-                                </w:p>
-                              </w:txbxContent>
-                            </wps:txbx>
-                            <wps:bodyPr rot="0" spcFirstLastPara="0" vertOverflow="overflow" horzOverflow="overflow" vert="horz" wrap="square" lIns="91440" tIns="45720" rIns="91440" bIns="45720" numCol="1" spcCol="0" rtlCol="0" fromWordArt="0" anchor="ctr" anchorCtr="0" forceAA="0" compatLnSpc="1">
-                              <a:prstTxWarp prst="textNoShape">
-                                <a:avLst/>
-                              </a:prstTxWarp>
-                              <a:noAutofit/>
-                            </wps:bodyPr>
-                          </wps:wsp>
-                        </a:graphicData>
-                      </a:graphic>
-                      <wp14:sizeRelH relativeFrom="margin">
-                        <wp14:pctWidth>0</wp14:pctWidth>
-                      </wp14:sizeRelH>
-                      <wp14:sizeRelV relativeFrom="margin">
-                        <wp14:pctHeight>0</wp14:pctHeight>
-                      </wp14:sizeRelV>
-                    </wp:anchor>
-                  </w:drawing>
-                </mc:Choice>
-                <mc:Fallback>
-                  <w:pict>
-                    <v:rect w14:anchorId="2784A6B4" id="Rectángulo 1124108026" o:spid="_x0000_s1029" style="position:absolute;margin-left:268.7pt;margin-top:2.35pt;width:5.15pt;height:4.6pt;z-index:251796480;visibility:visible;mso-wrap-style:square;mso-width-percent:0;mso-height-percent:0;mso-wrap-distance-left:9pt;mso-wrap-distance-top:0;mso-wrap-distance-right:9pt;mso-wrap-distance-bottom:0;mso-position-horizontal:absolute;mso-position-horizontal-relative:text;mso-position-vertical:absolute;mso-position-vertical-relative:text;mso-width-percent:0;mso-height-percent:0;mso-width-relative:margin;mso-height-relative:margin;v-text-anchor:middle" o:gfxdata="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" filled="f" strokecolor="#7f7f7f [1612]" strokeweight="1pt">
-                      <v:stroke dashstyle="3 1"/>
-                      <v:textbox>
-                        <w:txbxContent>
-                          <w:p>
-                            <w:pPr>
-                              <w:jc w:val="center"/>
-                            </w:pPr>
-                            <w:r>
-                              <w:t>V</w:t>
-                            </w:r>
-                          </w:p>
-                        </w:txbxContent>
-                      </v:textbox>
-                    </v:rect>
-                  </w:pict>
-                </mc:Fallback>
-              </mc:AlternateContent>
-            </w:r>
-            <w:r>
-              <w:rPr>
-                <w:sz w:val="16"/>
                 <w:lang w:val="en-US"/>
               </w:rPr>
               <w:t xml:space="preserve">     </w:t>
-            </w:r>
-            <w:r>
-              <w:rPr>
-                <w:sz w:val="16"/>
-                <w:lang w:val="en-US"/>
-              </w:rPr>
-              <w:t>COORDINACIÓN DE RECURSOS HUMANOS</w:t>
-            </w:r>
-            <w:r>
-              <w:rPr>
-                <w:sz w:val="16"/>
-                <w:lang w:val="en-US"/>
-              </w:rPr>
-              <w:t xml:space="preserve">                                                                         </w:t>
-            </w:r>
-            <w:r>
-              <w:rPr>
-                <w:sz w:val="16"/>
-                <w:lang w:val="en-US"/>
-              </w:rPr>
-              <w:t>HRAES</w:t>
-            </w:r>
-          </w:p>
-          <w:p>
-            <w:pPr>
-              <w:rPr>
-                <w:sz w:val="16"/>
-                <w:lang w:val="en-US"/>
-              </w:rPr>
-            </w:pPr>
-            <w:r>
-              <w:rPr>
-                <w:noProof/>
-                <w:sz w:val="16"/>
-                <w:lang w:eastAsia="es-MX"/>
-              </w:rPr>
-              <mc:AlternateContent>
-                <mc:Choice Requires="wps">
-                  <w:drawing>
-                    <wp:anchor distT="0" distB="0" distL="114300" distR="114300" simplePos="0" relativeHeight="251773952" behindDoc="0" locked="0" layoutInCell="1" allowOverlap="1" wp14:anchorId="07DD25F4" wp14:editId="2697852E">
-                      <wp:simplePos x="0" y="0"/>
-                      <wp:positionH relativeFrom="column">
-                        <wp:posOffset>-13335</wp:posOffset>
-                      </wp:positionH>
-                      <wp:positionV relativeFrom="paragraph">
-                        <wp:posOffset>22860</wp:posOffset>
-                      </wp:positionV>
-                      <wp:extent cx="65405" cy="58420"/>
-                      <wp:effectExtent l="0" t="0" r="10795" b="17780"/>
-                      <wp:wrapNone/>
-                      <wp:docPr id="765609654" name="Rectángulo 765609654"/>
-                      <wp:cNvGraphicFramePr/>
-                      <a:graphic xmlns:a="http://schemas.openxmlformats.org/drawingml/2006/main">
-                        <a:graphicData uri="http://schemas.microsoft.com/office/word/2010/wordprocessingShape">
-                          <wps:wsp>
-                            <wps:cNvSpPr/>
-                            <wps:spPr>
-                              <a:xfrm>
-                                <a:off x="0" y="0"/>
-                                <a:ext cx="65405" cy="58420"/>
-                              </a:xfrm>
-                              <a:prstGeom prst="rect">
-                                <a:avLst/>
-                              </a:prstGeom>
-                              <a:noFill/>
-                              <a:ln>
-                                <a:solidFill>
-                                  <a:schemeClr val="bg1">
-                                    <a:lumMod val="50000"/>
-                                  </a:schemeClr>
-                                </a:solidFill>
-                                <a:prstDash val="sysDash"/>
-                              </a:ln>
-                            </wps:spPr>
-                            <wps:style>
-                              <a:lnRef idx="2">
-                                <a:schemeClr val="accent1">
-                                  <a:shade val="50000"/>
-                                </a:schemeClr>
-                              </a:lnRef>
-                              <a:fillRef idx="1">
-                                <a:schemeClr val="accent1"/>
-                              </a:fillRef>
-                              <a:effectRef idx="0">
-                                <a:schemeClr val="accent1"/>
-                              </a:effectRef>
-                              <a:fontRef idx="minor">
-                                <a:schemeClr val="lt1"/>
-                              </a:fontRef>
-                            </wps:style>
-                            <wps:txbx>
-                              <w:txbxContent>
-                                <w:p>
-                                  <w:pPr>
-                                    <w:jc w:val="center"/>
-                                  </w:pPr>
-                                  <w:r>
-                                    <w:t>V</w:t>
-                                  </w:r>
-                                </w:p>
-                              </w:txbxContent>
-                            </wps:txbx>
-                            <wps:bodyPr rot="0" spcFirstLastPara="0" vertOverflow="overflow" horzOverflow="overflow" vert="horz" wrap="square" lIns="91440" tIns="45720" rIns="91440" bIns="45720" numCol="1" spcCol="0" rtlCol="0" fromWordArt="0" anchor="ctr" anchorCtr="0" forceAA="0" compatLnSpc="1">
-                              <a:prstTxWarp prst="textNoShape">
-                                <a:avLst/>
-                              </a:prstTxWarp>
-                              <a:noAutofit/>
-                            </wps:bodyPr>
-                          </wps:wsp>
-                        </a:graphicData>
-                      </a:graphic>
-                      <wp14:sizeRelH relativeFrom="margin">
-                        <wp14:pctWidth>0</wp14:pctWidth>
-                      </wp14:sizeRelH>
-                      <wp14:sizeRelV relativeFrom="margin">
-                        <wp14:pctHeight>0</wp14:pctHeight>
-                      </wp14:sizeRelV>
-                    </wp:anchor>
-                  </w:drawing>
-                </mc:Choice>
-                <mc:Fallback>
-                  <w:pict>
-                    <v:rect w14:anchorId="07DD25F4" id="Rectángulo 765609654" o:spid="_x0000_s1030" style="position:absolute;margin-left:-1.05pt;margin-top:1.8pt;width:5.15pt;height:4.6pt;z-index:251773952;visibility:visible;mso-wrap-style:square;mso-width-percent:0;mso-height-percent:0;mso-wrap-distance-left:9pt;mso-wrap-distance-top:0;mso-wrap-distance-right:9pt;mso-wrap-distance-bottom:0;mso-position-horizontal:absolute;mso-position-horizontal-relative:text;mso-position-vertical:absolute;mso-position-vertical-relative:text;mso-width-percent:0;mso-height-percent:0;mso-width-relative:margin;mso-height-relative:margin;v-text-anchor:middle" o:gfxdata="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" filled="f" strokecolor="#7f7f7f [1612]" strokeweight="1pt">
-                      <v:stroke dashstyle="3 1"/>
-                      <v:textbox>
-                        <w:txbxContent>
-                          <w:p>
-                            <w:pPr>
-                              <w:jc w:val="center"/>
-                            </w:pPr>
-                            <w:r>
-                              <w:t>V</w:t>
-                            </w:r>
-                          </w:p>
-                        </w:txbxContent>
-                      </v:textbox>
-                    </v:rect>
-                  </w:pict>
-                </mc:Fallback>
-              </mc:AlternateContent>
-            </w:r>
-            <w:r>
-              <w:rPr>
-                <w:noProof/>
-                <w:sz w:val="16"/>
-                <w:lang w:eastAsia="es-MX"/>
-              </w:rPr>
-              <mc:AlternateContent>
-                <mc:Choice Requires="wps">
-                  <w:drawing>
-                    <wp:anchor distT="0" distB="0" distL="114300" distR="114300" simplePos="0" relativeHeight="251794432" behindDoc="0" locked="0" layoutInCell="1" allowOverlap="1" wp14:anchorId="7FA91E24" wp14:editId="4E53D03E">
-                      <wp:simplePos x="0" y="0"/>
-                      <wp:positionH relativeFrom="column">
-                        <wp:posOffset>3414395</wp:posOffset>
-                      </wp:positionH>
-                      <wp:positionV relativeFrom="paragraph">
-                        <wp:posOffset>22860</wp:posOffset>
-                      </wp:positionV>
-                      <wp:extent cx="65405" cy="58420"/>
-                      <wp:effectExtent l="0" t="0" r="10795" b="17780"/>
-                      <wp:wrapNone/>
-                      <wp:docPr id="480042715" name="Rectángulo 480042715"/>
-                      <wp:cNvGraphicFramePr/>
-                      <a:graphic xmlns:a="http://schemas.openxmlformats.org/drawingml/2006/main">
-                        <a:graphicData uri="http://schemas.microsoft.com/office/word/2010/wordprocessingShape">
-                          <wps:wsp>
-                            <wps:cNvSpPr/>
-                            <wps:spPr>
-                              <a:xfrm>
-                                <a:off x="0" y="0"/>
-                                <a:ext cx="65405" cy="58420"/>
-                              </a:xfrm>
-                              <a:prstGeom prst="rect">
-                                <a:avLst/>
-                              </a:prstGeom>
-                              <a:noFill/>
-                              <a:ln>
-                                <a:solidFill>
-                                  <a:schemeClr val="bg1">
-                                    <a:lumMod val="50000"/>
-                                  </a:schemeClr>
-                                </a:solidFill>
-                                <a:prstDash val="sysDash"/>
-                              </a:ln>
-                            </wps:spPr>
-                            <wps:style>
-                              <a:lnRef idx="2">
-                                <a:schemeClr val="accent1">
-                                  <a:shade val="50000"/>
-                                </a:schemeClr>
-                              </a:lnRef>
-                              <a:fillRef idx="1">
-                                <a:schemeClr val="accent1"/>
-                              </a:fillRef>
-                              <a:effectRef idx="0">
-                                <a:schemeClr val="accent1"/>
-                              </a:effectRef>
-                              <a:fontRef idx="minor">
-                                <a:schemeClr val="lt1"/>
-                              </a:fontRef>
-                            </wps:style>
-                            <wps:txbx>
-                              <w:txbxContent>
-                                <w:p>
-                                  <w:pPr>
-                                    <w:jc w:val="center"/>
-                                  </w:pPr>
-                                  <w:r>
-                                    <w:t>V</w:t>
-                                  </w:r>
-                                </w:p>
-                              </w:txbxContent>
-                            </wps:txbx>
-                            <wps:bodyPr rot="0" spcFirstLastPara="0" vertOverflow="overflow" horzOverflow="overflow" vert="horz" wrap="square" lIns="91440" tIns="45720" rIns="91440" bIns="45720" numCol="1" spcCol="0" rtlCol="0" fromWordArt="0" anchor="ctr" anchorCtr="0" forceAA="0" compatLnSpc="1">
-                              <a:prstTxWarp prst="textNoShape">
-                                <a:avLst/>
-                              </a:prstTxWarp>
-                              <a:noAutofit/>
-                            </wps:bodyPr>
-                          </wps:wsp>
-                        </a:graphicData>
-                      </a:graphic>
-                      <wp14:sizeRelH relativeFrom="margin">
-                        <wp14:pctWidth>0</wp14:pctWidth>
-                      </wp14:sizeRelH>
-                      <wp14:sizeRelV relativeFrom="margin">
-                        <wp14:pctHeight>0</wp14:pctHeight>
-                      </wp14:sizeRelV>
-                    </wp:anchor>
-                  </w:drawing>
-                </mc:Choice>
-                <mc:Fallback>
-                  <w:pict>
-                    <v:rect w14:anchorId="7FA91E24" id="Rectángulo 480042715" o:spid="_x0000_s1031" style="position:absolute;margin-left:268.85pt;margin-top:1.8pt;width:5.15pt;height:4.6pt;z-index:251794432;visibility:visible;mso-wrap-style:square;mso-width-percent:0;mso-height-percent:0;mso-wrap-distance-left:9pt;mso-wrap-distance-top:0;mso-wrap-distance-right:9pt;mso-wrap-distance-bottom:0;mso-position-horizontal:absolute;mso-position-horizontal-relative:text;mso-position-vertical:absolute;mso-position-vertical-relative:text;mso-width-percent:0;mso-height-percent:0;mso-width-relative:margin;mso-height-relative:margin;v-text-anchor:middle" o:gfxdata="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" filled="f" strokecolor="#7f7f7f [1612]" strokeweight="1pt">
-                      <v:stroke dashstyle="3 1"/>
-                      <v:textbox>
-                        <w:txbxContent>
-                          <w:p>
-                            <w:pPr>
-                              <w:jc w:val="center"/>
-                            </w:pPr>
-                            <w:r>
-                              <w:t>V</w:t>
-                            </w:r>
-                          </w:p>
-                        </w:txbxContent>
-                      </v:textbox>
-                    </v:rect>
-                  </w:pict>
-                </mc:Fallback>
-              </mc:AlternateContent>
-            </w:r>
-            <w:r>
-              <w:rPr>
-                <w:sz w:val="16"/>
-                <w:lang w:val="en-US"/>
-              </w:rPr>
-              <w:t xml:space="preserve">     </w:t>
-            </w:r>
-            <w:r>
-              <w:rPr>
-                <w:sz w:val="16"/>
-                <w:lang w:val="en-US"/>
-              </w:rPr>
-              <w:t>COORDINACIÓN TÉCNICA DE CAPACITACIÓN Y</w:t>
-            </w:r>
-            <w:r>
-              <w:rPr>
-                <w:sz w:val="16"/>
-                <w:lang w:val="en-US"/>
-              </w:rPr>
-              <w:t xml:space="preserve">                                                                 </w:t>
-            </w:r>
-            <w:r>
-              <w:rPr>
-                <w:sz w:val="16"/>
-                <w:lang w:val="en-US"/>
-              </w:rPr>
-              <w:t>NO CONCURRENTES</w:t>
-            </w:r>
-          </w:p>
-          <w:p>
-            <w:pPr>
-              <w:rPr>
-                <w:sz w:val="16"/>
-                <w:lang w:val="en-US"/>
-              </w:rPr>
-            </w:pPr>
-            <w:r>
-              <w:rPr>
-                <w:noProof/>
-                <w:sz w:val="16"/>
-                <w:lang w:eastAsia="es-MX"/>
-              </w:rPr>
-              <mc:AlternateContent>
-                <mc:Choice Requires="wps">
-                  <w:drawing>
-                    <wp:anchor distT="0" distB="0" distL="114300" distR="114300" simplePos="0" relativeHeight="251792384" behindDoc="0" locked="0" layoutInCell="1" allowOverlap="1" wp14:anchorId="33F4608B" wp14:editId="27C9D7AF">
-                      <wp:simplePos x="0" y="0"/>
-                      <wp:positionH relativeFrom="column">
-                        <wp:posOffset>3414395</wp:posOffset>
-                      </wp:positionH>
-                      <wp:positionV relativeFrom="paragraph">
-                        <wp:posOffset>19685</wp:posOffset>
-                      </wp:positionV>
-                      <wp:extent cx="65405" cy="58420"/>
-                      <wp:effectExtent l="0" t="0" r="10795" b="17780"/>
-                      <wp:wrapNone/>
-                      <wp:docPr id="625881422" name="Rectángulo 625881422"/>
-                      <wp:cNvGraphicFramePr/>
-                      <a:graphic xmlns:a="http://schemas.openxmlformats.org/drawingml/2006/main">
-                        <a:graphicData uri="http://schemas.microsoft.com/office/word/2010/wordprocessingShape">
-                          <wps:wsp>
-                            <wps:cNvSpPr/>
-                            <wps:spPr>
-                              <a:xfrm>
-                                <a:off x="0" y="0"/>
-                                <a:ext cx="65405" cy="58420"/>
-                              </a:xfrm>
-                              <a:prstGeom prst="rect">
-                                <a:avLst/>
-                              </a:prstGeom>
-                              <a:noFill/>
-                              <a:ln>
-                                <a:solidFill>
-                                  <a:schemeClr val="bg1">
-                                    <a:lumMod val="50000"/>
-                                  </a:schemeClr>
-                                </a:solidFill>
-                                <a:prstDash val="sysDash"/>
-                              </a:ln>
-                            </wps:spPr>
-                            <wps:style>
-                              <a:lnRef idx="2">
-                                <a:schemeClr val="accent1">
-                                  <a:shade val="50000"/>
-                                </a:schemeClr>
-                              </a:lnRef>
-                              <a:fillRef idx="1">
-                                <a:schemeClr val="accent1"/>
-                              </a:fillRef>
-                              <a:effectRef idx="0">
-                                <a:schemeClr val="accent1"/>
-                              </a:effectRef>
-                              <a:fontRef idx="minor">
-                                <a:schemeClr val="lt1"/>
-                              </a:fontRef>
-                            </wps:style>
-                            <wps:txbx>
-                              <w:txbxContent>
-                                <w:p>
-                                  <w:pPr>
-                                    <w:jc w:val="center"/>
-                                  </w:pPr>
-                                  <w:r>
-                                    <w:t>V</w:t>
-                                  </w:r>
-                                </w:p>
-                              </w:txbxContent>
-                            </wps:txbx>
-                            <wps:bodyPr rot="0" spcFirstLastPara="0" vertOverflow="overflow" horzOverflow="overflow" vert="horz" wrap="square" lIns="91440" tIns="45720" rIns="91440" bIns="45720" numCol="1" spcCol="0" rtlCol="0" fromWordArt="0" anchor="ctr" anchorCtr="0" forceAA="0" compatLnSpc="1">
-                              <a:prstTxWarp prst="textNoShape">
-                                <a:avLst/>
-                              </a:prstTxWarp>
-                              <a:noAutofit/>
-                            </wps:bodyPr>
-                          </wps:wsp>
-                        </a:graphicData>
-                      </a:graphic>
-                      <wp14:sizeRelH relativeFrom="margin">
-                        <wp14:pctWidth>0</wp14:pctWidth>
-                      </wp14:sizeRelH>
-                      <wp14:sizeRelV relativeFrom="margin">
-                        <wp14:pctHeight>0</wp14:pctHeight>
-                      </wp14:sizeRelV>
-                    </wp:anchor>
-                  </w:drawing>
-                </mc:Choice>
-                <mc:Fallback>
-                  <w:pict>
-                    <v:rect w14:anchorId="33F4608B" id="Rectángulo 625881422" o:spid="_x0000_s1032" style="position:absolute;margin-left:268.85pt;margin-top:1.55pt;width:5.15pt;height:4.6pt;z-index:251792384;visibility:visible;mso-wrap-style:square;mso-width-percent:0;mso-height-percent:0;mso-wrap-distance-left:9pt;mso-wrap-distance-top:0;mso-wrap-distance-right:9pt;mso-wrap-distance-bottom:0;mso-position-horizontal:absolute;mso-position-horizontal-relative:text;mso-position-vertical:absolute;mso-position-vertical-relative:text;mso-width-percent:0;mso-height-percent:0;mso-width-relative:margin;mso-height-relative:margin;v-text-anchor:middle" o:gfxdata="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" filled="f" strokecolor="#7f7f7f [1612]" strokeweight="1pt">
-                      <v:stroke dashstyle="3 1"/>
-                      <v:textbox>
-                        <w:txbxContent>
-                          <w:p>
-                            <w:pPr>
-                              <w:jc w:val="center"/>
-                            </w:pPr>
-                            <w:r>
-                              <w:t>V</w:t>
-                            </w:r>
-                          </w:p>
-                        </w:txbxContent>
-                      </v:textbox>
-                    </v:rect>
-                  </w:pict>
-                </mc:Fallback>
-              </mc:AlternateContent>
-            </w:r>
-            <w:r>
-              <w:rPr>
-                <w:sz w:val="16"/>
-                <w:lang w:val="en-US"/>
-              </w:rPr>
-              <w:t xml:space="preserve">         </w:t>
-            </w:r>
-            <w:r>
-              <w:rPr>
-                <w:sz w:val="16"/>
-                <w:lang w:val="en-US"/>
-              </w:rPr>
-              <w:t xml:space="preserve"> EVALUACIÓN</w:t>
-            </w:r>
-            <w:r>
-              <w:rPr>
-                <w:sz w:val="16"/>
-                <w:lang w:val="en-US"/>
-              </w:rPr>
-              <w:t xml:space="preserve">                                                                                                                                     </w:t>
-            </w:r>
-            <w:r>
-              <w:rPr>
-                <w:sz w:val="16"/>
-                <w:lang w:val="en-US"/>
-              </w:rPr>
-              <w:t>NO DEFINIDA</w:t>
-            </w:r>
-          </w:p>
-          <w:p>
-            <w:pPr>
-              <w:rPr>
-                <w:sz w:val="16"/>
-                <w:lang w:val="en-US"/>
-              </w:rPr>
-            </w:pPr>
-            <w:r>
-              <w:rPr>
-                <w:noProof/>
-                <w:sz w:val="16"/>
-                <w:lang w:eastAsia="es-MX"/>
-              </w:rPr>
-              <mc:AlternateContent>
-                <mc:Choice Requires="wps">
-                  <w:drawing>
-                    <wp:anchor distT="0" distB="0" distL="114300" distR="114300" simplePos="0" relativeHeight="251771904" behindDoc="0" locked="0" layoutInCell="1" allowOverlap="1" wp14:anchorId="7706690B" wp14:editId="5364A8E1">
-                      <wp:simplePos x="0" y="0"/>
-                      <wp:positionH relativeFrom="column">
-                        <wp:posOffset>-22860</wp:posOffset>
-                      </wp:positionH>
-                      <wp:positionV relativeFrom="paragraph">
-                        <wp:posOffset>29210</wp:posOffset>
-                      </wp:positionV>
-                      <wp:extent cx="65405" cy="58420"/>
-                      <wp:effectExtent l="0" t="0" r="10795" b="17780"/>
-                      <wp:wrapNone/>
-                      <wp:docPr id="2084837278" name="Rectángulo 2084837278"/>
-                      <wp:cNvGraphicFramePr/>
-                      <a:graphic xmlns:a="http://schemas.openxmlformats.org/drawingml/2006/main">
-                        <a:graphicData uri="http://schemas.microsoft.com/office/word/2010/wordprocessingShape">
-                          <wps:wsp>
-                            <wps:cNvSpPr/>
-                            <wps:spPr>
-                              <a:xfrm>
-                                <a:off x="0" y="0"/>
-                                <a:ext cx="65405" cy="58420"/>
-                              </a:xfrm>
-                              <a:prstGeom prst="rect">
-                                <a:avLst/>
-                              </a:prstGeom>
-                              <a:noFill/>
-                              <a:ln>
-                                <a:solidFill>
-                                  <a:schemeClr val="bg1">
-                                    <a:lumMod val="50000"/>
-                                  </a:schemeClr>
-                                </a:solidFill>
-                                <a:prstDash val="sysDash"/>
-                              </a:ln>
-                            </wps:spPr>
-                            <wps:style>
-                              <a:lnRef idx="2">
-                                <a:schemeClr val="accent1">
-                                  <a:shade val="50000"/>
-                                </a:schemeClr>
-                              </a:lnRef>
-                              <a:fillRef idx="1">
-                                <a:schemeClr val="accent1"/>
-                              </a:fillRef>
-                              <a:effectRef idx="0">
-                                <a:schemeClr val="accent1"/>
-                              </a:effectRef>
-                              <a:fontRef idx="minor">
-                                <a:schemeClr val="lt1"/>
-                              </a:fontRef>
-                            </wps:style>
-                            <wps:txbx>
-                              <w:txbxContent>
-                                <w:p>
-                                  <w:pPr>
-                                    <w:jc w:val="center"/>
-                                  </w:pPr>
-                                  <w:r>
-                                    <w:t>V</w:t>
-                                  </w:r>
-                                </w:p>
-                              </w:txbxContent>
-                            </wps:txbx>
-                            <wps:bodyPr rot="0" spcFirstLastPara="0" vertOverflow="overflow" horzOverflow="overflow" vert="horz" wrap="square" lIns="91440" tIns="45720" rIns="91440" bIns="45720" numCol="1" spcCol="0" rtlCol="0" fromWordArt="0" anchor="ctr" anchorCtr="0" forceAA="0" compatLnSpc="1">
-                              <a:prstTxWarp prst="textNoShape">
-                                <a:avLst/>
-                              </a:prstTxWarp>
-                              <a:noAutofit/>
-                            </wps:bodyPr>
-                          </wps:wsp>
-                        </a:graphicData>
-                      </a:graphic>
-                      <wp14:sizeRelH relativeFrom="margin">
-                        <wp14:pctWidth>0</wp14:pctWidth>
-                      </wp14:sizeRelH>
-                      <wp14:sizeRelV relativeFrom="margin">
-                        <wp14:pctHeight>0</wp14:pctHeight>
-                      </wp14:sizeRelV>
-                    </wp:anchor>
-                  </w:drawing>
-                </mc:Choice>
-                <mc:Fallback>
-                  <w:pict>
-                    <v:rect w14:anchorId="7706690B" id="Rectángulo 2084837278" o:spid="_x0000_s1033" style="position:absolute;margin-left:-1.8pt;margin-top:2.3pt;width:5.15pt;height:4.6pt;z-index:251771904;visibility:visible;mso-wrap-style:square;mso-width-percent:0;mso-height-percent:0;mso-wrap-distance-left:9pt;mso-wrap-distance-top:0;mso-wrap-distance-right:9pt;mso-wrap-distance-bottom:0;mso-position-horizontal:absolute;mso-position-horizontal-relative:text;mso-position-vertical:absolute;mso-position-vertical-relative:text;mso-width-percent:0;mso-height-percent:0;mso-width-relative:margin;mso-height-relative:margin;v-text-anchor:middle" o:gfxdata="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" filled="f" strokecolor="#7f7f7f [1612]" strokeweight="1pt">
-                      <v:stroke dashstyle="3 1"/>
-                      <v:textbox>
-                        <w:txbxContent>
-                          <w:p>
-                            <w:pPr>
-                              <w:jc w:val="center"/>
-                            </w:pPr>
-                            <w:r>
-                              <w:t>V</w:t>
-                            </w:r>
-                          </w:p>
-                        </w:txbxContent>
-                      </v:textbox>
-                    </v:rect>
-                  </w:pict>
-                </mc:Fallback>
-              </mc:AlternateContent>
-            </w:r>
-            <w:r>
-              <w:rPr>
-                <w:noProof/>
-                <w:sz w:val="16"/>
-                <w:lang w:eastAsia="es-MX"/>
-              </w:rPr>
-              <mc:AlternateContent>
-                <mc:Choice Requires="wps">
-                  <w:drawing>
-                    <wp:anchor distT="0" distB="0" distL="114300" distR="114300" simplePos="0" relativeHeight="251788288" behindDoc="0" locked="0" layoutInCell="1" allowOverlap="1" wp14:anchorId="6ABADEB5" wp14:editId="73F6B50C">
-                      <wp:simplePos x="0" y="0"/>
-                      <wp:positionH relativeFrom="column">
-                        <wp:posOffset>3416300</wp:posOffset>
-                      </wp:positionH>
-                      <wp:positionV relativeFrom="paragraph">
-                        <wp:posOffset>24765</wp:posOffset>
-                      </wp:positionV>
-                      <wp:extent cx="65405" cy="58420"/>
-                      <wp:effectExtent l="0" t="0" r="10795" b="17780"/>
-                      <wp:wrapNone/>
-                      <wp:docPr id="1767509909" name="Rectángulo 1767509909"/>
-                      <wp:cNvGraphicFramePr/>
-                      <a:graphic xmlns:a="http://schemas.openxmlformats.org/drawingml/2006/main">
-                        <a:graphicData uri="http://schemas.microsoft.com/office/word/2010/wordprocessingShape">
-                          <wps:wsp>
-                            <wps:cNvSpPr/>
-                            <wps:spPr>
-                              <a:xfrm>
-                                <a:off x="0" y="0"/>
-                                <a:ext cx="65405" cy="58420"/>
-                              </a:xfrm>
-                              <a:prstGeom prst="rect">
-                                <a:avLst/>
-                              </a:prstGeom>
-                              <a:noFill/>
-                              <a:ln>
-                                <a:solidFill>
-                                  <a:schemeClr val="bg1">
-                                    <a:lumMod val="50000"/>
-                                  </a:schemeClr>
-                                </a:solidFill>
-                                <a:prstDash val="sysDash"/>
-                              </a:ln>
-                            </wps:spPr>
-                            <wps:style>
-                              <a:lnRef idx="2">
-                                <a:schemeClr val="accent1">
-                                  <a:shade val="50000"/>
-                                </a:schemeClr>
-                              </a:lnRef>
-                              <a:fillRef idx="1">
-                                <a:schemeClr val="accent1"/>
-                              </a:fillRef>
-                              <a:effectRef idx="0">
-                                <a:schemeClr val="accent1"/>
-                              </a:effectRef>
-                              <a:fontRef idx="minor">
-                                <a:schemeClr val="lt1"/>
-                              </a:fontRef>
-                            </wps:style>
-                            <wps:txbx>
-                              <w:txbxContent>
-                                <w:p>
-                                  <w:pPr>
-                                    <w:jc w:val="center"/>
-                                  </w:pPr>
-                                  <w:r>
-                                    <w:t>V</w:t>
-                                  </w:r>
-                                </w:p>
-                              </w:txbxContent>
-                            </wps:txbx>
-                            <wps:bodyPr rot="0" spcFirstLastPara="0" vertOverflow="overflow" horzOverflow="overflow" vert="horz" wrap="square" lIns="91440" tIns="45720" rIns="91440" bIns="45720" numCol="1" spcCol="0" rtlCol="0" fromWordArt="0" anchor="ctr" anchorCtr="0" forceAA="0" compatLnSpc="1">
-                              <a:prstTxWarp prst="textNoShape">
-                                <a:avLst/>
-                              </a:prstTxWarp>
-                              <a:noAutofit/>
-                            </wps:bodyPr>
-                          </wps:wsp>
-                        </a:graphicData>
-                      </a:graphic>
-                      <wp14:sizeRelH relativeFrom="margin">
-                        <wp14:pctWidth>0</wp14:pctWidth>
-                      </wp14:sizeRelH>
-                      <wp14:sizeRelV relativeFrom="margin">
-                        <wp14:pctHeight>0</wp14:pctHeight>
-                      </wp14:sizeRelV>
-                    </wp:anchor>
-                  </w:drawing>
-                </mc:Choice>
-                <mc:Fallback>
-                  <w:pict>
-                    <v:rect w14:anchorId="6ABADEB5" id="Rectángulo 1767509909" o:spid="_x0000_s1034" style="position:absolute;margin-left:269pt;margin-top:1.95pt;width:5.15pt;height:4.6pt;z-index:251788288;visibility:visible;mso-wrap-style:square;mso-width-percent:0;mso-height-percent:0;mso-wrap-distance-left:9pt;mso-wrap-distance-top:0;mso-wrap-distance-right:9pt;mso-wrap-distance-bottom:0;mso-position-horizontal:absolute;mso-position-horizontal-relative:text;mso-position-vertical:absolute;mso-position-vertical-relative:text;mso-width-percent:0;mso-height-percent:0;mso-width-relative:margin;mso-height-relative:margin;v-text-anchor:middle" o:gfxdata="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" filled="f" strokecolor="#7f7f7f [1612]" strokeweight="1pt">
-                      <v:stroke dashstyle="3 1"/>
-                      <v:textbox>
-                        <w:txbxContent>
-                          <w:p>
-                            <w:pPr>
-                              <w:jc w:val="center"/>
-                            </w:pPr>
-                            <w:r>
-                              <w:t>V</w:t>
-                            </w:r>
-                          </w:p>
-                        </w:txbxContent>
-                      </v:textbox>
-                    </v:rect>
-                  </w:pict>
-                </mc:Fallback>
-              </mc:AlternateContent>
-            </w:r>
-            <w:r>
-              <w:rPr>
-                <w:sz w:val="16"/>
-                <w:lang w:val="en-US"/>
-              </w:rPr>
-              <w:t xml:space="preserve">     </w:t>
-            </w:r>
-            <w:r>
-              <w:rPr>
-                <w:sz w:val="16"/>
-                <w:lang w:val="en-US"/>
-              </w:rPr>
-              <w:t xml:space="preserve">COORDINACIÓN TECNICA DE MOVIMIENTOS DE </w:t>
-            </w:r>
-            <w:r>
-              <w:rPr>
-                <w:sz w:val="16"/>
-                <w:lang w:val="en-US"/>
-              </w:rPr>
-              <w:t xml:space="preserve">                                                              </w:t>
-            </w:r>
-            <w:r>
-              <w:rPr>
-                <w:sz w:val="16"/>
-                <w:lang w:val="en-US"/>
-              </w:rPr>
-              <w:t>OFICINA CENTRAL</w:t>
-            </w:r>
-          </w:p>
-          <w:p>
-            <w:pPr>
-              <w:rPr>
-                <w:sz w:val="16"/>
-                <w:lang w:val="en-US"/>
-              </w:rPr>
-            </w:pPr>
-            <w:r>
-              <w:rPr>
-                <w:noProof/>
-                <w:sz w:val="16"/>
-                <w:lang w:eastAsia="es-MX"/>
-              </w:rPr>
-              <mc:AlternateContent>
-                <mc:Choice Requires="wps">
-                  <w:drawing>
-                    <wp:anchor distT="0" distB="0" distL="114300" distR="114300" simplePos="0" relativeHeight="251790336" behindDoc="0" locked="0" layoutInCell="1" allowOverlap="1" wp14:anchorId="377C40B0" wp14:editId="4C9468E7">
-                      <wp:simplePos x="0" y="0"/>
-                      <wp:positionH relativeFrom="column">
-                        <wp:posOffset>3416935</wp:posOffset>
-                      </wp:positionH>
-                      <wp:positionV relativeFrom="paragraph">
-                        <wp:posOffset>31115</wp:posOffset>
-                      </wp:positionV>
-                      <wp:extent cx="65405" cy="58420"/>
-                      <wp:effectExtent l="0" t="0" r="10795" b="17780"/>
-                      <wp:wrapNone/>
-                      <wp:docPr id="48949875" name="Rectángulo 48949875"/>
-                      <wp:cNvGraphicFramePr/>
-                      <a:graphic xmlns:a="http://schemas.openxmlformats.org/drawingml/2006/main">
-                        <a:graphicData uri="http://schemas.microsoft.com/office/word/2010/wordprocessingShape">
-                          <wps:wsp>
-                            <wps:cNvSpPr/>
-                            <wps:spPr>
-                              <a:xfrm>
-                                <a:off x="0" y="0"/>
-                                <a:ext cx="65405" cy="58420"/>
-                              </a:xfrm>
-                              <a:prstGeom prst="rect">
-                                <a:avLst/>
-                              </a:prstGeom>
-                              <a:noFill/>
-                              <a:ln>
-                                <a:solidFill>
-                                  <a:schemeClr val="bg1">
-                                    <a:lumMod val="50000"/>
-                                  </a:schemeClr>
-                                </a:solidFill>
-                                <a:prstDash val="sysDash"/>
-                              </a:ln>
-                            </wps:spPr>
-                            <wps:style>
-                              <a:lnRef idx="2">
-                                <a:schemeClr val="accent1">
-                                  <a:shade val="50000"/>
-                                </a:schemeClr>
-                              </a:lnRef>
-                              <a:fillRef idx="1">
-                                <a:schemeClr val="accent1"/>
-                              </a:fillRef>
-                              <a:effectRef idx="0">
-                                <a:schemeClr val="accent1"/>
-                              </a:effectRef>
-                              <a:fontRef idx="minor">
-                                <a:schemeClr val="lt1"/>
-                              </a:fontRef>
-                            </wps:style>
-                            <wps:txbx>
-                              <w:txbxContent>
-                                <w:p>
-                                  <w:pPr>
-                                    <w:jc w:val="center"/>
-                                  </w:pPr>
-                                  <w:r>
-                                    <w:t>V</w:t>
-                                  </w:r>
-                                </w:p>
-                              </w:txbxContent>
-                            </wps:txbx>
-                            <wps:bodyPr rot="0" spcFirstLastPara="0" vertOverflow="overflow" horzOverflow="overflow" vert="horz" wrap="square" lIns="91440" tIns="45720" rIns="91440" bIns="45720" numCol="1" spcCol="0" rtlCol="0" fromWordArt="0" anchor="ctr" anchorCtr="0" forceAA="0" compatLnSpc="1">
-                              <a:prstTxWarp prst="textNoShape">
-                                <a:avLst/>
-                              </a:prstTxWarp>
-                              <a:noAutofit/>
-                            </wps:bodyPr>
-                          </wps:wsp>
-                        </a:graphicData>
-                      </a:graphic>
-                      <wp14:sizeRelH relativeFrom="margin">
-                        <wp14:pctWidth>0</wp14:pctWidth>
-                      </wp14:sizeRelH>
-                      <wp14:sizeRelV relativeFrom="margin">
-                        <wp14:pctHeight>0</wp14:pctHeight>
-                      </wp14:sizeRelV>
-                    </wp:anchor>
-                  </w:drawing>
-                </mc:Choice>
-                <mc:Fallback>
-                  <w:pict>
-                    <v:rect w14:anchorId="377C40B0" id="Rectángulo 48949875" o:spid="_x0000_s1035" style="position:absolute;margin-left:269.05pt;margin-top:2.45pt;width:5.15pt;height:4.6pt;z-index:251790336;visibility:visible;mso-wrap-style:square;mso-width-percent:0;mso-height-percent:0;mso-wrap-distance-left:9pt;mso-wrap-distance-top:0;mso-wrap-distance-right:9pt;mso-wrap-distance-bottom:0;mso-position-horizontal:absolute;mso-position-horizontal-relative:text;mso-position-vertical:absolute;mso-position-vertical-relative:text;mso-width-percent:0;mso-height-percent:0;mso-width-relative:margin;mso-height-relative:margin;v-text-anchor:middle" o:gfxdata="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" filled="f" strokecolor="#7f7f7f [1612]" strokeweight="1pt">
-                      <v:stroke dashstyle="3 1"/>
-                      <v:textbox>
-                        <w:txbxContent>
-                          <w:p>
-                            <w:pPr>
-                              <w:jc w:val="center"/>
-                            </w:pPr>
-                            <w:r>
-                              <w:t>V</w:t>
-                            </w:r>
-                          </w:p>
-                        </w:txbxContent>
-                      </v:textbox>
-                    </v:rect>
-                  </w:pict>
-                </mc:Fallback>
-              </mc:AlternateContent>
-            </w:r>
-            <w:r>
-              <w:rPr>
-                <w:sz w:val="16"/>
-                <w:lang w:val="en-US"/>
-              </w:rPr>
-              <w:t xml:space="preserve">           </w:t>
-            </w:r>
-            <w:r>
-              <w:rPr>
-                <w:sz w:val="16"/>
-                <w:lang w:val="en-US"/>
-              </w:rPr>
-              <w:t>PERSONAL</w:t>
-            </w:r>
-            <w:r>
-              <w:rPr>
-                <w:sz w:val="16"/>
-                <w:lang w:val="en-US"/>
-              </w:rPr>
-              <w:t xml:space="preserve">                                                                                                                                         </w:t>
-            </w:r>
-            <w:r>
-              <w:rPr>
-                <w:sz w:val="16"/>
-                <w:lang w:val="en-US"/>
-              </w:rPr>
-              <w:t>UNIDAD DE TRANSPARENCIA</w:t>
-            </w:r>
-          </w:p>
-          <w:p>
-            <w:pPr>
-              <w:rPr>
-                <w:sz w:val="16"/>
-                <w:lang w:val="en-US"/>
-              </w:rPr>
-            </w:pPr>
-            <w:r>
-              <w:rPr>
-                <w:noProof/>
-                <w:sz w:val="16"/>
-                <w:lang w:eastAsia="es-MX"/>
-              </w:rPr>
-              <mc:AlternateContent>
-                <mc:Choice Requires="wps">
-                  <w:drawing>
-                    <wp:anchor distT="0" distB="0" distL="114300" distR="114300" simplePos="0" relativeHeight="251769856" behindDoc="0" locked="0" layoutInCell="1" allowOverlap="1" wp14:anchorId="0177D8CD" wp14:editId="1A3C39F4">
-                      <wp:simplePos x="0" y="0"/>
-                      <wp:positionH relativeFrom="column">
-                        <wp:posOffset>-20955</wp:posOffset>
-                      </wp:positionH>
-                      <wp:positionV relativeFrom="paragraph">
-                        <wp:posOffset>39370</wp:posOffset>
-                      </wp:positionV>
-                      <wp:extent cx="65405" cy="58420"/>
-                      <wp:effectExtent l="0" t="0" r="10795" b="17780"/>
-                      <wp:wrapNone/>
-                      <wp:docPr id="686627732" name="Rectángulo 686627732"/>
-                      <wp:cNvGraphicFramePr/>
-                      <a:graphic xmlns:a="http://schemas.openxmlformats.org/drawingml/2006/main">
-                        <a:graphicData uri="http://schemas.microsoft.com/office/word/2010/wordprocessingShape">
-                          <wps:wsp>
-                            <wps:cNvSpPr/>
-                            <wps:spPr>
-                              <a:xfrm>
-                                <a:off x="0" y="0"/>
-                                <a:ext cx="65405" cy="58420"/>
-                              </a:xfrm>
-                              <a:prstGeom prst="rect">
-                                <a:avLst/>
-                              </a:prstGeom>
-                              <a:noFill/>
-                              <a:ln>
-                                <a:solidFill>
-                                  <a:schemeClr val="bg1">
-                                    <a:lumMod val="50000"/>
-                                  </a:schemeClr>
-                                </a:solidFill>
-                                <a:prstDash val="sysDash"/>
-                              </a:ln>
-                            </wps:spPr>
-                            <wps:style>
-                              <a:lnRef idx="2">
-                                <a:schemeClr val="accent1">
-                                  <a:shade val="50000"/>
-                                </a:schemeClr>
-                              </a:lnRef>
-                              <a:fillRef idx="1">
-                                <a:schemeClr val="accent1"/>
-                              </a:fillRef>
-                              <a:effectRef idx="0">
-                                <a:schemeClr val="accent1"/>
-                              </a:effectRef>
-                              <a:fontRef idx="minor">
-                                <a:schemeClr val="lt1"/>
-                              </a:fontRef>
-                            </wps:style>
-                            <wps:txbx>
-                              <w:txbxContent>
-                                <w:p>
-                                  <w:pPr>
-                                    <w:jc w:val="center"/>
-                                  </w:pPr>
-                                  <w:r>
-                                    <w:t>V</w:t>
-                                  </w:r>
-                                </w:p>
-                              </w:txbxContent>
-                            </wps:txbx>
-                            <wps:bodyPr rot="0" spcFirstLastPara="0" vertOverflow="overflow" horzOverflow="overflow" vert="horz" wrap="square" lIns="91440" tIns="45720" rIns="91440" bIns="45720" numCol="1" spcCol="0" rtlCol="0" fromWordArt="0" anchor="ctr" anchorCtr="0" forceAA="0" compatLnSpc="1">
-                              <a:prstTxWarp prst="textNoShape">
-                                <a:avLst/>
-                              </a:prstTxWarp>
-                              <a:noAutofit/>
-                            </wps:bodyPr>
-                          </wps:wsp>
-                        </a:graphicData>
-                      </a:graphic>
-                      <wp14:sizeRelH relativeFrom="margin">
-                        <wp14:pctWidth>0</wp14:pctWidth>
-                      </wp14:sizeRelH>
-                      <wp14:sizeRelV relativeFrom="margin">
-                        <wp14:pctHeight>0</wp14:pctHeight>
-                      </wp14:sizeRelV>
-                    </wp:anchor>
-                  </w:drawing>
-                </mc:Choice>
-                <mc:Fallback>
-                  <w:pict>
-                    <v:rect w14:anchorId="0177D8CD" id="Rectángulo 686627732" o:spid="_x0000_s1036" style="position:absolute;margin-left:-1.65pt;margin-top:3.1pt;width:5.15pt;height:4.6pt;z-index:251769856;visibility:visible;mso-wrap-style:square;mso-width-percent:0;mso-height-percent:0;mso-wrap-distance-left:9pt;mso-wrap-distance-top:0;mso-wrap-distance-right:9pt;mso-wrap-distance-bottom:0;mso-position-horizontal:absolute;mso-position-horizontal-relative:text;mso-position-vertical:absolute;mso-position-vertical-relative:text;mso-width-percent:0;mso-height-percent:0;mso-width-relative:margin;mso-height-relative:margin;v-text-anchor:middle" o:gfxdata="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" filled="f" strokecolor="#7f7f7f [1612]" strokeweight="1pt">
-                      <v:stroke dashstyle="3 1"/>
-                      <v:textbox>
-                        <w:txbxContent>
-                          <w:p>
-                            <w:pPr>
-                              <w:jc w:val="center"/>
-                            </w:pPr>
-                            <w:r>
-                              <w:t>V</w:t>
-                            </w:r>
-                          </w:p>
-                        </w:txbxContent>
-                      </v:textbox>
-                    </v:rect>
-                  </w:pict>
-                </mc:Fallback>
-              </mc:AlternateContent>
-            </w:r>
-            <w:r>
-              <w:rPr>
-                <w:noProof/>
-                <w:sz w:val="16"/>
-                <w:lang w:eastAsia="es-MX"/>
-              </w:rPr>
-              <mc:AlternateContent>
-                <mc:Choice Requires="wps">
-                  <w:drawing>
-                    <wp:anchor distT="0" distB="0" distL="114300" distR="114300" simplePos="0" relativeHeight="251784192" behindDoc="0" locked="0" layoutInCell="1" allowOverlap="1" wp14:anchorId="62E8738A" wp14:editId="693ED50F">
-                      <wp:simplePos x="0" y="0"/>
-                      <wp:positionH relativeFrom="column">
-                        <wp:posOffset>3416935</wp:posOffset>
-                      </wp:positionH>
-                      <wp:positionV relativeFrom="paragraph">
-                        <wp:posOffset>24130</wp:posOffset>
-                      </wp:positionV>
-                      <wp:extent cx="65405" cy="58420"/>
-                      <wp:effectExtent l="0" t="0" r="10795" b="17780"/>
-                      <wp:wrapNone/>
-                      <wp:docPr id="1837501153" name="Rectángulo 1837501153"/>
-                      <wp:cNvGraphicFramePr/>
-                      <a:graphic xmlns:a="http://schemas.openxmlformats.org/drawingml/2006/main">
-                        <a:graphicData uri="http://schemas.microsoft.com/office/word/2010/wordprocessingShape">
-                          <wps:wsp>
-                            <wps:cNvSpPr/>
-                            <wps:spPr>
-                              <a:xfrm>
-                                <a:off x="0" y="0"/>
-                                <a:ext cx="65405" cy="58420"/>
-                              </a:xfrm>
-                              <a:prstGeom prst="rect">
-                                <a:avLst/>
-                              </a:prstGeom>
-                              <a:noFill/>
-                              <a:ln>
-                                <a:solidFill>
-                                  <a:schemeClr val="bg1">
-                                    <a:lumMod val="50000"/>
-                                  </a:schemeClr>
-                                </a:solidFill>
-                                <a:prstDash val="sysDash"/>
-                              </a:ln>
-                            </wps:spPr>
-                            <wps:style>
-                              <a:lnRef idx="2">
-                                <a:schemeClr val="accent1">
-                                  <a:shade val="50000"/>
-                                </a:schemeClr>
-                              </a:lnRef>
-                              <a:fillRef idx="1">
-                                <a:schemeClr val="accent1"/>
-                              </a:fillRef>
-                              <a:effectRef idx="0">
-                                <a:schemeClr val="accent1"/>
-                              </a:effectRef>
-                              <a:fontRef idx="minor">
-                                <a:schemeClr val="lt1"/>
-                              </a:fontRef>
-                            </wps:style>
-                            <wps:txbx>
-                              <w:txbxContent>
-                                <w:p>
-                                  <w:pPr>
-                                    <w:jc w:val="center"/>
-                                  </w:pPr>
-                                  <w:r>
-                                    <w:t>V</w:t>
-                                  </w:r>
-                                </w:p>
-                              </w:txbxContent>
-                            </wps:txbx>
-                            <wps:bodyPr rot="0" spcFirstLastPara="0" vertOverflow="overflow" horzOverflow="overflow" vert="horz" wrap="square" lIns="91440" tIns="45720" rIns="91440" bIns="45720" numCol="1" spcCol="0" rtlCol="0" fromWordArt="0" anchor="ctr" anchorCtr="0" forceAA="0" compatLnSpc="1">
-                              <a:prstTxWarp prst="textNoShape">
-                                <a:avLst/>
-                              </a:prstTxWarp>
-                              <a:noAutofit/>
-                            </wps:bodyPr>
-                          </wps:wsp>
-                        </a:graphicData>
-                      </a:graphic>
-                      <wp14:sizeRelH relativeFrom="margin">
-                        <wp14:pctWidth>0</wp14:pctWidth>
-                      </wp14:sizeRelH>
-                      <wp14:sizeRelV relativeFrom="margin">
-                        <wp14:pctHeight>0</wp14:pctHeight>
-                      </wp14:sizeRelV>
-                    </wp:anchor>
-                  </w:drawing>
-                </mc:Choice>
-                <mc:Fallback>
-                  <w:pict>
-                    <v:rect w14:anchorId="62E8738A" id="Rectángulo 1837501153" o:spid="_x0000_s1037" style="position:absolute;margin-left:269.05pt;margin-top:1.9pt;width:5.15pt;height:4.6pt;z-index:251784192;visibility:visible;mso-wrap-style:square;mso-width-percent:0;mso-height-percent:0;mso-wrap-distance-left:9pt;mso-wrap-distance-top:0;mso-wrap-distance-right:9pt;mso-wrap-distance-bottom:0;mso-position-horizontal:absolute;mso-position-horizontal-relative:text;mso-position-vertical:absolute;mso-position-vertical-relative:text;mso-width-percent:0;mso-height-percent:0;mso-width-relative:margin;mso-height-relative:margin;v-text-anchor:middle" o:gfxdata="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" filled="f" strokecolor="#7f7f7f [1612]" strokeweight="1pt">
-                      <v:stroke dashstyle="3 1"/>
-                      <v:textbox>
-                        <w:txbxContent>
-                          <w:p>
-                            <w:pPr>
-                              <w:jc w:val="center"/>
-                            </w:pPr>
-                            <w:r>
-                              <w:t>V</w:t>
-                            </w:r>
-                          </w:p>
-                        </w:txbxContent>
-                      </v:textbox>
-                    </v:rect>
-                  </w:pict>
-                </mc:Fallback>
-              </mc:AlternateContent>
-            </w:r>
-            <w:r>
-              <w:rPr>
-                <w:sz w:val="16"/>
-                <w:lang w:val="en-US"/>
-              </w:rPr>
-              <w:t xml:space="preserve">     </w:t>
-            </w:r>
-            <w:r>
-              <w:rPr>
-                <w:sz w:val="16"/>
-                <w:lang w:val="en-US"/>
-              </w:rPr>
-              <w:t>COORDINACIÓN TÉCNICA DE NÓMINA</w:t>
-            </w:r>
-            <w:r>
-              <w:rPr>
-                <w:sz w:val="16"/>
-                <w:lang w:val="en-US"/>
-              </w:rPr>
-              <w:t xml:space="preserve">                                                                                   </w:t>
-            </w:r>
-            <w:r>
-              <w:rPr>
-                <w:sz w:val="16"/>
-                <w:lang w:val="en-US"/>
-              </w:rPr>
-              <w:t>ZONA CENTRO</w:t>
-            </w:r>
-          </w:p>
-          <w:p>
-            <w:pPr>
-              <w:rPr>
-                <w:sz w:val="16"/>
-                <w:lang w:val="en-US"/>
-              </w:rPr>
-            </w:pPr>
-            <w:r>
-              <w:rPr>
-                <w:noProof/>
-                <w:sz w:val="16"/>
-                <w:lang w:eastAsia="es-MX"/>
-              </w:rPr>
-              <mc:AlternateContent>
-                <mc:Choice Requires="wps">
-                  <w:drawing>
-                    <wp:anchor distT="0" distB="0" distL="114300" distR="114300" simplePos="0" relativeHeight="251767808" behindDoc="0" locked="0" layoutInCell="1" allowOverlap="1" wp14:anchorId="071BF789" wp14:editId="47983098">
-                      <wp:simplePos x="0" y="0"/>
-                      <wp:positionH relativeFrom="column">
-                        <wp:posOffset>-19050</wp:posOffset>
-                      </wp:positionH>
-                      <wp:positionV relativeFrom="paragraph">
-                        <wp:posOffset>29210</wp:posOffset>
-                      </wp:positionV>
-                      <wp:extent cx="65405" cy="58420"/>
-                      <wp:effectExtent l="0" t="0" r="10795" b="17780"/>
-                      <wp:wrapNone/>
-                      <wp:docPr id="393594424" name="Rectángulo 393594424"/>
-                      <wp:cNvGraphicFramePr/>
-                      <a:graphic xmlns:a="http://schemas.openxmlformats.org/drawingml/2006/main">
-                        <a:graphicData uri="http://schemas.microsoft.com/office/word/2010/wordprocessingShape">
-                          <wps:wsp>
-                            <wps:cNvSpPr/>
-                            <wps:spPr>
-                              <a:xfrm>
-                                <a:off x="0" y="0"/>
-                                <a:ext cx="65405" cy="58420"/>
-                              </a:xfrm>
-                              <a:prstGeom prst="rect">
-                                <a:avLst/>
-                              </a:prstGeom>
-                              <a:noFill/>
-                              <a:ln>
-                                <a:solidFill>
-                                  <a:schemeClr val="bg1">
-                                    <a:lumMod val="50000"/>
-                                  </a:schemeClr>
-                                </a:solidFill>
-                                <a:prstDash val="sysDash"/>
-                              </a:ln>
-                            </wps:spPr>
-                            <wps:style>
-                              <a:lnRef idx="2">
-                                <a:schemeClr val="accent1">
-                                  <a:shade val="50000"/>
-                                </a:schemeClr>
-                              </a:lnRef>
-                              <a:fillRef idx="1">
-                                <a:schemeClr val="accent1"/>
-                              </a:fillRef>
-                              <a:effectRef idx="0">
-                                <a:schemeClr val="accent1"/>
-                              </a:effectRef>
-                              <a:fontRef idx="minor">
-                                <a:schemeClr val="lt1"/>
-                              </a:fontRef>
-                            </wps:style>
-                            <wps:txbx>
-                              <w:txbxContent>
-                                <w:p>
-                                  <w:pPr>
-                                    <w:jc w:val="center"/>
-                                  </w:pPr>
-                                  <w:r>
-                                    <w:t>V</w:t>
-                                  </w:r>
-                                </w:p>
-                              </w:txbxContent>
-                            </wps:txbx>
-                            <wps:bodyPr rot="0" spcFirstLastPara="0" vertOverflow="overflow" horzOverflow="overflow" vert="horz" wrap="square" lIns="91440" tIns="45720" rIns="91440" bIns="45720" numCol="1" spcCol="0" rtlCol="0" fromWordArt="0" anchor="ctr" anchorCtr="0" forceAA="0" compatLnSpc="1">
-                              <a:prstTxWarp prst="textNoShape">
-                                <a:avLst/>
-                              </a:prstTxWarp>
-                              <a:noAutofit/>
-                            </wps:bodyPr>
-                          </wps:wsp>
-                        </a:graphicData>
-                      </a:graphic>
-                      <wp14:sizeRelH relativeFrom="margin">
-                        <wp14:pctWidth>0</wp14:pctWidth>
-                      </wp14:sizeRelH>
-                      <wp14:sizeRelV relativeFrom="margin">
-                        <wp14:pctHeight>0</wp14:pctHeight>
-                      </wp14:sizeRelV>
-                    </wp:anchor>
-                  </w:drawing>
-                </mc:Choice>
-                <mc:Fallback>
-                  <w:pict>
-                    <v:rect w14:anchorId="071BF789" id="Rectángulo 393594424" o:spid="_x0000_s1038" style="position:absolute;margin-left:-1.5pt;margin-top:2.3pt;width:5.15pt;height:4.6pt;z-index:251767808;visibility:visible;mso-wrap-style:square;mso-width-percent:0;mso-height-percent:0;mso-wrap-distance-left:9pt;mso-wrap-distance-top:0;mso-wrap-distance-right:9pt;mso-wrap-distance-bottom:0;mso-position-horizontal:absolute;mso-position-horizontal-relative:text;mso-position-vertical:absolute;mso-position-vertical-relative:text;mso-width-percent:0;mso-height-percent:0;mso-width-relative:margin;mso-height-relative:margin;v-text-anchor:middle" o:gfxdata="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" filled="f" strokecolor="#7f7f7f [1612]" strokeweight="1pt">
-                      <v:stroke dashstyle="3 1"/>
-                      <v:textbox>
-                        <w:txbxContent>
-                          <w:p>
-                            <w:pPr>
-                              <w:jc w:val="center"/>
-                            </w:pPr>
-                            <w:r>
-                              <w:t>V</w:t>
-                            </w:r>
-                          </w:p>
-                        </w:txbxContent>
-                      </v:textbox>
-                    </v:rect>
-                  </w:pict>
-                </mc:Fallback>
-              </mc:AlternateContent>
-            </w:r>
-            <w:r>
-              <w:rPr>
-                <w:noProof/>
-                <w:sz w:val="16"/>
-                <w:lang w:eastAsia="es-MX"/>
-              </w:rPr>
-              <mc:AlternateContent>
-                <mc:Choice Requires="wps">
-                  <w:drawing>
-                    <wp:anchor distT="0" distB="0" distL="114300" distR="114300" simplePos="0" relativeHeight="251786240" behindDoc="0" locked="0" layoutInCell="1" allowOverlap="1" wp14:anchorId="49120C17" wp14:editId="305AA9F4">
-                      <wp:simplePos x="0" y="0"/>
-                      <wp:positionH relativeFrom="column">
-                        <wp:posOffset>3418205</wp:posOffset>
-                      </wp:positionH>
-                      <wp:positionV relativeFrom="paragraph">
-                        <wp:posOffset>29210</wp:posOffset>
-                      </wp:positionV>
-                      <wp:extent cx="65405" cy="58420"/>
-                      <wp:effectExtent l="0" t="0" r="10795" b="17780"/>
-                      <wp:wrapNone/>
-                      <wp:docPr id="296773761" name="Rectángulo 296773761"/>
-                      <wp:cNvGraphicFramePr/>
-                      <a:graphic xmlns:a="http://schemas.openxmlformats.org/drawingml/2006/main">
-                        <a:graphicData uri="http://schemas.microsoft.com/office/word/2010/wordprocessingShape">
-                          <wps:wsp>
-                            <wps:cNvSpPr/>
-                            <wps:spPr>
-                              <a:xfrm>
-                                <a:off x="0" y="0"/>
-                                <a:ext cx="65405" cy="58420"/>
-                              </a:xfrm>
-                              <a:prstGeom prst="rect">
-                                <a:avLst/>
-                              </a:prstGeom>
-                              <a:noFill/>
-                              <a:ln>
-                                <a:solidFill>
-                                  <a:schemeClr val="bg1">
-                                    <a:lumMod val="50000"/>
-                                  </a:schemeClr>
-                                </a:solidFill>
-                                <a:prstDash val="sysDash"/>
-                              </a:ln>
-                            </wps:spPr>
-                            <wps:style>
-                              <a:lnRef idx="2">
-                                <a:schemeClr val="accent1">
-                                  <a:shade val="50000"/>
-                                </a:schemeClr>
-                              </a:lnRef>
-                              <a:fillRef idx="1">
-                                <a:schemeClr val="accent1"/>
-                              </a:fillRef>
-                              <a:effectRef idx="0">
-                                <a:schemeClr val="accent1"/>
-                              </a:effectRef>
-                              <a:fontRef idx="minor">
-                                <a:schemeClr val="lt1"/>
-                              </a:fontRef>
-                            </wps:style>
-                            <wps:txbx>
-                              <w:txbxContent>
-                                <w:p>
-                                  <w:pPr>
-                                    <w:jc w:val="center"/>
-                                  </w:pPr>
-                                  <w:r>
-                                    <w:t>V</w:t>
-                                  </w:r>
-                                </w:p>
-                              </w:txbxContent>
-                            </wps:txbx>
-                            <wps:bodyPr rot="0" spcFirstLastPara="0" vertOverflow="overflow" horzOverflow="overflow" vert="horz" wrap="square" lIns="91440" tIns="45720" rIns="91440" bIns="45720" numCol="1" spcCol="0" rtlCol="0" fromWordArt="0" anchor="ctr" anchorCtr="0" forceAA="0" compatLnSpc="1">
-                              <a:prstTxWarp prst="textNoShape">
-                                <a:avLst/>
-                              </a:prstTxWarp>
-                              <a:noAutofit/>
-                            </wps:bodyPr>
-                          </wps:wsp>
-                        </a:graphicData>
-                      </a:graphic>
-                      <wp14:sizeRelH relativeFrom="margin">
-                        <wp14:pctWidth>0</wp14:pctWidth>
-                      </wp14:sizeRelH>
-                      <wp14:sizeRelV relativeFrom="margin">
-                        <wp14:pctHeight>0</wp14:pctHeight>
-                      </wp14:sizeRelV>
-                    </wp:anchor>
-                  </w:drawing>
-                </mc:Choice>
-                <mc:Fallback>
-                  <w:pict>
-                    <v:rect w14:anchorId="49120C17" id="Rectángulo 296773761" o:spid="_x0000_s1039" style="position:absolute;margin-left:269.15pt;margin-top:2.3pt;width:5.15pt;height:4.6pt;z-index:251786240;visibility:visible;mso-wrap-style:square;mso-width-percent:0;mso-height-percent:0;mso-wrap-distance-left:9pt;mso-wrap-distance-top:0;mso-wrap-distance-right:9pt;mso-wrap-distance-bottom:0;mso-position-horizontal:absolute;mso-position-horizontal-relative:text;mso-position-vertical:absolute;mso-position-vertical-relative:text;mso-width-percent:0;mso-height-percent:0;mso-width-relative:margin;mso-height-relative:margin;v-text-anchor:middle" o:gfxdata="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" filled="f" strokecolor="#7f7f7f [1612]" strokeweight="1pt">
-                      <v:stroke dashstyle="3 1"/>
-                      <v:textbox>
-                        <w:txbxContent>
-                          <w:p>
-                            <w:pPr>
-                              <w:jc w:val="center"/>
-                            </w:pPr>
-                            <w:r>
-                              <w:t>V</w:t>
-                            </w:r>
-                          </w:p>
-                        </w:txbxContent>
-                      </v:textbox>
-                    </v:rect>
-                  </w:pict>
-                </mc:Fallback>
-              </mc:AlternateContent>
-            </w:r>
-            <w:r>
-              <w:rPr>
-                <w:sz w:val="16"/>
-                <w:lang w:val="en-US"/>
-              </w:rPr>
-              <w:t xml:space="preserve">     </w:t>
-            </w:r>
-            <w:r>
-              <w:rPr>
-                <w:sz w:val="16"/>
-                <w:lang w:val="en-US"/>
-              </w:rPr>
-              <w:t>DIVISIÓN DE COMUNICACIÓN Y CULTURA LABORAL</w:t>
-            </w:r>
-            <w:r>
-              <w:rPr>
-                <w:sz w:val="16"/>
-                <w:lang w:val="en-US"/>
-              </w:rPr>
-              <w:t xml:space="preserve">                                                       </w:t>
-            </w:r>
-            <w:r>
-              <w:rPr>
-                <w:sz w:val="16"/>
-                <w:lang w:val="en-US"/>
-              </w:rPr>
-              <w:t>ZONA NORESTE</w:t>
-            </w:r>
-          </w:p>
-          <w:p>
-            <w:pPr>
-              <w:rPr>
-                <w:sz w:val="16"/>
-                <w:lang w:val="en-US"/>
-              </w:rPr>
-            </w:pPr>
-            <w:r>
-              <w:rPr>
-                <w:noProof/>
-                <w:sz w:val="16"/>
-                <w:lang w:eastAsia="es-MX"/>
-              </w:rPr>
-              <mc:AlternateContent>
-                <mc:Choice Requires="wps">
-                  <w:drawing>
-                    <wp:anchor distT="0" distB="0" distL="114300" distR="114300" simplePos="0" relativeHeight="251765760" behindDoc="0" locked="0" layoutInCell="1" allowOverlap="1" wp14:anchorId="4FA9D3A1" wp14:editId="1F807E4F">
-                      <wp:simplePos x="0" y="0"/>
-                      <wp:positionH relativeFrom="column">
-                        <wp:posOffset>-20955</wp:posOffset>
-                      </wp:positionH>
-                      <wp:positionV relativeFrom="paragraph">
-                        <wp:posOffset>25400</wp:posOffset>
-                      </wp:positionV>
-                      <wp:extent cx="65405" cy="58420"/>
-                      <wp:effectExtent l="0" t="0" r="10795" b="17780"/>
-                      <wp:wrapNone/>
-                      <wp:docPr id="2066582255" name="Rectángulo 2066582255"/>
-                      <wp:cNvGraphicFramePr/>
-                      <a:graphic xmlns:a="http://schemas.openxmlformats.org/drawingml/2006/main">
-                        <a:graphicData uri="http://schemas.microsoft.com/office/word/2010/wordprocessingShape">
-                          <wps:wsp>
-                            <wps:cNvSpPr/>
-                            <wps:spPr>
-                              <a:xfrm>
-                                <a:off x="0" y="0"/>
-                                <a:ext cx="65405" cy="58420"/>
-                              </a:xfrm>
-                              <a:prstGeom prst="rect">
-                                <a:avLst/>
-                              </a:prstGeom>
-                              <a:noFill/>
-                              <a:ln>
-                                <a:solidFill>
-                                  <a:schemeClr val="bg1">
-                                    <a:lumMod val="50000"/>
-                                  </a:schemeClr>
-                                </a:solidFill>
-                                <a:prstDash val="sysDash"/>
-                              </a:ln>
-                            </wps:spPr>
-                            <wps:style>
-                              <a:lnRef idx="2">
-                                <a:schemeClr val="accent1">
-                                  <a:shade val="50000"/>
-                                </a:schemeClr>
-                              </a:lnRef>
-                              <a:fillRef idx="1">
-                                <a:schemeClr val="accent1"/>
-                              </a:fillRef>
-                              <a:effectRef idx="0">
-                                <a:schemeClr val="accent1"/>
-                              </a:effectRef>
-                              <a:fontRef idx="minor">
-                                <a:schemeClr val="lt1"/>
-                              </a:fontRef>
-                            </wps:style>
-                            <wps:txbx>
-                              <w:txbxContent>
-                                <w:p>
-                                  <w:pPr>
-                                    <w:jc w:val="center"/>
-                                  </w:pPr>
-                                  <w:r>
-                                    <w:t>V</w:t>
-                                  </w:r>
-                                </w:p>
-                              </w:txbxContent>
-                            </wps:txbx>
-                            <wps:bodyPr rot="0" spcFirstLastPara="0" vertOverflow="overflow" horzOverflow="overflow" vert="horz" wrap="square" lIns="91440" tIns="45720" rIns="91440" bIns="45720" numCol="1" spcCol="0" rtlCol="0" fromWordArt="0" anchor="ctr" anchorCtr="0" forceAA="0" compatLnSpc="1">
-                              <a:prstTxWarp prst="textNoShape">
-                                <a:avLst/>
-                              </a:prstTxWarp>
-                              <a:noAutofit/>
-                            </wps:bodyPr>
-                          </wps:wsp>
-                        </a:graphicData>
-                      </a:graphic>
-                      <wp14:sizeRelH relativeFrom="margin">
-                        <wp14:pctWidth>0</wp14:pctWidth>
-                      </wp14:sizeRelH>
-                      <wp14:sizeRelV relativeFrom="margin">
-                        <wp14:pctHeight>0</wp14:pctHeight>
-                      </wp14:sizeRelV>
-                    </wp:anchor>
-                  </w:drawing>
-                </mc:Choice>
-                <mc:Fallback>
-                  <w:pict>
-                    <v:rect w14:anchorId="4FA9D3A1" id="Rectángulo 2066582255" o:spid="_x0000_s1040" style="position:absolute;margin-left:-1.65pt;margin-top:2pt;width:5.15pt;height:4.6pt;z-index:251765760;visibility:visible;mso-wrap-style:square;mso-width-percent:0;mso-height-percent:0;mso-wrap-distance-left:9pt;mso-wrap-distance-top:0;mso-wrap-distance-right:9pt;mso-wrap-distance-bottom:0;mso-position-horizontal:absolute;mso-position-horizontal-relative:text;mso-position-vertical:absolute;mso-position-vertical-relative:text;mso-width-percent:0;mso-height-percent:0;mso-width-relative:margin;mso-height-relative:margin;v-text-anchor:middle" o:gfxdata="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" filled="f" strokecolor="#7f7f7f [1612]" strokeweight="1pt">
-                      <v:stroke dashstyle="3 1"/>
-                      <v:textbox>
-                        <w:txbxContent>
-                          <w:p>
-                            <w:pPr>
-                              <w:jc w:val="center"/>
-                            </w:pPr>
-                            <w:r>
-                              <w:t>V</w:t>
-                            </w:r>
-                          </w:p>
-                        </w:txbxContent>
-                      </v:textbox>
-                    </v:rect>
-                  </w:pict>
-                </mc:Fallback>
-              </mc:AlternateContent>
-            </w:r>
-            <w:r>
-              <w:rPr>
-                <w:noProof/>
-                <w:sz w:val="16"/>
-                <w:lang w:eastAsia="es-MX"/>
-              </w:rPr>
-              <mc:AlternateContent>
-                <mc:Choice Requires="wps">
-                  <w:drawing>
-                    <wp:anchor distT="0" distB="0" distL="114300" distR="114300" simplePos="0" relativeHeight="251776000" behindDoc="0" locked="0" layoutInCell="1" allowOverlap="1" wp14:anchorId="26FE7F28" wp14:editId="449F7733">
-                      <wp:simplePos x="0" y="0"/>
-                      <wp:positionH relativeFrom="column">
-                        <wp:posOffset>3419475</wp:posOffset>
-                      </wp:positionH>
-                      <wp:positionV relativeFrom="paragraph">
-                        <wp:posOffset>37465</wp:posOffset>
-                      </wp:positionV>
-                      <wp:extent cx="65405" cy="58420"/>
-                      <wp:effectExtent l="0" t="0" r="10795" b="17780"/>
-                      <wp:wrapNone/>
-                      <wp:docPr id="1720770237" name="Rectángulo 1720770237"/>
-                      <wp:cNvGraphicFramePr/>
-                      <a:graphic xmlns:a="http://schemas.openxmlformats.org/drawingml/2006/main">
-                        <a:graphicData uri="http://schemas.microsoft.com/office/word/2010/wordprocessingShape">
-                          <wps:wsp>
-                            <wps:cNvSpPr/>
-                            <wps:spPr>
-                              <a:xfrm>
-                                <a:off x="0" y="0"/>
-                                <a:ext cx="65405" cy="58420"/>
-                              </a:xfrm>
-                              <a:prstGeom prst="rect">
-                                <a:avLst/>
-                              </a:prstGeom>
-                              <a:noFill/>
-                              <a:ln>
-                                <a:solidFill>
-                                  <a:schemeClr val="bg1">
-                                    <a:lumMod val="50000"/>
-                                  </a:schemeClr>
-                                </a:solidFill>
-                                <a:prstDash val="sysDash"/>
-                              </a:ln>
-                            </wps:spPr>
-                            <wps:style>
-                              <a:lnRef idx="2">
-                                <a:schemeClr val="accent1">
-                                  <a:shade val="50000"/>
-                                </a:schemeClr>
-                              </a:lnRef>
-                              <a:fillRef idx="1">
-                                <a:schemeClr val="accent1"/>
-                              </a:fillRef>
-                              <a:effectRef idx="0">
-                                <a:schemeClr val="accent1"/>
-                              </a:effectRef>
-                              <a:fontRef idx="minor">
-                                <a:schemeClr val="lt1"/>
-                              </a:fontRef>
-                            </wps:style>
-                            <wps:txbx>
-                              <w:txbxContent>
-                                <w:p>
-                                  <w:pPr>
-                                    <w:jc w:val="center"/>
-                                  </w:pPr>
-                                  <w:r>
-                                    <w:t>V</w:t>
-                                  </w:r>
-                                </w:p>
-                              </w:txbxContent>
-                            </wps:txbx>
-                            <wps:bodyPr rot="0" spcFirstLastPara="0" vertOverflow="overflow" horzOverflow="overflow" vert="horz" wrap="square" lIns="91440" tIns="45720" rIns="91440" bIns="45720" numCol="1" spcCol="0" rtlCol="0" fromWordArt="0" anchor="ctr" anchorCtr="0" forceAA="0" compatLnSpc="1">
-                              <a:prstTxWarp prst="textNoShape">
-                                <a:avLst/>
-                              </a:prstTxWarp>
-                              <a:noAutofit/>
-                            </wps:bodyPr>
-                          </wps:wsp>
-                        </a:graphicData>
-                      </a:graphic>
-                      <wp14:sizeRelH relativeFrom="margin">
-                        <wp14:pctWidth>0</wp14:pctWidth>
-                      </wp14:sizeRelH>
-                      <wp14:sizeRelV relativeFrom="margin">
-                        <wp14:pctHeight>0</wp14:pctHeight>
-                      </wp14:sizeRelV>
-                    </wp:anchor>
-                  </w:drawing>
-                </mc:Choice>
-                <mc:Fallback>
-                  <w:pict>
-                    <v:rect w14:anchorId="26FE7F28" id="Rectángulo 1720770237" o:spid="_x0000_s1041" style="position:absolute;margin-left:269.25pt;margin-top:2.95pt;width:5.15pt;height:4.6pt;z-index:251776000;visibility:visible;mso-wrap-style:square;mso-width-percent:0;mso-height-percent:0;mso-wrap-distance-left:9pt;mso-wrap-distance-top:0;mso-wrap-distance-right:9pt;mso-wrap-distance-bottom:0;mso-position-horizontal:absolute;mso-position-horizontal-relative:text;mso-position-vertical:absolute;mso-position-vertical-relative:text;mso-width-percent:0;mso-height-percent:0;mso-width-relative:margin;mso-height-relative:margin;v-text-anchor:middle" o:gfxdata="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" filled="f" strokecolor="#7f7f7f [1612]" strokeweight="1pt">
-                      <v:stroke dashstyle="3 1"/>
-                      <v:textbox>
-                        <w:txbxContent>
-                          <w:p>
-                            <w:pPr>
-                              <w:jc w:val="center"/>
-                            </w:pPr>
-                            <w:r>
-                              <w:t>V</w:t>
-                            </w:r>
-                          </w:p>
-                        </w:txbxContent>
-                      </v:textbox>
-                    </v:rect>
-                  </w:pict>
-                </mc:Fallback>
-              </mc:AlternateContent>
-            </w:r>
-            <w:r>
-              <w:rPr>
-                <w:sz w:val="16"/>
-                <w:lang w:val="en-US"/>
-              </w:rPr>
-              <w:t xml:space="preserve">     </w:t>
-            </w:r>
-            <w:r>
-              <w:rPr>
-                <w:sz w:val="16"/>
-                <w:lang w:val="en-US"/>
-              </w:rPr>
-              <w:t>DIVISIÓN DE GESTIÓN DE PERSONAL</w:t>
-            </w:r>
-            <w:r>
-              <w:rPr>
-                <w:sz w:val="16"/>
-                <w:lang w:val="en-US"/>
-              </w:rPr>
-              <w:t xml:space="preserve">                                                                                      </w:t>
-            </w:r>
-            <w:r>
-              <w:rPr>
-                <w:sz w:val="16"/>
-                <w:lang w:val="en-US"/>
-              </w:rPr>
-              <w:t xml:space="preserve"> </w:t>
-            </w:r>
-            <w:r>
-              <w:rPr>
-                <w:sz w:val="16"/>
-                <w:lang w:val="en-US"/>
-              </w:rPr>
-              <w:t>ZONA NOROESTE</w:t>
-            </w:r>
-          </w:p>
-          <w:p>
-            <w:pPr>
-              <w:rPr>
-                <w:sz w:val="16"/>
-                <w:lang w:val="en-US"/>
-              </w:rPr>
-            </w:pPr>
-            <w:r>
-              <w:rPr>
-                <w:noProof/>
-                <w:sz w:val="16"/>
-                <w:lang w:eastAsia="es-MX"/>
-              </w:rPr>
-              <mc:AlternateContent>
-                <mc:Choice Requires="wps">
-                  <w:drawing>
-                    <wp:anchor distT="0" distB="0" distL="114300" distR="114300" simplePos="0" relativeHeight="251821056" behindDoc="0" locked="0" layoutInCell="1" allowOverlap="1" wp14:anchorId="1E8AA75F" wp14:editId="468FDC84">
-                      <wp:simplePos x="0" y="0"/>
-                      <wp:positionH relativeFrom="column">
-                        <wp:posOffset>3416300</wp:posOffset>
-                      </wp:positionH>
-                      <wp:positionV relativeFrom="paragraph">
-                        <wp:posOffset>34290</wp:posOffset>
-                      </wp:positionV>
-                      <wp:extent cx="65405" cy="58420"/>
-                      <wp:effectExtent l="0" t="0" r="10795" b="17780"/>
-                      <wp:wrapNone/>
-                      <wp:docPr id="923727645" name="Rectángulo 923727645"/>
-                      <wp:cNvGraphicFramePr/>
-                      <a:graphic xmlns:a="http://schemas.openxmlformats.org/drawingml/2006/main">
-                        <a:graphicData uri="http://schemas.microsoft.com/office/word/2010/wordprocessingShape">
-                          <wps:wsp>
-                            <wps:cNvSpPr/>
-                            <wps:spPr>
-                              <a:xfrm>
-                                <a:off x="0" y="0"/>
-                                <a:ext cx="65405" cy="58420"/>
-                              </a:xfrm>
-                              <a:prstGeom prst="rect">
-                                <a:avLst/>
-                              </a:prstGeom>
-                              <a:noFill/>
-                              <a:ln>
-                                <a:solidFill>
-                                  <a:schemeClr val="bg1">
-                                    <a:lumMod val="50000"/>
-                                  </a:schemeClr>
-                                </a:solidFill>
-                                <a:prstDash val="sysDash"/>
-                              </a:ln>
-                            </wps:spPr>
-                            <wps:style>
-                              <a:lnRef idx="2">
-                                <a:schemeClr val="accent1">
-                                  <a:shade val="50000"/>
-                                </a:schemeClr>
-                              </a:lnRef>
-                              <a:fillRef idx="1">
-                                <a:schemeClr val="accent1"/>
-                              </a:fillRef>
-                              <a:effectRef idx="0">
-                                <a:schemeClr val="accent1"/>
-                              </a:effectRef>
-                              <a:fontRef idx="minor">
-                                <a:schemeClr val="lt1"/>
-                              </a:fontRef>
-                            </wps:style>
-                            <wps:txbx>
-                              <w:txbxContent>
-                                <w:p>
-                                  <w:pPr>
-                                    <w:jc w:val="center"/>
-                                  </w:pPr>
-                                  <w:r>
-                                    <w:t>V</w:t>
-                                  </w:r>
-                                </w:p>
-                              </w:txbxContent>
-                            </wps:txbx>
-                            <wps:bodyPr rot="0" spcFirstLastPara="0" vertOverflow="overflow" horzOverflow="overflow" vert="horz" wrap="square" lIns="91440" tIns="45720" rIns="91440" bIns="45720" numCol="1" spcCol="0" rtlCol="0" fromWordArt="0" anchor="ctr" anchorCtr="0" forceAA="0" compatLnSpc="1">
-                              <a:prstTxWarp prst="textNoShape">
-                                <a:avLst/>
-                              </a:prstTxWarp>
-                              <a:noAutofit/>
-                            </wps:bodyPr>
-                          </wps:wsp>
-                        </a:graphicData>
-                      </a:graphic>
-                      <wp14:sizeRelH relativeFrom="margin">
-                        <wp14:pctWidth>0</wp14:pctWidth>
-                      </wp14:sizeRelH>
-                      <wp14:sizeRelV relativeFrom="margin">
-                        <wp14:pctHeight>0</wp14:pctHeight>
-                      </wp14:sizeRelV>
-                    </wp:anchor>
-                  </w:drawing>
-                </mc:Choice>
-                <mc:Fallback>
-                  <w:pict>
-                    <v:rect w14:anchorId="1E8AA75F" id="Rectángulo 923727645" o:spid="_x0000_s1042" style="position:absolute;margin-left:269pt;margin-top:2.7pt;width:5.15pt;height:4.6pt;z-index:251821056;visibility:visible;mso-wrap-style:square;mso-width-percent:0;mso-height-percent:0;mso-wrap-distance-left:9pt;mso-wrap-distance-top:0;mso-wrap-distance-right:9pt;mso-wrap-distance-bottom:0;mso-position-horizontal:absolute;mso-position-horizontal-relative:text;mso-position-vertical:absolute;mso-position-vertical-relative:text;mso-width-percent:0;mso-height-percent:0;mso-width-relative:margin;mso-height-relative:margin;v-text-anchor:middle" o:gfxdata="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" filled="f" strokecolor="#7f7f7f [1612]" strokeweight="1pt">
-                      <v:stroke dashstyle="3 1"/>
-                      <v:textbox>
-                        <w:txbxContent>
-                          <w:p>
-                            <w:pPr>
-                              <w:jc w:val="center"/>
-                            </w:pPr>
-                            <w:r>
-                              <w:t>V</w:t>
-                            </w:r>
-                          </w:p>
-                        </w:txbxContent>
-                      </v:textbox>
-                    </v:rect>
-                  </w:pict>
-                </mc:Fallback>
-              </mc:AlternateContent>
-            </w:r>
-            <w:r>
-              <w:rPr>
-                <w:noProof/>
-                <w:sz w:val="16"/>
-                <w:lang w:eastAsia="es-MX"/>
-              </w:rPr>
-              <mc:AlternateContent>
-                <mc:Choice Requires="wps">
-                  <w:drawing>
-                    <wp:anchor distT="0" distB="0" distL="114300" distR="114300" simplePos="0" relativeHeight="251763712" behindDoc="0" locked="0" layoutInCell="1" allowOverlap="1" wp14:anchorId="0AFB179F" wp14:editId="0B75003D">
-                      <wp:simplePos x="0" y="0"/>
-                      <wp:positionH relativeFrom="column">
-                        <wp:posOffset>-13970</wp:posOffset>
-                      </wp:positionH>
-                      <wp:positionV relativeFrom="paragraph">
-                        <wp:posOffset>36830</wp:posOffset>
-                      </wp:positionV>
-                      <wp:extent cx="65405" cy="58420"/>
-                      <wp:effectExtent l="0" t="0" r="10795" b="17780"/>
-                      <wp:wrapNone/>
-                      <wp:docPr id="2035734295" name="Rectángulo 2035734295"/>
-                      <wp:cNvGraphicFramePr/>
-                      <a:graphic xmlns:a="http://schemas.openxmlformats.org/drawingml/2006/main">
-                        <a:graphicData uri="http://schemas.microsoft.com/office/word/2010/wordprocessingShape">
-                          <wps:wsp>
-                            <wps:cNvSpPr/>
-                            <wps:spPr>
-                              <a:xfrm>
-                                <a:off x="0" y="0"/>
-                                <a:ext cx="65405" cy="58420"/>
-                              </a:xfrm>
-                              <a:prstGeom prst="rect">
-                                <a:avLst/>
-                              </a:prstGeom>
-                              <a:noFill/>
-                              <a:ln>
-                                <a:solidFill>
-                                  <a:schemeClr val="bg1">
-                                    <a:lumMod val="50000"/>
-                                  </a:schemeClr>
-                                </a:solidFill>
-                                <a:prstDash val="sysDash"/>
-                              </a:ln>
-                            </wps:spPr>
-                            <wps:style>
-                              <a:lnRef idx="2">
-                                <a:schemeClr val="accent1">
-                                  <a:shade val="50000"/>
-                                </a:schemeClr>
-                              </a:lnRef>
-                              <a:fillRef idx="1">
-                                <a:schemeClr val="accent1"/>
-                              </a:fillRef>
-                              <a:effectRef idx="0">
-                                <a:schemeClr val="accent1"/>
-                              </a:effectRef>
-                              <a:fontRef idx="minor">
-                                <a:schemeClr val="lt1"/>
-                              </a:fontRef>
-                            </wps:style>
-                            <wps:txbx>
-                              <w:txbxContent>
-                                <w:p>
-                                  <w:pPr>
-                                    <w:jc w:val="center"/>
-                                  </w:pPr>
-                                  <w:r>
-                                    <w:t>V</w:t>
-                                  </w:r>
-                                </w:p>
-                              </w:txbxContent>
-                            </wps:txbx>
-                            <wps:bodyPr rot="0" spcFirstLastPara="0" vertOverflow="overflow" horzOverflow="overflow" vert="horz" wrap="square" lIns="91440" tIns="45720" rIns="91440" bIns="45720" numCol="1" spcCol="0" rtlCol="0" fromWordArt="0" anchor="ctr" anchorCtr="0" forceAA="0" compatLnSpc="1">
-                              <a:prstTxWarp prst="textNoShape">
-                                <a:avLst/>
-                              </a:prstTxWarp>
-                              <a:noAutofit/>
-                            </wps:bodyPr>
-                          </wps:wsp>
-                        </a:graphicData>
-                      </a:graphic>
-                      <wp14:sizeRelH relativeFrom="margin">
-                        <wp14:pctWidth>0</wp14:pctWidth>
-                      </wp14:sizeRelH>
-                      <wp14:sizeRelV relativeFrom="margin">
-                        <wp14:pctHeight>0</wp14:pctHeight>
-                      </wp14:sizeRelV>
-                    </wp:anchor>
-                  </w:drawing>
-                </mc:Choice>
-                <mc:Fallback>
-                  <w:pict>
-                    <v:rect w14:anchorId="0AFB179F" id="Rectángulo 2035734295" o:spid="_x0000_s1043" style="position:absolute;margin-left:-1.1pt;margin-top:2.9pt;width:5.15pt;height:4.6pt;z-index:251763712;visibility:visible;mso-wrap-style:square;mso-width-percent:0;mso-height-percent:0;mso-wrap-distance-left:9pt;mso-wrap-distance-top:0;mso-wrap-distance-right:9pt;mso-wrap-distance-bottom:0;mso-position-horizontal:absolute;mso-position-horizontal-relative:text;mso-position-vertical:absolute;mso-position-vertical-relative:text;mso-width-percent:0;mso-height-percent:0;mso-width-relative:margin;mso-height-relative:margin;v-text-anchor:middle" o:gfxdata="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" filled="f" strokecolor="#7f7f7f [1612]" strokeweight="1pt">
-                      <v:stroke dashstyle="3 1"/>
-                      <v:textbox>
-                        <w:txbxContent>
-                          <w:p>
-                            <w:pPr>
-                              <w:jc w:val="center"/>
-                            </w:pPr>
-                            <w:r>
-                              <w:t>V</w:t>
-                            </w:r>
-                          </w:p>
-                        </w:txbxContent>
-                      </v:textbox>
-                    </v:rect>
-                  </w:pict>
-                </mc:Fallback>
-              </mc:AlternateContent>
-            </w:r>
-            <w:r>
-              <w:rPr>
-                <w:sz w:val="16"/>
-                <w:lang w:val="en-US"/>
-              </w:rPr>
-              <w:t xml:space="preserve">     </w:t>
-            </w:r>
-            <w:r>
-              <w:rPr>
-                <w:sz w:val="16"/>
-                <w:lang w:val="en-US"/>
-              </w:rPr>
-              <w:t>DIVISIÓN DE INGRESOS</w:t>
-            </w:r>
-            <w:r>
-              <w:rPr>
-                <w:sz w:val="16"/>
-                <w:lang w:val="en-US"/>
-              </w:rPr>
-              <w:t xml:space="preserve"> </w:t>
-            </w:r>
-            <w:r>
-              <w:rPr>
-                <w:sz w:val="16"/>
-                <w:lang w:val="en-US"/>
-              </w:rPr>
-              <w:t xml:space="preserve">                                                                                                                  </w:t>
-            </w:r>
-            <w:r>
-              <w:rPr>
-                <w:sz w:val="16"/>
-                <w:lang w:val="en-US"/>
-              </w:rPr>
-              <w:t>ZONA SURESTE</w:t>
-            </w:r>
-          </w:p>
-          <w:p>
-            <w:pPr>
-              <w:rPr>
-                <w:sz w:val="16"/>
-                <w:lang w:val="en-US"/>
-              </w:rPr>
-            </w:pPr>
-            <w:r>
-              <w:rPr>
-                <w:noProof/>
-                <w:sz w:val="16"/>
-                <w:lang w:eastAsia="es-MX"/>
-              </w:rPr>
-              <mc:AlternateContent>
-                <mc:Choice Requires="wps">
-                  <w:drawing>
-                    <wp:anchor distT="0" distB="0" distL="114300" distR="114300" simplePos="0" relativeHeight="251819008" behindDoc="0" locked="0" layoutInCell="1" allowOverlap="1" wp14:anchorId="033CF376" wp14:editId="1DFD6B82">
-                      <wp:simplePos x="0" y="0"/>
-                      <wp:positionH relativeFrom="column">
-                        <wp:posOffset>3416300</wp:posOffset>
-                      </wp:positionH>
-                      <wp:positionV relativeFrom="paragraph">
-                        <wp:posOffset>31115</wp:posOffset>
-                      </wp:positionV>
-                      <wp:extent cx="65405" cy="58420"/>
-                      <wp:effectExtent l="0" t="0" r="10795" b="17780"/>
-                      <wp:wrapNone/>
-                      <wp:docPr id="1907203394" name="Rectángulo 1907203394"/>
-                      <wp:cNvGraphicFramePr/>
-                      <a:graphic xmlns:a="http://schemas.openxmlformats.org/drawingml/2006/main">
-                        <a:graphicData uri="http://schemas.microsoft.com/office/word/2010/wordprocessingShape">
-                          <wps:wsp>
-                            <wps:cNvSpPr/>
-                            <wps:spPr>
-                              <a:xfrm>
-                                <a:off x="0" y="0"/>
-                                <a:ext cx="65405" cy="58420"/>
-                              </a:xfrm>
-                              <a:prstGeom prst="rect">
-                                <a:avLst/>
-                              </a:prstGeom>
-                              <a:noFill/>
-                              <a:ln>
-                                <a:solidFill>
-                                  <a:schemeClr val="bg1">
-                                    <a:lumMod val="50000"/>
-                                  </a:schemeClr>
-                                </a:solidFill>
-                                <a:prstDash val="sysDash"/>
-                              </a:ln>
-                            </wps:spPr>
-                            <wps:style>
-                              <a:lnRef idx="2">
-                                <a:schemeClr val="accent1">
-                                  <a:shade val="50000"/>
-                                </a:schemeClr>
-                              </a:lnRef>
-                              <a:fillRef idx="1">
-                                <a:schemeClr val="accent1"/>
-                              </a:fillRef>
-                              <a:effectRef idx="0">
-                                <a:schemeClr val="accent1"/>
-                              </a:effectRef>
-                              <a:fontRef idx="minor">
-                                <a:schemeClr val="lt1"/>
-                              </a:fontRef>
-                            </wps:style>
-                            <wps:txbx>
-                              <w:txbxContent>
-                                <w:p>
-                                  <w:pPr>
-                                    <w:jc w:val="center"/>
-                                  </w:pPr>
-                                  <w:r>
-                                    <w:t>V</w:t>
-                                  </w:r>
-                                </w:p>
-                              </w:txbxContent>
-                            </wps:txbx>
-                            <wps:bodyPr rot="0" spcFirstLastPara="0" vertOverflow="overflow" horzOverflow="overflow" vert="horz" wrap="square" lIns="91440" tIns="45720" rIns="91440" bIns="45720" numCol="1" spcCol="0" rtlCol="0" fromWordArt="0" anchor="ctr" anchorCtr="0" forceAA="0" compatLnSpc="1">
-                              <a:prstTxWarp prst="textNoShape">
-                                <a:avLst/>
-                              </a:prstTxWarp>
-                              <a:noAutofit/>
-                            </wps:bodyPr>
-                          </wps:wsp>
-                        </a:graphicData>
-                      </a:graphic>
-                      <wp14:sizeRelH relativeFrom="margin">
-                        <wp14:pctWidth>0</wp14:pctWidth>
-                      </wp14:sizeRelH>
-                      <wp14:sizeRelV relativeFrom="margin">
-                        <wp14:pctHeight>0</wp14:pctHeight>
-                      </wp14:sizeRelV>
-                    </wp:anchor>
-                  </w:drawing>
-                </mc:Choice>
-                <mc:Fallback>
-                  <w:pict>
-                    <v:rect w14:anchorId="033CF376" id="Rectángulo 1907203394" o:spid="_x0000_s1044" style="position:absolute;margin-left:269pt;margin-top:2.45pt;width:5.15pt;height:4.6pt;z-index:251819008;visibility:visible;mso-wrap-style:square;mso-width-percent:0;mso-height-percent:0;mso-wrap-distance-left:9pt;mso-wrap-distance-top:0;mso-wrap-distance-right:9pt;mso-wrap-distance-bottom:0;mso-position-horizontal:absolute;mso-position-horizontal-relative:text;mso-position-vertical:absolute;mso-position-vertical-relative:text;mso-width-percent:0;mso-height-percent:0;mso-width-relative:margin;mso-height-relative:margin;v-text-anchor:middle" o:gfxdata="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" filled="f" strokecolor="#7f7f7f [1612]" strokeweight="1pt">
-                      <v:stroke dashstyle="3 1"/>
-                      <v:textbox>
-                        <w:txbxContent>
-                          <w:p>
-                            <w:pPr>
-                              <w:jc w:val="center"/>
-                            </w:pPr>
-                            <w:r>
-                              <w:t>V</w:t>
-                            </w:r>
-                          </w:p>
-                        </w:txbxContent>
-                      </v:textbox>
-                    </v:rect>
-                  </w:pict>
-                </mc:Fallback>
-              </mc:AlternateContent>
-            </w:r>
-            <w:r>
-              <w:rPr>
-                <w:noProof/>
-                <w:sz w:val="16"/>
-                <w:lang w:eastAsia="es-MX"/>
-              </w:rPr>
-              <mc:AlternateContent>
-                <mc:Choice Requires="wps">
-                  <w:drawing>
-                    <wp:anchor distT="0" distB="0" distL="114300" distR="114300" simplePos="0" relativeHeight="251761664" behindDoc="0" locked="0" layoutInCell="1" allowOverlap="1" wp14:anchorId="561E5EC4" wp14:editId="5B837CEF">
-                      <wp:simplePos x="0" y="0"/>
-                      <wp:positionH relativeFrom="column">
-                        <wp:posOffset>-15240</wp:posOffset>
-                      </wp:positionH>
-                      <wp:positionV relativeFrom="paragraph">
-                        <wp:posOffset>29210</wp:posOffset>
-                      </wp:positionV>
-                      <wp:extent cx="65405" cy="58420"/>
-                      <wp:effectExtent l="0" t="0" r="10795" b="17780"/>
-                      <wp:wrapNone/>
-                      <wp:docPr id="1694944956" name="Rectángulo 1694944956"/>
-                      <wp:cNvGraphicFramePr/>
-                      <a:graphic xmlns:a="http://schemas.openxmlformats.org/drawingml/2006/main">
-                        <a:graphicData uri="http://schemas.microsoft.com/office/word/2010/wordprocessingShape">
-                          <wps:wsp>
-                            <wps:cNvSpPr/>
-                            <wps:spPr>
-                              <a:xfrm>
-                                <a:off x="0" y="0"/>
-                                <a:ext cx="65405" cy="58420"/>
-                              </a:xfrm>
-                              <a:prstGeom prst="rect">
-                                <a:avLst/>
-                              </a:prstGeom>
-                              <a:noFill/>
-                              <a:ln>
-                                <a:solidFill>
-                                  <a:schemeClr val="bg1">
-                                    <a:lumMod val="50000"/>
-                                  </a:schemeClr>
-                                </a:solidFill>
-                                <a:prstDash val="sysDash"/>
-                              </a:ln>
-                            </wps:spPr>
-                            <wps:style>
-                              <a:lnRef idx="2">
-                                <a:schemeClr val="accent1">
-                                  <a:shade val="50000"/>
-                                </a:schemeClr>
-                              </a:lnRef>
-                              <a:fillRef idx="1">
-                                <a:schemeClr val="accent1"/>
-                              </a:fillRef>
-                              <a:effectRef idx="0">
-                                <a:schemeClr val="accent1"/>
-                              </a:effectRef>
-                              <a:fontRef idx="minor">
-                                <a:schemeClr val="lt1"/>
-                              </a:fontRef>
-                            </wps:style>
-                            <wps:txbx>
-                              <w:txbxContent>
-                                <w:p>
-                                  <w:pPr>
-                                    <w:jc w:val="center"/>
-                                  </w:pPr>
-                                  <w:r>
-                                    <w:t>V</w:t>
-                                  </w:r>
-                                </w:p>
-                              </w:txbxContent>
-                            </wps:txbx>
-                            <wps:bodyPr rot="0" spcFirstLastPara="0" vertOverflow="overflow" horzOverflow="overflow" vert="horz" wrap="square" lIns="91440" tIns="45720" rIns="91440" bIns="45720" numCol="1" spcCol="0" rtlCol="0" fromWordArt="0" anchor="ctr" anchorCtr="0" forceAA="0" compatLnSpc="1">
-                              <a:prstTxWarp prst="textNoShape">
-                                <a:avLst/>
-                              </a:prstTxWarp>
-                              <a:noAutofit/>
-                            </wps:bodyPr>
-                          </wps:wsp>
-                        </a:graphicData>
-                      </a:graphic>
-                      <wp14:sizeRelH relativeFrom="margin">
-                        <wp14:pctWidth>0</wp14:pctWidth>
-                      </wp14:sizeRelH>
-                      <wp14:sizeRelV relativeFrom="margin">
-                        <wp14:pctHeight>0</wp14:pctHeight>
-                      </wp14:sizeRelV>
-                    </wp:anchor>
-                  </w:drawing>
-                </mc:Choice>
-                <mc:Fallback>
-                  <w:pict>
-                    <v:rect w14:anchorId="561E5EC4" id="Rectángulo 1694944956" o:spid="_x0000_s1045" style="position:absolute;margin-left:-1.2pt;margin-top:2.3pt;width:5.15pt;height:4.6pt;z-index:251761664;visibility:visible;mso-wrap-style:square;mso-width-percent:0;mso-height-percent:0;mso-wrap-distance-left:9pt;mso-wrap-distance-top:0;mso-wrap-distance-right:9pt;mso-wrap-distance-bottom:0;mso-position-horizontal:absolute;mso-position-horizontal-relative:text;mso-position-vertical:absolute;mso-position-vertical-relative:text;mso-width-percent:0;mso-height-percent:0;mso-width-relative:margin;mso-height-relative:margin;v-text-anchor:middle" o:gfxdata="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" filled="f" strokecolor="#7f7f7f [1612]" strokeweight="1pt">
-                      <v:stroke dashstyle="3 1"/>
-                      <v:textbox>
-                        <w:txbxContent>
-                          <w:p>
-                            <w:pPr>
-                              <w:jc w:val="center"/>
-                            </w:pPr>
-                            <w:r>
-                              <w:t>V</w:t>
-                            </w:r>
-                          </w:p>
-                        </w:txbxContent>
-                      </v:textbox>
-                    </v:rect>
-                  </w:pict>
-                </mc:Fallback>
-              </mc:AlternateContent>
-            </w:r>
-            <w:r>
-              <w:rPr>
-                <w:sz w:val="16"/>
-                <w:lang w:val="en-US"/>
-              </w:rPr>
-              <w:t xml:space="preserve">     </w:t>
-            </w:r>
-            <w:r>
-              <w:rPr>
-                <w:sz w:val="16"/>
-                <w:lang w:val="en-US"/>
-              </w:rPr>
-              <w:t>DIVISIÓN DE INTEGRACIÓN Y VALIDACIÓN DE NÓMINA</w:t>
-            </w:r>
-            <w:r>
-              <w:rPr>
-                <w:sz w:val="16"/>
-                <w:lang w:val="en-US"/>
-              </w:rPr>
-              <w:t xml:space="preserve">                                                 </w:t>
-            </w:r>
-            <w:r>
-              <w:rPr>
-                <w:sz w:val="16"/>
-                <w:lang w:val="en-US"/>
-              </w:rPr>
-              <w:t>ZONA SUROESTE</w:t>
-            </w:r>
-          </w:p>
-          <w:p>
-            <w:pPr>
-              <w:rPr>
-                <w:sz w:val="16"/>
-                <w:lang w:val="en-US"/>
-              </w:rPr>
-            </w:pPr>
-            <w:r>
-              <w:rPr>
-                <w:noProof/>
-                <w:sz w:val="16"/>
-                <w:lang w:eastAsia="es-MX"/>
-              </w:rPr>
-              <mc:AlternateContent>
-                <mc:Choice Requires="wps">
-                  <w:drawing>
-                    <wp:anchor distT="0" distB="0" distL="114300" distR="114300" simplePos="0" relativeHeight="251814912" behindDoc="0" locked="0" layoutInCell="1" allowOverlap="1" wp14:anchorId="0AA4F859" wp14:editId="318660A9">
-                      <wp:simplePos x="0" y="0"/>
-                      <wp:positionH relativeFrom="column">
-                        <wp:posOffset>-17145</wp:posOffset>
-                      </wp:positionH>
-                      <wp:positionV relativeFrom="paragraph">
-                        <wp:posOffset>23495</wp:posOffset>
-                      </wp:positionV>
-                      <wp:extent cx="65405" cy="58420"/>
-                      <wp:effectExtent l="0" t="0" r="10795" b="17780"/>
-                      <wp:wrapNone/>
-                      <wp:docPr id="1754441215" name="Rectángulo 1754441215"/>
-                      <wp:cNvGraphicFramePr/>
-                      <a:graphic xmlns:a="http://schemas.openxmlformats.org/drawingml/2006/main">
-                        <a:graphicData uri="http://schemas.microsoft.com/office/word/2010/wordprocessingShape">
-                          <wps:wsp>
-                            <wps:cNvSpPr/>
-                            <wps:spPr>
-                              <a:xfrm>
-                                <a:off x="0" y="0"/>
-                                <a:ext cx="65405" cy="58420"/>
-                              </a:xfrm>
-                              <a:prstGeom prst="rect">
-                                <a:avLst/>
-                              </a:prstGeom>
-                              <a:noFill/>
-                              <a:ln>
-                                <a:solidFill>
-                                  <a:schemeClr val="bg1">
-                                    <a:lumMod val="50000"/>
-                                  </a:schemeClr>
-                                </a:solidFill>
-                                <a:prstDash val="sysDash"/>
-                              </a:ln>
-                            </wps:spPr>
-                            <wps:style>
-                              <a:lnRef idx="2">
-                                <a:schemeClr val="accent1">
-                                  <a:shade val="50000"/>
-                                </a:schemeClr>
-                              </a:lnRef>
-                              <a:fillRef idx="1">
-                                <a:schemeClr val="accent1"/>
-                              </a:fillRef>
-                              <a:effectRef idx="0">
-                                <a:schemeClr val="accent1"/>
-                              </a:effectRef>
-                              <a:fontRef idx="minor">
-                                <a:schemeClr val="lt1"/>
-                              </a:fontRef>
-                            </wps:style>
-                            <wps:txbx>
-                              <w:txbxContent>
-                                <w:p>
-                                  <w:pPr>
-                                    <w:jc w:val="center"/>
-                                  </w:pPr>
-                                  <w:r>
-                                    <w:t>V</w:t>
-                                  </w:r>
-                                </w:p>
-                              </w:txbxContent>
-                            </wps:txbx>
-                            <wps:bodyPr rot="0" spcFirstLastPara="0" vertOverflow="overflow" horzOverflow="overflow" vert="horz" wrap="square" lIns="91440" tIns="45720" rIns="91440" bIns="45720" numCol="1" spcCol="0" rtlCol="0" fromWordArt="0" anchor="ctr" anchorCtr="0" forceAA="0" compatLnSpc="1">
-                              <a:prstTxWarp prst="textNoShape">
-                                <a:avLst/>
-                              </a:prstTxWarp>
-                              <a:noAutofit/>
-                            </wps:bodyPr>
-                          </wps:wsp>
-                        </a:graphicData>
-                      </a:graphic>
-                      <wp14:sizeRelH relativeFrom="margin">
-                        <wp14:pctWidth>0</wp14:pctWidth>
-                      </wp14:sizeRelH>
-                      <wp14:sizeRelV relativeFrom="margin">
-                        <wp14:pctHeight>0</wp14:pctHeight>
-                      </wp14:sizeRelV>
-                    </wp:anchor>
-                  </w:drawing>
-                </mc:Choice>
-                <mc:Fallback>
-                  <w:pict>
-                    <v:rect w14:anchorId="0AA4F859" id="Rectángulo 1754441215" o:spid="_x0000_s1046" style="position:absolute;margin-left:-1.35pt;margin-top:1.85pt;width:5.15pt;height:4.6pt;z-index:251814912;visibility:visible;mso-wrap-style:square;mso-width-percent:0;mso-height-percent:0;mso-wrap-distance-left:9pt;mso-wrap-distance-top:0;mso-wrap-distance-right:9pt;mso-wrap-distance-bottom:0;mso-position-horizontal:absolute;mso-position-horizontal-relative:text;mso-position-vertical:absolute;mso-position-vertical-relative:text;mso-width-percent:0;mso-height-percent:0;mso-width-relative:margin;mso-height-relative:margin;v-text-anchor:middle" o:gfxdata="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" filled="f" strokecolor="#7f7f7f [1612]" strokeweight="1pt">
-                      <v:stroke dashstyle="3 1"/>
-                      <v:textbox>
-                        <w:txbxContent>
-                          <w:p>
-                            <w:pPr>
-                              <w:jc w:val="center"/>
-                            </w:pPr>
-                            <w:r>
-                              <w:t>V</w:t>
-                            </w:r>
-                          </w:p>
-                        </w:txbxContent>
-                      </v:textbox>
-                    </v:rect>
-                  </w:pict>
-                </mc:Fallback>
-              </mc:AlternateContent>
-            </w:r>
-            <w:r>
-              <w:rPr>
-                <w:sz w:val="16"/>
-                <w:lang w:val="en-US"/>
-              </w:rPr>
-              <w:t xml:space="preserve">     </w:t>
-            </w:r>
-            <w:r>
-              <w:rPr>
-                <w:sz w:val="16"/>
-                <w:lang w:val="en-US"/>
-              </w:rPr>
-              <w:t>DIVISIÓN DE ORGANIZACIÓN</w:t>
-            </w:r>
-          </w:p>
-          <w:p>
-            <w:pPr>
-              <w:rPr>
-                <w:sz w:val="16"/>
-                <w:lang w:val="en-US"/>
-              </w:rPr>
-            </w:pPr>
-            <w:r>
-              <w:rPr>
-                <w:noProof/>
-                <w:sz w:val="16"/>
-                <w:lang w:eastAsia="es-MX"/>
-              </w:rPr>
-              <mc:AlternateContent>
-                <mc:Choice Requires="wps">
-                  <w:drawing>
-                    <wp:anchor distT="0" distB="0" distL="114300" distR="114300" simplePos="0" relativeHeight="251812864" behindDoc="0" locked="0" layoutInCell="1" allowOverlap="1" wp14:anchorId="59ED2FCA" wp14:editId="2C5E25B3">
-                      <wp:simplePos x="0" y="0"/>
-                      <wp:positionH relativeFrom="column">
-                        <wp:posOffset>-17145</wp:posOffset>
-                      </wp:positionH>
-                      <wp:positionV relativeFrom="paragraph">
-                        <wp:posOffset>26035</wp:posOffset>
-                      </wp:positionV>
-                      <wp:extent cx="65405" cy="58420"/>
-                      <wp:effectExtent l="0" t="0" r="10795" b="17780"/>
-                      <wp:wrapNone/>
-                      <wp:docPr id="2057059190" name="Rectángulo 2057059190"/>
-                      <wp:cNvGraphicFramePr/>
-                      <a:graphic xmlns:a="http://schemas.openxmlformats.org/drawingml/2006/main">
-                        <a:graphicData uri="http://schemas.microsoft.com/office/word/2010/wordprocessingShape">
-                          <wps:wsp>
-                            <wps:cNvSpPr/>
-                            <wps:spPr>
-                              <a:xfrm>
-                                <a:off x="0" y="0"/>
-                                <a:ext cx="65405" cy="58420"/>
-                              </a:xfrm>
-                              <a:prstGeom prst="rect">
-                                <a:avLst/>
-                              </a:prstGeom>
-                              <a:noFill/>
-                              <a:ln>
-                                <a:solidFill>
-                                  <a:schemeClr val="bg1">
-                                    <a:lumMod val="50000"/>
-                                  </a:schemeClr>
-                                </a:solidFill>
-                                <a:prstDash val="sysDash"/>
-                              </a:ln>
-                            </wps:spPr>
-                            <wps:style>
-                              <a:lnRef idx="2">
-                                <a:schemeClr val="accent1">
-                                  <a:shade val="50000"/>
-                                </a:schemeClr>
-                              </a:lnRef>
-                              <a:fillRef idx="1">
-                                <a:schemeClr val="accent1"/>
-                              </a:fillRef>
-                              <a:effectRef idx="0">
-                                <a:schemeClr val="accent1"/>
-                              </a:effectRef>
-                              <a:fontRef idx="minor">
-                                <a:schemeClr val="lt1"/>
-                              </a:fontRef>
-                            </wps:style>
-                            <wps:txbx>
-                              <w:txbxContent>
-                                <w:p>
-                                  <w:pPr>
-                                    <w:jc w:val="center"/>
-                                  </w:pPr>
-                                  <w:r>
-                                    <w:t>V</w:t>
-                                  </w:r>
-                                </w:p>
-                              </w:txbxContent>
-                            </wps:txbx>
-                            <wps:bodyPr rot="0" spcFirstLastPara="0" vertOverflow="overflow" horzOverflow="overflow" vert="horz" wrap="square" lIns="91440" tIns="45720" rIns="91440" bIns="45720" numCol="1" spcCol="0" rtlCol="0" fromWordArt="0" anchor="ctr" anchorCtr="0" forceAA="0" compatLnSpc="1">
-                              <a:prstTxWarp prst="textNoShape">
-                                <a:avLst/>
-                              </a:prstTxWarp>
-                              <a:noAutofit/>
-                            </wps:bodyPr>
-                          </wps:wsp>
-                        </a:graphicData>
-                      </a:graphic>
-                      <wp14:sizeRelH relativeFrom="margin">
-                        <wp14:pctWidth>0</wp14:pctWidth>
-                      </wp14:sizeRelH>
-                      <wp14:sizeRelV relativeFrom="margin">
-                        <wp14:pctHeight>0</wp14:pctHeight>
-                      </wp14:sizeRelV>
-                    </wp:anchor>
-                  </w:drawing>
-                </mc:Choice>
-                <mc:Fallback>
-                  <w:pict>
-                    <v:rect w14:anchorId="59ED2FCA" id="Rectángulo 2057059190" o:spid="_x0000_s1047" style="position:absolute;margin-left:-1.35pt;margin-top:2.05pt;width:5.15pt;height:4.6pt;z-index:251812864;visibility:visible;mso-wrap-style:square;mso-width-percent:0;mso-height-percent:0;mso-wrap-distance-left:9pt;mso-wrap-distance-top:0;mso-wrap-distance-right:9pt;mso-wrap-distance-bottom:0;mso-position-horizontal:absolute;mso-position-horizontal-relative:text;mso-position-vertical:absolute;mso-position-vertical-relative:text;mso-width-percent:0;mso-height-percent:0;mso-width-relative:margin;mso-height-relative:margin;v-text-anchor:middle" o:gfxdata="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" filled="f" strokecolor="#7f7f7f [1612]" strokeweight="1pt">
-                      <v:stroke dashstyle="3 1"/>
-                      <v:textbox>
-                        <w:txbxContent>
-                          <w:p>
-                            <w:pPr>
-                              <w:jc w:val="center"/>
-                            </w:pPr>
-                            <w:r>
-                              <w:t>V</w:t>
-                            </w:r>
-                          </w:p>
-                        </w:txbxContent>
-                      </v:textbox>
-                    </v:rect>
-                  </w:pict>
-                </mc:Fallback>
-              </mc:AlternateContent>
-            </w:r>
-            <w:r>
-              <w:rPr>
-                <w:sz w:val="16"/>
-                <w:lang w:val="en-US"/>
-              </w:rPr>
-              <w:t xml:space="preserve">     </w:t>
-            </w:r>
-            <w:r>
-              <w:rPr>
-                <w:sz w:val="16"/>
-                <w:lang w:val="en-US"/>
-              </w:rPr>
-              <w:t>DIVISIÓN DE PRESTACIONES SOCIALES Y ECONÓMICAS</w:t>
-            </w:r>
-          </w:p>
-          <w:p>
-            <w:pPr>
-              <w:rPr>
-                <w:sz w:val="16"/>
-                <w:lang w:val="en-US"/>
-              </w:rPr>
-            </w:pPr>
-            <w:r>
-              <w:rPr>
-                <w:noProof/>
-                <w:sz w:val="16"/>
-                <w:lang w:eastAsia="es-MX"/>
-              </w:rPr>
-              <mc:AlternateContent>
-                <mc:Choice Requires="wps">
-                  <w:drawing>
-                    <wp:anchor distT="0" distB="0" distL="114300" distR="114300" simplePos="0" relativeHeight="251810816" behindDoc="0" locked="0" layoutInCell="1" allowOverlap="1" wp14:anchorId="0AB177A5" wp14:editId="0535DDC1">
-                      <wp:simplePos x="0" y="0"/>
-                      <wp:positionH relativeFrom="column">
-                        <wp:posOffset>-12065</wp:posOffset>
-                      </wp:positionH>
-                      <wp:positionV relativeFrom="paragraph">
-                        <wp:posOffset>27305</wp:posOffset>
-                      </wp:positionV>
-                      <wp:extent cx="65405" cy="58420"/>
-                      <wp:effectExtent l="0" t="0" r="10795" b="17780"/>
-                      <wp:wrapNone/>
-                      <wp:docPr id="1388137436" name="Rectángulo 1388137436"/>
-                      <wp:cNvGraphicFramePr/>
-                      <a:graphic xmlns:a="http://schemas.openxmlformats.org/drawingml/2006/main">
-                        <a:graphicData uri="http://schemas.microsoft.com/office/word/2010/wordprocessingShape">
-                          <wps:wsp>
-                            <wps:cNvSpPr/>
-                            <wps:spPr>
-                              <a:xfrm>
-                                <a:off x="0" y="0"/>
-                                <a:ext cx="65405" cy="58420"/>
-                              </a:xfrm>
-                              <a:prstGeom prst="rect">
-                                <a:avLst/>
-                              </a:prstGeom>
-                              <a:noFill/>
-                              <a:ln>
-                                <a:solidFill>
-                                  <a:schemeClr val="bg1">
-                                    <a:lumMod val="50000"/>
-                                  </a:schemeClr>
-                                </a:solidFill>
-                                <a:prstDash val="sysDash"/>
-                              </a:ln>
-                            </wps:spPr>
-                            <wps:style>
-                              <a:lnRef idx="2">
-                                <a:schemeClr val="accent1">
-                                  <a:shade val="50000"/>
-                                </a:schemeClr>
-                              </a:lnRef>
-                              <a:fillRef idx="1">
-                                <a:schemeClr val="accent1"/>
-                              </a:fillRef>
-                              <a:effectRef idx="0">
-                                <a:schemeClr val="accent1"/>
-                              </a:effectRef>
-                              <a:fontRef idx="minor">
-                                <a:schemeClr val="lt1"/>
-                              </a:fontRef>
-                            </wps:style>
-                            <wps:txbx>
-                              <w:txbxContent>
-                                <w:p>
-                                  <w:pPr>
-                                    <w:jc w:val="center"/>
-                                  </w:pPr>
-                                  <w:r>
-                                    <w:t>V</w:t>
-                                  </w:r>
-                                </w:p>
-                              </w:txbxContent>
-                            </wps:txbx>
-                            <wps:bodyPr rot="0" spcFirstLastPara="0" vertOverflow="overflow" horzOverflow="overflow" vert="horz" wrap="square" lIns="91440" tIns="45720" rIns="91440" bIns="45720" numCol="1" spcCol="0" rtlCol="0" fromWordArt="0" anchor="ctr" anchorCtr="0" forceAA="0" compatLnSpc="1">
-                              <a:prstTxWarp prst="textNoShape">
-                                <a:avLst/>
-                              </a:prstTxWarp>
-                              <a:noAutofit/>
-                            </wps:bodyPr>
-                          </wps:wsp>
-                        </a:graphicData>
-                      </a:graphic>
-                      <wp14:sizeRelH relativeFrom="margin">
-                        <wp14:pctWidth>0</wp14:pctWidth>
-                      </wp14:sizeRelH>
-                      <wp14:sizeRelV relativeFrom="margin">
-                        <wp14:pctHeight>0</wp14:pctHeight>
-                      </wp14:sizeRelV>
-                    </wp:anchor>
-                  </w:drawing>
-                </mc:Choice>
-                <mc:Fallback>
-                  <w:pict>
-                    <v:rect w14:anchorId="0AB177A5" id="Rectángulo 1388137436" o:spid="_x0000_s1048" style="position:absolute;margin-left:-.95pt;margin-top:2.15pt;width:5.15pt;height:4.6pt;z-index:251810816;visibility:visible;mso-wrap-style:square;mso-width-percent:0;mso-height-percent:0;mso-wrap-distance-left:9pt;mso-wrap-distance-top:0;mso-wrap-distance-right:9pt;mso-wrap-distance-bottom:0;mso-position-horizontal:absolute;mso-position-horizontal-relative:text;mso-position-vertical:absolute;mso-position-vertical-relative:text;mso-width-percent:0;mso-height-percent:0;mso-width-relative:margin;mso-height-relative:margin;v-text-anchor:middle" o:gfxdata="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" filled="f" strokecolor="#7f7f7f [1612]" strokeweight="1pt">
-                      <v:stroke dashstyle="3 1"/>
-                      <v:textbox>
-                        <w:txbxContent>
-                          <w:p>
-                            <w:pPr>
-                              <w:jc w:val="center"/>
-                            </w:pPr>
-                            <w:r>
-                              <w:t>V</w:t>
-                            </w:r>
-                          </w:p>
-                        </w:txbxContent>
-                      </v:textbox>
-                    </v:rect>
-                  </w:pict>
-                </mc:Fallback>
-              </mc:AlternateContent>
-            </w:r>
-            <w:r>
-              <w:rPr>
-                <w:sz w:val="16"/>
-                <w:lang w:val="en-US"/>
-              </w:rPr>
-              <w:t xml:space="preserve">     </w:t>
-            </w:r>
-            <w:r>
-              <w:rPr>
-                <w:sz w:val="16"/>
-                <w:lang w:val="en-US"/>
-              </w:rPr>
-              <w:t xml:space="preserve">DIVISIÓN DE PROCESAMIENTO DE NÓMINA Y PAGO </w:t>
-            </w:r>
-          </w:p>
-          <w:p>
-            <w:pPr>
-              <w:rPr>
-                <w:sz w:val="16"/>
-                <w:lang w:val="en-US"/>
-              </w:rPr>
-            </w:pPr>
-            <w:r>
-              <w:rPr>
-                <w:sz w:val="16"/>
-                <w:lang w:val="en-US"/>
-              </w:rPr>
-              <w:t xml:space="preserve">           </w:t>
-            </w:r>
-            <w:r>
-              <w:rPr>
-                <w:sz w:val="16"/>
-                <w:lang w:val="en-US"/>
-              </w:rPr>
-              <w:t>A TERCEROS</w:t>
-            </w:r>
-          </w:p>
-          <w:p>
-            <w:pPr>
-              <w:rPr>
-                <w:sz w:val="16"/>
-                <w:lang w:val="en-US"/>
-              </w:rPr>
-            </w:pPr>
-            <w:r>
-              <w:rPr>
-                <w:noProof/>
-                <w:sz w:val="16"/>
-                <w:lang w:eastAsia="es-MX"/>
-              </w:rPr>
-              <mc:AlternateContent>
-                <mc:Choice Requires="wps">
-                  <w:drawing>
-                    <wp:anchor distT="0" distB="0" distL="114300" distR="114300" simplePos="0" relativeHeight="251808768" behindDoc="0" locked="0" layoutInCell="1" allowOverlap="1" wp14:anchorId="1ECFA0FB" wp14:editId="6420D292">
-                      <wp:simplePos x="0" y="0"/>
-                      <wp:positionH relativeFrom="column">
-                        <wp:posOffset>-17145</wp:posOffset>
-                      </wp:positionH>
-                      <wp:positionV relativeFrom="paragraph">
-                        <wp:posOffset>40005</wp:posOffset>
-                      </wp:positionV>
-                      <wp:extent cx="65405" cy="58420"/>
-                      <wp:effectExtent l="0" t="0" r="10795" b="17780"/>
-                      <wp:wrapNone/>
-                      <wp:docPr id="1683414218" name="Rectángulo 1683414218"/>
-                      <wp:cNvGraphicFramePr/>
-                      <a:graphic xmlns:a="http://schemas.openxmlformats.org/drawingml/2006/main">
-                        <a:graphicData uri="http://schemas.microsoft.com/office/word/2010/wordprocessingShape">
-                          <wps:wsp>
-                            <wps:cNvSpPr/>
-                            <wps:spPr>
-                              <a:xfrm>
-                                <a:off x="0" y="0"/>
-                                <a:ext cx="65405" cy="58420"/>
-                              </a:xfrm>
-                              <a:prstGeom prst="rect">
-                                <a:avLst/>
-                              </a:prstGeom>
-                              <a:noFill/>
-                              <a:ln>
-                                <a:solidFill>
-                                  <a:schemeClr val="bg1">
-                                    <a:lumMod val="50000"/>
-                                  </a:schemeClr>
-                                </a:solidFill>
-                                <a:prstDash val="sysDash"/>
-                              </a:ln>
-                            </wps:spPr>
-                            <wps:style>
-                              <a:lnRef idx="2">
-                                <a:schemeClr val="accent1">
-                                  <a:shade val="50000"/>
-                                </a:schemeClr>
-                              </a:lnRef>
-                              <a:fillRef idx="1">
-                                <a:schemeClr val="accent1"/>
-                              </a:fillRef>
-                              <a:effectRef idx="0">
-                                <a:schemeClr val="accent1"/>
-                              </a:effectRef>
-                              <a:fontRef idx="minor">
-                                <a:schemeClr val="lt1"/>
-                              </a:fontRef>
-                            </wps:style>
-                            <wps:txbx>
-                              <w:txbxContent>
-                                <w:p>
-                                  <w:pPr>
-                                    <w:jc w:val="center"/>
-                                  </w:pPr>
-                                  <w:r>
-                                    <w:t>V</w:t>
-                                  </w:r>
-                                </w:p>
-                              </w:txbxContent>
-                            </wps:txbx>
-                            <wps:bodyPr rot="0" spcFirstLastPara="0" vertOverflow="overflow" horzOverflow="overflow" vert="horz" wrap="square" lIns="91440" tIns="45720" rIns="91440" bIns="45720" numCol="1" spcCol="0" rtlCol="0" fromWordArt="0" anchor="ctr" anchorCtr="0" forceAA="0" compatLnSpc="1">
-                              <a:prstTxWarp prst="textNoShape">
-                                <a:avLst/>
-                              </a:prstTxWarp>
-                              <a:noAutofit/>
-                            </wps:bodyPr>
-                          </wps:wsp>
-                        </a:graphicData>
-                      </a:graphic>
-                      <wp14:sizeRelH relativeFrom="margin">
-                        <wp14:pctWidth>0</wp14:pctWidth>
-                      </wp14:sizeRelH>
-                      <wp14:sizeRelV relativeFrom="margin">
-                        <wp14:pctHeight>0</wp14:pctHeight>
-                      </wp14:sizeRelV>
-                    </wp:anchor>
-                  </w:drawing>
-                </mc:Choice>
-                <mc:Fallback>
-                  <w:pict>
-                    <v:rect w14:anchorId="1ECFA0FB" id="Rectángulo 1683414218" o:spid="_x0000_s1049" style="position:absolute;margin-left:-1.35pt;margin-top:3.15pt;width:5.15pt;height:4.6pt;z-index:251808768;visibility:visible;mso-wrap-style:square;mso-width-percent:0;mso-height-percent:0;mso-wrap-distance-left:9pt;mso-wrap-distance-top:0;mso-wrap-distance-right:9pt;mso-wrap-distance-bottom:0;mso-position-horizontal:absolute;mso-position-horizontal-relative:text;mso-position-vertical:absolute;mso-position-vertical-relative:text;mso-width-percent:0;mso-height-percent:0;mso-width-relative:margin;mso-height-relative:margin;v-text-anchor:middle" o:gfxdata="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" filled="f" strokecolor="#7f7f7f [1612]" strokeweight="1pt">
-                      <v:stroke dashstyle="3 1"/>
-                      <v:textbox>
-                        <w:txbxContent>
-                          <w:p>
-                            <w:pPr>
-                              <w:jc w:val="center"/>
-                            </w:pPr>
-                            <w:r>
-                              <w:t>V</w:t>
-                            </w:r>
-                          </w:p>
-                        </w:txbxContent>
-                      </v:textbox>
-                    </v:rect>
-                  </w:pict>
-                </mc:Fallback>
-              </mc:AlternateContent>
-            </w:r>
-            <w:r>
-              <w:rPr>
-                <w:sz w:val="16"/>
-                <w:lang w:val="en-US"/>
-              </w:rPr>
-              <w:t xml:space="preserve">     </w:t>
-            </w:r>
-            <w:r>
-              <w:rPr>
-                <w:sz w:val="16"/>
-                <w:lang w:val="en-US"/>
-              </w:rPr>
-              <w:t>DIVISIÓN DE RECLUTAMIENTO Y SELECCIÓN</w:t>
-            </w:r>
-          </w:p>
-          <w:p>
-            <w:pPr>
-              <w:rPr>
-                <w:sz w:val="16"/>
-                <w:lang w:val="en-US"/>
-              </w:rPr>
-            </w:pPr>
-            <w:r>
-              <w:rPr>
-                <w:noProof/>
-                <w:sz w:val="16"/>
-                <w:lang w:eastAsia="es-MX"/>
-              </w:rPr>
-              <mc:AlternateContent>
-                <mc:Choice Requires="wps">
-                  <w:drawing>
-                    <wp:anchor distT="0" distB="0" distL="114300" distR="114300" simplePos="0" relativeHeight="251806720" behindDoc="0" locked="0" layoutInCell="1" allowOverlap="1" wp14:anchorId="2F5FBCA5" wp14:editId="7B4616B3">
-                      <wp:simplePos x="0" y="0"/>
-                      <wp:positionH relativeFrom="column">
-                        <wp:posOffset>-18415</wp:posOffset>
-                      </wp:positionH>
-                      <wp:positionV relativeFrom="paragraph">
-                        <wp:posOffset>40005</wp:posOffset>
-                      </wp:positionV>
-                      <wp:extent cx="65405" cy="58420"/>
-                      <wp:effectExtent l="0" t="0" r="10795" b="17780"/>
-                      <wp:wrapNone/>
-                      <wp:docPr id="2086507525" name="Rectángulo 2086507525"/>
-                      <wp:cNvGraphicFramePr/>
-                      <a:graphic xmlns:a="http://schemas.openxmlformats.org/drawingml/2006/main">
-                        <a:graphicData uri="http://schemas.microsoft.com/office/word/2010/wordprocessingShape">
-                          <wps:wsp>
-                            <wps:cNvSpPr/>
-                            <wps:spPr>
-                              <a:xfrm>
-                                <a:off x="0" y="0"/>
-                                <a:ext cx="65405" cy="58420"/>
-                              </a:xfrm>
-                              <a:prstGeom prst="rect">
-                                <a:avLst/>
-                              </a:prstGeom>
-                              <a:noFill/>
-                              <a:ln>
-                                <a:solidFill>
-                                  <a:schemeClr val="bg1">
-                                    <a:lumMod val="50000"/>
-                                  </a:schemeClr>
-                                </a:solidFill>
-                                <a:prstDash val="sysDash"/>
-                              </a:ln>
-                            </wps:spPr>
-                            <wps:style>
-                              <a:lnRef idx="2">
-                                <a:schemeClr val="accent1">
-                                  <a:shade val="50000"/>
-                                </a:schemeClr>
-                              </a:lnRef>
-                              <a:fillRef idx="1">
-                                <a:schemeClr val="accent1"/>
-                              </a:fillRef>
-                              <a:effectRef idx="0">
-                                <a:schemeClr val="accent1"/>
-                              </a:effectRef>
-                              <a:fontRef idx="minor">
-                                <a:schemeClr val="lt1"/>
-                              </a:fontRef>
-                            </wps:style>
-                            <wps:txbx>
-                              <w:txbxContent>
-                                <w:p>
-                                  <w:pPr>
-                                    <w:jc w:val="center"/>
-                                  </w:pPr>
-                                  <w:r>
-                                    <w:t>V</w:t>
-                                  </w:r>
-                                </w:p>
-                              </w:txbxContent>
-                            </wps:txbx>
-                            <wps:bodyPr rot="0" spcFirstLastPara="0" vertOverflow="overflow" horzOverflow="overflow" vert="horz" wrap="square" lIns="91440" tIns="45720" rIns="91440" bIns="45720" numCol="1" spcCol="0" rtlCol="0" fromWordArt="0" anchor="ctr" anchorCtr="0" forceAA="0" compatLnSpc="1">
-                              <a:prstTxWarp prst="textNoShape">
-                                <a:avLst/>
-                              </a:prstTxWarp>
-                              <a:noAutofit/>
-                            </wps:bodyPr>
-                          </wps:wsp>
-                        </a:graphicData>
-                      </a:graphic>
-                      <wp14:sizeRelH relativeFrom="margin">
-                        <wp14:pctWidth>0</wp14:pctWidth>
-                      </wp14:sizeRelH>
-                      <wp14:sizeRelV relativeFrom="margin">
-                        <wp14:pctHeight>0</wp14:pctHeight>
-                      </wp14:sizeRelV>
-                    </wp:anchor>
-                  </w:drawing>
-                </mc:Choice>
-                <mc:Fallback>
-                  <w:pict>
-                    <v:rect w14:anchorId="2F5FBCA5" id="Rectángulo 2086507525" o:spid="_x0000_s1050" style="position:absolute;margin-left:-1.45pt;margin-top:3.15pt;width:5.15pt;height:4.6pt;z-index:251806720;visibility:visible;mso-wrap-style:square;mso-width-percent:0;mso-height-percent:0;mso-wrap-distance-left:9pt;mso-wrap-distance-top:0;mso-wrap-distance-right:9pt;mso-wrap-distance-bottom:0;mso-position-horizontal:absolute;mso-position-horizontal-relative:text;mso-position-vertical:absolute;mso-position-vertical-relative:text;mso-width-percent:0;mso-height-percent:0;mso-width-relative:margin;mso-height-relative:margin;v-text-anchor:middle" o:gfxdata="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" filled="f" strokecolor="#7f7f7f [1612]" strokeweight="1pt">
-                      <v:stroke dashstyle="3 1"/>
-                      <v:textbox>
-                        <w:txbxContent>
-                          <w:p>
-                            <w:pPr>
-                              <w:jc w:val="center"/>
-                            </w:pPr>
-                            <w:r>
-                              <w:t>V</w:t>
-                            </w:r>
-                          </w:p>
-                        </w:txbxContent>
-                      </v:textbox>
-                    </v:rect>
-                  </w:pict>
-                </mc:Fallback>
-              </mc:AlternateContent>
-            </w:r>
-            <w:r>
-              <w:rPr>
-                <w:sz w:val="16"/>
-                <w:lang w:val="en-US"/>
-              </w:rPr>
-              <w:t xml:space="preserve">     </w:t>
-            </w:r>
-            <w:r>
-              <w:rPr>
-                <w:sz w:val="16"/>
-                <w:lang w:val="en-US"/>
-              </w:rPr>
-              <w:t>DIVISIÓN DE SISTEMAS DE INFORMACIÓN DE PERSONAL</w:t>
             </w:r>
           </w:p>
         </w:tc>
@@ -4430,7 +1504,6 @@
               <w:bottom w:val="nil"/>
               <w:right w:val="single" w:sz="18" w:space="0" w:color="FFFFFF" w:themeColor="background1"/>
             </w:tcBorders>
-            <w:shd w:val="clear" w:color="auto" w:fill="FFFFFF" w:themeFill="background1"/>
             <w:vAlign w:val="center"/>
           </w:tcPr>
           <w:p>
@@ -4440,12 +1513,21 @@
                 <w:lang w:val="en-US"/>
               </w:rPr>
             </w:pPr>
-            <w:r>
-              <w:rPr>
-                <w:rFonts w:ascii="Noto Sans" w:eastAsia="Noto Sans" w:hAnsi="Noto Sans" w:cs="Noto Sans"/>
-                <w:lang w:val="en-US"/>
-              </w:rPr>
-              <w:t>Trámite</w:t>
+            <w:proofErr w:type="spellStart"/>
+            <w:r>
+              <w:rPr>
+                <w:rFonts w:ascii="Noto Sans" w:eastAsia="Noto Sans" w:hAnsi="Noto Sans" w:cs="Noto Sans"/>
+                <w:lang w:val="en-US"/>
+              </w:rPr>
+              <w:t>Turnado</w:t>
+            </w:r>
+            <w:proofErr w:type="spellEnd"/>
+            <w:r>
+              <w:rPr>
+                <w:rFonts w:ascii="Noto Sans" w:eastAsia="Noto Sans" w:hAnsi="Noto Sans" w:cs="Noto Sans"/>
+                <w:lang w:val="en-US"/>
+              </w:rPr>
+              <w:t xml:space="preserve"> a (I)</w:t>
             </w:r>
           </w:p>
         </w:tc>
@@ -4459,13 +1541,12 @@
               <w:bottom w:val="nil"/>
               <w:right w:val="single" w:sz="18" w:space="0" w:color="FFFFFF" w:themeColor="background1"/>
             </w:tcBorders>
-            <w:shd w:val="clear" w:color="auto" w:fill="FFFFFF" w:themeFill="background1"/>
             <w:vAlign w:val="center"/>
           </w:tcPr>
           <w:p>
             <w:pPr>
               <w:rPr>
-                <w:u w:val="single"/>
+                <w:sz w:val="16"/>
                 <w:lang w:val="en-US"/>
               </w:rPr>
             </w:pPr>
@@ -4496,13 +1577,15 @@
                 <w:lang w:val="en-US"/>
               </w:rPr>
             </w:pPr>
-            <w:r>
-              <w:rPr>
-                <w:rFonts w:ascii="Noto Sans" w:eastAsia="Noto Sans" w:hAnsi="Noto Sans" w:cs="Noto Sans"/>
-                <w:lang w:val="en-US"/>
-              </w:rPr>
-              <w:t>Código</w:t>
-            </w:r>
+            <w:proofErr w:type="spellStart"/>
+            <w:r>
+              <w:rPr>
+                <w:rFonts w:ascii="Noto Sans" w:eastAsia="Noto Sans" w:hAnsi="Noto Sans" w:cs="Noto Sans"/>
+                <w:lang w:val="en-US"/>
+              </w:rPr>
+              <w:t>Trámite</w:t>
+            </w:r>
+            <w:proofErr w:type="spellEnd"/>
           </w:p>
         </w:tc>
         <w:tc>
@@ -4557,7 +1640,7 @@
                 <w:rFonts w:ascii="Noto Sans" w:eastAsia="Noto Sans" w:hAnsi="Noto Sans" w:cs="Noto Sans"/>
                 <w:lang w:val="en-US"/>
               </w:rPr>
-              <w:t>Remitente</w:t>
+              <w:t>Código</w:t>
             </w:r>
           </w:p>
         </w:tc>
@@ -4608,13 +1691,15 @@
                 <w:lang w:val="en-US"/>
               </w:rPr>
             </w:pPr>
-            <w:r>
-              <w:rPr>
-                <w:rFonts w:ascii="Noto Sans" w:eastAsia="Noto Sans" w:hAnsi="Noto Sans" w:cs="Noto Sans"/>
-                <w:lang w:val="en-US"/>
-              </w:rPr>
-              <w:t>Puesto</w:t>
-            </w:r>
+            <w:proofErr w:type="spellStart"/>
+            <w:r>
+              <w:rPr>
+                <w:rFonts w:ascii="Noto Sans" w:eastAsia="Noto Sans" w:hAnsi="Noto Sans" w:cs="Noto Sans"/>
+                <w:lang w:val="en-US"/>
+              </w:rPr>
+              <w:t>Remitente</w:t>
+            </w:r>
+            <w:proofErr w:type="spellEnd"/>
           </w:p>
         </w:tc>
         <w:tc>
@@ -4630,14 +1715,6 @@
             <w:shd w:val="clear" w:color="auto" w:fill="D9D9D9" w:themeFill="background1" w:themeFillShade="D9"/>
             <w:vAlign w:val="center"/>
           </w:tcPr>
-          <w:p>
-            <w:pPr>
-              <w:rPr>
-                <w:u w:val="single"/>
-                <w:lang w:val="en-US"/>
-              </w:rPr>
-            </w:pPr>
-          </w:p>
           <w:p>
             <w:pPr>
               <w:rPr>
@@ -4672,13 +1749,15 @@
                 <w:lang w:val="en-US"/>
               </w:rPr>
             </w:pPr>
-            <w:r>
-              <w:rPr>
-                <w:rFonts w:ascii="Noto Sans" w:eastAsia="Noto Sans" w:hAnsi="Noto Sans" w:cs="Noto Sans"/>
-                <w:lang w:val="en-US"/>
-              </w:rPr>
-              <w:t>Asunto</w:t>
-            </w:r>
+            <w:proofErr w:type="spellStart"/>
+            <w:r>
+              <w:rPr>
+                <w:rFonts w:ascii="Noto Sans" w:eastAsia="Noto Sans" w:hAnsi="Noto Sans" w:cs="Noto Sans"/>
+                <w:lang w:val="en-US"/>
+              </w:rPr>
+              <w:t>Puesto</w:t>
+            </w:r>
+            <w:proofErr w:type="spellEnd"/>
           </w:p>
         </w:tc>
         <w:tc>
@@ -4694,30 +1773,6 @@
             <w:shd w:val="clear" w:color="auto" w:fill="FFFFFF" w:themeFill="background1"/>
             <w:vAlign w:val="center"/>
           </w:tcPr>
-          <w:p>
-            <w:pPr>
-              <w:rPr>
-                <w:u w:val="single"/>
-                <w:lang w:val="en-US"/>
-              </w:rPr>
-            </w:pPr>
-          </w:p>
-          <w:p>
-            <w:pPr>
-              <w:rPr>
-                <w:u w:val="single"/>
-                <w:lang w:val="en-US"/>
-              </w:rPr>
-            </w:pPr>
-          </w:p>
-          <w:p>
-            <w:pPr>
-              <w:rPr>
-                <w:u w:val="single"/>
-                <w:lang w:val="en-US"/>
-              </w:rPr>
-            </w:pPr>
-          </w:p>
           <w:p>
             <w:pPr>
               <w:rPr>
@@ -4760,13 +1815,15 @@
                 <w:lang w:val="en-US"/>
               </w:rPr>
             </w:pPr>
-            <w:r>
-              <w:rPr>
-                <w:rFonts w:ascii="Noto Sans" w:eastAsia="Noto Sans" w:hAnsi="Noto Sans" w:cs="Noto Sans"/>
-                <w:lang w:val="en-US"/>
-              </w:rPr>
-              <w:t>Lugar</w:t>
-            </w:r>
+            <w:proofErr w:type="spellStart"/>
+            <w:r>
+              <w:rPr>
+                <w:rFonts w:ascii="Noto Sans" w:eastAsia="Noto Sans" w:hAnsi="Noto Sans" w:cs="Noto Sans"/>
+                <w:lang w:val="en-US"/>
+              </w:rPr>
+              <w:t>Asunto</w:t>
+            </w:r>
+            <w:proofErr w:type="spellEnd"/>
           </w:p>
         </w:tc>
         <w:tc>
@@ -4782,6 +1839,38 @@
             <w:shd w:val="clear" w:color="auto" w:fill="D9D9D9" w:themeFill="background1" w:themeFillShade="D9"/>
             <w:vAlign w:val="center"/>
           </w:tcPr>
+          <w:p>
+            <w:pPr>
+              <w:rPr>
+                <w:u w:val="single"/>
+                <w:lang w:val="en-US"/>
+              </w:rPr>
+            </w:pPr>
+          </w:p>
+          <w:p>
+            <w:pPr>
+              <w:rPr>
+                <w:u w:val="single"/>
+                <w:lang w:val="en-US"/>
+              </w:rPr>
+            </w:pPr>
+          </w:p>
+          <w:p>
+            <w:pPr>
+              <w:rPr>
+                <w:u w:val="single"/>
+                <w:lang w:val="en-US"/>
+              </w:rPr>
+            </w:pPr>
+          </w:p>
+          <w:p>
+            <w:pPr>
+              <w:rPr>
+                <w:u w:val="single"/>
+                <w:lang w:val="en-US"/>
+              </w:rPr>
+            </w:pPr>
+          </w:p>
           <w:p>
             <w:pPr>
               <w:rPr>
@@ -4821,7 +1910,7 @@
                 <w:rFonts w:ascii="Noto Sans" w:eastAsia="Noto Sans" w:hAnsi="Noto Sans" w:cs="Noto Sans"/>
                 <w:lang w:val="en-US"/>
               </w:rPr>
-              <w:t>Observaciones</w:t>
+              <w:t>Lugar</w:t>
             </w:r>
           </w:p>
         </w:tc>
@@ -4838,30 +1927,6 @@
             <w:shd w:val="clear" w:color="auto" w:fill="FFFFFF" w:themeFill="background1"/>
             <w:vAlign w:val="center"/>
           </w:tcPr>
-          <w:p>
-            <w:pPr>
-              <w:rPr>
-                <w:u w:val="single"/>
-                <w:lang w:val="en-US"/>
-              </w:rPr>
-            </w:pPr>
-          </w:p>
-          <w:p>
-            <w:pPr>
-              <w:rPr>
-                <w:u w:val="single"/>
-                <w:lang w:val="en-US"/>
-              </w:rPr>
-            </w:pPr>
-          </w:p>
-          <w:p>
-            <w:pPr>
-              <w:rPr>
-                <w:u w:val="single"/>
-                <w:lang w:val="en-US"/>
-              </w:rPr>
-            </w:pPr>
-          </w:p>
           <w:p>
             <w:pPr>
               <w:rPr>
@@ -4896,13 +1961,15 @@
                 <w:lang w:val="en-US"/>
               </w:rPr>
             </w:pPr>
-            <w:r>
-              <w:rPr>
-                <w:rFonts w:ascii="Noto Sans" w:eastAsia="Noto Sans" w:hAnsi="Noto Sans" w:cs="Noto Sans"/>
-                <w:lang w:val="en-US"/>
-              </w:rPr>
-              <w:t>Usuario</w:t>
-            </w:r>
+            <w:proofErr w:type="spellStart"/>
+            <w:r>
+              <w:rPr>
+                <w:rFonts w:ascii="Noto Sans" w:eastAsia="Noto Sans" w:hAnsi="Noto Sans" w:cs="Noto Sans"/>
+                <w:lang w:val="en-US"/>
+              </w:rPr>
+              <w:t>Observaciones</w:t>
+            </w:r>
+            <w:proofErr w:type="spellEnd"/>
           </w:p>
         </w:tc>
         <w:tc>
@@ -4916,6 +1983,88 @@
               <w:right w:val="single" w:sz="18" w:space="0" w:color="FFFFFF" w:themeColor="background1"/>
             </w:tcBorders>
             <w:shd w:val="clear" w:color="auto" w:fill="D9D9D9" w:themeFill="background1" w:themeFillShade="D9"/>
+            <w:vAlign w:val="center"/>
+          </w:tcPr>
+          <w:p>
+            <w:pPr>
+              <w:rPr>
+                <w:u w:val="single"/>
+                <w:lang w:val="en-US"/>
+              </w:rPr>
+            </w:pPr>
+          </w:p>
+          <w:p>
+            <w:pPr>
+              <w:rPr>
+                <w:u w:val="single"/>
+                <w:lang w:val="en-US"/>
+              </w:rPr>
+            </w:pPr>
+          </w:p>
+          <w:p>
+            <w:pPr>
+              <w:rPr>
+                <w:u w:val="single"/>
+                <w:lang w:val="en-US"/>
+              </w:rPr>
+            </w:pPr>
+          </w:p>
+          <w:p>
+            <w:pPr>
+              <w:rPr>
+                <w:u w:val="single"/>
+                <w:lang w:val="en-US"/>
+              </w:rPr>
+            </w:pPr>
+          </w:p>
+        </w:tc>
+      </w:tr>
+      <w:tr>
+        <w:trPr>
+          <w:trHeight w:val="386"/>
+          <w:jc w:val="center"/>
+        </w:trPr>
+        <w:tc>
+          <w:tcPr>
+            <w:tcW w:w="1740" w:type="dxa"/>
+            <w:tcBorders>
+              <w:top w:val="nil"/>
+              <w:left w:val="nil"/>
+              <w:bottom w:val="nil"/>
+              <w:right w:val="single" w:sz="18" w:space="0" w:color="FFFFFF" w:themeColor="background1"/>
+            </w:tcBorders>
+            <w:shd w:val="clear" w:color="auto" w:fill="FFFFFF" w:themeFill="background1"/>
+            <w:vAlign w:val="center"/>
+          </w:tcPr>
+          <w:p>
+            <w:pPr>
+              <w:rPr>
+                <w:rFonts w:ascii="Noto Sans" w:eastAsia="Noto Sans" w:hAnsi="Noto Sans" w:cs="Noto Sans"/>
+                <w:lang w:val="en-US"/>
+              </w:rPr>
+            </w:pPr>
+            <w:proofErr w:type="spellStart"/>
+            <w:r>
+              <w:rPr>
+                <w:rFonts w:ascii="Noto Sans" w:eastAsia="Noto Sans" w:hAnsi="Noto Sans" w:cs="Noto Sans"/>
+                <w:lang w:val="en-US"/>
+              </w:rPr>
+              <w:t>Usuario</w:t>
+            </w:r>
+            <w:proofErr w:type="spellEnd"/>
+          </w:p>
+        </w:tc>
+        <w:tc>
+          <w:tcPr>
+            <w:tcW w:w="8897" w:type="dxa"/>
+            <w:gridSpan w:val="3"/>
+            <w:tcBorders>
+              <w:top w:val="nil"/>
+              <w:left w:val="single" w:sz="18" w:space="0" w:color="FFFFFF" w:themeColor="background1"/>
+              <w:bottom w:val="nil"/>
+              <w:right w:val="single" w:sz="18" w:space="0" w:color="FFFFFF" w:themeColor="background1"/>
+            </w:tcBorders>
+            <w:shd w:val="clear" w:color="auto" w:fill="FFFFFF" w:themeFill="background1"/>
             <w:vAlign w:val="center"/>
           </w:tcPr>
           <w:p>

--- a/public/assets/documents/template-word/template_correspondencia.docx
+++ b/public/assets/documents/template-word/template_correspondencia.docx
@@ -315,7 +315,6 @@
                                 <w:lang w:val="en-US"/>
                               </w:rPr>
                             </w:pPr>
-                            <w:proofErr w:type="spellStart"/>
                             <w:r>
                               <w:rPr>
                                 <w:rFonts w:ascii="Montserrat" w:eastAsia="Noto Sans" w:hAnsi="Montserrat" w:cs="Noto Sans"/>
@@ -341,29 +340,8 @@
                                 <w:szCs w:val="20"/>
                                 <w:lang w:val="en-US"/>
                               </w:rPr>
-                              <w:t>ble</w:t>
+                              <w:t>ble de Control de Gestión</w:t>
                             </w:r>
-                            <w:proofErr w:type="spellEnd"/>
-                            <w:r>
-                              <w:rPr>
-                                <w:rFonts w:ascii="Montserrat" w:eastAsia="Noto Sans" w:hAnsi="Montserrat" w:cs="Noto Sans"/>
-                                <w:sz w:val="20"/>
-                                <w:szCs w:val="20"/>
-                                <w:lang w:val="en-US"/>
-                              </w:rPr>
-                              <w:t xml:space="preserve"> de Control de </w:t>
-                            </w:r>
-                            <w:proofErr w:type="spellStart"/>
-                            <w:r>
-                              <w:rPr>
-                                <w:rFonts w:ascii="Montserrat" w:eastAsia="Noto Sans" w:hAnsi="Montserrat" w:cs="Noto Sans"/>
-                                <w:sz w:val="20"/>
-                                <w:szCs w:val="20"/>
-                                <w:lang w:val="en-US"/>
-                              </w:rPr>
-                              <w:t>Gestión</w:t>
-                            </w:r>
-                            <w:proofErr w:type="spellEnd"/>
                           </w:p>
                           <w:p>
                             <w:pPr>
@@ -447,7 +425,7 @@
                                     </pic:cNvPicPr>
                                   </pic:nvPicPr>
                                   <pic:blipFill>
-                                    <a:blip r:embed="rId7">
+                                    <a:blip r:embed="rId8">
                                       <a:extLst>
                                         <a:ext uri="{28A0092B-C50C-407E-A947-70E740481C1C}">
                                           <a14:useLocalDpi xmlns:a14="http://schemas.microsoft.com/office/drawing/2010/main" val="0"/>
@@ -749,7 +727,6 @@
                 <w:lang w:val="en-US"/>
               </w:rPr>
             </w:pPr>
-            <w:proofErr w:type="spellStart"/>
             <w:r>
               <w:rPr>
                 <w:rFonts w:ascii="Noto Sans" w:eastAsia="Noto Sans" w:hAnsi="Noto Sans" w:cs="Noto Sans"/>
@@ -759,7 +736,6 @@
               </w:rPr>
               <w:t>Descripción</w:t>
             </w:r>
-            <w:proofErr w:type="spellEnd"/>
           </w:p>
         </w:tc>
         <w:tc>
@@ -808,7 +784,6 @@
                 <w:lang w:val="en-US"/>
               </w:rPr>
             </w:pPr>
-            <w:proofErr w:type="spellStart"/>
             <w:r>
               <w:rPr>
                 <w:rFonts w:ascii="Noto Sans" w:eastAsia="Noto Sans" w:hAnsi="Noto Sans" w:cs="Noto Sans"/>
@@ -818,7 +793,6 @@
               </w:rPr>
               <w:t>Descripción</w:t>
             </w:r>
-            <w:proofErr w:type="spellEnd"/>
           </w:p>
         </w:tc>
       </w:tr>
@@ -853,7 +827,6 @@
               </w:rPr>
               <w:t xml:space="preserve">No. </w:t>
             </w:r>
-            <w:proofErr w:type="spellStart"/>
             <w:r>
               <w:rPr>
                 <w:rFonts w:ascii="Noto Sans" w:eastAsia="Noto Sans" w:hAnsi="Noto Sans" w:cs="Noto Sans"/>
@@ -875,7 +848,6 @@
               </w:rPr>
               <w:t>no</w:t>
             </w:r>
-            <w:proofErr w:type="spellEnd"/>
             <w:r>
               <w:rPr>
                 <w:u w:val="single"/>
@@ -925,31 +897,13 @@
                 <w:lang w:val="en-US"/>
               </w:rPr>
             </w:pPr>
-            <w:proofErr w:type="spellStart"/>
             <w:r>
               <w:rPr>
                 <w:rFonts w:ascii="Noto Sans" w:eastAsia="Noto Sans" w:hAnsi="Noto Sans" w:cs="Noto Sans"/>
                 <w:lang w:val="en-US"/>
               </w:rPr>
-              <w:t>Fecha</w:t>
+              <w:t>Fecha inicio</w:t>
             </w:r>
-            <w:proofErr w:type="spellEnd"/>
-            <w:r>
-              <w:rPr>
-                <w:rFonts w:ascii="Noto Sans" w:eastAsia="Noto Sans" w:hAnsi="Noto Sans" w:cs="Noto Sans"/>
-                <w:lang w:val="en-US"/>
-              </w:rPr>
-              <w:t xml:space="preserve"> </w:t>
-            </w:r>
-            <w:proofErr w:type="spellStart"/>
-            <w:r>
-              <w:rPr>
-                <w:rFonts w:ascii="Noto Sans" w:eastAsia="Noto Sans" w:hAnsi="Noto Sans" w:cs="Noto Sans"/>
-                <w:lang w:val="en-US"/>
-              </w:rPr>
-              <w:t>inicio</w:t>
-            </w:r>
-            <w:proofErr w:type="spellEnd"/>
           </w:p>
         </w:tc>
         <w:tc>
@@ -1046,21 +1000,12 @@
                 <w:lang w:val="en-US"/>
               </w:rPr>
             </w:pPr>
-            <w:proofErr w:type="spellStart"/>
             <w:r>
               <w:rPr>
                 <w:rFonts w:ascii="Noto Sans" w:eastAsia="Noto Sans" w:hAnsi="Noto Sans" w:cs="Noto Sans"/>
                 <w:lang w:val="en-US"/>
               </w:rPr>
-              <w:t>Fecha</w:t>
-            </w:r>
-            <w:proofErr w:type="spellEnd"/>
-            <w:r>
-              <w:rPr>
-                <w:rFonts w:ascii="Noto Sans" w:eastAsia="Noto Sans" w:hAnsi="Noto Sans" w:cs="Noto Sans"/>
-                <w:lang w:val="en-US"/>
-              </w:rPr>
-              <w:t xml:space="preserve"> </w:t>
+              <w:t xml:space="preserve">Fecha </w:t>
             </w:r>
             <w:r>
               <w:rPr>
@@ -1121,74 +1066,56 @@
                 <w:rFonts w:ascii="Noto Sans" w:eastAsia="Noto Sans" w:hAnsi="Noto Sans" w:cs="Noto Sans"/>
                 <w:lang w:val="en-US"/>
               </w:rPr>
-              <w:t xml:space="preserve">Fol. </w:t>
+              <w:t>Fol. Gestión</w:t>
             </w:r>
-            <w:proofErr w:type="spellStart"/>
+          </w:p>
+        </w:tc>
+        <w:tc>
+          <w:tcPr>
+            <w:tcW w:w="5384" w:type="dxa"/>
+            <w:tcBorders>
+              <w:top w:val="nil"/>
+              <w:left w:val="single" w:sz="18" w:space="0" w:color="FFFFFF" w:themeColor="background1"/>
+              <w:bottom w:val="nil"/>
+              <w:right w:val="single" w:sz="18" w:space="0" w:color="FFFFFF" w:themeColor="background1"/>
+            </w:tcBorders>
+            <w:shd w:val="clear" w:color="auto" w:fill="D9D9D9" w:themeFill="background1" w:themeFillShade="D9"/>
+            <w:vAlign w:val="center"/>
+          </w:tcPr>
+          <w:p>
+            <w:pPr>
+              <w:rPr>
+                <w:lang w:val="en-US"/>
+              </w:rPr>
+            </w:pPr>
+          </w:p>
+        </w:tc>
+        <w:tc>
+          <w:tcPr>
+            <w:tcW w:w="1946" w:type="dxa"/>
+            <w:tcBorders>
+              <w:top w:val="nil"/>
+              <w:left w:val="single" w:sz="18" w:space="0" w:color="FFFFFF" w:themeColor="background1"/>
+              <w:bottom w:val="nil"/>
+              <w:right w:val="single" w:sz="18" w:space="0" w:color="FFFFFF" w:themeColor="background1"/>
+            </w:tcBorders>
+            <w:shd w:val="clear" w:color="auto" w:fill="D9D9D9" w:themeFill="background1" w:themeFillShade="D9"/>
+            <w:vAlign w:val="center"/>
+          </w:tcPr>
+          <w:p>
+            <w:pPr>
+              <w:jc w:val="center"/>
+              <w:rPr>
+                <w:rFonts w:ascii="Noto Sans" w:eastAsia="Noto Sans" w:hAnsi="Noto Sans" w:cs="Noto Sans"/>
+                <w:lang w:val="en-US"/>
+              </w:rPr>
+            </w:pPr>
             <w:r>
               <w:rPr>
                 <w:rFonts w:ascii="Noto Sans" w:eastAsia="Noto Sans" w:hAnsi="Noto Sans" w:cs="Noto Sans"/>
                 <w:lang w:val="en-US"/>
               </w:rPr>
-              <w:t>Gestión</w:t>
-            </w:r>
-            <w:proofErr w:type="spellEnd"/>
-          </w:p>
-        </w:tc>
-        <w:tc>
-          <w:tcPr>
-            <w:tcW w:w="5384" w:type="dxa"/>
-            <w:tcBorders>
-              <w:top w:val="nil"/>
-              <w:left w:val="single" w:sz="18" w:space="0" w:color="FFFFFF" w:themeColor="background1"/>
-              <w:bottom w:val="nil"/>
-              <w:right w:val="single" w:sz="18" w:space="0" w:color="FFFFFF" w:themeColor="background1"/>
-            </w:tcBorders>
-            <w:shd w:val="clear" w:color="auto" w:fill="D9D9D9" w:themeFill="background1" w:themeFillShade="D9"/>
-            <w:vAlign w:val="center"/>
-          </w:tcPr>
-          <w:p>
-            <w:pPr>
-              <w:rPr>
-                <w:lang w:val="en-US"/>
-              </w:rPr>
-            </w:pPr>
-          </w:p>
-        </w:tc>
-        <w:tc>
-          <w:tcPr>
-            <w:tcW w:w="1946" w:type="dxa"/>
-            <w:tcBorders>
-              <w:top w:val="nil"/>
-              <w:left w:val="single" w:sz="18" w:space="0" w:color="FFFFFF" w:themeColor="background1"/>
-              <w:bottom w:val="nil"/>
-              <w:right w:val="single" w:sz="18" w:space="0" w:color="FFFFFF" w:themeColor="background1"/>
-            </w:tcBorders>
-            <w:shd w:val="clear" w:color="auto" w:fill="D9D9D9" w:themeFill="background1" w:themeFillShade="D9"/>
-            <w:vAlign w:val="center"/>
-          </w:tcPr>
-          <w:p>
-            <w:pPr>
-              <w:jc w:val="center"/>
-              <w:rPr>
-                <w:rFonts w:ascii="Noto Sans" w:eastAsia="Noto Sans" w:hAnsi="Noto Sans" w:cs="Noto Sans"/>
-                <w:lang w:val="en-US"/>
-              </w:rPr>
-            </w:pPr>
-            <w:proofErr w:type="spellStart"/>
-            <w:r>
-              <w:rPr>
-                <w:rFonts w:ascii="Noto Sans" w:eastAsia="Noto Sans" w:hAnsi="Noto Sans" w:cs="Noto Sans"/>
-                <w:lang w:val="en-US"/>
-              </w:rPr>
-              <w:t>Fecha</w:t>
-            </w:r>
-            <w:proofErr w:type="spellEnd"/>
-            <w:r>
-              <w:rPr>
-                <w:rFonts w:ascii="Noto Sans" w:eastAsia="Noto Sans" w:hAnsi="Noto Sans" w:cs="Noto Sans"/>
-                <w:lang w:val="en-US"/>
-              </w:rPr>
-              <w:t xml:space="preserve"> </w:t>
+              <w:t xml:space="preserve">Fecha </w:t>
             </w:r>
             <w:r>
               <w:rPr>
@@ -1309,7 +1236,6 @@
                 <w:lang w:val="en-US"/>
               </w:rPr>
             </w:pPr>
-            <w:proofErr w:type="spellStart"/>
             <w:r>
               <w:rPr>
                 <w:rFonts w:ascii="Noto Sans" w:eastAsia="Noto Sans" w:hAnsi="Noto Sans" w:cs="Noto Sans"/>
@@ -1317,7 +1243,6 @@
               </w:rPr>
               <w:t>Coordinación</w:t>
             </w:r>
-            <w:proofErr w:type="spellEnd"/>
           </w:p>
         </w:tc>
         <w:tc>
@@ -1367,28 +1292,12 @@
                 <w:lang w:val="en-US"/>
               </w:rPr>
             </w:pPr>
-            <w:proofErr w:type="spellStart"/>
             <w:r>
               <w:rPr>
                 <w:rFonts w:ascii="Noto Sans" w:eastAsia="Noto Sans" w:hAnsi="Noto Sans" w:cs="Noto Sans"/>
                 <w:lang w:val="en-US"/>
               </w:rPr>
-              <w:t>Turnado</w:t>
-            </w:r>
-            <w:proofErr w:type="spellEnd"/>
-            <w:r>
-              <w:rPr>
-                <w:rFonts w:ascii="Noto Sans" w:eastAsia="Noto Sans" w:hAnsi="Noto Sans" w:cs="Noto Sans"/>
-                <w:lang w:val="en-US"/>
-              </w:rPr>
-              <w:t xml:space="preserve"> a</w:t>
-            </w:r>
-            <w:r>
-              <w:rPr>
-                <w:rFonts w:ascii="Noto Sans" w:eastAsia="Noto Sans" w:hAnsi="Noto Sans" w:cs="Noto Sans"/>
-                <w:lang w:val="en-US"/>
-              </w:rPr>
-              <w:t xml:space="preserve"> (III)</w:t>
+              <w:t>Área / Zona</w:t>
             </w:r>
           </w:p>
         </w:tc>
@@ -1442,21 +1351,12 @@
                 <w:lang w:val="en-US"/>
               </w:rPr>
             </w:pPr>
-            <w:proofErr w:type="spellStart"/>
             <w:r>
               <w:rPr>
                 <w:rFonts w:ascii="Noto Sans" w:eastAsia="Noto Sans" w:hAnsi="Noto Sans" w:cs="Noto Sans"/>
                 <w:lang w:val="en-US"/>
               </w:rPr>
-              <w:t>Turnado</w:t>
-            </w:r>
-            <w:proofErr w:type="spellEnd"/>
-            <w:r>
-              <w:rPr>
-                <w:rFonts w:ascii="Noto Sans" w:eastAsia="Noto Sans" w:hAnsi="Noto Sans" w:cs="Noto Sans"/>
-                <w:lang w:val="en-US"/>
-              </w:rPr>
-              <w:t xml:space="preserve"> a (II)</w:t>
+              <w:t>C.R.H.T.</w:t>
             </w:r>
           </w:p>
         </w:tc>
@@ -1513,21 +1413,12 @@
                 <w:lang w:val="en-US"/>
               </w:rPr>
             </w:pPr>
-            <w:proofErr w:type="spellStart"/>
             <w:r>
               <w:rPr>
                 <w:rFonts w:ascii="Noto Sans" w:eastAsia="Noto Sans" w:hAnsi="Noto Sans" w:cs="Noto Sans"/>
                 <w:lang w:val="en-US"/>
               </w:rPr>
-              <w:t>Turnado</w:t>
-            </w:r>
-            <w:proofErr w:type="spellEnd"/>
-            <w:r>
-              <w:rPr>
-                <w:rFonts w:ascii="Noto Sans" w:eastAsia="Noto Sans" w:hAnsi="Noto Sans" w:cs="Noto Sans"/>
-                <w:lang w:val="en-US"/>
-              </w:rPr>
-              <w:t xml:space="preserve"> a (I)</w:t>
+              <w:t>C.R.H.</w:t>
             </w:r>
           </w:p>
         </w:tc>
@@ -1577,7 +1468,6 @@
                 <w:lang w:val="en-US"/>
               </w:rPr>
             </w:pPr>
-            <w:proofErr w:type="spellStart"/>
             <w:r>
               <w:rPr>
                 <w:rFonts w:ascii="Noto Sans" w:eastAsia="Noto Sans" w:hAnsi="Noto Sans" w:cs="Noto Sans"/>
@@ -1585,7 +1475,6 @@
               </w:rPr>
               <w:t>Trámite</w:t>
             </w:r>
-            <w:proofErr w:type="spellEnd"/>
           </w:p>
         </w:tc>
         <w:tc>
@@ -1632,6 +1521,7 @@
             <w:pPr>
               <w:rPr>
                 <w:rFonts w:ascii="Noto Sans" w:eastAsia="Noto Sans" w:hAnsi="Noto Sans" w:cs="Noto Sans"/>
+                <w:u w:val="single"/>
                 <w:lang w:val="en-US"/>
               </w:rPr>
             </w:pPr>
@@ -1640,7 +1530,7 @@
                 <w:rFonts w:ascii="Noto Sans" w:eastAsia="Noto Sans" w:hAnsi="Noto Sans" w:cs="Noto Sans"/>
                 <w:lang w:val="en-US"/>
               </w:rPr>
-              <w:t>Código</w:t>
+              <w:t>Clave</w:t>
             </w:r>
           </w:p>
         </w:tc>
@@ -1691,7 +1581,6 @@
                 <w:lang w:val="en-US"/>
               </w:rPr>
             </w:pPr>
-            <w:proofErr w:type="spellStart"/>
             <w:r>
               <w:rPr>
                 <w:rFonts w:ascii="Noto Sans" w:eastAsia="Noto Sans" w:hAnsi="Noto Sans" w:cs="Noto Sans"/>
@@ -1699,7 +1588,6 @@
               </w:rPr>
               <w:t>Remitente</w:t>
             </w:r>
-            <w:proofErr w:type="spellEnd"/>
           </w:p>
         </w:tc>
         <w:tc>
@@ -1749,7 +1637,6 @@
                 <w:lang w:val="en-US"/>
               </w:rPr>
             </w:pPr>
-            <w:proofErr w:type="spellStart"/>
             <w:r>
               <w:rPr>
                 <w:rFonts w:ascii="Noto Sans" w:eastAsia="Noto Sans" w:hAnsi="Noto Sans" w:cs="Noto Sans"/>
@@ -1757,7 +1644,6 @@
               </w:rPr>
               <w:t>Puesto</w:t>
             </w:r>
-            <w:proofErr w:type="spellEnd"/>
           </w:p>
         </w:tc>
         <w:tc>
@@ -1815,7 +1701,6 @@
                 <w:lang w:val="en-US"/>
               </w:rPr>
             </w:pPr>
-            <w:proofErr w:type="spellStart"/>
             <w:r>
               <w:rPr>
                 <w:rFonts w:ascii="Noto Sans" w:eastAsia="Noto Sans" w:hAnsi="Noto Sans" w:cs="Noto Sans"/>
@@ -1823,7 +1708,6 @@
               </w:rPr>
               <w:t>Asunto</w:t>
             </w:r>
-            <w:proofErr w:type="spellEnd"/>
           </w:p>
         </w:tc>
         <w:tc>
@@ -1961,7 +1845,6 @@
                 <w:lang w:val="en-US"/>
               </w:rPr>
             </w:pPr>
-            <w:proofErr w:type="spellStart"/>
             <w:r>
               <w:rPr>
                 <w:rFonts w:ascii="Noto Sans" w:eastAsia="Noto Sans" w:hAnsi="Noto Sans" w:cs="Noto Sans"/>
@@ -1969,7 +1852,6 @@
               </w:rPr>
               <w:t>Observaciones</w:t>
             </w:r>
-            <w:proofErr w:type="spellEnd"/>
           </w:p>
         </w:tc>
         <w:tc>
@@ -2043,7 +1925,6 @@
                 <w:lang w:val="en-US"/>
               </w:rPr>
             </w:pPr>
-            <w:proofErr w:type="spellStart"/>
             <w:r>
               <w:rPr>
                 <w:rFonts w:ascii="Noto Sans" w:eastAsia="Noto Sans" w:hAnsi="Noto Sans" w:cs="Noto Sans"/>
@@ -2051,7 +1932,6 @@
               </w:rPr>
               <w:t>Usuario</w:t>
             </w:r>
-            <w:proofErr w:type="spellEnd"/>
           </w:p>
         </w:tc>
         <w:tc>
@@ -2092,8 +1972,8 @@
       </w:pPr>
     </w:p>
     <w:sectPr>
-      <w:headerReference w:type="default" r:id="rId8"/>
-      <w:footerReference w:type="default" r:id="rId9"/>
+      <w:headerReference w:type="default" r:id="rId9"/>
+      <w:footerReference w:type="default" r:id="rId10"/>
       <w:pgSz w:w="12240" w:h="15840"/>
       <w:pgMar w:top="720" w:right="720" w:bottom="567" w:left="720" w:header="709" w:footer="709" w:gutter="0"/>
       <w:pgBorders w:offsetFrom="page">

--- a/public/assets/documents/template-word/template_correspondencia.docx
+++ b/public/assets/documents/template-word/template_correspondencia.docx
@@ -315,6 +315,7 @@
                                 <w:lang w:val="en-US"/>
                               </w:rPr>
                             </w:pPr>
+                            <w:proofErr w:type="spellStart"/>
                             <w:r>
                               <w:rPr>
                                 <w:rFonts w:ascii="Montserrat" w:eastAsia="Noto Sans" w:hAnsi="Montserrat" w:cs="Noto Sans"/>
@@ -340,8 +341,29 @@
                                 <w:szCs w:val="20"/>
                                 <w:lang w:val="en-US"/>
                               </w:rPr>
-                              <w:t>ble de Control de Gestión</w:t>
+                              <w:t>ble</w:t>
                             </w:r>
+                            <w:proofErr w:type="spellEnd"/>
+                            <w:r>
+                              <w:rPr>
+                                <w:rFonts w:ascii="Montserrat" w:eastAsia="Noto Sans" w:hAnsi="Montserrat" w:cs="Noto Sans"/>
+                                <w:sz w:val="20"/>
+                                <w:szCs w:val="20"/>
+                                <w:lang w:val="en-US"/>
+                              </w:rPr>
+                              <w:t xml:space="preserve"> de Control de </w:t>
+                            </w:r>
+                            <w:proofErr w:type="spellStart"/>
+                            <w:r>
+                              <w:rPr>
+                                <w:rFonts w:ascii="Montserrat" w:eastAsia="Noto Sans" w:hAnsi="Montserrat" w:cs="Noto Sans"/>
+                                <w:sz w:val="20"/>
+                                <w:szCs w:val="20"/>
+                                <w:lang w:val="en-US"/>
+                              </w:rPr>
+                              <w:t>Gestión</w:t>
+                            </w:r>
+                            <w:proofErr w:type="spellEnd"/>
                           </w:p>
                           <w:p>
                             <w:pPr>
@@ -425,7 +447,7 @@
                                     </pic:cNvPicPr>
                                   </pic:nvPicPr>
                                   <pic:blipFill>
-                                    <a:blip r:embed="rId8">
+                                    <a:blip r:embed="rId7">
                                       <a:extLst>
                                         <a:ext uri="{28A0092B-C50C-407E-A947-70E740481C1C}">
                                           <a14:useLocalDpi xmlns:a14="http://schemas.microsoft.com/office/drawing/2010/main" val="0"/>
@@ -727,6 +749,7 @@
                 <w:lang w:val="en-US"/>
               </w:rPr>
             </w:pPr>
+            <w:proofErr w:type="spellStart"/>
             <w:r>
               <w:rPr>
                 <w:rFonts w:ascii="Noto Sans" w:eastAsia="Noto Sans" w:hAnsi="Noto Sans" w:cs="Noto Sans"/>
@@ -736,6 +759,7 @@
               </w:rPr>
               <w:t>Descripción</w:t>
             </w:r>
+            <w:proofErr w:type="spellEnd"/>
           </w:p>
         </w:tc>
         <w:tc>
@@ -784,6 +808,7 @@
                 <w:lang w:val="en-US"/>
               </w:rPr>
             </w:pPr>
+            <w:proofErr w:type="spellStart"/>
             <w:r>
               <w:rPr>
                 <w:rFonts w:ascii="Noto Sans" w:eastAsia="Noto Sans" w:hAnsi="Noto Sans" w:cs="Noto Sans"/>
@@ -793,6 +818,7 @@
               </w:rPr>
               <w:t>Descripción</w:t>
             </w:r>
+            <w:proofErr w:type="spellEnd"/>
           </w:p>
         </w:tc>
       </w:tr>
@@ -827,6 +853,7 @@
               </w:rPr>
               <w:t xml:space="preserve">No. </w:t>
             </w:r>
+            <w:proofErr w:type="spellStart"/>
             <w:r>
               <w:rPr>
                 <w:rFonts w:ascii="Noto Sans" w:eastAsia="Noto Sans" w:hAnsi="Noto Sans" w:cs="Noto Sans"/>
@@ -848,6 +875,7 @@
               </w:rPr>
               <w:t>no</w:t>
             </w:r>
+            <w:proofErr w:type="spellEnd"/>
             <w:r>
               <w:rPr>
                 <w:u w:val="single"/>
@@ -897,13 +925,31 @@
                 <w:lang w:val="en-US"/>
               </w:rPr>
             </w:pPr>
+            <w:proofErr w:type="spellStart"/>
             <w:r>
               <w:rPr>
                 <w:rFonts w:ascii="Noto Sans" w:eastAsia="Noto Sans" w:hAnsi="Noto Sans" w:cs="Noto Sans"/>
                 <w:lang w:val="en-US"/>
               </w:rPr>
-              <w:t>Fecha inicio</w:t>
+              <w:t>Fecha</w:t>
             </w:r>
+            <w:proofErr w:type="spellEnd"/>
+            <w:r>
+              <w:rPr>
+                <w:rFonts w:ascii="Noto Sans" w:eastAsia="Noto Sans" w:hAnsi="Noto Sans" w:cs="Noto Sans"/>
+                <w:lang w:val="en-US"/>
+              </w:rPr>
+              <w:t xml:space="preserve"> </w:t>
+            </w:r>
+            <w:proofErr w:type="spellStart"/>
+            <w:r>
+              <w:rPr>
+                <w:rFonts w:ascii="Noto Sans" w:eastAsia="Noto Sans" w:hAnsi="Noto Sans" w:cs="Noto Sans"/>
+                <w:lang w:val="en-US"/>
+              </w:rPr>
+              <w:t>inicio</w:t>
+            </w:r>
+            <w:proofErr w:type="spellEnd"/>
           </w:p>
         </w:tc>
         <w:tc>
@@ -1000,12 +1046,21 @@
                 <w:lang w:val="en-US"/>
               </w:rPr>
             </w:pPr>
+            <w:proofErr w:type="spellStart"/>
             <w:r>
               <w:rPr>
                 <w:rFonts w:ascii="Noto Sans" w:eastAsia="Noto Sans" w:hAnsi="Noto Sans" w:cs="Noto Sans"/>
                 <w:lang w:val="en-US"/>
               </w:rPr>
-              <w:t xml:space="preserve">Fecha </w:t>
+              <w:t>Fecha</w:t>
+            </w:r>
+            <w:proofErr w:type="spellEnd"/>
+            <w:r>
+              <w:rPr>
+                <w:rFonts w:ascii="Noto Sans" w:eastAsia="Noto Sans" w:hAnsi="Noto Sans" w:cs="Noto Sans"/>
+                <w:lang w:val="en-US"/>
+              </w:rPr>
+              <w:t xml:space="preserve"> </w:t>
             </w:r>
             <w:r>
               <w:rPr>
@@ -1066,8 +1121,17 @@
                 <w:rFonts w:ascii="Noto Sans" w:eastAsia="Noto Sans" w:hAnsi="Noto Sans" w:cs="Noto Sans"/>
                 <w:lang w:val="en-US"/>
               </w:rPr>
-              <w:t>Fol. Gestión</w:t>
+              <w:t xml:space="preserve">Fol. </w:t>
             </w:r>
+            <w:proofErr w:type="spellStart"/>
+            <w:r>
+              <w:rPr>
+                <w:rFonts w:ascii="Noto Sans" w:eastAsia="Noto Sans" w:hAnsi="Noto Sans" w:cs="Noto Sans"/>
+                <w:lang w:val="en-US"/>
+              </w:rPr>
+              <w:t>Gestión</w:t>
+            </w:r>
+            <w:proofErr w:type="spellEnd"/>
           </w:p>
         </w:tc>
         <w:tc>
@@ -1110,12 +1174,21 @@
                 <w:lang w:val="en-US"/>
               </w:rPr>
             </w:pPr>
+            <w:proofErr w:type="spellStart"/>
             <w:r>
               <w:rPr>
                 <w:rFonts w:ascii="Noto Sans" w:eastAsia="Noto Sans" w:hAnsi="Noto Sans" w:cs="Noto Sans"/>
                 <w:lang w:val="en-US"/>
               </w:rPr>
-              <w:t xml:space="preserve">Fecha </w:t>
+              <w:t>Fecha</w:t>
+            </w:r>
+            <w:proofErr w:type="spellEnd"/>
+            <w:r>
+              <w:rPr>
+                <w:rFonts w:ascii="Noto Sans" w:eastAsia="Noto Sans" w:hAnsi="Noto Sans" w:cs="Noto Sans"/>
+                <w:lang w:val="en-US"/>
+              </w:rPr>
+              <w:t xml:space="preserve"> </w:t>
             </w:r>
             <w:r>
               <w:rPr>
@@ -1236,6 +1309,7 @@
                 <w:lang w:val="en-US"/>
               </w:rPr>
             </w:pPr>
+            <w:proofErr w:type="spellStart"/>
             <w:r>
               <w:rPr>
                 <w:rFonts w:ascii="Noto Sans" w:eastAsia="Noto Sans" w:hAnsi="Noto Sans" w:cs="Noto Sans"/>
@@ -1243,6 +1317,7 @@
               </w:rPr>
               <w:t>Coordinación</w:t>
             </w:r>
+            <w:proofErr w:type="spellEnd"/>
           </w:p>
         </w:tc>
         <w:tc>
@@ -1292,12 +1367,21 @@
                 <w:lang w:val="en-US"/>
               </w:rPr>
             </w:pPr>
+            <w:proofErr w:type="spellStart"/>
             <w:r>
               <w:rPr>
                 <w:rFonts w:ascii="Noto Sans" w:eastAsia="Noto Sans" w:hAnsi="Noto Sans" w:cs="Noto Sans"/>
                 <w:lang w:val="en-US"/>
               </w:rPr>
-              <w:t>Área / Zona</w:t>
+              <w:t>Área</w:t>
+            </w:r>
+            <w:proofErr w:type="spellEnd"/>
+            <w:r>
+              <w:rPr>
+                <w:rFonts w:ascii="Noto Sans" w:eastAsia="Noto Sans" w:hAnsi="Noto Sans" w:cs="Noto Sans"/>
+                <w:lang w:val="en-US"/>
+              </w:rPr>
+              <w:t xml:space="preserve"> / Zona</w:t>
             </w:r>
           </w:p>
         </w:tc>
@@ -1468,6 +1552,7 @@
                 <w:lang w:val="en-US"/>
               </w:rPr>
             </w:pPr>
+            <w:proofErr w:type="spellStart"/>
             <w:r>
               <w:rPr>
                 <w:rFonts w:ascii="Noto Sans" w:eastAsia="Noto Sans" w:hAnsi="Noto Sans" w:cs="Noto Sans"/>
@@ -1475,6 +1560,7 @@
               </w:rPr>
               <w:t>Trámite</w:t>
             </w:r>
+            <w:proofErr w:type="spellEnd"/>
           </w:p>
         </w:tc>
         <w:tc>
@@ -1581,6 +1667,7 @@
                 <w:lang w:val="en-US"/>
               </w:rPr>
             </w:pPr>
+            <w:proofErr w:type="spellStart"/>
             <w:r>
               <w:rPr>
                 <w:rFonts w:ascii="Noto Sans" w:eastAsia="Noto Sans" w:hAnsi="Noto Sans" w:cs="Noto Sans"/>
@@ -1588,6 +1675,7 @@
               </w:rPr>
               <w:t>Remitente</w:t>
             </w:r>
+            <w:proofErr w:type="spellEnd"/>
           </w:p>
         </w:tc>
         <w:tc>
@@ -1701,6 +1789,7 @@
                 <w:lang w:val="en-US"/>
               </w:rPr>
             </w:pPr>
+            <w:proofErr w:type="spellStart"/>
             <w:r>
               <w:rPr>
                 <w:rFonts w:ascii="Noto Sans" w:eastAsia="Noto Sans" w:hAnsi="Noto Sans" w:cs="Noto Sans"/>
@@ -1708,6 +1797,7 @@
               </w:rPr>
               <w:t>Asunto</w:t>
             </w:r>
+            <w:proofErr w:type="spellEnd"/>
           </w:p>
         </w:tc>
         <w:tc>
@@ -1845,6 +1935,7 @@
                 <w:lang w:val="en-US"/>
               </w:rPr>
             </w:pPr>
+            <w:proofErr w:type="spellStart"/>
             <w:r>
               <w:rPr>
                 <w:rFonts w:ascii="Noto Sans" w:eastAsia="Noto Sans" w:hAnsi="Noto Sans" w:cs="Noto Sans"/>
@@ -1852,6 +1943,7 @@
               </w:rPr>
               <w:t>Observaciones</w:t>
             </w:r>
+            <w:proofErr w:type="spellEnd"/>
           </w:p>
         </w:tc>
         <w:tc>
@@ -1925,6 +2017,7 @@
                 <w:lang w:val="en-US"/>
               </w:rPr>
             </w:pPr>
+            <w:proofErr w:type="spellStart"/>
             <w:r>
               <w:rPr>
                 <w:rFonts w:ascii="Noto Sans" w:eastAsia="Noto Sans" w:hAnsi="Noto Sans" w:cs="Noto Sans"/>
@@ -1932,6 +2025,7 @@
               </w:rPr>
               <w:t>Usuario</w:t>
             </w:r>
+            <w:proofErr w:type="spellEnd"/>
           </w:p>
         </w:tc>
         <w:tc>
@@ -1945,6 +2039,62 @@
               <w:right w:val="single" w:sz="18" w:space="0" w:color="FFFFFF" w:themeColor="background1"/>
             </w:tcBorders>
             <w:shd w:val="clear" w:color="auto" w:fill="FFFFFF" w:themeFill="background1"/>
+            <w:vAlign w:val="center"/>
+          </w:tcPr>
+          <w:p>
+            <w:pPr>
+              <w:rPr>
+                <w:u w:val="single"/>
+                <w:lang w:val="en-US"/>
+              </w:rPr>
+            </w:pPr>
+          </w:p>
+        </w:tc>
+      </w:tr>
+      <w:tr>
+        <w:trPr>
+          <w:trHeight w:val="386"/>
+          <w:jc w:val="center"/>
+        </w:trPr>
+        <w:tc>
+          <w:tcPr>
+            <w:tcW w:w="1740" w:type="dxa"/>
+            <w:tcBorders>
+              <w:top w:val="nil"/>
+              <w:left w:val="nil"/>
+              <w:bottom w:val="nil"/>
+              <w:right w:val="single" w:sz="18" w:space="0" w:color="FFFFFF" w:themeColor="background1"/>
+            </w:tcBorders>
+            <w:shd w:val="clear" w:color="auto" w:fill="D9D9D9" w:themeFill="background1" w:themeFillShade="D9"/>
+            <w:vAlign w:val="center"/>
+          </w:tcPr>
+          <w:p>
+            <w:pPr>
+              <w:rPr>
+                <w:rFonts w:ascii="Noto Sans" w:eastAsia="Noto Sans" w:hAnsi="Noto Sans" w:cs="Noto Sans"/>
+                <w:lang w:val="en-US"/>
+              </w:rPr>
+            </w:pPr>
+            <w:r>
+              <w:rPr>
+                <w:rFonts w:ascii="Noto Sans" w:eastAsia="Noto Sans" w:hAnsi="Noto Sans" w:cs="Noto Sans"/>
+                <w:lang w:val="en-US"/>
+              </w:rPr>
+              <w:t>Copia a</w:t>
+            </w:r>
+          </w:p>
+        </w:tc>
+        <w:tc>
+          <w:tcPr>
+            <w:tcW w:w="8897" w:type="dxa"/>
+            <w:gridSpan w:val="3"/>
+            <w:tcBorders>
+              <w:top w:val="nil"/>
+              <w:left w:val="single" w:sz="18" w:space="0" w:color="FFFFFF" w:themeColor="background1"/>
+              <w:bottom w:val="nil"/>
+              <w:right w:val="single" w:sz="18" w:space="0" w:color="FFFFFF" w:themeColor="background1"/>
+            </w:tcBorders>
+            <w:shd w:val="clear" w:color="auto" w:fill="D9D9D9" w:themeFill="background1" w:themeFillShade="D9"/>
             <w:vAlign w:val="center"/>
           </w:tcPr>
           <w:p>
@@ -1972,8 +2122,8 @@
       </w:pPr>
     </w:p>
     <w:sectPr>
-      <w:headerReference w:type="default" r:id="rId9"/>
-      <w:footerReference w:type="default" r:id="rId10"/>
+      <w:headerReference w:type="default" r:id="rId8"/>
+      <w:footerReference w:type="default" r:id="rId9"/>
       <w:pgSz w:w="12240" w:h="15840"/>
       <w:pgMar w:top="720" w:right="720" w:bottom="567" w:left="720" w:header="709" w:footer="709" w:gutter="0"/>
       <w:pgBorders w:offsetFrom="page">

--- a/public/assets/documents/template-word/template_correspondencia.docx
+++ b/public/assets/documents/template-word/template_correspondencia.docx
@@ -1530,7 +1530,7 @@
       </w:tr>
       <w:tr>
         <w:trPr>
-          <w:trHeight w:val="386"/>
+          <w:trHeight w:val="850"/>
           <w:jc w:val="center"/>
         </w:trPr>
         <w:tc>
@@ -2053,7 +2053,7 @@
       </w:tr>
       <w:tr>
         <w:trPr>
-          <w:trHeight w:val="386"/>
+          <w:trHeight w:val="1361"/>
           <w:jc w:val="center"/>
         </w:trPr>
         <w:tc>

--- a/public/assets/documents/template-word/template_correspondencia.docx
+++ b/public/assets/documents/template-word/template_correspondencia.docx
@@ -1530,7 +1530,7 @@
       </w:tr>
       <w:tr>
         <w:trPr>
-          <w:trHeight w:val="850"/>
+          <w:trHeight w:val="737"/>
           <w:jc w:val="center"/>
         </w:trPr>
         <w:tc>
@@ -1588,7 +1588,7 @@
       </w:tr>
       <w:tr>
         <w:trPr>
-          <w:trHeight w:val="386"/>
+          <w:trHeight w:val="510"/>
           <w:jc w:val="center"/>
         </w:trPr>
         <w:tc>

--- a/public/assets/documents/template-word/template_correspondencia.docx
+++ b/public/assets/documents/template-word/template_correspondencia.docx
@@ -1608,15 +1608,23 @@
               <w:rPr>
                 <w:rFonts w:ascii="Noto Sans" w:eastAsia="Noto Sans" w:hAnsi="Noto Sans" w:cs="Noto Sans"/>
                 <w:u w:val="single"/>
-                <w:lang w:val="en-US"/>
-              </w:rPr>
-            </w:pPr>
+              </w:rPr>
+            </w:pPr>
+            <w:proofErr w:type="spellStart"/>
             <w:r>
               <w:rPr>
                 <w:rFonts w:ascii="Noto Sans" w:eastAsia="Noto Sans" w:hAnsi="Noto Sans" w:cs="Noto Sans"/>
                 <w:lang w:val="en-US"/>
               </w:rPr>
-              <w:t>Clave</w:t>
+              <w:t>Clasif</w:t>
+            </w:r>
+            <w:proofErr w:type="spellEnd"/>
+            <w:r>
+              <w:rPr>
+                <w:rFonts w:ascii="Noto Sans" w:eastAsia="Noto Sans" w:hAnsi="Noto Sans" w:cs="Noto Sans"/>
+                <w:lang w:val="en-US"/>
+              </w:rPr>
+              <w:t>. Archivística</w:t>
             </w:r>
           </w:p>
         </w:tc>
@@ -3110,7 +3118,6 @@
   <w:style w:type="character" w:default="1" w:styleId="Fuentedeprrafopredeter">
     <w:name w:val="Default Paragraph Font"/>
     <w:uiPriority w:val="1"/>
-    <w:semiHidden/>
     <w:unhideWhenUsed/>
   </w:style>
   <w:style w:type="table" w:default="1" w:styleId="Tablanormal">
